--- a/新泰週報20260315[2611]B4F.docx
+++ b/新泰週報20260315[2611]B4F.docx
@@ -1,6 +1,6 @@
 
 <file path=word/document.xml><?xml version="1.0" encoding="utf-8"?>
-<w:document xmlns:wpc="http://schemas.microsoft.com/office/word/2010/wordprocessingCanvas" xmlns:mc="http://schemas.openxmlformats.org/markup-compatibility/2006" xmlns:o="urn:schemas-microsoft-com:office:office" xmlns:r="http://schemas.openxmlformats.org/officeDocument/2006/relationships" xmlns:m="http://schemas.openxmlformats.org/officeDocument/2006/math" xmlns:v="urn:schemas-microsoft-com:vml" xmlns:wp14="http://schemas.microsoft.com/office/word/2010/wordprocessingDrawing" xmlns:wp="http://schemas.openxmlformats.org/drawingml/2006/wordprocessingDrawing" xmlns:w10="urn:schemas-microsoft-com:office:word" xmlns:w="http://schemas.openxmlformats.org/wordprocessingml/2006/main" xmlns:w14="http://schemas.microsoft.com/office/word/2010/wordml" xmlns:w15="http://schemas.microsoft.com/office/word/2012/wordml" xmlns:wpg="http://schemas.microsoft.com/office/word/2010/wordprocessingGroup" xmlns:wpi="http://schemas.microsoft.com/office/word/2010/wordprocessingInk" xmlns:wne="http://schemas.microsoft.com/office/word/2006/wordml" xmlns:wps="http://schemas.microsoft.com/office/word/2010/wordprocessingShape" mc:Ignorable="w14 w15 wp14">
+<w:document xmlns:wpc="http://schemas.microsoft.com/office/word/2010/wordprocessingCanvas" xmlns:cx="http://schemas.microsoft.com/office/drawing/2014/chartex" xmlns:cx1="http://schemas.microsoft.com/office/drawing/2015/9/8/chartex" xmlns:cx2="http://schemas.microsoft.com/office/drawing/2015/10/21/chartex" xmlns:cx3="http://schemas.microsoft.com/office/drawing/2016/5/9/chartex" xmlns:cx4="http://schemas.microsoft.com/office/drawing/2016/5/10/chartex" xmlns:cx5="http://schemas.microsoft.com/office/drawing/2016/5/11/chartex" xmlns:cx6="http://schemas.microsoft.com/office/drawing/2016/5/12/chartex" xmlns:cx7="http://schemas.microsoft.com/office/drawing/2016/5/13/chartex" xmlns:cx8="http://schemas.microsoft.com/office/drawing/2016/5/14/chartex" xmlns:mc="http://schemas.openxmlformats.org/markup-compatibility/2006" xmlns:aink="http://schemas.microsoft.com/office/drawing/2016/ink" xmlns:am3d="http://schemas.microsoft.com/office/drawing/2017/model3d" xmlns:o="urn:schemas-microsoft-com:office:office" xmlns:oel="http://schemas.microsoft.com/office/2019/extlst" xmlns:r="http://schemas.openxmlformats.org/officeDocument/2006/relationships" xmlns:m="http://schemas.openxmlformats.org/officeDocument/2006/math" xmlns:v="urn:schemas-microsoft-com:vml" xmlns:wp14="http://schemas.microsoft.com/office/word/2010/wordprocessingDrawing" xmlns:wp="http://schemas.openxmlformats.org/drawingml/2006/wordprocessingDrawing" xmlns:w10="urn:schemas-microsoft-com:office:word" xmlns:w="http://schemas.openxmlformats.org/wordprocessingml/2006/main" xmlns:w14="http://schemas.microsoft.com/office/word/2010/wordml" xmlns:w15="http://schemas.microsoft.com/office/word/2012/wordml" xmlns:w16cex="http://schemas.microsoft.com/office/word/2018/wordml/cex" xmlns:w16cid="http://schemas.microsoft.com/office/word/2016/wordml/cid" xmlns:w16="http://schemas.microsoft.com/office/word/2018/wordml" xmlns:w16sdtdh="http://schemas.microsoft.com/office/word/2020/wordml/sdtdatahash" xmlns:w16se="http://schemas.microsoft.com/office/word/2015/wordml/symex" xmlns:wpg="http://schemas.microsoft.com/office/word/2010/wordprocessingGroup" xmlns:wpi="http://schemas.microsoft.com/office/word/2010/wordprocessingInk" xmlns:wne="http://schemas.microsoft.com/office/word/2006/wordml" xmlns:wps="http://schemas.microsoft.com/office/word/2010/wordprocessingShape" mc:Ignorable="w14 w15 w16se w16cid w16 w16cex w16sdtdh wp14">
   <w:body>
     <w:p>
       <w:pPr>
@@ -105,7 +105,16 @@
           <w:sz w:val="20"/>
           <w:szCs w:val="20"/>
         </w:rPr>
-        <w:instrText>10</w:instrText>
+        <w:instrText>1</w:instrText>
+      </w:r>
+      <w:r>
+        <w:rPr>
+          <w:rFonts w:ascii="Barlow Condensed Medium" w:hAnsi="Barlow Condensed Medium" w:cs="Tahoma" w:hint="eastAsia"/>
+          <w:color w:val="404040" w:themeColor="text1" w:themeTint="BF"/>
+          <w:sz w:val="20"/>
+          <w:szCs w:val="20"/>
+        </w:rPr>
+        <w:instrText>1</w:instrText>
       </w:r>
       <w:r>
         <w:rPr>
@@ -144,7 +153,7 @@
           <w:sz w:val="20"/>
           <w:szCs w:val="20"/>
         </w:rPr>
-        <w:t>610</w:t>
+        <w:t>611</w:t>
       </w:r>
       <w:bookmarkEnd w:id="0"/>
       <w:r>
@@ -323,7 +332,7 @@
           <w:sz w:val="20"/>
           <w:szCs w:val="20"/>
         </w:rPr>
-        <w:instrText>8</w:instrText>
+        <w:instrText>15</w:instrText>
       </w:r>
       <w:r>
         <w:rPr>
@@ -352,7 +361,7 @@
           <w:sz w:val="20"/>
           <w:szCs w:val="20"/>
         </w:rPr>
-        <w:t>8</w:t>
+        <w:t>15</w:t>
       </w:r>
       <w:bookmarkEnd w:id="3"/>
       <w:r>
@@ -3627,7 +3636,7 @@
           <w:sz w:val="26"/>
           <w:szCs w:val="26"/>
         </w:rPr>
-        <w:t>上帝命令眾人著聽</w:t>
+        <w:t>主啊！請祢對天照光我</w:t>
       </w:r>
       <w:r>
         <w:rPr>
@@ -3642,14 +3651,8 @@
     </w:p>
     <w:p>
       <w:pPr>
-        <w:pStyle w:val="a8"/>
-        <w:numPr>
-          <w:ilvl w:val="0"/>
-          <w:numId w:val="16"/>
-        </w:numPr>
         <w:snapToGrid w:val="0"/>
         <w:spacing w:line="300" w:lineRule="exact"/>
-        <w:ind w:leftChars="0"/>
         <w:rPr>
           <w:rFonts w:ascii="Barlow Condensed Medium" w:eastAsia="標楷體" w:hAnsi="Barlow Condensed Medium" w:cs="Arial"/>
           <w:bCs/>
@@ -3668,15 +3671,13 @@
           <w:sz w:val="26"/>
           <w:szCs w:val="26"/>
         </w:rPr>
-        <w:t>上帝命令眾人著聽</w:t>
+        <w:t>逐早起當我睏醒舉目四圍觀看，</w:t>
       </w:r>
     </w:p>
     <w:p>
       <w:pPr>
-        <w:pStyle w:val="a8"/>
         <w:snapToGrid w:val="0"/>
         <w:spacing w:line="300" w:lineRule="exact"/>
-        <w:ind w:leftChars="0" w:left="360"/>
         <w:rPr>
           <w:rFonts w:ascii="Barlow Condensed Medium" w:eastAsia="標楷體" w:hAnsi="Barlow Condensed Medium" w:cs="Arial"/>
           <w:bCs/>
@@ -3695,15 +3696,24 @@
           <w:sz w:val="26"/>
           <w:szCs w:val="26"/>
         </w:rPr>
-        <w:t>歡喜承受福音真聲</w:t>
+        <w:t>上帝創造之萬物，真好聽且好看。</w:t>
+      </w:r>
+      <w:r>
+        <w:rPr>
+          <w:rFonts w:ascii="Barlow Condensed Medium" w:eastAsia="標楷體" w:hAnsi="Barlow Condensed Medium" w:cs="Arial" w:hint="eastAsia"/>
+          <w:bCs/>
+          <w:w w:val="72"/>
+          <w:kern w:val="0"/>
+          <w:sz w:val="26"/>
+          <w:szCs w:val="26"/>
+        </w:rPr>
+        <w:t xml:space="preserve"> </w:t>
       </w:r>
     </w:p>
     <w:p>
       <w:pPr>
-        <w:pStyle w:val="a8"/>
         <w:snapToGrid w:val="0"/>
         <w:spacing w:line="300" w:lineRule="exact"/>
-        <w:ind w:leftChars="0" w:left="360"/>
         <w:rPr>
           <w:rFonts w:ascii="Barlow Condensed Medium" w:eastAsia="標楷體" w:hAnsi="Barlow Condensed Medium" w:cs="Arial"/>
           <w:bCs/>
@@ -3722,15 +3732,13 @@
           <w:sz w:val="26"/>
           <w:szCs w:val="26"/>
         </w:rPr>
-        <w:t>聖書著現上帝大恩</w:t>
+        <w:t>我感謝主佇全新之日賞賜福氣，</w:t>
       </w:r>
     </w:p>
     <w:p>
       <w:pPr>
-        <w:pStyle w:val="a8"/>
         <w:snapToGrid w:val="0"/>
         <w:spacing w:line="300" w:lineRule="exact"/>
-        <w:ind w:leftChars="0" w:left="360"/>
         <w:rPr>
           <w:rFonts w:ascii="Barlow Condensed Medium" w:eastAsia="標楷體" w:hAnsi="Barlow Condensed Medium" w:cs="Arial"/>
           <w:bCs/>
@@ -3749,19 +3757,13 @@
           <w:sz w:val="26"/>
           <w:szCs w:val="26"/>
         </w:rPr>
-        <w:t>主救世間解人憂悶</w:t>
+        <w:t>我之靈趒跳歡喜；我之心欲吟詩。</w:t>
       </w:r>
     </w:p>
     <w:p>
       <w:pPr>
-        <w:pStyle w:val="a8"/>
-        <w:numPr>
-          <w:ilvl w:val="0"/>
-          <w:numId w:val="16"/>
-        </w:numPr>
         <w:snapToGrid w:val="0"/>
         <w:spacing w:line="300" w:lineRule="exact"/>
-        <w:ind w:leftChars="0"/>
         <w:rPr>
           <w:rFonts w:ascii="Barlow Condensed Medium" w:eastAsia="標楷體" w:hAnsi="Barlow Condensed Medium" w:cs="Arial"/>
           <w:bCs/>
@@ -3780,15 +3782,13 @@
           <w:sz w:val="26"/>
           <w:szCs w:val="26"/>
         </w:rPr>
-        <w:t>聖書所傳正道真實</w:t>
+        <w:t>主，請祢對天照光我。主，請祢對天照光我。</w:t>
       </w:r>
     </w:p>
     <w:p>
       <w:pPr>
-        <w:pStyle w:val="a8"/>
         <w:snapToGrid w:val="0"/>
         <w:spacing w:line="300" w:lineRule="exact"/>
-        <w:ind w:leftChars="0" w:left="360"/>
         <w:rPr>
           <w:rFonts w:ascii="Barlow Condensed Medium" w:eastAsia="標楷體" w:hAnsi="Barlow Condensed Medium" w:cs="Arial"/>
           <w:bCs/>
@@ -3807,15 +3807,13 @@
           <w:sz w:val="26"/>
           <w:szCs w:val="26"/>
         </w:rPr>
-        <w:t>滋味極妙較甜蜂蜜</w:t>
+        <w:t>得主指示逐日服事無息。主啊！</w:t>
       </w:r>
     </w:p>
     <w:p>
       <w:pPr>
-        <w:pStyle w:val="a8"/>
         <w:snapToGrid w:val="0"/>
         <w:spacing w:line="300" w:lineRule="exact"/>
-        <w:ind w:leftChars="0" w:left="360"/>
         <w:rPr>
           <w:rFonts w:ascii="Barlow Condensed Medium" w:eastAsia="標楷體" w:hAnsi="Barlow Condensed Medium" w:cs="Arial"/>
           <w:bCs/>
@@ -3834,15 +3832,13 @@
           <w:sz w:val="26"/>
           <w:szCs w:val="26"/>
         </w:rPr>
-        <w:t>上帝道理實在珍寶</w:t>
+        <w:t>請祢對天頂照光我，照光我。</w:t>
       </w:r>
     </w:p>
     <w:p>
       <w:pPr>
-        <w:pStyle w:val="a8"/>
         <w:snapToGrid w:val="0"/>
         <w:spacing w:line="300" w:lineRule="exact"/>
-        <w:ind w:leftChars="0" w:left="360"/>
         <w:rPr>
           <w:rFonts w:ascii="Barlow Condensed Medium" w:eastAsia="標楷體" w:hAnsi="Barlow Condensed Medium" w:cs="Arial"/>
           <w:bCs/>
@@ -3861,19 +3857,13 @@
           <w:sz w:val="26"/>
           <w:szCs w:val="26"/>
         </w:rPr>
-        <w:t>比銀比金萬倍較好</w:t>
+        <w:t>當我的困苦與重擔超過我可忍受，我卻充滿大信心，因為祢啲保守。</w:t>
       </w:r>
     </w:p>
     <w:p>
       <w:pPr>
-        <w:pStyle w:val="a8"/>
-        <w:numPr>
-          <w:ilvl w:val="0"/>
-          <w:numId w:val="16"/>
-        </w:numPr>
         <w:snapToGrid w:val="0"/>
         <w:spacing w:line="300" w:lineRule="exact"/>
-        <w:ind w:leftChars="0"/>
         <w:rPr>
           <w:rFonts w:ascii="Barlow Condensed Medium" w:eastAsia="標楷體" w:hAnsi="Barlow Condensed Medium" w:cs="Arial"/>
           <w:bCs/>
@@ -3892,15 +3882,13 @@
           <w:sz w:val="26"/>
           <w:szCs w:val="26"/>
         </w:rPr>
-        <w:t>萬民徛起死地蔭影</w:t>
+        <w:t>祢欲賞賜我勇氣，與堅定之心志，且確信主欲導路到祢所定路途。</w:t>
       </w:r>
     </w:p>
     <w:p>
       <w:pPr>
-        <w:pStyle w:val="a8"/>
         <w:snapToGrid w:val="0"/>
         <w:spacing w:line="300" w:lineRule="exact"/>
-        <w:ind w:leftChars="0" w:left="360"/>
         <w:rPr>
           <w:rFonts w:ascii="Barlow Condensed Medium" w:eastAsia="標楷體" w:hAnsi="Barlow Condensed Medium" w:cs="Arial"/>
           <w:bCs/>
@@ -3919,15 +3907,13 @@
           <w:sz w:val="26"/>
           <w:szCs w:val="26"/>
         </w:rPr>
-        <w:t>聖書著現上帝榮光</w:t>
+        <w:t>主，請祢對天照光我。主，請祢對天照光我。</w:t>
       </w:r>
     </w:p>
     <w:p>
       <w:pPr>
-        <w:pStyle w:val="a8"/>
         <w:snapToGrid w:val="0"/>
         <w:spacing w:line="300" w:lineRule="exact"/>
-        <w:ind w:leftChars="0" w:left="360"/>
         <w:rPr>
           <w:rFonts w:ascii="Barlow Condensed Medium" w:eastAsia="標楷體" w:hAnsi="Barlow Condensed Medium" w:cs="Arial"/>
           <w:bCs/>
@@ -3946,15 +3932,13 @@
           <w:sz w:val="26"/>
           <w:szCs w:val="26"/>
         </w:rPr>
-        <w:t>顯明真理就是福音</w:t>
+        <w:t>得主指示逐日服事無息。主啊，</w:t>
       </w:r>
     </w:p>
     <w:p>
       <w:pPr>
-        <w:pStyle w:val="a8"/>
         <w:snapToGrid w:val="0"/>
         <w:spacing w:line="300" w:lineRule="exact"/>
-        <w:ind w:leftChars="0" w:left="360"/>
         <w:rPr>
           <w:rFonts w:ascii="Barlow Condensed Medium" w:eastAsia="標楷體" w:hAnsi="Barlow Condensed Medium" w:cs="Arial"/>
           <w:bCs/>
@@ -3973,19 +3957,13 @@
           <w:sz w:val="26"/>
           <w:szCs w:val="26"/>
         </w:rPr>
-        <w:t>聖神照光咱人的心</w:t>
+        <w:t>請祢對天頂照光我。</w:t>
       </w:r>
     </w:p>
     <w:p>
       <w:pPr>
-        <w:pStyle w:val="a8"/>
-        <w:numPr>
-          <w:ilvl w:val="0"/>
-          <w:numId w:val="16"/>
-        </w:numPr>
         <w:snapToGrid w:val="0"/>
         <w:spacing w:line="300" w:lineRule="exact"/>
-        <w:ind w:leftChars="0"/>
         <w:rPr>
           <w:rFonts w:ascii="Barlow Condensed Medium" w:eastAsia="標楷體" w:hAnsi="Barlow Condensed Medium" w:cs="Arial"/>
           <w:bCs/>
@@ -4004,15 +3982,13 @@
           <w:sz w:val="26"/>
           <w:szCs w:val="26"/>
         </w:rPr>
-        <w:t>聖書指示永活的路</w:t>
+        <w:t>我就吟「哈利路亞！榮光，哈利路亞！」我有尋著快樂之人生！</w:t>
       </w:r>
     </w:p>
     <w:p>
       <w:pPr>
-        <w:pStyle w:val="a8"/>
         <w:snapToGrid w:val="0"/>
         <w:spacing w:line="300" w:lineRule="exact"/>
-        <w:ind w:leftChars="0" w:left="360"/>
         <w:rPr>
           <w:rFonts w:ascii="Barlow Condensed Medium" w:eastAsia="標楷體" w:hAnsi="Barlow Condensed Medium" w:cs="Arial"/>
           <w:bCs/>
@@ -4031,15 +4007,35 @@
           <w:sz w:val="26"/>
           <w:szCs w:val="26"/>
         </w:rPr>
-        <w:t>教人信趁榮光耶穌</w:t>
+        <w:t>「哈利路亞！榮光，哈利路亞！」</w:t>
+      </w:r>
+      <w:r>
+        <w:rPr>
+          <w:rFonts w:ascii="Barlow Condensed Medium" w:eastAsia="標楷體" w:hAnsi="Barlow Condensed Medium" w:cs="Arial" w:hint="eastAsia"/>
+          <w:bCs/>
+          <w:w w:val="72"/>
+          <w:kern w:val="0"/>
+          <w:sz w:val="26"/>
+          <w:szCs w:val="26"/>
+        </w:rPr>
+        <w:t>Yes</w:t>
+      </w:r>
+      <w:r>
+        <w:rPr>
+          <w:rFonts w:ascii="Barlow Condensed Medium" w:eastAsia="標楷體" w:hAnsi="Barlow Condensed Medium" w:cs="Arial" w:hint="eastAsia"/>
+          <w:bCs/>
+          <w:w w:val="72"/>
+          <w:kern w:val="0"/>
+          <w:sz w:val="26"/>
+          <w:szCs w:val="26"/>
+        </w:rPr>
+        <w:t>，我主之真光對天照我！</w:t>
       </w:r>
     </w:p>
     <w:p>
       <w:pPr>
-        <w:pStyle w:val="a8"/>
         <w:snapToGrid w:val="0"/>
         <w:spacing w:line="300" w:lineRule="exact"/>
-        <w:ind w:leftChars="0" w:left="360"/>
         <w:rPr>
           <w:rFonts w:ascii="Barlow Condensed Medium" w:eastAsia="標楷體" w:hAnsi="Barlow Condensed Medium" w:cs="Arial"/>
           <w:bCs/>
@@ -4058,15 +4054,10 @@
           <w:sz w:val="26"/>
           <w:szCs w:val="26"/>
         </w:rPr>
-        <w:t>真光來照咱行妥當</w:t>
+        <w:t>當我行人生路途，我</w:t>
       </w:r>
-    </w:p>
-    <w:p>
-      <w:pPr>
-        <w:pStyle w:val="a8"/>
-        <w:snapToGrid w:val="0"/>
-        <w:spacing w:line="300" w:lineRule="exact"/>
-        <w:ind w:leftChars="0" w:left="360"/>
+      <w:proofErr w:type="spellStart"/>
+      <w:r>
         <w:rPr>
           <w:rFonts w:ascii="Barlow Condensed Medium" w:eastAsia="標楷體" w:hAnsi="Barlow Condensed Medium" w:cs="Arial"/>
           <w:bCs/>
@@ -4075,7 +4066,20 @@
           <w:sz w:val="26"/>
           <w:szCs w:val="26"/>
         </w:rPr>
-      </w:pPr>
+        <w:t>böe</w:t>
+      </w:r>
+      <w:proofErr w:type="spellEnd"/>
+      <w:r>
+        <w:rPr>
+          <w:rFonts w:ascii="Barlow Condensed Medium" w:eastAsia="標楷體" w:hAnsi="Barlow Condensed Medium" w:cs="Arial"/>
+          <w:bCs/>
+          <w:w w:val="72"/>
+          <w:kern w:val="0"/>
+          <w:sz w:val="26"/>
+          <w:szCs w:val="26"/>
+        </w:rPr>
+        <w:t xml:space="preserve"> </w:t>
+      </w:r>
       <w:r>
         <w:rPr>
           <w:rFonts w:ascii="Barlow Condensed Medium" w:eastAsia="標楷體" w:hAnsi="Barlow Condensed Medium" w:cs="Arial" w:hint="eastAsia"/>
@@ -4085,19 +4089,13 @@
           <w:sz w:val="26"/>
           <w:szCs w:val="26"/>
         </w:rPr>
-        <w:t>深信盼望能到天堂</w:t>
+        <w:t>孤單迷路，祢之愛佇我心內，我就永遠自在。</w:t>
       </w:r>
     </w:p>
     <w:p>
       <w:pPr>
-        <w:pStyle w:val="a8"/>
-        <w:numPr>
-          <w:ilvl w:val="0"/>
-          <w:numId w:val="16"/>
-        </w:numPr>
         <w:snapToGrid w:val="0"/>
         <w:spacing w:line="300" w:lineRule="exact"/>
-        <w:ind w:leftChars="0"/>
         <w:rPr>
           <w:rFonts w:ascii="Barlow Condensed Medium" w:eastAsia="標楷體" w:hAnsi="Barlow Condensed Medium" w:cs="Arial"/>
           <w:bCs/>
@@ -4116,15 +4114,13 @@
           <w:sz w:val="26"/>
           <w:szCs w:val="26"/>
         </w:rPr>
-        <w:t>今咱成做耶穌學生</w:t>
+        <w:t>主啊！祢是燒瓷者，我只有是黏土，求祢捏我，塑造我逐日做祢門徒。</w:t>
       </w:r>
     </w:p>
     <w:p>
       <w:pPr>
-        <w:pStyle w:val="a8"/>
         <w:snapToGrid w:val="0"/>
         <w:spacing w:line="300" w:lineRule="exact"/>
-        <w:ind w:leftChars="0" w:left="360"/>
         <w:rPr>
           <w:rFonts w:ascii="Barlow Condensed Medium" w:eastAsia="標楷體" w:hAnsi="Barlow Condensed Medium" w:cs="Arial"/>
           <w:bCs/>
@@ -4143,15 +4139,13 @@
           <w:sz w:val="26"/>
           <w:szCs w:val="26"/>
         </w:rPr>
-        <w:t>常常講究上帝聖經</w:t>
+        <w:t>主，請祢自天照光我。主，請祢自天照光我。</w:t>
       </w:r>
     </w:p>
     <w:p>
       <w:pPr>
-        <w:pStyle w:val="a8"/>
         <w:snapToGrid w:val="0"/>
         <w:spacing w:line="300" w:lineRule="exact"/>
-        <w:ind w:leftChars="0" w:left="360"/>
         <w:rPr>
           <w:rFonts w:ascii="Barlow Condensed Medium" w:eastAsia="標楷體" w:hAnsi="Barlow Condensed Medium" w:cs="Arial"/>
           <w:bCs/>
@@ -4170,15 +4164,13 @@
           <w:sz w:val="26"/>
           <w:szCs w:val="26"/>
         </w:rPr>
-        <w:t>聖神感化各人心肝</w:t>
+        <w:t>得主指示逐日服事無息。主啊，請祢自天頂照光我。</w:t>
       </w:r>
     </w:p>
     <w:p>
       <w:pPr>
-        <w:pStyle w:val="a8"/>
         <w:snapToGrid w:val="0"/>
         <w:spacing w:line="300" w:lineRule="exact"/>
-        <w:ind w:leftChars="0" w:left="360"/>
         <w:rPr>
           <w:rFonts w:ascii="Barlow Condensed Medium" w:eastAsia="標楷體" w:hAnsi="Barlow Condensed Medium" w:cs="Arial"/>
           <w:bCs/>
@@ -4197,7 +4189,7 @@
           <w:sz w:val="26"/>
           <w:szCs w:val="26"/>
         </w:rPr>
-        <w:t>趁主旨意福氣滿滿</w:t>
+        <w:t>我就吟「哈利路亞！榮光，哈利路亞！」我有尋著快樂之人生！</w:t>
       </w:r>
     </w:p>
     <w:p>
@@ -4207,11 +4199,69 @@
         <w:rPr>
           <w:rFonts w:ascii="Barlow Condensed Medium" w:eastAsia="標楷體" w:hAnsi="Barlow Condensed Medium" w:cs="Arial"/>
           <w:bCs/>
+          <w:w w:val="72"/>
+          <w:kern w:val="0"/>
+          <w:sz w:val="26"/>
+          <w:szCs w:val="26"/>
+        </w:rPr>
+      </w:pPr>
+      <w:r>
+        <w:rPr>
+          <w:rFonts w:ascii="Barlow Condensed Medium" w:eastAsia="標楷體" w:hAnsi="Barlow Condensed Medium" w:cs="Arial" w:hint="eastAsia"/>
+          <w:bCs/>
+          <w:w w:val="72"/>
+          <w:kern w:val="0"/>
+          <w:sz w:val="26"/>
+          <w:szCs w:val="26"/>
+        </w:rPr>
+        <w:t>「哈利路亞！榮光，哈利路亞！」</w:t>
+      </w:r>
+      <w:r>
+        <w:rPr>
+          <w:rFonts w:ascii="Barlow Condensed Medium" w:eastAsia="標楷體" w:hAnsi="Barlow Condensed Medium" w:cs="Arial" w:hint="eastAsia"/>
+          <w:bCs/>
+          <w:w w:val="72"/>
+          <w:kern w:val="0"/>
+          <w:sz w:val="26"/>
+          <w:szCs w:val="26"/>
+        </w:rPr>
+        <w:t>Yes</w:t>
+      </w:r>
+      <w:r>
+        <w:rPr>
+          <w:rFonts w:ascii="Barlow Condensed Medium" w:eastAsia="標楷體" w:hAnsi="Barlow Condensed Medium" w:cs="Arial" w:hint="eastAsia"/>
+          <w:bCs/>
+          <w:w w:val="72"/>
+          <w:kern w:val="0"/>
+          <w:sz w:val="26"/>
+          <w:szCs w:val="26"/>
+        </w:rPr>
+        <w:t>，我主之真光自天照我！</w:t>
+      </w:r>
+    </w:p>
+    <w:p>
+      <w:pPr>
+        <w:snapToGrid w:val="0"/>
+        <w:spacing w:line="300" w:lineRule="exact"/>
+        <w:rPr>
+          <w:rFonts w:ascii="Barlow Condensed Medium" w:eastAsia="標楷體" w:hAnsi="Barlow Condensed Medium" w:cs="Arial"/>
+          <w:bCs/>
           <w:w w:val="70"/>
           <w:sz w:val="26"/>
           <w:szCs w:val="26"/>
         </w:rPr>
       </w:pPr>
+      <w:r>
+        <w:rPr>
+          <w:rFonts w:ascii="Barlow Condensed Medium" w:eastAsia="標楷體" w:hAnsi="Barlow Condensed Medium" w:cs="Arial" w:hint="eastAsia"/>
+          <w:bCs/>
+          <w:w w:val="72"/>
+          <w:kern w:val="0"/>
+          <w:sz w:val="26"/>
+          <w:szCs w:val="26"/>
+        </w:rPr>
+        <w:t>主啊，請祢自天頂照光我！</w:t>
+      </w:r>
       <w:r>
         <w:rPr>
           <w:rFonts w:ascii="標楷體" w:eastAsia="標楷體" w:hAnsi="標楷體"/>
@@ -4386,7 +4436,7 @@
           </mc:Choice>
           <mc:Fallback>
             <w:pict>
-              <v:group w14:anchorId="789743EB" id="群組 21" o:spid="_x0000_s1026" style="position:absolute;margin-left:538.15pt;margin-top:28.9pt;width:134.65pt;height:261.65pt;z-index:251667968;mso-position-horizontal-relative:page;mso-position-vertical-relative:page;mso-width-relative:margin;mso-height-relative:margin" coordsize="17094,33223" o:gfxdata="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">
+              <v:group w14:anchorId="789743EB" id="群組 21" o:spid="_x0000_s1026" style="position:absolute;margin-left:538.15pt;margin-top:28.9pt;width:134.65pt;height:261.65pt;z-index:251667968;mso-position-horizontal-relative:page;mso-position-vertical-relative:page;mso-width-relative:margin;mso-height-relative:margin" coordsize="17094,33223" o:gfxdata="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">
                 <v:shapetype id="_x0000_t75" coordsize="21600,21600" o:spt="75" o:preferrelative="t" path="m@4@5l@4@11@9@11@9@5xe" filled="f" stroked="f">
                   <v:stroke joinstyle="miter"/>
                   <v:formulas>
@@ -4406,11 +4456,10 @@
                   <v:path o:extrusionok="f" gradientshapeok="t" o:connecttype="rect"/>
                   <o:lock v:ext="edit" aspectratio="t"/>
                 </v:shapetype>
-                <v:shape id="圖片 18" o:spid="_x0000_s1027" type="#_x0000_t75" style="position:absolute;left:-8065;top:8065;width:33223;height:17094;rotation:90;visibility:visible;mso-wrap-style:square" o:gfxdata="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">
+                <v:shape id="圖片 18" o:spid="_x0000_s1027" type="#_x0000_t75" style="position:absolute;left:-8065;top:8065;width:33223;height:17094;rotation:90;visibility:visible;mso-wrap-style:square" o:gfxdata="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">
                   <v:imagedata r:id="rId10" o:title=""/>
-                  <v:path arrowok="t"/>
                 </v:shape>
-                <v:roundrect id="圓角矩形 7" o:spid="_x0000_s1028" style="position:absolute;left:1666;top:2875;width:14086;height:28296;visibility:visible;mso-wrap-style:square;v-text-anchor:top" arcsize="3131f" o:gfxdata="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" filled="f" stroked="f" strokeweight="2.5pt">
+                <v:roundrect id="圓角矩形 7" o:spid="_x0000_s1028" style="position:absolute;left:1666;top:2875;width:14086;height:28296;visibility:visible;mso-wrap-style:square;v-text-anchor:top" arcsize="3131f" o:gfxdata="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" filled="f" stroked="f" strokeweight="2.5pt">
                   <v:stroke joinstyle="miter"/>
                   <v:textbox style="layout-flow:vertical-ideographic" inset="1mm,1mm,1mm,1mm">
                     <w:txbxContent>
@@ -4472,7 +4521,7 @@
           <w:noProof/>
         </w:rPr>
         <w:drawing>
-          <wp:anchor distT="0" distB="0" distL="114300" distR="114300" simplePos="0" relativeHeight="251659776" behindDoc="0" locked="0" layoutInCell="1" allowOverlap="1" wp14:anchorId="0030E694" wp14:editId="3C148A93">
+          <wp:anchor distT="0" distB="0" distL="114300" distR="114300" simplePos="0" relativeHeight="251659776" behindDoc="0" locked="0" layoutInCell="1" allowOverlap="1" wp14:anchorId="0030E694" wp14:editId="2B371668">
             <wp:simplePos x="0" y="0"/>
             <wp:positionH relativeFrom="column">
               <wp:posOffset>2160905</wp:posOffset>
@@ -6414,12 +6463,12 @@
           </mc:Choice>
           <mc:Fallback>
             <w:pict>
-              <v:group w14:anchorId="5DF93223" id="群組 24" o:spid="_x0000_s1029" style="position:absolute;margin-left:533.85pt;margin-top:298.55pt;width:140.3pt;height:259.35pt;z-index:251663872;mso-position-horizontal-relative:page;mso-position-vertical-relative:page;mso-width-relative:margin;mso-height-relative:margin" coordsize="17818,32941" o:gfxdata="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">
+              <v:group w14:anchorId="5DF93223" id="群組 24" o:spid="_x0000_s1029" style="position:absolute;margin-left:533.85pt;margin-top:298.55pt;width:140.3pt;height:259.35pt;z-index:251663872;mso-position-horizontal-relative:page;mso-position-vertical-relative:page;mso-width-relative:margin;mso-height-relative:margin" coordsize="17818,32941" o:gfxdata="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">
                 <v:shapetype id="_x0000_t202" coordsize="21600,21600" o:spt="202" path="m,l,21600r21600,l21600,xe">
                   <v:stroke joinstyle="miter"/>
                   <v:path gradientshapeok="t" o:connecttype="rect"/>
                 </v:shapetype>
-                <v:shape id="_x0000_s1030" type="#_x0000_t202" style="position:absolute;left:351;top:293;width:17279;height:32590;visibility:visible;mso-wrap-style:square;v-text-anchor:top" o:gfxdata="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" stroked="f">
+                <v:shape id="_x0000_s1030" type="#_x0000_t202" style="position:absolute;left:351;top:293;width:17279;height:32590;visibility:visible;mso-wrap-style:square;v-text-anchor:top" o:gfxdata="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" stroked="f">
                   <v:textbox inset="0,0,0,0">
                     <w:txbxContent>
                       <w:p>
@@ -8109,7 +8158,7 @@
                     </w:txbxContent>
                   </v:textbox>
                 </v:shape>
-                <v:roundrect id="圓角矩形 5" o:spid="_x0000_s1031" style="position:absolute;width:17818;height:32941;visibility:visible;mso-wrap-style:square;v-text-anchor:middle" arcsize="2169f" o:gfxdata="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" filled="f" strokecolor="#5a5a5a [2109]" strokeweight="2.5pt">
+                <v:roundrect id="圓角矩形 5" o:spid="_x0000_s1031" style="position:absolute;width:17818;height:32941;visibility:visible;mso-wrap-style:square;v-text-anchor:middle" arcsize="2169f" o:gfxdata="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" filled="f" strokecolor="#5a5a5a [2109]" strokeweight="2.5pt">
                   <v:stroke joinstyle="miter"/>
                 </v:roundrect>
                 <w10:wrap anchorx="page" anchory="page"/>
@@ -8324,7 +8373,7 @@
                                   <w:color w:val="000000"/>
                                   <w:w w:val="90"/>
                                 </w:rPr>
-                                <w:t>15</w:t>
+                                <w:t>22</w:t>
                               </w:r>
                               <w:r>
                                 <w:rPr>
@@ -8449,27 +8498,7 @@
                                         <w:sz w:val="26"/>
                                         <w:szCs w:val="26"/>
                                       </w:rPr>
-                                      <w:t>*</w:t>
-                                    </w:r>
-                                    <w:r>
-                                      <w:rPr>
-                                        <w:rFonts w:ascii="Barlow Condensed Medium" w:eastAsia="華康儷楷書" w:hAnsi="Barlow Condensed Medium" w:cs="華康儷楷書" w:hint="eastAsia"/>
-                                        <w:color w:val="000000" w:themeColor="text1"/>
-                                        <w:w w:val="75"/>
-                                        <w:sz w:val="26"/>
-                                        <w:szCs w:val="26"/>
-                                      </w:rPr>
-                                      <w:t>暫停</w:t>
-                                    </w:r>
-                                    <w:r>
-                                      <w:rPr>
-                                        <w:rFonts w:ascii="Barlow Condensed Medium" w:eastAsia="華康儷楷書" w:hAnsi="Barlow Condensed Medium" w:cs="華康儷楷書" w:hint="eastAsia"/>
-                                        <w:color w:val="000000" w:themeColor="text1"/>
-                                        <w:w w:val="75"/>
-                                        <w:sz w:val="26"/>
-                                        <w:szCs w:val="26"/>
-                                      </w:rPr>
-                                      <w:t>*</w:t>
+                                      <w:t>看你兄弟的情面</w:t>
                                     </w:r>
                                   </w:p>
                                 </w:tc>
@@ -8550,7 +8579,8 @@
                                       <w:rPr>
                                         <w:rFonts w:ascii="Barlow Condensed Medium" w:eastAsia="華康儷楷書" w:hAnsi="Barlow Condensed Medium" w:cs="華康儷楷書"/>
                                         <w:w w:val="75"/>
-                                        <w:szCs w:val="24"/>
+                                        <w:sz w:val="26"/>
+                                        <w:szCs w:val="26"/>
                                       </w:rPr>
                                     </w:pPr>
                                     <w:r>
@@ -8558,9 +8588,10 @@
                                         <w:rFonts w:ascii="Barlow Condensed Medium" w:eastAsia="華康儷楷書" w:hAnsi="Barlow Condensed Medium" w:cs="華康儷楷書" w:hint="eastAsia"/>
                                         <w:color w:val="000000" w:themeColor="text1"/>
                                         <w:w w:val="75"/>
-                                        <w:szCs w:val="24"/>
+                                        <w:sz w:val="26"/>
+                                        <w:szCs w:val="26"/>
                                       </w:rPr>
-                                      <w:t>神指引腳步帶來新生命</w:t>
+                                      <w:t>雙倍地臨到我</w:t>
                                     </w:r>
                                   </w:p>
                                 </w:tc>
@@ -8671,7 +8702,7 @@
                                         <w:sz w:val="26"/>
                                         <w:szCs w:val="26"/>
                                       </w:rPr>
-                                      <w:t>使徒行傳</w:t>
+                                      <w:t>王下</w:t>
                                     </w:r>
                                     <w:r>
                                       <w:rPr>
@@ -8681,7 +8712,7 @@
                                         <w:sz w:val="26"/>
                                         <w:szCs w:val="26"/>
                                       </w:rPr>
-                                      <w:t>8:29-39</w:t>
+                                      <w:t>2:1-15</w:t>
                                     </w:r>
                                   </w:p>
                                 </w:tc>
@@ -8791,7 +8822,7 @@
                                         <w:sz w:val="26"/>
                                         <w:szCs w:val="26"/>
                                       </w:rPr>
-                                      <w:t>詩</w:t>
+                                      <w:t>太</w:t>
                                     </w:r>
                                     <w:r>
                                       <w:rPr>
@@ -8801,7 +8832,7 @@
                                         <w:sz w:val="26"/>
                                         <w:szCs w:val="26"/>
                                       </w:rPr>
-                                      <w:t>32:8</w:t>
+                                      <w:t>7:11</w:t>
                                     </w:r>
                                   </w:p>
                                 </w:tc>
@@ -8883,7 +8914,7 @@
                                         <w:sz w:val="26"/>
                                         <w:szCs w:val="26"/>
                                       </w:rPr>
-                                      <w:t>十誡</w:t>
+                                      <w:t>新的誡命,</w:t>
                                     </w:r>
                                   </w:p>
                                 </w:tc>
@@ -9073,7 +9104,7 @@
                                         <w:sz w:val="26"/>
                                         <w:szCs w:val="26"/>
                                       </w:rPr>
-                                      <w:t>67,490,514</w:t>
+                                      <w:t>13,261,513</w:t>
                                     </w:r>
                                   </w:p>
                                 </w:tc>
@@ -9146,8 +9177,8 @@
           </mc:Choice>
           <mc:Fallback>
             <w:pict>
-              <v:group w14:anchorId="0AB0FEB2" id="群組 19" o:spid="_x0000_s1032" style="position:absolute;left:0;text-align:left;margin-left:534.4pt;margin-top:567.3pt;width:140.6pt;height:130.1pt;z-index:251646464;mso-position-horizontal-relative:page;mso-position-vertical-relative:page;mso-width-relative:margin;mso-height-relative:margin" coordorigin="108" coordsize="17868,16510" o:gfxdata="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">
-                <v:shape id="_x0000_s1033" type="#_x0000_t202" style="position:absolute;left:317;top:444;width:17634;height:15621;visibility:visible;mso-wrap-style:square;v-text-anchor:top" o:gfxdata="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" stroked="f">
+              <v:group w14:anchorId="0AB0FEB2" id="群組 19" o:spid="_x0000_s1032" style="position:absolute;left:0;text-align:left;margin-left:534.4pt;margin-top:567.3pt;width:140.6pt;height:130.1pt;z-index:251646464;mso-position-horizontal-relative:page;mso-position-vertical-relative:page;mso-width-relative:margin;mso-height-relative:margin" coordorigin="108" coordsize="17868,16510" o:gfxdata="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">
+                <v:shape id="_x0000_s1033" type="#_x0000_t202" style="position:absolute;left:317;top:444;width:17634;height:15621;visibility:visible;mso-wrap-style:square;v-text-anchor:top" o:gfxdata="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" stroked="f">
                   <v:textbox inset="0,0,0,0">
                     <w:txbxContent>
                       <w:p>
@@ -9254,7 +9285,7 @@
                             <w:color w:val="000000"/>
                             <w:w w:val="90"/>
                           </w:rPr>
-                          <w:t>15</w:t>
+                          <w:t>22</w:t>
                         </w:r>
                         <w:r>
                           <w:rPr>
@@ -9379,27 +9410,7 @@
                                   <w:sz w:val="26"/>
                                   <w:szCs w:val="26"/>
                                 </w:rPr>
-                                <w:t>*</w:t>
-                              </w:r>
-                              <w:r>
-                                <w:rPr>
-                                  <w:rFonts w:ascii="Barlow Condensed Medium" w:eastAsia="華康儷楷書" w:hAnsi="Barlow Condensed Medium" w:cs="華康儷楷書" w:hint="eastAsia"/>
-                                  <w:color w:val="000000" w:themeColor="text1"/>
-                                  <w:w w:val="75"/>
-                                  <w:sz w:val="26"/>
-                                  <w:szCs w:val="26"/>
-                                </w:rPr>
-                                <w:t>暫停</w:t>
-                              </w:r>
-                              <w:r>
-                                <w:rPr>
-                                  <w:rFonts w:ascii="Barlow Condensed Medium" w:eastAsia="華康儷楷書" w:hAnsi="Barlow Condensed Medium" w:cs="華康儷楷書" w:hint="eastAsia"/>
-                                  <w:color w:val="000000" w:themeColor="text1"/>
-                                  <w:w w:val="75"/>
-                                  <w:sz w:val="26"/>
-                                  <w:szCs w:val="26"/>
-                                </w:rPr>
-                                <w:t>*</w:t>
+                                <w:t>看你兄弟的情面</w:t>
                               </w:r>
                             </w:p>
                           </w:tc>
@@ -9480,7 +9491,8 @@
                                 <w:rPr>
                                   <w:rFonts w:ascii="Barlow Condensed Medium" w:eastAsia="華康儷楷書" w:hAnsi="Barlow Condensed Medium" w:cs="華康儷楷書"/>
                                   <w:w w:val="75"/>
-                                  <w:szCs w:val="24"/>
+                                  <w:sz w:val="26"/>
+                                  <w:szCs w:val="26"/>
                                 </w:rPr>
                               </w:pPr>
                               <w:r>
@@ -9488,9 +9500,10 @@
                                   <w:rFonts w:ascii="Barlow Condensed Medium" w:eastAsia="華康儷楷書" w:hAnsi="Barlow Condensed Medium" w:cs="華康儷楷書" w:hint="eastAsia"/>
                                   <w:color w:val="000000" w:themeColor="text1"/>
                                   <w:w w:val="75"/>
-                                  <w:szCs w:val="24"/>
+                                  <w:sz w:val="26"/>
+                                  <w:szCs w:val="26"/>
                                 </w:rPr>
-                                <w:t>神指引腳步帶來新生命</w:t>
+                                <w:t>雙倍地臨到我</w:t>
                               </w:r>
                             </w:p>
                           </w:tc>
@@ -9601,7 +9614,7 @@
                                   <w:sz w:val="26"/>
                                   <w:szCs w:val="26"/>
                                 </w:rPr>
-                                <w:t>使徒行傳</w:t>
+                                <w:t>王下</w:t>
                               </w:r>
                               <w:r>
                                 <w:rPr>
@@ -9611,7 +9624,7 @@
                                   <w:sz w:val="26"/>
                                   <w:szCs w:val="26"/>
                                 </w:rPr>
-                                <w:t>8:29-39</w:t>
+                                <w:t>2:1-15</w:t>
                               </w:r>
                             </w:p>
                           </w:tc>
@@ -9721,7 +9734,7 @@
                                   <w:sz w:val="26"/>
                                   <w:szCs w:val="26"/>
                                 </w:rPr>
-                                <w:t>詩</w:t>
+                                <w:t>太</w:t>
                               </w:r>
                               <w:r>
                                 <w:rPr>
@@ -9731,7 +9744,7 @@
                                   <w:sz w:val="26"/>
                                   <w:szCs w:val="26"/>
                                 </w:rPr>
-                                <w:t>32:8</w:t>
+                                <w:t>7:11</w:t>
                               </w:r>
                             </w:p>
                           </w:tc>
@@ -9813,7 +9826,7 @@
                                   <w:sz w:val="26"/>
                                   <w:szCs w:val="26"/>
                                 </w:rPr>
-                                <w:t>十誡</w:t>
+                                <w:t>新的誡命,</w:t>
                               </w:r>
                             </w:p>
                           </w:tc>
@@ -10003,7 +10016,7 @@
                                   <w:sz w:val="26"/>
                                   <w:szCs w:val="26"/>
                                 </w:rPr>
-                                <w:t>67,490,514</w:t>
+                                <w:t>13,261,513</w:t>
                               </w:r>
                             </w:p>
                           </w:tc>
@@ -10013,7 +10026,7 @@
                     </w:txbxContent>
                   </v:textbox>
                 </v:shape>
-                <v:roundrect id="圓角矩形 25" o:spid="_x0000_s1034" style="position:absolute;left:108;width:17869;height:16510;visibility:visible;mso-wrap-style:square;v-text-anchor:middle" arcsize="4542f" o:gfxdata="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" filled="f" strokecolor="#5a5a5a [2109]" strokeweight="2.5pt">
+                <v:roundrect id="圓角矩形 25" o:spid="_x0000_s1034" style="position:absolute;left:108;width:17869;height:16510;visibility:visible;mso-wrap-style:square;v-text-anchor:middle" arcsize="4542f" o:gfxdata="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" filled="f" strokecolor="#5a5a5a [2109]" strokeweight="2.5pt">
                   <v:stroke joinstyle="miter"/>
                 </v:roundrect>
                 <w10:wrap anchorx="page" anchory="page"/>
@@ -10181,7 +10194,7 @@
           </mc:Choice>
           <mc:Fallback>
             <w:pict>
-              <v:shape w14:anchorId="76BD7DFF" id="文字方塊 2" o:spid="_x0000_s1035" type="#_x0000_t202" style="position:absolute;margin-left:31.4pt;margin-top:-54.1pt;width:109.8pt;height:110.6pt;z-index:251674112;visibility:visible;mso-wrap-style:square;mso-width-percent:0;mso-height-percent:200;mso-wrap-distance-left:9pt;mso-wrap-distance-top:3.6pt;mso-wrap-distance-right:9pt;mso-wrap-distance-bottom:3.6pt;mso-position-horizontal:absolute;mso-position-horizontal-relative:text;mso-position-vertical:absolute;mso-position-vertical-relative:text;mso-width-percent:0;mso-height-percent:200;mso-width-relative:margin;mso-height-relative:margin;v-text-anchor:top" o:gfxdata="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" filled="f" stroked="f">
+              <v:shape w14:anchorId="76BD7DFF" id="文字方塊 2" o:spid="_x0000_s1035" type="#_x0000_t202" style="position:absolute;margin-left:31.4pt;margin-top:-54.1pt;width:109.8pt;height:110.6pt;z-index:251674112;visibility:visible;mso-wrap-style:square;mso-width-percent:0;mso-height-percent:200;mso-wrap-distance-left:9pt;mso-wrap-distance-top:3.6pt;mso-wrap-distance-right:9pt;mso-wrap-distance-bottom:3.6pt;mso-position-horizontal:absolute;mso-position-horizontal-relative:text;mso-position-vertical:absolute;mso-position-vertical-relative:text;mso-width-percent:0;mso-height-percent:200;mso-width-relative:margin;mso-height-relative:margin;v-text-anchor:top" o:gfxdata="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" filled="f" stroked="f">
                 <v:textbox style="mso-fit-shape-to-text:t" inset="1mm,1mm,1mm,1mm">
                   <w:txbxContent>
                     <w:p>
@@ -10380,7 +10393,7 @@
           </mc:Choice>
           <mc:Fallback>
             <w:pict>
-              <v:roundrect w14:anchorId="4775AEF3" id="圓角矩形 12" o:spid="_x0000_s1036" style="position:absolute;margin-left:-.9pt;margin-top:16.35pt;width:49.3pt;height:15.45pt;z-index:251638272;visibility:visible;mso-wrap-style:square;mso-width-percent:0;mso-height-percent:0;mso-wrap-distance-left:9pt;mso-wrap-distance-top:0;mso-wrap-distance-right:9pt;mso-wrap-distance-bottom:0;mso-position-horizontal:absolute;mso-position-horizontal-relative:text;mso-position-vertical:absolute;mso-position-vertical-relative:text;mso-width-percent:0;mso-height-percent:0;mso-width-relative:margin;mso-height-relative:margin;v-text-anchor:middle" arcsize="10923f" o:gfxdata="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" fillcolor="#5a5a5a [2109]" stroked="f" strokeweight="1pt">
+              <v:roundrect w14:anchorId="4775AEF3" id="圓角矩形 12" o:spid="_x0000_s1036" style="position:absolute;margin-left:-.9pt;margin-top:16.35pt;width:49.3pt;height:15.45pt;z-index:251638272;visibility:visible;mso-wrap-style:square;mso-width-percent:0;mso-height-percent:0;mso-wrap-distance-left:9pt;mso-wrap-distance-top:0;mso-wrap-distance-right:9pt;mso-wrap-distance-bottom:0;mso-position-horizontal:absolute;mso-position-horizontal-relative:text;mso-position-vertical:absolute;mso-position-vertical-relative:text;mso-width-percent:0;mso-height-percent:0;mso-width-relative:margin;mso-height-relative:margin;v-text-anchor:middle" arcsize="10923f" o:gfxdata="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" fillcolor="#5a5a5a [2109]" stroked="f" strokeweight="1pt">
                 <v:stroke joinstyle="miter"/>
                 <v:textbox inset=".5mm,0,.5mm,0">
                   <w:txbxContent>
@@ -10520,7 +10533,7 @@
           </mc:Choice>
           <mc:Fallback>
             <w:pict>
-              <v:roundrect w14:anchorId="196DC3BF" id="圓角矩形 14" o:spid="_x0000_s1037" style="position:absolute;margin-left:-1.25pt;margin-top:16.7pt;width:83.6pt;height:15.3pt;z-index:251640320;visibility:visible;mso-wrap-style:square;mso-width-percent:0;mso-height-percent:0;mso-wrap-distance-left:9pt;mso-wrap-distance-top:0;mso-wrap-distance-right:9pt;mso-wrap-distance-bottom:0;mso-position-horizontal:absolute;mso-position-horizontal-relative:text;mso-position-vertical:absolute;mso-position-vertical-relative:text;mso-width-percent:0;mso-height-percent:0;mso-width-relative:margin;mso-height-relative:margin;v-text-anchor:middle" arcsize="10923f" o:gfxdata="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" fillcolor="#5a5a5a [2109]" stroked="f" strokeweight="1pt">
+              <v:roundrect w14:anchorId="196DC3BF" id="圓角矩形 14" o:spid="_x0000_s1037" style="position:absolute;margin-left:-1.25pt;margin-top:16.7pt;width:83.6pt;height:15.3pt;z-index:251640320;visibility:visible;mso-wrap-style:square;mso-width-percent:0;mso-height-percent:0;mso-wrap-distance-left:9pt;mso-wrap-distance-top:0;mso-wrap-distance-right:9pt;mso-wrap-distance-bottom:0;mso-position-horizontal:absolute;mso-position-horizontal-relative:text;mso-position-vertical:absolute;mso-position-vertical-relative:text;mso-width-percent:0;mso-height-percent:0;mso-width-relative:margin;mso-height-relative:margin;v-text-anchor:middle" arcsize="10923f" o:gfxdata="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" fillcolor="#5a5a5a [2109]" stroked="f" strokeweight="1pt">
                 <v:stroke joinstyle="miter"/>
                 <v:textbox inset=".5mm,0,.5mm,0">
                   <w:txbxContent>
@@ -10716,7 +10729,7 @@
           </mc:Choice>
           <mc:Fallback>
             <w:pict>
-              <v:roundrect w14:anchorId="1A4DC044" id="圓角矩形 9" o:spid="_x0000_s1038" style="position:absolute;margin-left:-.6pt;margin-top:16.6pt;width:30.35pt;height:15.3pt;z-index:251642368;visibility:visible;mso-wrap-style:square;mso-width-percent:0;mso-height-percent:0;mso-wrap-distance-left:9pt;mso-wrap-distance-top:0;mso-wrap-distance-right:9pt;mso-wrap-distance-bottom:0;mso-position-horizontal:absolute;mso-position-horizontal-relative:text;mso-position-vertical:absolute;mso-position-vertical-relative:text;mso-width-percent:0;mso-height-percent:0;mso-width-relative:margin;mso-height-relative:margin;v-text-anchor:middle" arcsize="10923f" o:gfxdata="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" fillcolor="#5a5a5a [2109]" stroked="f" strokeweight="1pt">
+              <v:roundrect w14:anchorId="1A4DC044" id="圓角矩形 9" o:spid="_x0000_s1038" style="position:absolute;margin-left:-.6pt;margin-top:16.6pt;width:30.35pt;height:15.3pt;z-index:251642368;visibility:visible;mso-wrap-style:square;mso-width-percent:0;mso-height-percent:0;mso-wrap-distance-left:9pt;mso-wrap-distance-top:0;mso-wrap-distance-right:9pt;mso-wrap-distance-bottom:0;mso-position-horizontal:absolute;mso-position-horizontal-relative:text;mso-position-vertical:absolute;mso-position-vertical-relative:text;mso-width-percent:0;mso-height-percent:0;mso-width-relative:margin;mso-height-relative:margin;v-text-anchor:middle" arcsize="10923f" o:gfxdata="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" fillcolor="#5a5a5a [2109]" stroked="f" strokeweight="1pt">
                 <v:stroke joinstyle="miter"/>
                 <v:textbox inset=".5mm,0,.5mm,0">
                   <w:txbxContent>
@@ -10980,7 +10993,7 @@
           </mc:Choice>
           <mc:Fallback>
             <w:pict>
-              <v:roundrect w14:anchorId="03BFD3A3" id="圓角矩形 13" o:spid="_x0000_s1039" style="position:absolute;margin-left:-.4pt;margin-top:16.65pt;width:49.3pt;height:15.3pt;z-index:251644416;visibility:visible;mso-wrap-style:square;mso-width-percent:0;mso-height-percent:0;mso-wrap-distance-left:9pt;mso-wrap-distance-top:0;mso-wrap-distance-right:9pt;mso-wrap-distance-bottom:0;mso-position-horizontal:absolute;mso-position-horizontal-relative:text;mso-position-vertical:absolute;mso-position-vertical-relative:text;mso-width-percent:0;mso-height-percent:0;mso-width-relative:margin;mso-height-relative:margin;v-text-anchor:middle" arcsize="10923f" o:gfxdata="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" fillcolor="#5a5a5a [2109]" stroked="f" strokeweight="1pt">
+              <v:roundrect w14:anchorId="03BFD3A3" id="圓角矩形 13" o:spid="_x0000_s1039" style="position:absolute;margin-left:-.4pt;margin-top:16.65pt;width:49.3pt;height:15.3pt;z-index:251644416;visibility:visible;mso-wrap-style:square;mso-width-percent:0;mso-height-percent:0;mso-wrap-distance-left:9pt;mso-wrap-distance-top:0;mso-wrap-distance-right:9pt;mso-wrap-distance-bottom:0;mso-position-horizontal:absolute;mso-position-horizontal-relative:text;mso-position-vertical:absolute;mso-position-vertical-relative:text;mso-width-percent:0;mso-height-percent:0;mso-width-relative:margin;mso-height-relative:margin;v-text-anchor:middle" arcsize="10923f" o:gfxdata="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" fillcolor="#5a5a5a [2109]" stroked="f" strokeweight="1pt">
                 <v:stroke joinstyle="miter"/>
                 <v:textbox inset=".5mm,0,.5mm,0">
                   <w:txbxContent>
@@ -11216,7 +11229,7 @@
           </mc:Choice>
           <mc:Fallback>
             <w:pict>
-              <v:shape w14:anchorId="77C1E33A" id="_x0000_s1040" type="#_x0000_t202" style="position:absolute;margin-left:107.25pt;margin-top:6.2pt;width:125.55pt;height:16.3pt;z-index:251672064;visibility:visible;mso-wrap-style:square;mso-width-percent:0;mso-height-percent:0;mso-wrap-distance-left:9pt;mso-wrap-distance-top:3.6pt;mso-wrap-distance-right:9pt;mso-wrap-distance-bottom:3.6pt;mso-position-horizontal:absolute;mso-position-horizontal-relative:text;mso-position-vertical:absolute;mso-position-vertical-relative:text;mso-width-percent:0;mso-height-percent:0;mso-width-relative:margin;mso-height-relative:margin;v-text-anchor:top" o:gfxdata="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" filled="f" stroked="f">
+              <v:shape w14:anchorId="77C1E33A" id="_x0000_s1040" type="#_x0000_t202" style="position:absolute;margin-left:107.25pt;margin-top:6.2pt;width:125.55pt;height:16.3pt;z-index:251672064;visibility:visible;mso-wrap-style:square;mso-width-percent:0;mso-height-percent:0;mso-wrap-distance-left:9pt;mso-wrap-distance-top:3.6pt;mso-wrap-distance-right:9pt;mso-wrap-distance-bottom:3.6pt;mso-position-horizontal:absolute;mso-position-horizontal-relative:text;mso-position-vertical:absolute;mso-position-vertical-relative:text;mso-width-percent:0;mso-height-percent:0;mso-width-relative:margin;mso-height-relative:margin;v-text-anchor:top" o:gfxdata="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" filled="f" stroked="f">
                 <v:textbox inset="0,0,0,0">
                   <w:txbxContent>
                     <w:p>
@@ -11406,7 +11419,7 @@
                 <w:sz w:val="20"/>
                 <w:szCs w:val="20"/>
               </w:rPr>
-              <w:t>王昌裕</w:t>
+              <w:t>魏榮光</w:t>
             </w:r>
             <w:r>
               <w:rPr>
@@ -11496,7 +11509,7 @@
                 <w:sz w:val="20"/>
                 <w:szCs w:val="20"/>
               </w:rPr>
-              <w:t>張怡婷</w:t>
+              <w:t>劉奕樑</w:t>
             </w:r>
             <w:r>
               <w:rPr>
@@ -11504,7 +11517,15 @@
                 <w:sz w:val="20"/>
                 <w:szCs w:val="20"/>
               </w:rPr>
-              <w:t xml:space="preserve"> 執事</w:t>
+              <w:t xml:space="preserve"> </w:t>
+            </w:r>
+            <w:r>
+              <w:rPr>
+                <w:rFonts w:ascii="標楷體" w:eastAsia="標楷體" w:hAnsi="標楷體" w:hint="eastAsia"/>
+                <w:sz w:val="20"/>
+                <w:szCs w:val="20"/>
+              </w:rPr>
+              <w:t>執事</w:t>
             </w:r>
           </w:p>
         </w:tc>
@@ -11564,7 +11585,7 @@
                 <w:sz w:val="20"/>
                 <w:szCs w:val="20"/>
               </w:rPr>
-              <w:t>張思婗</w:t>
+              <w:t>莊舒媛</w:t>
             </w:r>
             <w:r>
               <w:rPr>
@@ -11572,7 +11593,15 @@
                 <w:sz w:val="20"/>
                 <w:szCs w:val="20"/>
               </w:rPr>
-              <w:t xml:space="preserve"> 姊妹</w:t>
+              <w:t xml:space="preserve"> </w:t>
+            </w:r>
+            <w:r>
+              <w:rPr>
+                <w:rFonts w:ascii="標楷體" w:eastAsia="標楷體" w:hAnsi="標楷體" w:hint="eastAsia"/>
+                <w:sz w:val="20"/>
+                <w:szCs w:val="20"/>
+              </w:rPr>
+              <w:t>姊妹</w:t>
             </w:r>
           </w:p>
         </w:tc>
@@ -12164,7 +12193,7 @@
                 </mc:Choice>
                 <mc:Fallback>
                   <w:pict>
-                    <v:rect w14:anchorId="343BC9BA" id="矩形 8" o:spid="_x0000_s1041" style="position:absolute;left:0;text-align:left;margin-left:-.7pt;margin-top:2.7pt;width:18.75pt;height:92.3pt;z-index:251665920;visibility:visible;mso-wrap-style:square;mso-width-percent:0;mso-height-percent:0;mso-wrap-distance-left:9pt;mso-wrap-distance-top:0;mso-wrap-distance-right:9pt;mso-wrap-distance-bottom:0;mso-position-horizontal:absolute;mso-position-horizontal-relative:text;mso-position-vertical:absolute;mso-position-vertical-relative:text;mso-width-percent:0;mso-height-percent:0;mso-width-relative:margin;mso-height-relative:margin;v-text-anchor:middle" o:gfxdata="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" fillcolor="#5a5a5a [2109]" stroked="f" strokeweight="1pt">
+                    <v:rect w14:anchorId="343BC9BA" id="矩形 8" o:spid="_x0000_s1041" style="position:absolute;left:0;text-align:left;margin-left:-.7pt;margin-top:2.7pt;width:18.75pt;height:92.3pt;z-index:251665920;visibility:visible;mso-wrap-style:square;mso-width-percent:0;mso-height-percent:0;mso-wrap-distance-left:9pt;mso-wrap-distance-top:0;mso-wrap-distance-right:9pt;mso-wrap-distance-bottom:0;mso-position-horizontal:absolute;mso-position-horizontal-relative:text;mso-position-vertical:absolute;mso-position-vertical-relative:text;mso-width-percent:0;mso-height-percent:0;mso-width-relative:margin;mso-height-relative:margin;v-text-anchor:middle" o:gfxdata="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" fillcolor="#5a5a5a [2109]" stroked="f" strokeweight="1pt">
                       <v:textbox style="layout-flow:vertical-ideographic" inset="1mm,1mm,1mm,1mm">
                         <w:txbxContent>
                           <w:p>
@@ -12569,7 +12598,7 @@
                 <w:sz w:val="20"/>
                 <w:szCs w:val="20"/>
               </w:rPr>
-              <w:t>69</w:t>
+              <w:t>67</w:t>
             </w:r>
             <w:r>
               <w:rPr>
@@ -12734,7 +12763,7 @@
                 <w:sz w:val="20"/>
                 <w:szCs w:val="20"/>
               </w:rPr>
-              <w:t>使徒信經</w:t>
+              <w:t>十誡</w:t>
             </w:r>
           </w:p>
         </w:tc>
@@ -12889,7 +12918,7 @@
                 <w:sz w:val="20"/>
                 <w:szCs w:val="20"/>
               </w:rPr>
-              <w:t>15</w:t>
+              <w:t>16</w:t>
             </w:r>
             <w:r>
               <w:rPr>
@@ -13088,8 +13117,8 @@
       <w:tblGrid>
         <w:gridCol w:w="636"/>
         <w:gridCol w:w="1127"/>
-        <w:gridCol w:w="2830"/>
-        <w:gridCol w:w="1244"/>
+        <w:gridCol w:w="3114"/>
+        <w:gridCol w:w="960"/>
       </w:tblGrid>
       <w:tr>
         <w:tc>
@@ -13226,7 +13255,7 @@
                 </mc:Choice>
                 <mc:Fallback>
                   <w:pict>
-                    <v:rect w14:anchorId="363672F5" id="矩形 10" o:spid="_x0000_s1042" style="position:absolute;left:0;text-align:left;margin-left:-.7pt;margin-top:12.9pt;width:19.25pt;height:42.9pt;z-index:251655680;visibility:visible;mso-wrap-style:square;mso-width-percent:0;mso-height-percent:0;mso-wrap-distance-left:9pt;mso-wrap-distance-top:0;mso-wrap-distance-right:9pt;mso-wrap-distance-bottom:0;mso-position-horizontal:absolute;mso-position-horizontal-relative:text;mso-position-vertical:absolute;mso-position-vertical-relative:text;mso-width-percent:0;mso-height-percent:0;mso-width-relative:margin;mso-height-relative:margin;v-text-anchor:middle" o:gfxdata="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" fillcolor="#5a5a5a [2109]" stroked="f" strokeweight="1pt">
+                    <v:rect w14:anchorId="363672F5" id="矩形 10" o:spid="_x0000_s1042" style="position:absolute;left:0;text-align:left;margin-left:-.7pt;margin-top:12.9pt;width:19.25pt;height:42.9pt;z-index:251655680;visibility:visible;mso-wrap-style:square;mso-width-percent:0;mso-height-percent:0;mso-wrap-distance-left:9pt;mso-wrap-distance-top:0;mso-wrap-distance-right:9pt;mso-wrap-distance-bottom:0;mso-position-horizontal:absolute;mso-position-horizontal-relative:text;mso-position-vertical:absolute;mso-position-vertical-relative:text;mso-width-percent:0;mso-height-percent:0;mso-width-relative:margin;mso-height-relative:margin;v-text-anchor:middle" o:gfxdata="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" fillcolor="#5a5a5a [2109]" stroked="f" strokeweight="1pt">
                       <v:textbox style="layout-flow:vertical-ideographic" inset="1mm,1mm,1mm,1mm">
                         <w:txbxContent>
                           <w:p>
@@ -13298,7 +13327,7 @@
         </w:tc>
         <w:tc>
           <w:tcPr>
-            <w:tcW w:w="2830" w:type="dxa"/>
+            <w:tcW w:w="3114" w:type="dxa"/>
             <w:tcBorders>
               <w:top w:val="nil"/>
               <w:left w:val="nil"/>
@@ -13333,13 +13362,13 @@
                 <w:sz w:val="20"/>
                 <w:szCs w:val="20"/>
               </w:rPr>
-              <w:t>上帝命令眾人著聽</w:t>
-            </w:r>
-          </w:p>
-        </w:tc>
-        <w:tc>
-          <w:tcPr>
-            <w:tcW w:w="1244" w:type="dxa"/>
+              <w:t>主啊！請祢對天照光我</w:t>
+            </w:r>
+          </w:p>
+        </w:tc>
+        <w:tc>
+          <w:tcPr>
+            <w:tcW w:w="960" w:type="dxa"/>
             <w:tcBorders>
               <w:top w:val="nil"/>
               <w:left w:val="nil"/>
@@ -13373,7 +13402,7 @@
                 <w:sz w:val="20"/>
                 <w:szCs w:val="20"/>
               </w:rPr>
-              <w:t>婦女團契</w:t>
+              <w:t>聖歌隊</w:t>
             </w:r>
           </w:p>
         </w:tc>
@@ -13495,17 +13524,7 @@
                 <w:sz w:val="20"/>
                 <w:szCs w:val="20"/>
               </w:rPr>
-              <w:t>列王記上卷</w:t>
-            </w:r>
-            <w:r>
-              <w:rPr>
-                <w:rFonts w:ascii="Bahnschrift SemiBold Condensed" w:eastAsia="標楷體" w:hAnsi="Bahnschrift SemiBold Condensed" w:cs="Calibri"/>
-                <w:color w:val="000000"/>
-                <w:w w:val="115"/>
-                <w:sz w:val="20"/>
-                <w:szCs w:val="20"/>
-              </w:rPr>
-              <w:t>13</w:t>
+              <w:t>使徒行傳</w:t>
             </w:r>
             <w:r>
               <w:rPr>
@@ -13515,27 +13534,7 @@
                 <w:sz w:val="20"/>
                 <w:szCs w:val="20"/>
               </w:rPr>
-              <w:t>章</w:t>
-            </w:r>
-            <w:r>
-              <w:rPr>
-                <w:rFonts w:ascii="Bahnschrift SemiBold Condensed" w:eastAsia="標楷體" w:hAnsi="Bahnschrift SemiBold Condensed" w:cs="Calibri"/>
-                <w:color w:val="000000"/>
-                <w:w w:val="115"/>
-                <w:sz w:val="20"/>
-                <w:szCs w:val="20"/>
-              </w:rPr>
-              <w:t>2,20-25,30-34</w:t>
-            </w:r>
-            <w:r>
-              <w:rPr>
-                <w:rFonts w:ascii="Bahnschrift SemiBold Condensed" w:eastAsia="標楷體" w:hAnsi="Bahnschrift SemiBold Condensed" w:cs="Calibri" w:hint="eastAsia"/>
-                <w:color w:val="000000"/>
-                <w:w w:val="115"/>
-                <w:sz w:val="20"/>
-                <w:szCs w:val="20"/>
-              </w:rPr>
-              <w:t>節</w:t>
+              <w:t>8:29-39</w:t>
             </w:r>
           </w:p>
         </w:tc>
@@ -13682,7 +13681,7 @@
                 <w:sz w:val="20"/>
                 <w:szCs w:val="20"/>
               </w:rPr>
-              <w:t>神的話必定應驗</w:t>
+              <w:t>神指引腳步帶來新生命</w:t>
             </w:r>
           </w:p>
         </w:tc>
@@ -14000,7 +13999,7 @@
                 </mc:Choice>
                 <mc:Fallback>
                   <w:pict>
-                    <v:rect w14:anchorId="4D37C684" id="矩形 11" o:spid="_x0000_s1043" style="position:absolute;left:0;text-align:left;margin-left:-.7pt;margin-top:1.65pt;width:19.25pt;height:111.25pt;z-index:251657728;visibility:visible;mso-wrap-style:square;mso-width-percent:0;mso-height-percent:0;mso-wrap-distance-left:9pt;mso-wrap-distance-top:0;mso-wrap-distance-right:9pt;mso-wrap-distance-bottom:0;mso-position-horizontal:absolute;mso-position-horizontal-relative:text;mso-position-vertical:absolute;mso-position-vertical-relative:text;mso-width-percent:0;mso-height-percent:0;mso-width-relative:margin;mso-height-relative:margin;v-text-anchor:middle" o:gfxdata="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" fillcolor="#5a5a5a [2109]" stroked="f" strokeweight="1pt">
+                    <v:rect w14:anchorId="4D37C684" id="矩形 11" o:spid="_x0000_s1043" style="position:absolute;left:0;text-align:left;margin-left:-.7pt;margin-top:1.65pt;width:19.25pt;height:111.25pt;z-index:251657728;visibility:visible;mso-wrap-style:square;mso-width-percent:0;mso-height-percent:0;mso-wrap-distance-left:9pt;mso-wrap-distance-top:0;mso-wrap-distance-right:9pt;mso-wrap-distance-bottom:0;mso-position-horizontal:absolute;mso-position-horizontal-relative:text;mso-position-vertical:absolute;mso-position-vertical-relative:text;mso-width-percent:0;mso-height-percent:0;mso-width-relative:margin;mso-height-relative:margin;v-text-anchor:middle" o:gfxdata="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" fillcolor="#5a5a5a [2109]" stroked="f" strokeweight="1pt">
                       <v:textbox style="layout-flow:vertical-ideographic" inset="1mm,1mm,1mm,1mm">
                         <w:txbxContent>
                           <w:p>
@@ -14133,7 +14132,7 @@
                 <w:sz w:val="20"/>
                 <w:szCs w:val="20"/>
               </w:rPr>
-              <w:t>258</w:t>
+              <w:t>490</w:t>
             </w:r>
             <w:r>
               <w:rPr>
@@ -14388,7 +14387,7 @@
                 <w:sz w:val="20"/>
                 <w:szCs w:val="20"/>
               </w:rPr>
-              <w:t>蕭國鎮</w:t>
+              <w:t>張昭立</w:t>
             </w:r>
             <w:r>
               <w:rPr>
@@ -14410,7 +14409,7 @@
                 <w:sz w:val="20"/>
                 <w:szCs w:val="20"/>
               </w:rPr>
-              <w:t>林美惠</w:t>
+              <w:t>張怡婷</w:t>
             </w:r>
           </w:p>
         </w:tc>
@@ -14942,7 +14941,7 @@
                 <w:sz w:val="20"/>
                 <w:szCs w:val="20"/>
               </w:rPr>
-              <w:t>511</w:t>
+              <w:t>514</w:t>
             </w:r>
             <w:r>
               <w:rPr>
@@ -15756,7 +15755,7 @@
           </mc:Choice>
           <mc:Fallback>
             <w:pict>
-              <v:line w14:anchorId="23D034A7" id="直線接點 2" o:spid="_x0000_s1026" style="position:absolute;z-index:251648512;visibility:visible;mso-wrap-style:square;mso-height-percent:0;mso-wrap-distance-left:9pt;mso-wrap-distance-top:0;mso-wrap-distance-right:9pt;mso-wrap-distance-bottom:0;mso-position-horizontal:absolute;mso-position-horizontal-relative:page;mso-position-vertical:absolute;mso-position-vertical-relative:page;mso-height-percent:0;mso-height-relative:margin" from="687.75pt,19.85pt" to="687.75pt,709.8pt" o:gfxdata="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" strokecolor="black [3213]" strokeweight=".5pt">
+              <v:line w14:anchorId="3DA7B64A" id="直線接點 2" o:spid="_x0000_s1026" style="position:absolute;z-index:251648512;visibility:visible;mso-wrap-style:square;mso-height-percent:0;mso-wrap-distance-left:9pt;mso-wrap-distance-top:0;mso-wrap-distance-right:9pt;mso-wrap-distance-bottom:0;mso-position-horizontal:absolute;mso-position-horizontal-relative:page;mso-position-vertical:absolute;mso-position-vertical-relative:page;mso-height-percent:0;mso-height-relative:margin" from="687.75pt,19.85pt" to="687.75pt,709.8pt" o:gfxdata="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" strokecolor="black [3213]" strokeweight=".5pt">
                 <v:stroke dashstyle="3 1" joinstyle="miter"/>
                 <w10:wrap anchorx="page" anchory="page"/>
               </v:line>
@@ -15786,7 +15785,7 @@
           <w:color w:val="000000"/>
           <w:szCs w:val="24"/>
         </w:rPr>
-        <w:t>箴</w:t>
+        <w:t>詩</w:t>
       </w:r>
       <w:r>
         <w:rPr>
@@ -15794,7 +15793,7 @@
           <w:color w:val="000000"/>
           <w:szCs w:val="24"/>
         </w:rPr>
-        <w:t>言</w:t>
+        <w:t>篇</w:t>
       </w:r>
       <w:r>
         <w:rPr>
@@ -15802,7 +15801,7 @@
           <w:color w:val="000000"/>
           <w:szCs w:val="24"/>
         </w:rPr>
-        <w:t>19</w:t>
+        <w:t>32</w:t>
       </w:r>
       <w:r>
         <w:rPr>
@@ -15810,7 +15809,7 @@
           <w:color w:val="000000"/>
           <w:szCs w:val="24"/>
         </w:rPr>
-        <w:t>章</w:t>
+        <w:t>篇</w:t>
       </w:r>
       <w:r>
         <w:rPr>
@@ -15818,7 +15817,7 @@
           <w:color w:val="000000"/>
           <w:szCs w:val="24"/>
         </w:rPr>
-        <w:t>21</w:t>
+        <w:t>8</w:t>
       </w:r>
       <w:r>
         <w:rPr>
@@ -15901,7 +15900,7 @@
           <w:sz w:val="26"/>
           <w:szCs w:val="26"/>
         </w:rPr>
-        <w:t>人心內有多多計謀；獨獨耶和華的旨意才會穩當</w:t>
+        <w:t>我欲教示你，指示你應該行的路；我欲注目看你來勸戒你</w:t>
       </w:r>
       <w:r>
         <w:rPr>
@@ -15991,7 +15990,7 @@
           <w:sz w:val="26"/>
           <w:szCs w:val="26"/>
         </w:rPr>
-        <w:t>人心多有計謀．惟有耶和華的籌算、纔能立定</w:t>
+        <w:t>我要教導你、指示你當行的路．我要定睛在你身上勸戒你</w:t>
       </w:r>
       <w:r>
         <w:rPr>
@@ -16230,7 +16229,7 @@
                 <w:noProof/>
                 <w:w w:val="80"/>
               </w:rPr>
-              <w:t>8</w:t>
+              <w:t>15</w:t>
             </w:r>
             <w:r>
               <w:rPr>
@@ -16341,7 +16340,7 @@
                 <w:noProof/>
                 <w:w w:val="80"/>
               </w:rPr>
-              <w:t>15</w:t>
+              <w:t>22</w:t>
             </w:r>
             <w:r>
               <w:rPr>
@@ -16500,7 +16499,318 @@
               <w:rPr>
                 <w:rFonts w:ascii="標楷體" w:eastAsia="標楷體" w:hAnsi="標楷體" w:hint="eastAsia"/>
               </w:rPr>
+              <w:t>--</w:t>
+            </w:r>
+          </w:p>
+        </w:tc>
+        <w:tc>
+          <w:tcPr>
+            <w:tcW w:w="1001" w:type="dxa"/>
+            <w:tcBorders>
+              <w:top w:val="single" w:sz="4" w:space="0" w:color="auto"/>
+              <w:bottom w:val="single" w:sz="4" w:space="0" w:color="auto"/>
+            </w:tcBorders>
+            <w:tcMar>
+              <w:left w:w="57" w:type="dxa"/>
+              <w:right w:w="57" w:type="dxa"/>
+            </w:tcMar>
+            <w:vAlign w:val="center"/>
+          </w:tcPr>
+          <w:p>
+            <w:pPr>
+              <w:snapToGrid w:val="0"/>
+              <w:jc w:val="center"/>
+              <w:rPr>
+                <w:rFonts w:ascii="Barlow Condensed Medium" w:eastAsia="標楷體" w:hAnsi="Barlow Condensed Medium" w:cs="華康儷楷書"/>
+              </w:rPr>
+            </w:pPr>
+            <w:r>
+              <w:rPr>
+                <w:rFonts w:ascii="標楷體" w:eastAsia="標楷體" w:hAnsi="標楷體" w:hint="eastAsia"/>
+              </w:rPr>
               <w:t>王昌裕</w:t>
+            </w:r>
+          </w:p>
+        </w:tc>
+        <w:tc>
+          <w:tcPr>
+            <w:tcW w:w="1135" w:type="dxa"/>
+            <w:tcBorders>
+              <w:top w:val="single" w:sz="4" w:space="0" w:color="auto"/>
+              <w:left w:val="double" w:sz="12" w:space="0" w:color="auto"/>
+              <w:bottom w:val="single" w:sz="4" w:space="0" w:color="auto"/>
+            </w:tcBorders>
+            <w:tcMar>
+              <w:left w:w="57" w:type="dxa"/>
+              <w:right w:w="57" w:type="dxa"/>
+            </w:tcMar>
+          </w:tcPr>
+          <w:p>
+            <w:pPr>
+              <w:snapToGrid w:val="0"/>
+              <w:jc w:val="distribute"/>
+              <w:rPr>
+                <w:rFonts w:ascii="標楷體" w:eastAsia="標楷體" w:hAnsi="標楷體" w:cs="華康儷楷書"/>
+                <w:w w:val="90"/>
+              </w:rPr>
+            </w:pPr>
+            <w:r>
+              <w:rPr>
+                <w:rFonts w:ascii="標楷體" w:eastAsia="標楷體" w:hAnsi="標楷體" w:cs="華康儷楷書"/>
+                <w:w w:val="90"/>
+              </w:rPr>
+              <w:t>華語禮拜</w:t>
+            </w:r>
+          </w:p>
+        </w:tc>
+        <w:tc>
+          <w:tcPr>
+            <w:tcW w:w="560" w:type="dxa"/>
+            <w:tcMar>
+              <w:left w:w="57" w:type="dxa"/>
+              <w:right w:w="57" w:type="dxa"/>
+            </w:tcMar>
+          </w:tcPr>
+          <w:p>
+            <w:pPr>
+              <w:snapToGrid w:val="0"/>
+              <w:jc w:val="center"/>
+              <w:rPr>
+                <w:rFonts w:ascii="Barlow Condensed Medium" w:eastAsia="標楷體" w:hAnsi="Barlow Condensed Medium" w:cstheme="minorHAnsi"/>
+                <w:w w:val="80"/>
+                <w:highlight w:val="yellow"/>
+              </w:rPr>
+            </w:pPr>
+            <w:r>
+              <w:rPr>
+                <w:rFonts w:ascii="Barlow Condensed Medium" w:eastAsia="華康儷中黑" w:hAnsi="Barlow Condensed Medium" w:cstheme="minorHAnsi"/>
+                <w:w w:val="75"/>
+              </w:rPr>
+              <w:fldChar w:fldCharType="begin"/>
+            </w:r>
+            <w:r>
+              <w:rPr>
+                <w:rFonts w:ascii="Barlow Condensed Medium" w:eastAsia="華康儷中黑" w:hAnsi="Barlow Condensed Medium" w:cstheme="minorHAnsi"/>
+                <w:w w:val="75"/>
+              </w:rPr>
+              <w:instrText xml:space="preserve"> =IF(pub_day&lt;8, IF(pub_mon=1, 12, pub_mon-1), pub_mon) \* MERGEFORMAT </w:instrText>
+            </w:r>
+            <w:r>
+              <w:rPr>
+                <w:rFonts w:ascii="Barlow Condensed Medium" w:eastAsia="華康儷中黑" w:hAnsi="Barlow Condensed Medium" w:cstheme="minorHAnsi"/>
+                <w:w w:val="75"/>
+              </w:rPr>
+              <w:fldChar w:fldCharType="separate"/>
+            </w:r>
+            <w:r>
+              <w:rPr>
+                <w:rFonts w:ascii="Barlow Condensed Medium" w:eastAsia="華康儷中黑" w:hAnsi="Barlow Condensed Medium" w:cstheme="minorHAnsi"/>
+                <w:noProof/>
+                <w:w w:val="75"/>
+              </w:rPr>
+              <w:t>3</w:t>
+            </w:r>
+            <w:r>
+              <w:rPr>
+                <w:rFonts w:ascii="Barlow Condensed Medium" w:eastAsia="華康儷中黑" w:hAnsi="Barlow Condensed Medium" w:cstheme="minorHAnsi"/>
+                <w:w w:val="75"/>
+              </w:rPr>
+              <w:fldChar w:fldCharType="end"/>
+            </w:r>
+            <w:r>
+              <w:rPr>
+                <w:rFonts w:ascii="Barlow Condensed Medium" w:eastAsia="華康儷中黑" w:hAnsi="Barlow Condensed Medium" w:cstheme="minorHAnsi"/>
+                <w:w w:val="75"/>
+              </w:rPr>
+              <w:t>/</w:t>
+            </w:r>
+            <w:r>
+              <w:rPr>
+                <w:rFonts w:ascii="Barlow Condensed Medium" w:eastAsia="華康儷中黑" w:hAnsi="Barlow Condensed Medium" w:cstheme="minorHAnsi"/>
+                <w:w w:val="75"/>
+              </w:rPr>
+              <w:fldChar w:fldCharType="begin"/>
+            </w:r>
+            <w:r>
+              <w:rPr>
+                <w:rFonts w:ascii="Barlow Condensed Medium" w:eastAsia="華康儷中黑" w:hAnsi="Barlow Condensed Medium" w:cstheme="minorHAnsi"/>
+                <w:w w:val="75"/>
+              </w:rPr>
+              <w:instrText xml:space="preserve"> =IF(pub_day&lt;8, last_mon_days, 0)+pub_day-7 \* MERGEFORMAT </w:instrText>
+            </w:r>
+            <w:r>
+              <w:rPr>
+                <w:rFonts w:ascii="Barlow Condensed Medium" w:eastAsia="華康儷中黑" w:hAnsi="Barlow Condensed Medium" w:cstheme="minorHAnsi"/>
+                <w:w w:val="75"/>
+              </w:rPr>
+              <w:fldChar w:fldCharType="separate"/>
+            </w:r>
+            <w:r>
+              <w:rPr>
+                <w:rFonts w:ascii="Barlow Condensed Medium" w:eastAsia="華康儷中黑" w:hAnsi="Barlow Condensed Medium" w:cstheme="minorHAnsi"/>
+                <w:noProof/>
+                <w:w w:val="75"/>
+              </w:rPr>
+              <w:t>8</w:t>
+            </w:r>
+            <w:r>
+              <w:rPr>
+                <w:rFonts w:ascii="Barlow Condensed Medium" w:eastAsia="華康儷中黑" w:hAnsi="Barlow Condensed Medium" w:cstheme="minorHAnsi"/>
+                <w:w w:val="75"/>
+              </w:rPr>
+              <w:fldChar w:fldCharType="end"/>
+            </w:r>
+          </w:p>
+        </w:tc>
+        <w:tc>
+          <w:tcPr>
+            <w:tcW w:w="532" w:type="dxa"/>
+            <w:tcBorders>
+              <w:right w:val="double" w:sz="12" w:space="0" w:color="auto"/>
+            </w:tcBorders>
+            <w:tcMar>
+              <w:left w:w="57" w:type="dxa"/>
+              <w:right w:w="57" w:type="dxa"/>
+            </w:tcMar>
+          </w:tcPr>
+          <w:p>
+            <w:pPr>
+              <w:snapToGrid w:val="0"/>
+              <w:jc w:val="center"/>
+              <w:rPr>
+                <w:rFonts w:ascii="Barlow Condensed Medium" w:eastAsia="標楷體" w:hAnsi="Barlow Condensed Medium" w:cstheme="minorHAnsi"/>
+                <w:w w:val="80"/>
+              </w:rPr>
+            </w:pPr>
+            <w:r>
+              <w:rPr>
+                <w:rFonts w:ascii="Barlow Condensed Medium" w:eastAsia="標楷體" w:hAnsi="Barlow Condensed Medium" w:cstheme="minorHAnsi" w:hint="eastAsia"/>
+                <w:w w:val="80"/>
+              </w:rPr>
+              <w:t>15</w:t>
+            </w:r>
+          </w:p>
+        </w:tc>
+        <w:tc>
+          <w:tcPr>
+            <w:tcW w:w="541" w:type="dxa"/>
+            <w:vMerge w:val="restart"/>
+            <w:tcBorders>
+              <w:top w:val="nil"/>
+              <w:left w:val="double" w:sz="12" w:space="0" w:color="auto"/>
+            </w:tcBorders>
+            <w:tcMar>
+              <w:left w:w="57" w:type="dxa"/>
+              <w:right w:w="57" w:type="dxa"/>
+            </w:tcMar>
+            <w:textDirection w:val="tbRlV"/>
+          </w:tcPr>
+          <w:p>
+            <w:pPr>
+              <w:snapToGrid w:val="0"/>
+              <w:rPr>
+                <w:rFonts w:ascii="Barlow Condensed Medium" w:eastAsia="標楷體" w:hAnsi="Barlow Condensed Medium" w:cstheme="minorHAnsi"/>
+                <w:w w:val="66"/>
+                <w:sz w:val="28"/>
+                <w:szCs w:val="28"/>
+              </w:rPr>
+            </w:pPr>
+            <w:r>
+              <w:rPr>
+                <w:rFonts w:ascii="Barlow Condensed Medium" w:eastAsia="華康正顏楷體W9" w:hAnsi="Barlow Condensed Medium" w:cstheme="minorHAnsi"/>
+                <w:w w:val="66"/>
+                <w:sz w:val="28"/>
+                <w:szCs w:val="28"/>
+              </w:rPr>
+              <w:t>月值月長執</w:t>
+            </w:r>
+            <w:r>
+              <w:rPr>
+                <w:rFonts w:ascii="Barlow Condensed Medium" w:eastAsia="標楷體" w:hAnsi="Barlow Condensed Medium" w:cstheme="minorHAnsi"/>
+                <w:w w:val="66"/>
+                <w:sz w:val="28"/>
+                <w:szCs w:val="28"/>
+              </w:rPr>
+              <w:t>：</w:t>
+            </w:r>
+            <w:r>
+              <w:rPr>
+                <w:rFonts w:ascii="Barlow Condensed Medium" w:eastAsia="標楷體" w:hAnsi="Barlow Condensed Medium" w:cstheme="minorHAnsi" w:hint="eastAsia"/>
+                <w:w w:val="66"/>
+                <w:sz w:val="28"/>
+                <w:szCs w:val="28"/>
+              </w:rPr>
+              <w:t>黃明憲、</w:t>
+            </w:r>
+            <w:r>
+              <w:rPr>
+                <w:rFonts w:ascii="Barlow Condensed Medium" w:eastAsia="標楷體" w:hAnsi="Barlow Condensed Medium" w:cstheme="minorHAnsi" w:hint="eastAsia"/>
+                <w:w w:val="66"/>
+                <w:sz w:val="28"/>
+                <w:szCs w:val="28"/>
+              </w:rPr>
+              <w:t>張昭立</w:t>
+            </w:r>
+          </w:p>
+        </w:tc>
+      </w:tr>
+      <w:tr>
+        <w:trPr>
+          <w:trHeight w:hRule="exact" w:val="312"/>
+        </w:trPr>
+        <w:tc>
+          <w:tcPr>
+            <w:tcW w:w="937" w:type="dxa"/>
+            <w:tcMar>
+              <w:left w:w="57" w:type="dxa"/>
+              <w:right w:w="57" w:type="dxa"/>
+            </w:tcMar>
+          </w:tcPr>
+          <w:p>
+            <w:pPr>
+              <w:snapToGrid w:val="0"/>
+              <w:jc w:val="distribute"/>
+              <w:rPr>
+                <w:rFonts w:ascii="Barlow Condensed Medium" w:eastAsia="華康中黑體" w:hAnsi="Barlow Condensed Medium" w:cstheme="minorHAnsi"/>
+                <w:w w:val="80"/>
+              </w:rPr>
+            </w:pPr>
+            <w:r>
+              <w:rPr>
+                <w:rFonts w:ascii="Barlow Condensed Medium" w:eastAsia="華康中黑體" w:hAnsi="Barlow Condensed Medium" w:cstheme="minorHAnsi"/>
+                <w:w w:val="80"/>
+              </w:rPr>
+              <w:t>台語主禮</w:t>
+            </w:r>
+          </w:p>
+        </w:tc>
+        <w:tc>
+          <w:tcPr>
+            <w:tcW w:w="1000" w:type="dxa"/>
+            <w:tcBorders>
+              <w:top w:val="single" w:sz="4" w:space="0" w:color="auto"/>
+              <w:bottom w:val="single" w:sz="4" w:space="0" w:color="auto"/>
+            </w:tcBorders>
+            <w:shd w:val="clear" w:color="auto" w:fill="auto"/>
+            <w:tcMar>
+              <w:left w:w="57" w:type="dxa"/>
+              <w:right w:w="57" w:type="dxa"/>
+            </w:tcMar>
+            <w:vAlign w:val="center"/>
+          </w:tcPr>
+          <w:p>
+            <w:pPr>
+              <w:snapToGrid w:val="0"/>
+              <w:jc w:val="center"/>
+              <w:rPr>
+                <w:rFonts w:ascii="標楷體" w:eastAsia="標楷體" w:hAnsi="標楷體" w:cs="華康儷楷書"/>
+              </w:rPr>
+            </w:pPr>
+            <w:r>
+              <w:rPr>
+                <w:rFonts w:ascii="標楷體" w:eastAsia="標楷體" w:hAnsi="標楷體" w:hint="eastAsia"/>
+              </w:rPr>
+              <w:t>魏榮光</w:t>
             </w:r>
           </w:p>
         </w:tc>
@@ -16530,7 +16840,7 @@
               <w:rPr>
                 <w:rFonts w:ascii="標楷體" w:eastAsia="標楷體" w:hAnsi="標楷體" w:hint="eastAsia"/>
               </w:rPr>
-              <w:t>--</w:t>
+              <w:t>王昌裕</w:t>
             </w:r>
           </w:p>
         </w:tc>
@@ -16561,7 +16871,7 @@
                 <w:rFonts w:ascii="標楷體" w:eastAsia="標楷體" w:hAnsi="標楷體" w:cs="華康儷楷書"/>
                 <w:w w:val="90"/>
               </w:rPr>
-              <w:t>華語禮拜</w:t>
+              <w:t>台語禮拜</w:t>
             </w:r>
           </w:p>
         </w:tc>
@@ -16653,7 +16963,7 @@
                 <w:noProof/>
                 <w:w w:val="75"/>
               </w:rPr>
-              <w:t>1</w:t>
+              <w:t>8</w:t>
             </w:r>
             <w:r>
               <w:rPr>
@@ -16689,70 +16999,31 @@
                 <w:rFonts w:ascii="Barlow Condensed Medium" w:eastAsia="標楷體" w:hAnsi="Barlow Condensed Medium" w:cstheme="minorHAnsi" w:hint="eastAsia"/>
                 <w:w w:val="80"/>
               </w:rPr>
-              <w:t>15</w:t>
+              <w:t>60</w:t>
             </w:r>
           </w:p>
         </w:tc>
         <w:tc>
           <w:tcPr>
             <w:tcW w:w="541" w:type="dxa"/>
-            <w:vMerge w:val="restart"/>
+            <w:vMerge/>
             <w:tcBorders>
-              <w:top w:val="nil"/>
               <w:left w:val="double" w:sz="12" w:space="0" w:color="auto"/>
             </w:tcBorders>
             <w:tcMar>
               <w:left w:w="57" w:type="dxa"/>
               <w:right w:w="57" w:type="dxa"/>
             </w:tcMar>
-            <w:textDirection w:val="tbRlV"/>
-          </w:tcPr>
-          <w:p>
-            <w:pPr>
-              <w:snapToGrid w:val="0"/>
+          </w:tcPr>
+          <w:p>
+            <w:pPr>
+              <w:snapToGrid w:val="0"/>
+              <w:jc w:val="center"/>
               <w:rPr>
                 <w:rFonts w:ascii="Barlow Condensed Medium" w:eastAsia="標楷體" w:hAnsi="Barlow Condensed Medium" w:cstheme="minorHAnsi"/>
-                <w:w w:val="66"/>
-                <w:sz w:val="28"/>
-                <w:szCs w:val="28"/>
-              </w:rPr>
-            </w:pPr>
-            <w:r>
-              <w:rPr>
-                <w:rFonts w:ascii="Barlow Condensed Medium" w:eastAsia="華康正顏楷體W9" w:hAnsi="Barlow Condensed Medium" w:cstheme="minorHAnsi"/>
-                <w:w w:val="66"/>
-                <w:sz w:val="28"/>
-                <w:szCs w:val="28"/>
-              </w:rPr>
-              <w:t>月值月長執</w:t>
-            </w:r>
-            <w:r>
-              <w:rPr>
-                <w:rFonts w:ascii="Barlow Condensed Medium" w:eastAsia="標楷體" w:hAnsi="Barlow Condensed Medium" w:cstheme="minorHAnsi"/>
-                <w:w w:val="66"/>
-                <w:sz w:val="28"/>
-                <w:szCs w:val="28"/>
-              </w:rPr>
-              <w:t>：</w:t>
-            </w:r>
-            <w:r>
-              <w:rPr>
-                <w:rFonts w:ascii="Barlow Condensed Medium" w:eastAsia="標楷體" w:hAnsi="Barlow Condensed Medium" w:cstheme="minorHAnsi" w:hint="eastAsia"/>
-                <w:w w:val="66"/>
-                <w:sz w:val="28"/>
-                <w:szCs w:val="28"/>
-              </w:rPr>
-              <w:t>黃明憲、</w:t>
-            </w:r>
-            <w:r>
-              <w:rPr>
-                <w:rFonts w:ascii="Barlow Condensed Medium" w:eastAsia="標楷體" w:hAnsi="Barlow Condensed Medium" w:cstheme="minorHAnsi" w:hint="eastAsia"/>
-                <w:w w:val="66"/>
-                <w:sz w:val="28"/>
-                <w:szCs w:val="28"/>
-              </w:rPr>
-              <w:t>張昭立</w:t>
-            </w:r>
+                <w:w w:val="80"/>
+              </w:rPr>
+            </w:pPr>
           </w:p>
         </w:tc>
       </w:tr>
@@ -16782,7 +17053,7 @@
                 <w:rFonts w:ascii="Barlow Condensed Medium" w:eastAsia="華康中黑體" w:hAnsi="Barlow Condensed Medium" w:cstheme="minorHAnsi"/>
                 <w:w w:val="80"/>
               </w:rPr>
-              <w:t>台語主禮</w:t>
+              <w:t>司會</w:t>
             </w:r>
           </w:p>
         </w:tc>
@@ -16811,8 +17082,9 @@
             <w:r>
               <w:rPr>
                 <w:rFonts w:ascii="標楷體" w:eastAsia="標楷體" w:hAnsi="標楷體" w:hint="eastAsia"/>
-              </w:rPr>
-              <w:t>王昌裕</w:t>
+                <w:szCs w:val="24"/>
+              </w:rPr>
+              <w:t>劉奕樑</w:t>
             </w:r>
           </w:p>
         </w:tc>
@@ -16842,7 +17114,7 @@
               <w:rPr>
                 <w:rFonts w:ascii="標楷體" w:eastAsia="標楷體" w:hAnsi="標楷體" w:hint="eastAsia"/>
               </w:rPr>
-              <w:t>魏榮光</w:t>
+              <w:t>林惠娟</w:t>
             </w:r>
           </w:p>
         </w:tc>
@@ -16865,15 +17137,22 @@
               <w:jc w:val="distribute"/>
               <w:rPr>
                 <w:rFonts w:ascii="標楷體" w:eastAsia="標楷體" w:hAnsi="標楷體" w:cs="華康儷楷書"/>
-                <w:w w:val="90"/>
+                <w:w w:val="80"/>
               </w:rPr>
             </w:pPr>
             <w:r>
               <w:rPr>
                 <w:rFonts w:ascii="標楷體" w:eastAsia="標楷體" w:hAnsi="標楷體" w:cs="華康儷楷書"/>
-                <w:w w:val="90"/>
-              </w:rPr>
-              <w:t>台語禮拜</w:t>
+                <w:w w:val="80"/>
+              </w:rPr>
+              <w:t>主日</w:t>
+            </w:r>
+            <w:r>
+              <w:rPr>
+                <w:rFonts w:ascii="標楷體" w:eastAsia="標楷體" w:hAnsi="標楷體" w:cs="華康儷楷書" w:hint="eastAsia"/>
+                <w:w w:val="80"/>
+              </w:rPr>
+              <w:t>祈禱會</w:t>
             </w:r>
           </w:p>
         </w:tc>
@@ -16965,7 +17244,7 @@
                 <w:noProof/>
                 <w:w w:val="75"/>
               </w:rPr>
-              <w:t>1</w:t>
+              <w:t>8</w:t>
             </w:r>
             <w:r>
               <w:rPr>
@@ -17001,7 +17280,7 @@
                 <w:rFonts w:ascii="Barlow Condensed Medium" w:eastAsia="標楷體" w:hAnsi="Barlow Condensed Medium" w:cstheme="minorHAnsi" w:hint="eastAsia"/>
                 <w:w w:val="80"/>
               </w:rPr>
-              <w:t>60</w:t>
+              <w:t>19</w:t>
             </w:r>
           </w:p>
         </w:tc>
@@ -17055,7 +17334,7 @@
                 <w:rFonts w:ascii="Barlow Condensed Medium" w:eastAsia="華康中黑體" w:hAnsi="Barlow Condensed Medium" w:cstheme="minorHAnsi"/>
                 <w:w w:val="80"/>
               </w:rPr>
-              <w:t>司會</w:t>
+              <w:t>司琴</w:t>
             </w:r>
           </w:p>
         </w:tc>
@@ -17086,7 +17365,7 @@
                 <w:rFonts w:ascii="標楷體" w:eastAsia="標楷體" w:hAnsi="標楷體" w:hint="eastAsia"/>
                 <w:szCs w:val="24"/>
               </w:rPr>
-              <w:t>張怡婷</w:t>
+              <w:t>莊舒媛</w:t>
             </w:r>
           </w:p>
         </w:tc>
@@ -17109,7 +17388,7 @@
               <w:snapToGrid w:val="0"/>
               <w:jc w:val="center"/>
               <w:rPr>
-                <w:rFonts w:ascii="Barlow Condensed Medium" w:eastAsia="標楷體" w:hAnsi="Barlow Condensed Medium" w:cs="華康儷楷書"/>
+                <w:rFonts w:ascii="標楷體" w:eastAsia="標楷體" w:hAnsi="標楷體" w:cs="華康儷楷書"/>
               </w:rPr>
             </w:pPr>
             <w:r>
@@ -17117,7 +17396,7 @@
                 <w:rFonts w:ascii="標楷體" w:eastAsia="標楷體" w:hAnsi="標楷體" w:hint="eastAsia"/>
                 <w:szCs w:val="24"/>
               </w:rPr>
-              <w:t>劉奕樑</w:t>
+              <w:t>黃聖耀</w:t>
             </w:r>
           </w:p>
         </w:tc>
@@ -17140,7 +17419,7 @@
               <w:jc w:val="distribute"/>
               <w:rPr>
                 <w:rFonts w:ascii="標楷體" w:eastAsia="標楷體" w:hAnsi="標楷體" w:cs="華康儷楷書"/>
-                <w:w w:val="80"/>
+                <w:w w:val="70"/>
               </w:rPr>
             </w:pPr>
             <w:r>
@@ -17148,14 +17427,7 @@
                 <w:rFonts w:ascii="標楷體" w:eastAsia="標楷體" w:hAnsi="標楷體" w:cs="華康儷楷書"/>
                 <w:w w:val="80"/>
               </w:rPr>
-              <w:t>主日</w:t>
-            </w:r>
-            <w:r>
-              <w:rPr>
-                <w:rFonts w:ascii="標楷體" w:eastAsia="標楷體" w:hAnsi="標楷體" w:cs="華康儷楷書" w:hint="eastAsia"/>
-                <w:w w:val="80"/>
-              </w:rPr>
-              <w:t>祈禱會</w:t>
+              <w:t>主日學</w:t>
             </w:r>
           </w:p>
         </w:tc>
@@ -17174,7 +17446,6 @@
               <w:rPr>
                 <w:rFonts w:ascii="Barlow Condensed Medium" w:eastAsia="標楷體" w:hAnsi="Barlow Condensed Medium" w:cstheme="minorHAnsi"/>
                 <w:w w:val="80"/>
-                <w:highlight w:val="yellow"/>
               </w:rPr>
             </w:pPr>
             <w:r>
@@ -17247,7 +17518,7 @@
                 <w:noProof/>
                 <w:w w:val="75"/>
               </w:rPr>
-              <w:t>1</w:t>
+              <w:t>8</w:t>
             </w:r>
             <w:r>
               <w:rPr>
@@ -17283,7 +17554,7 @@
                 <w:rFonts w:ascii="Barlow Condensed Medium" w:eastAsia="標楷體" w:hAnsi="Barlow Condensed Medium" w:cstheme="minorHAnsi" w:hint="eastAsia"/>
                 <w:w w:val="80"/>
               </w:rPr>
-              <w:t>19</w:t>
+              <w:t>10</w:t>
             </w:r>
           </w:p>
         </w:tc>
@@ -17322,6 +17593,7 @@
               <w:left w:w="57" w:type="dxa"/>
               <w:right w:w="57" w:type="dxa"/>
             </w:tcMar>
+            <w:vAlign w:val="center"/>
           </w:tcPr>
           <w:p>
             <w:pPr>
@@ -17337,7 +17609,7 @@
                 <w:rFonts w:ascii="Barlow Condensed Medium" w:eastAsia="華康中黑體" w:hAnsi="Barlow Condensed Medium" w:cstheme="minorHAnsi"/>
                 <w:w w:val="80"/>
               </w:rPr>
-              <w:t>司琴</w:t>
+              <w:t>會前領唱</w:t>
             </w:r>
           </w:p>
         </w:tc>
@@ -17365,10 +17637,10 @@
             </w:pPr>
             <w:r>
               <w:rPr>
-                <w:rFonts w:ascii="標楷體" w:eastAsia="標楷體" w:hAnsi="標楷體" w:hint="eastAsia"/>
+                <w:rFonts w:ascii="標楷體" w:eastAsia="標楷體" w:hAnsi="標楷體" w:cstheme="majorBidi" w:hint="eastAsia"/>
                 <w:szCs w:val="24"/>
               </w:rPr>
-              <w:t>張思婗</w:t>
+              <w:t>蕭國鎮</w:t>
             </w:r>
           </w:p>
         </w:tc>
@@ -17399,7 +17671,7 @@
                 <w:rFonts w:ascii="標楷體" w:eastAsia="標楷體" w:hAnsi="標楷體" w:hint="eastAsia"/>
                 <w:szCs w:val="24"/>
               </w:rPr>
-              <w:t>莊舒媛</w:t>
+              <w:t>周艶林</w:t>
             </w:r>
           </w:p>
         </w:tc>
@@ -17427,10 +17699,17 @@
             </w:pPr>
             <w:r>
               <w:rPr>
+                <w:rFonts w:ascii="標楷體" w:eastAsia="標楷體" w:hAnsi="標楷體" w:cs="華康儷楷書" w:hint="eastAsia"/>
+                <w:w w:val="70"/>
+              </w:rPr>
+              <w:t>團契</w:t>
+            </w:r>
+            <w:r>
+              <w:rPr>
                 <w:rFonts w:ascii="標楷體" w:eastAsia="標楷體" w:hAnsi="標楷體" w:cs="華康儷楷書"/>
-                <w:w w:val="80"/>
-              </w:rPr>
-              <w:t>主日學</w:t>
+                <w:w w:val="70"/>
+              </w:rPr>
+              <w:t>獻詩</w:t>
             </w:r>
           </w:p>
         </w:tc>
@@ -17521,7 +17800,7 @@
                 <w:noProof/>
                 <w:w w:val="75"/>
               </w:rPr>
-              <w:t>1</w:t>
+              <w:t>8</w:t>
             </w:r>
             <w:r>
               <w:rPr>
@@ -17557,7 +17836,7 @@
                 <w:rFonts w:ascii="Barlow Condensed Medium" w:eastAsia="標楷體" w:hAnsi="Barlow Condensed Medium" w:cstheme="minorHAnsi" w:hint="eastAsia"/>
                 <w:w w:val="80"/>
               </w:rPr>
-              <w:t>10</w:t>
+              <w:t>--</w:t>
             </w:r>
           </w:p>
         </w:tc>
@@ -17592,6 +17871,7 @@
         <w:tc>
           <w:tcPr>
             <w:tcW w:w="937" w:type="dxa"/>
+            <w:vMerge w:val="restart"/>
             <w:tcMar>
               <w:left w:w="57" w:type="dxa"/>
               <w:right w:w="57" w:type="dxa"/>
@@ -17612,7 +17892,7 @@
                 <w:rFonts w:ascii="Barlow Condensed Medium" w:eastAsia="華康中黑體" w:hAnsi="Barlow Condensed Medium" w:cstheme="minorHAnsi"/>
                 <w:w w:val="80"/>
               </w:rPr>
-              <w:t>會前領唱</w:t>
+              <w:t>司獻</w:t>
             </w:r>
           </w:p>
         </w:tc>
@@ -17636,14 +17916,14 @@
               <w:jc w:val="center"/>
               <w:rPr>
                 <w:rFonts w:ascii="標楷體" w:eastAsia="標楷體" w:hAnsi="標楷體" w:cs="華康儷楷書"/>
+                <w:sz w:val="22"/>
               </w:rPr>
             </w:pPr>
             <w:r>
               <w:rPr>
                 <w:rFonts w:ascii="標楷體" w:eastAsia="標楷體" w:hAnsi="標楷體" w:hint="eastAsia"/>
-                <w:szCs w:val="24"/>
-              </w:rPr>
-              <w:t>張宗雄</w:t>
+              </w:rPr>
+              <w:t>張昭立</w:t>
             </w:r>
           </w:p>
         </w:tc>
@@ -17667,14 +17947,14 @@
               <w:jc w:val="center"/>
               <w:rPr>
                 <w:rFonts w:ascii="標楷體" w:eastAsia="標楷體" w:hAnsi="標楷體" w:cs="華康儷楷書"/>
-              </w:rPr>
-            </w:pPr>
-            <w:r>
-              <w:rPr>
-                <w:rFonts w:ascii="標楷體" w:eastAsia="標楷體" w:hAnsi="標楷體" w:cstheme="majorBidi" w:hint="eastAsia"/>
                 <w:szCs w:val="24"/>
               </w:rPr>
-              <w:t>蕭國鎮</w:t>
+            </w:pPr>
+            <w:r>
+              <w:rPr>
+                <w:rFonts w:ascii="標楷體" w:eastAsia="標楷體" w:hAnsi="標楷體" w:hint="eastAsia"/>
+              </w:rPr>
+              <w:t>張怡婷</w:t>
             </w:r>
           </w:p>
         </w:tc>
@@ -17697,22 +17977,15 @@
               <w:jc w:val="distribute"/>
               <w:rPr>
                 <w:rFonts w:ascii="標楷體" w:eastAsia="標楷體" w:hAnsi="標楷體" w:cs="華康儷楷書"/>
-                <w:w w:val="70"/>
-              </w:rPr>
-            </w:pPr>
-            <w:r>
-              <w:rPr>
-                <w:rFonts w:ascii="標楷體" w:eastAsia="標楷體" w:hAnsi="標楷體" w:cs="華康儷楷書" w:hint="eastAsia"/>
-                <w:w w:val="70"/>
-              </w:rPr>
-              <w:t>團契</w:t>
-            </w:r>
+                <w:w w:val="80"/>
+              </w:rPr>
+            </w:pPr>
             <w:r>
               <w:rPr>
                 <w:rFonts w:ascii="標楷體" w:eastAsia="標楷體" w:hAnsi="標楷體" w:cs="華康儷楷書"/>
-                <w:w w:val="70"/>
-              </w:rPr>
-              <w:t>獻詩</w:t>
+                <w:w w:val="80"/>
+              </w:rPr>
+              <w:t>聖歌隊上午</w:t>
             </w:r>
           </w:p>
         </w:tc>
@@ -17803,7 +18076,7 @@
                 <w:noProof/>
                 <w:w w:val="75"/>
               </w:rPr>
-              <w:t>1</w:t>
+              <w:t>8</w:t>
             </w:r>
             <w:r>
               <w:rPr>
@@ -17839,7 +18112,7 @@
                 <w:rFonts w:ascii="Barlow Condensed Medium" w:eastAsia="標楷體" w:hAnsi="Barlow Condensed Medium" w:cstheme="minorHAnsi" w:hint="eastAsia"/>
                 <w:w w:val="80"/>
               </w:rPr>
-              <w:t>--</w:t>
+              <w:t>16</w:t>
             </w:r>
           </w:p>
         </w:tc>
@@ -17874,7 +18147,7 @@
         <w:tc>
           <w:tcPr>
             <w:tcW w:w="937" w:type="dxa"/>
-            <w:vMerge w:val="restart"/>
+            <w:vMerge/>
             <w:tcMar>
               <w:left w:w="57" w:type="dxa"/>
               <w:right w:w="57" w:type="dxa"/>
@@ -17890,13 +18163,6 @@
                 <w:w w:val="80"/>
               </w:rPr>
             </w:pPr>
-            <w:r>
-              <w:rPr>
-                <w:rFonts w:ascii="Barlow Condensed Medium" w:eastAsia="華康中黑體" w:hAnsi="Barlow Condensed Medium" w:cstheme="minorHAnsi"/>
-                <w:w w:val="80"/>
-              </w:rPr>
-              <w:t>司獻</w:t>
-            </w:r>
           </w:p>
         </w:tc>
         <w:tc>
@@ -17919,14 +18185,14 @@
               <w:jc w:val="center"/>
               <w:rPr>
                 <w:rFonts w:ascii="標楷體" w:eastAsia="標楷體" w:hAnsi="標楷體" w:cs="華康儷楷書"/>
-                <w:sz w:val="22"/>
+                <w:szCs w:val="24"/>
               </w:rPr>
             </w:pPr>
             <w:r>
               <w:rPr>
                 <w:rFonts w:ascii="標楷體" w:eastAsia="標楷體" w:hAnsi="標楷體" w:hint="eastAsia"/>
               </w:rPr>
-              <w:t>林美惠</w:t>
+              <w:t>張怡婷</w:t>
             </w:r>
           </w:p>
         </w:tc>
@@ -17957,7 +18223,7 @@
               <w:rPr>
                 <w:rFonts w:ascii="標楷體" w:eastAsia="標楷體" w:hAnsi="標楷體" w:hint="eastAsia"/>
               </w:rPr>
-              <w:t>張昭立</w:t>
+              <w:t>林美惠</w:t>
             </w:r>
           </w:p>
         </w:tc>
@@ -17988,7 +18254,7 @@
                 <w:rFonts w:ascii="標楷體" w:eastAsia="標楷體" w:hAnsi="標楷體" w:cs="華康儷楷書"/>
                 <w:w w:val="80"/>
               </w:rPr>
-              <w:t>聖歌隊上午</w:t>
+              <w:t>聖歌隊下午</w:t>
             </w:r>
           </w:p>
         </w:tc>
@@ -18021,7 +18287,7 @@
                 <w:rFonts w:ascii="Barlow Condensed Medium" w:eastAsia="華康儷中黑" w:hAnsi="Barlow Condensed Medium" w:cstheme="minorHAnsi"/>
                 <w:w w:val="75"/>
               </w:rPr>
-              <w:instrText xml:space="preserve"> =IF(pub_day&lt;8, IF(pub_mon=1, 12, pub_mon-1), pub_mon) \* MERGEFORMAT </w:instrText>
+              <w:instrText xml:space="preserve"> =IF(pub_day&lt;4, IF(pub_mon=1, 12, pub_mon-1), pub_mon) \* MERGEFORMAT  \* MERGEFORMAT </w:instrText>
             </w:r>
             <w:r>
               <w:rPr>
@@ -18079,7 +18345,7 @@
                 <w:noProof/>
                 <w:w w:val="75"/>
               </w:rPr>
-              <w:t>1</w:t>
+              <w:t>8</w:t>
             </w:r>
             <w:r>
               <w:rPr>
@@ -18115,7 +18381,7 @@
                 <w:rFonts w:ascii="Barlow Condensed Medium" w:eastAsia="標楷體" w:hAnsi="Barlow Condensed Medium" w:cstheme="minorHAnsi" w:hint="eastAsia"/>
                 <w:w w:val="80"/>
               </w:rPr>
-              <w:t>16</w:t>
+              <w:t>15</w:t>
             </w:r>
           </w:p>
         </w:tc>
@@ -18150,7 +18416,7 @@
         <w:tc>
           <w:tcPr>
             <w:tcW w:w="937" w:type="dxa"/>
-            <w:vMerge/>
+            <w:vMerge w:val="restart"/>
             <w:tcMar>
               <w:left w:w="57" w:type="dxa"/>
               <w:right w:w="57" w:type="dxa"/>
@@ -18166,6 +18432,13 @@
                 <w:w w:val="80"/>
               </w:rPr>
             </w:pPr>
+            <w:r>
+              <w:rPr>
+                <w:rFonts w:ascii="Barlow Condensed Medium" w:eastAsia="華康中黑體" w:hAnsi="Barlow Condensed Medium" w:cstheme="minorHAnsi"/>
+                <w:w w:val="80"/>
+              </w:rPr>
+              <w:t>招待</w:t>
+            </w:r>
           </w:p>
         </w:tc>
         <w:tc>
@@ -18195,7 +18468,7 @@
               <w:rPr>
                 <w:rFonts w:ascii="標楷體" w:eastAsia="標楷體" w:hAnsi="標楷體" w:hint="eastAsia"/>
               </w:rPr>
-              <w:t>黃明憲</w:t>
+              <w:t>孫翠璘</w:t>
             </w:r>
           </w:p>
         </w:tc>
@@ -18226,7 +18499,7 @@
               <w:rPr>
                 <w:rFonts w:ascii="標楷體" w:eastAsia="標楷體" w:hAnsi="標楷體" w:hint="eastAsia"/>
               </w:rPr>
-              <w:t>張怡婷</w:t>
+              <w:t>宋素珠</w:t>
             </w:r>
           </w:p>
         </w:tc>
@@ -18249,16 +18522,11 @@
               <w:jc w:val="distribute"/>
               <w:rPr>
                 <w:rFonts w:ascii="標楷體" w:eastAsia="標楷體" w:hAnsi="標楷體" w:cs="華康儷楷書"/>
-                <w:w w:val="80"/>
-              </w:rPr>
-            </w:pPr>
-            <w:r>
-              <w:rPr>
-                <w:rFonts w:ascii="標楷體" w:eastAsia="標楷體" w:hAnsi="標楷體" w:cs="華康儷楷書"/>
-                <w:w w:val="80"/>
-              </w:rPr>
-              <w:t>聖歌隊下午</w:t>
-            </w:r>
+                <w:b/>
+                <w:bCs/>
+                <w:w w:val="80"/>
+              </w:rPr>
+            </w:pPr>
           </w:p>
         </w:tc>
         <w:tc>
@@ -18278,85 +18546,6 @@
                 <w:w w:val="80"/>
               </w:rPr>
             </w:pPr>
-            <w:r>
-              <w:rPr>
-                <w:rFonts w:ascii="Barlow Condensed Medium" w:eastAsia="華康儷中黑" w:hAnsi="Barlow Condensed Medium" w:cstheme="minorHAnsi"/>
-                <w:w w:val="75"/>
-              </w:rPr>
-              <w:fldChar w:fldCharType="begin"/>
-            </w:r>
-            <w:r>
-              <w:rPr>
-                <w:rFonts w:ascii="Barlow Condensed Medium" w:eastAsia="華康儷中黑" w:hAnsi="Barlow Condensed Medium" w:cstheme="minorHAnsi"/>
-                <w:w w:val="75"/>
-              </w:rPr>
-              <w:instrText xml:space="preserve"> =IF(pub_day&lt;4, IF(pub_mon=1, 12, pub_mon-1), pub_mon) \* MERGEFORMAT  \* MERGEFORMAT </w:instrText>
-            </w:r>
-            <w:r>
-              <w:rPr>
-                <w:rFonts w:ascii="Barlow Condensed Medium" w:eastAsia="華康儷中黑" w:hAnsi="Barlow Condensed Medium" w:cstheme="minorHAnsi"/>
-                <w:w w:val="75"/>
-              </w:rPr>
-              <w:fldChar w:fldCharType="separate"/>
-            </w:r>
-            <w:r>
-              <w:rPr>
-                <w:rFonts w:ascii="Barlow Condensed Medium" w:eastAsia="華康儷中黑" w:hAnsi="Barlow Condensed Medium" w:cstheme="minorHAnsi"/>
-                <w:noProof/>
-                <w:w w:val="75"/>
-              </w:rPr>
-              <w:t>3</w:t>
-            </w:r>
-            <w:r>
-              <w:rPr>
-                <w:rFonts w:ascii="Barlow Condensed Medium" w:eastAsia="華康儷中黑" w:hAnsi="Barlow Condensed Medium" w:cstheme="minorHAnsi"/>
-                <w:w w:val="75"/>
-              </w:rPr>
-              <w:fldChar w:fldCharType="end"/>
-            </w:r>
-            <w:r>
-              <w:rPr>
-                <w:rFonts w:ascii="Barlow Condensed Medium" w:eastAsia="華康儷中黑" w:hAnsi="Barlow Condensed Medium" w:cstheme="minorHAnsi"/>
-                <w:w w:val="75"/>
-              </w:rPr>
-              <w:t>/</w:t>
-            </w:r>
-            <w:r>
-              <w:rPr>
-                <w:rFonts w:ascii="Barlow Condensed Medium" w:eastAsia="華康儷中黑" w:hAnsi="Barlow Condensed Medium" w:cstheme="minorHAnsi"/>
-                <w:w w:val="75"/>
-              </w:rPr>
-              <w:fldChar w:fldCharType="begin"/>
-            </w:r>
-            <w:r>
-              <w:rPr>
-                <w:rFonts w:ascii="Barlow Condensed Medium" w:eastAsia="華康儷中黑" w:hAnsi="Barlow Condensed Medium" w:cstheme="minorHAnsi"/>
-                <w:w w:val="75"/>
-              </w:rPr>
-              <w:instrText xml:space="preserve"> =IF(pub_day&lt;8, last_mon_days, 0)+pub_day-7 \* MERGEFORMAT </w:instrText>
-            </w:r>
-            <w:r>
-              <w:rPr>
-                <w:rFonts w:ascii="Barlow Condensed Medium" w:eastAsia="華康儷中黑" w:hAnsi="Barlow Condensed Medium" w:cstheme="minorHAnsi"/>
-                <w:w w:val="75"/>
-              </w:rPr>
-              <w:fldChar w:fldCharType="separate"/>
-            </w:r>
-            <w:r>
-              <w:rPr>
-                <w:rFonts w:ascii="Barlow Condensed Medium" w:eastAsia="華康儷中黑" w:hAnsi="Barlow Condensed Medium" w:cstheme="minorHAnsi"/>
-                <w:noProof/>
-                <w:w w:val="75"/>
-              </w:rPr>
-              <w:t>1</w:t>
-            </w:r>
-            <w:r>
-              <w:rPr>
-                <w:rFonts w:ascii="Barlow Condensed Medium" w:eastAsia="華康儷中黑" w:hAnsi="Barlow Condensed Medium" w:cstheme="minorHAnsi"/>
-                <w:w w:val="75"/>
-              </w:rPr>
-              <w:fldChar w:fldCharType="end"/>
-            </w:r>
           </w:p>
         </w:tc>
         <w:tc>
@@ -18379,13 +18568,6 @@
                 <w:w w:val="80"/>
               </w:rPr>
             </w:pPr>
-            <w:r>
-              <w:rPr>
-                <w:rFonts w:ascii="Barlow Condensed Medium" w:eastAsia="標楷體" w:hAnsi="Barlow Condensed Medium" w:cstheme="minorHAnsi" w:hint="eastAsia"/>
-                <w:w w:val="80"/>
-              </w:rPr>
-              <w:t>15</w:t>
-            </w:r>
           </w:p>
         </w:tc>
         <w:tc>
@@ -18394,6 +18576,7 @@
             <w:vMerge/>
             <w:tcBorders>
               <w:left w:val="double" w:sz="12" w:space="0" w:color="auto"/>
+              <w:bottom w:val="single" w:sz="4" w:space="0" w:color="auto"/>
             </w:tcBorders>
             <w:tcMar>
               <w:left w:w="57" w:type="dxa"/>
@@ -18419,7 +18602,7 @@
         <w:tc>
           <w:tcPr>
             <w:tcW w:w="937" w:type="dxa"/>
-            <w:vMerge w:val="restart"/>
+            <w:vMerge/>
             <w:tcMar>
               <w:left w:w="57" w:type="dxa"/>
               <w:right w:w="57" w:type="dxa"/>
@@ -18435,13 +18618,6 @@
                 <w:w w:val="80"/>
               </w:rPr>
             </w:pPr>
-            <w:r>
-              <w:rPr>
-                <w:rFonts w:ascii="Barlow Condensed Medium" w:eastAsia="華康中黑體" w:hAnsi="Barlow Condensed Medium" w:cstheme="minorHAnsi"/>
-                <w:w w:val="80"/>
-              </w:rPr>
-              <w:t>招待</w:t>
-            </w:r>
           </w:p>
         </w:tc>
         <w:tc>
@@ -18471,7 +18647,7 @@
               <w:rPr>
                 <w:rFonts w:ascii="標楷體" w:eastAsia="標楷體" w:hAnsi="標楷體" w:hint="eastAsia"/>
               </w:rPr>
-              <w:t>邱惠玉</w:t>
+              <w:t>張燕芬</w:t>
             </w:r>
           </w:p>
         </w:tc>
@@ -18502,7 +18678,7 @@
               <w:rPr>
                 <w:rFonts w:ascii="標楷體" w:eastAsia="標楷體" w:hAnsi="標楷體" w:hint="eastAsia"/>
               </w:rPr>
-              <w:t>孫翠璘</w:t>
+              <w:t>張淑敏</w:t>
             </w:r>
           </w:p>
         </w:tc>
@@ -18525,185 +18701,6 @@
               <w:jc w:val="distribute"/>
               <w:rPr>
                 <w:rFonts w:ascii="標楷體" w:eastAsia="標楷體" w:hAnsi="標楷體" w:cs="華康儷楷書"/>
-                <w:b/>
-                <w:bCs/>
-                <w:w w:val="80"/>
-              </w:rPr>
-            </w:pPr>
-          </w:p>
-        </w:tc>
-        <w:tc>
-          <w:tcPr>
-            <w:tcW w:w="560" w:type="dxa"/>
-            <w:tcMar>
-              <w:left w:w="57" w:type="dxa"/>
-              <w:right w:w="57" w:type="dxa"/>
-            </w:tcMar>
-          </w:tcPr>
-          <w:p>
-            <w:pPr>
-              <w:snapToGrid w:val="0"/>
-              <w:jc w:val="center"/>
-              <w:rPr>
-                <w:rFonts w:ascii="Barlow Condensed Medium" w:eastAsia="標楷體" w:hAnsi="Barlow Condensed Medium" w:cstheme="minorHAnsi"/>
-                <w:w w:val="80"/>
-              </w:rPr>
-            </w:pPr>
-          </w:p>
-        </w:tc>
-        <w:tc>
-          <w:tcPr>
-            <w:tcW w:w="532" w:type="dxa"/>
-            <w:tcBorders>
-              <w:right w:val="double" w:sz="12" w:space="0" w:color="auto"/>
-            </w:tcBorders>
-            <w:tcMar>
-              <w:left w:w="57" w:type="dxa"/>
-              <w:right w:w="57" w:type="dxa"/>
-            </w:tcMar>
-          </w:tcPr>
-          <w:p>
-            <w:pPr>
-              <w:snapToGrid w:val="0"/>
-              <w:jc w:val="center"/>
-              <w:rPr>
-                <w:rFonts w:ascii="Barlow Condensed Medium" w:eastAsia="標楷體" w:hAnsi="Barlow Condensed Medium" w:cstheme="minorHAnsi"/>
-                <w:w w:val="80"/>
-              </w:rPr>
-            </w:pPr>
-          </w:p>
-        </w:tc>
-        <w:tc>
-          <w:tcPr>
-            <w:tcW w:w="541" w:type="dxa"/>
-            <w:vMerge/>
-            <w:tcBorders>
-              <w:left w:val="double" w:sz="12" w:space="0" w:color="auto"/>
-              <w:bottom w:val="single" w:sz="4" w:space="0" w:color="auto"/>
-            </w:tcBorders>
-            <w:tcMar>
-              <w:left w:w="57" w:type="dxa"/>
-              <w:right w:w="57" w:type="dxa"/>
-            </w:tcMar>
-          </w:tcPr>
-          <w:p>
-            <w:pPr>
-              <w:snapToGrid w:val="0"/>
-              <w:jc w:val="center"/>
-              <w:rPr>
-                <w:rFonts w:ascii="Barlow Condensed Medium" w:eastAsia="標楷體" w:hAnsi="Barlow Condensed Medium" w:cstheme="minorHAnsi"/>
-                <w:w w:val="80"/>
-              </w:rPr>
-            </w:pPr>
-          </w:p>
-        </w:tc>
-      </w:tr>
-      <w:tr>
-        <w:trPr>
-          <w:trHeight w:hRule="exact" w:val="312"/>
-        </w:trPr>
-        <w:tc>
-          <w:tcPr>
-            <w:tcW w:w="937" w:type="dxa"/>
-            <w:vMerge/>
-            <w:tcMar>
-              <w:left w:w="57" w:type="dxa"/>
-              <w:right w:w="57" w:type="dxa"/>
-            </w:tcMar>
-            <w:vAlign w:val="center"/>
-          </w:tcPr>
-          <w:p>
-            <w:pPr>
-              <w:snapToGrid w:val="0"/>
-              <w:jc w:val="distribute"/>
-              <w:rPr>
-                <w:rFonts w:ascii="Barlow Condensed Medium" w:eastAsia="華康中黑體" w:hAnsi="Barlow Condensed Medium" w:cstheme="minorHAnsi"/>
-                <w:w w:val="80"/>
-              </w:rPr>
-            </w:pPr>
-          </w:p>
-        </w:tc>
-        <w:tc>
-          <w:tcPr>
-            <w:tcW w:w="1000" w:type="dxa"/>
-            <w:tcBorders>
-              <w:top w:val="single" w:sz="4" w:space="0" w:color="auto"/>
-              <w:bottom w:val="single" w:sz="4" w:space="0" w:color="auto"/>
-            </w:tcBorders>
-            <w:shd w:val="clear" w:color="auto" w:fill="auto"/>
-            <w:tcMar>
-              <w:left w:w="57" w:type="dxa"/>
-              <w:right w:w="57" w:type="dxa"/>
-            </w:tcMar>
-            <w:vAlign w:val="center"/>
-          </w:tcPr>
-          <w:p>
-            <w:pPr>
-              <w:snapToGrid w:val="0"/>
-              <w:jc w:val="center"/>
-              <w:rPr>
-                <w:rFonts w:ascii="標楷體" w:eastAsia="標楷體" w:hAnsi="標楷體" w:cs="華康儷楷書"/>
-                <w:szCs w:val="24"/>
-              </w:rPr>
-            </w:pPr>
-            <w:r>
-              <w:rPr>
-                <w:rFonts w:ascii="標楷體" w:eastAsia="標楷體" w:hAnsi="標楷體" w:hint="eastAsia"/>
-              </w:rPr>
-              <w:t>高玉華</w:t>
-            </w:r>
-          </w:p>
-        </w:tc>
-        <w:tc>
-          <w:tcPr>
-            <w:tcW w:w="1001" w:type="dxa"/>
-            <w:tcBorders>
-              <w:top w:val="single" w:sz="4" w:space="0" w:color="auto"/>
-              <w:bottom w:val="single" w:sz="4" w:space="0" w:color="auto"/>
-            </w:tcBorders>
-            <w:shd w:val="clear" w:color="auto" w:fill="auto"/>
-            <w:tcMar>
-              <w:left w:w="57" w:type="dxa"/>
-              <w:right w:w="57" w:type="dxa"/>
-            </w:tcMar>
-            <w:vAlign w:val="center"/>
-          </w:tcPr>
-          <w:p>
-            <w:pPr>
-              <w:snapToGrid w:val="0"/>
-              <w:jc w:val="center"/>
-              <w:rPr>
-                <w:rFonts w:ascii="標楷體" w:eastAsia="標楷體" w:hAnsi="標楷體" w:cs="華康儷楷書"/>
-                <w:szCs w:val="24"/>
-              </w:rPr>
-            </w:pPr>
-            <w:r>
-              <w:rPr>
-                <w:rFonts w:ascii="標楷體" w:eastAsia="標楷體" w:hAnsi="標楷體" w:hint="eastAsia"/>
-              </w:rPr>
-              <w:t>張燕芬</w:t>
-            </w:r>
-          </w:p>
-        </w:tc>
-        <w:tc>
-          <w:tcPr>
-            <w:tcW w:w="1135" w:type="dxa"/>
-            <w:tcBorders>
-              <w:top w:val="single" w:sz="4" w:space="0" w:color="auto"/>
-              <w:left w:val="double" w:sz="12" w:space="0" w:color="auto"/>
-              <w:bottom w:val="single" w:sz="4" w:space="0" w:color="auto"/>
-            </w:tcBorders>
-            <w:tcMar>
-              <w:left w:w="57" w:type="dxa"/>
-              <w:right w:w="57" w:type="dxa"/>
-            </w:tcMar>
-          </w:tcPr>
-          <w:p>
-            <w:pPr>
-              <w:snapToGrid w:val="0"/>
-              <w:jc w:val="distribute"/>
-              <w:rPr>
-                <w:rFonts w:ascii="標楷體" w:eastAsia="標楷體" w:hAnsi="標楷體" w:cs="華康儷楷書"/>
                 <w:w w:val="80"/>
               </w:rPr>
             </w:pPr>
@@ -18803,7 +18800,7 @@
                 <w:noProof/>
                 <w:w w:val="75"/>
               </w:rPr>
-              <w:t>3</w:t>
+              <w:t>10</w:t>
             </w:r>
             <w:r>
               <w:rPr>
@@ -18951,7 +18948,7 @@
               <w:rPr>
                 <w:rFonts w:ascii="標楷體" w:eastAsia="標楷體" w:hAnsi="標楷體" w:hint="eastAsia"/>
               </w:rPr>
-              <w:t>楊錫昌</w:t>
+              <w:t>游富宗</w:t>
             </w:r>
           </w:p>
         </w:tc>
@@ -18984,7 +18981,7 @@
               <w:rPr>
                 <w:rFonts w:ascii="標楷體" w:eastAsia="標楷體" w:hAnsi="標楷體" w:hint="eastAsia"/>
               </w:rPr>
-              <w:t>游富宗</w:t>
+              <w:t>盧輝昌</w:t>
             </w:r>
           </w:p>
         </w:tc>
@@ -19106,7 +19103,7 @@
                 <w:noProof/>
                 <w:w w:val="75"/>
               </w:rPr>
-              <w:t>3</w:t>
+              <w:t>10</w:t>
             </w:r>
             <w:r>
               <w:rPr>
@@ -19232,7 +19229,7 @@
               <w:rPr>
                 <w:rFonts w:ascii="標楷體" w:eastAsia="標楷體" w:hAnsi="標楷體" w:hint="eastAsia"/>
               </w:rPr>
-              <w:t>葉文蒂</w:t>
+              <w:t>張麗君</w:t>
             </w:r>
           </w:p>
         </w:tc>
@@ -19265,7 +19262,7 @@
               <w:rPr>
                 <w:rFonts w:ascii="標楷體" w:eastAsia="標楷體" w:hAnsi="標楷體" w:hint="eastAsia"/>
               </w:rPr>
-              <w:t>張麗君</w:t>
+              <w:t>葉文蒂</w:t>
             </w:r>
           </w:p>
         </w:tc>
@@ -19387,7 +19384,7 @@
                 <w:noProof/>
                 <w:w w:val="75"/>
               </w:rPr>
-              <w:t>5</w:t>
+              <w:t>12</w:t>
             </w:r>
             <w:r>
               <w:rPr>
@@ -19503,7 +19500,7 @@
               <w:rPr>
                 <w:rFonts w:ascii="標楷體" w:eastAsia="標楷體" w:hAnsi="標楷體" w:hint="eastAsia"/>
               </w:rPr>
-              <w:t>張燕芬</w:t>
+              <w:t>楊竣傑</w:t>
             </w:r>
           </w:p>
         </w:tc>
@@ -19536,7 +19533,7 @@
               <w:rPr>
                 <w:rFonts w:ascii="標楷體" w:eastAsia="標楷體" w:hAnsi="標楷體" w:hint="eastAsia"/>
               </w:rPr>
-              <w:t>楊竣傑</w:t>
+              <w:t>張思婗</w:t>
             </w:r>
           </w:p>
         </w:tc>
@@ -19659,7 +19656,7 @@
                 <w:noProof/>
                 <w:w w:val="75"/>
               </w:rPr>
-              <w:t>5</w:t>
+              <w:t>12</w:t>
             </w:r>
             <w:r>
               <w:rPr>
@@ -19781,12 +19778,10 @@
             </w:pPr>
             <w:r>
               <w:rPr>
-                <w:rFonts w:ascii="標楷體" w:eastAsia="標楷體" w:hAnsi="標楷體" w:cstheme="majorBidi" w:hint="eastAsia"/>
-                <w:kern w:val="0"/>
+                <w:rFonts w:ascii="標楷體" w:eastAsia="標楷體" w:hAnsi="標楷體" w:hint="eastAsia"/>
                 <w:szCs w:val="24"/>
-                <w:fitText w:val="960" w:id="-741056764"/>
-              </w:rPr>
-              <w:t>婦女團契</w:t>
+              </w:rPr>
+              <w:t>聖歌隊</w:t>
             </w:r>
           </w:p>
         </w:tc>
@@ -19813,15 +19808,15 @@
               <w:rPr>
                 <w:rFonts w:ascii="標楷體" w:eastAsia="標楷體" w:hAnsi="標楷體" w:cs="華康儷楷書"/>
                 <w:w w:val="90"/>
-                <w:szCs w:val="24"/>
+                <w:sz w:val="22"/>
               </w:rPr>
             </w:pPr>
             <w:r>
               <w:rPr>
                 <w:rFonts w:ascii="標楷體" w:eastAsia="標楷體" w:hAnsi="標楷體" w:hint="eastAsia"/>
-                <w:szCs w:val="24"/>
-              </w:rPr>
-              <w:t>聖歌隊</w:t>
+                <w:sz w:val="22"/>
+              </w:rPr>
+              <w:t>敬拜團契</w:t>
             </w:r>
           </w:p>
         </w:tc>
@@ -19943,7 +19938,7 @@
                 <w:noProof/>
                 <w:w w:val="75"/>
               </w:rPr>
-              <w:t>5</w:t>
+              <w:t>12</w:t>
             </w:r>
             <w:r>
               <w:rPr>
@@ -20068,7 +20063,7 @@
               <w:rPr>
                 <w:rFonts w:ascii="標楷體" w:eastAsia="標楷體" w:hAnsi="標楷體" w:hint="eastAsia"/>
               </w:rPr>
-              <w:t>卓滿惠</w:t>
+              <w:t>周艶輝</w:t>
             </w:r>
           </w:p>
         </w:tc>
@@ -20101,7 +20096,7 @@
               <w:rPr>
                 <w:rFonts w:ascii="標楷體" w:eastAsia="標楷體" w:hAnsi="標楷體" w:hint="eastAsia"/>
               </w:rPr>
-              <w:t>周艶輝</w:t>
+              <w:t>章台珠</w:t>
             </w:r>
           </w:p>
         </w:tc>
@@ -20180,7 +20175,7 @@
                 <w:noProof/>
                 <w:w w:val="75"/>
               </w:rPr>
-              <w:t>2</w:t>
+              <w:t>3</w:t>
             </w:r>
             <w:r>
               <w:rPr>
@@ -20223,7 +20218,7 @@
                 <w:noProof/>
                 <w:w w:val="75"/>
               </w:rPr>
-              <w:t>28</w:t>
+              <w:t>7</w:t>
             </w:r>
             <w:r>
               <w:rPr>
@@ -20349,7 +20344,7 @@
               <w:rPr>
                 <w:rFonts w:ascii="標楷體" w:eastAsia="標楷體" w:hAnsi="標楷體" w:hint="eastAsia"/>
               </w:rPr>
-              <w:t>王新依</w:t>
+              <w:t>林錫純</w:t>
             </w:r>
           </w:p>
         </w:tc>
@@ -20360,7 +20355,6 @@
               <w:top w:val="single" w:sz="4" w:space="0" w:color="auto"/>
               <w:bottom w:val="single" w:sz="4" w:space="0" w:color="auto"/>
             </w:tcBorders>
-            <w:shd w:val="clear" w:color="auto" w:fill="auto"/>
             <w:tcMar>
               <w:left w:w="57" w:type="dxa"/>
               <w:right w:w="57" w:type="dxa"/>
@@ -20381,7 +20375,7 @@
               <w:rPr>
                 <w:rFonts w:ascii="標楷體" w:eastAsia="標楷體" w:hAnsi="標楷體" w:hint="eastAsia"/>
               </w:rPr>
-              <w:t>林錫純</w:t>
+              <w:t>張昭立</w:t>
             </w:r>
           </w:p>
         </w:tc>
@@ -20463,7 +20457,7 @@
                 <w:noProof/>
                 <w:w w:val="75"/>
               </w:rPr>
-              <w:t>2</w:t>
+              <w:t>3</w:t>
             </w:r>
             <w:r>
               <w:rPr>
@@ -20506,7 +20500,7 @@
                 <w:noProof/>
                 <w:w w:val="75"/>
               </w:rPr>
-              <w:t>28</w:t>
+              <w:t>7</w:t>
             </w:r>
             <w:r>
               <w:rPr>
@@ -20622,7 +20616,7 @@
               <w:rPr>
                 <w:rFonts w:ascii="標楷體" w:eastAsia="標楷體" w:hAnsi="標楷體" w:hint="eastAsia"/>
               </w:rPr>
-              <w:t>林金城</w:t>
+              <w:t>黃彥彬</w:t>
             </w:r>
           </w:p>
         </w:tc>
@@ -20632,7 +20626,6 @@
             <w:tcBorders>
               <w:bottom w:val="single" w:sz="4" w:space="0" w:color="auto"/>
             </w:tcBorders>
-            <w:shd w:val="clear" w:color="auto" w:fill="auto"/>
             <w:tcMar>
               <w:left w:w="57" w:type="dxa"/>
               <w:right w:w="57" w:type="dxa"/>
@@ -20652,7 +20645,7 @@
               <w:rPr>
                 <w:rFonts w:ascii="標楷體" w:eastAsia="標楷體" w:hAnsi="標楷體" w:hint="eastAsia"/>
               </w:rPr>
-              <w:t>黃彥彬</w:t>
+              <w:t>蕭國鎮</w:t>
             </w:r>
           </w:p>
         </w:tc>
@@ -20756,7 +20749,7 @@
                 <w:noProof/>
                 <w:w w:val="75"/>
               </w:rPr>
-              <w:t>2</w:t>
+              <w:t>3</w:t>
             </w:r>
             <w:r>
               <w:rPr>
@@ -20799,7 +20792,7 @@
                 <w:noProof/>
                 <w:w w:val="75"/>
               </w:rPr>
-              <w:t>28</w:t>
+              <w:t>7</w:t>
             </w:r>
             <w:r>
               <w:rPr>
@@ -20922,9 +20915,10 @@
             </w:pPr>
             <w:r>
               <w:rPr>
-                <w:rFonts w:ascii="標楷體" w:eastAsia="標楷體" w:hAnsi="標楷體" w:hint="eastAsia"/>
-              </w:rPr>
-              <w:t>游陵珠</w:t>
+                <w:rFonts w:ascii="標楷體" w:eastAsia="標楷體" w:hAnsi="標楷體" w:cs="華康儷楷書" w:hint="eastAsia"/>
+                <w:szCs w:val="24"/>
+              </w:rPr>
+              <w:t>黃阿絹</w:t>
             </w:r>
           </w:p>
         </w:tc>
@@ -20955,7 +20949,7 @@
                 <w:rFonts w:ascii="標楷體" w:eastAsia="標楷體" w:hAnsi="標楷體" w:cs="華康儷楷書" w:hint="eastAsia"/>
                 <w:szCs w:val="24"/>
               </w:rPr>
-              <w:t>黃阿絹</w:t>
+              <w:t>葉文蒂</w:t>
             </w:r>
           </w:p>
         </w:tc>
@@ -21094,7 +21088,7 @@
                 <w:rFonts w:ascii="標楷體" w:eastAsia="標楷體" w:hAnsi="標楷體" w:cs="華康儷楷書" w:hint="eastAsia"/>
                 <w:szCs w:val="24"/>
               </w:rPr>
-              <w:t>邱惠玉</w:t>
+              <w:t>葉文蒂</w:t>
             </w:r>
           </w:p>
         </w:tc>
@@ -21124,7 +21118,7 @@
                 <w:rFonts w:ascii="標楷體" w:eastAsia="標楷體" w:hAnsi="標楷體" w:cs="華康儷楷書" w:hint="eastAsia"/>
                 <w:szCs w:val="24"/>
               </w:rPr>
-              <w:t>葉文蒂</w:t>
+              <w:t>張佩瀅</w:t>
             </w:r>
           </w:p>
         </w:tc>
@@ -21243,7 +21237,7 @@
                 <w:rFonts w:ascii="標楷體" w:eastAsia="標楷體" w:hAnsi="標楷體" w:cs="華康儷楷書" w:hint="eastAsia"/>
                 <w:szCs w:val="24"/>
               </w:rPr>
-              <w:t>王曉梅</w:t>
+              <w:t>張梅足</w:t>
             </w:r>
           </w:p>
         </w:tc>
@@ -21273,7 +21267,7 @@
                 <w:rFonts w:ascii="標楷體" w:eastAsia="標楷體" w:hAnsi="標楷體" w:cs="華康儷楷書" w:hint="eastAsia"/>
                 <w:szCs w:val="24"/>
               </w:rPr>
-              <w:t>張梅足</w:t>
+              <w:t>黃花香</w:t>
             </w:r>
           </w:p>
         </w:tc>
@@ -21358,7 +21352,7 @@
                 <w:rFonts w:ascii="Barlow Condensed Medium" w:eastAsia="標楷體" w:hAnsi="Barlow Condensed Medium" w:cs="華康儷楷書" w:hint="eastAsia"/>
                 <w:szCs w:val="24"/>
               </w:rPr>
-              <w:t>胡瑞榮</w:t>
+              <w:t>王昌裕</w:t>
             </w:r>
           </w:p>
         </w:tc>
@@ -21388,7 +21382,7 @@
                 <w:rFonts w:ascii="Barlow Condensed Medium" w:eastAsia="標楷體" w:hAnsi="Barlow Condensed Medium" w:cs="華康儷楷書" w:hint="eastAsia"/>
                 <w:szCs w:val="24"/>
               </w:rPr>
-              <w:t>王昌裕</w:t>
+              <w:t>劉奕樑</w:t>
             </w:r>
           </w:p>
         </w:tc>
@@ -21538,7 +21532,7 @@
           <w:rFonts w:ascii="Barlow Condensed SemiBold" w:eastAsia="華康正顏楷體W9" w:hAnsi="Barlow Condensed SemiBold" w:cstheme="minorHAnsi"/>
           <w:noProof/>
         </w:rPr>
-        <w:t>01</w:t>
+        <w:t>08</w:t>
       </w:r>
       <w:r>
         <w:rPr>
@@ -23190,7 +23184,7 @@
               <w:snapToGrid w:val="0"/>
               <w:jc w:val="right"/>
               <w:rPr>
-                <w:rFonts w:ascii="Barlow Condensed Medium" w:eastAsia="標楷體" w:hAnsi="Barlow Condensed Medium" w:cstheme="minorHAnsi" w:hint="eastAsia"/>
+                <w:rFonts w:ascii="Barlow Condensed Medium" w:eastAsia="標楷體" w:hAnsi="Barlow Condensed Medium" w:cstheme="minorHAnsi"/>
                 <w:w w:val="80"/>
                 <w:szCs w:val="24"/>
                 <w:highlight w:val="yellow"/>
@@ -23262,7 +23256,7 @@
               <w:snapToGrid w:val="0"/>
               <w:jc w:val="right"/>
               <w:rPr>
-                <w:rFonts w:ascii="Barlow Condensed Medium" w:eastAsia="標楷體" w:hAnsi="Barlow Condensed Medium" w:cstheme="minorHAnsi" w:hint="eastAsia"/>
+                <w:rFonts w:ascii="Barlow Condensed Medium" w:eastAsia="標楷體" w:hAnsi="Barlow Condensed Medium" w:cstheme="minorHAnsi"/>
                 <w:w w:val="80"/>
                 <w:szCs w:val="24"/>
                 <w:highlight w:val="yellow"/>
@@ -23335,12 +23329,21 @@
               <w:snapToGrid w:val="0"/>
               <w:jc w:val="right"/>
               <w:rPr>
-                <w:rFonts w:ascii="Barlow Condensed Medium" w:eastAsia="標楷體" w:hAnsi="Barlow Condensed Medium" w:cstheme="minorHAnsi" w:hint="eastAsia"/>
+                <w:rFonts w:ascii="Barlow Condensed Medium" w:eastAsia="標楷體" w:hAnsi="Barlow Condensed Medium" w:cstheme="minorHAnsi"/>
                 <w:w w:val="80"/>
                 <w:szCs w:val="24"/>
                 <w:highlight w:val="yellow"/>
               </w:rPr>
             </w:pPr>
+            <w:r>
+              <w:rPr>
+                <w:rFonts w:ascii="Barlow Condensed Medium" w:eastAsia="標楷體" w:hAnsi="Barlow Condensed Medium" w:cstheme="minorHAnsi" w:hint="eastAsia"/>
+                <w:w w:val="80"/>
+                <w:szCs w:val="24"/>
+                <w:highlight w:val="yellow"/>
+              </w:rPr>
+              <w:t>有志</w:t>
+            </w:r>
           </w:p>
         </w:tc>
         <w:tc>
@@ -23362,6 +23365,15 @@
                 <w:highlight w:val="yellow"/>
               </w:rPr>
             </w:pPr>
+            <w:r>
+              <w:rPr>
+                <w:rFonts w:ascii="Barlow Condensed Medium" w:eastAsia="標楷體" w:hAnsi="Barlow Condensed Medium" w:cstheme="minorHAnsi" w:hint="eastAsia"/>
+                <w:w w:val="80"/>
+                <w:szCs w:val="24"/>
+                <w:highlight w:val="yellow"/>
+              </w:rPr>
+              <w:t>100</w:t>
+            </w:r>
           </w:p>
         </w:tc>
       </w:tr>
@@ -24517,8 +24529,6 @@
                 <w:szCs w:val="24"/>
               </w:rPr>
             </w:pPr>
-            <w:bookmarkStart w:id="6" w:name="_GoBack"/>
-            <w:bookmarkEnd w:id="6"/>
           </w:p>
         </w:tc>
         <w:tc>
@@ -25007,7 +25017,7 @@
                 <w:sz w:val="20"/>
                 <w:szCs w:val="20"/>
               </w:rPr>
-              <w:t>8</w:t>
+              <w:t>15</w:t>
             </w:r>
             <w:r>
               <w:rPr>
@@ -25203,7 +25213,7 @@
                 <w:sz w:val="20"/>
                 <w:szCs w:val="20"/>
               </w:rPr>
-              <w:t>9</w:t>
+              <w:t>16</w:t>
             </w:r>
             <w:r>
               <w:rPr>
@@ -25388,7 +25398,7 @@
                 <w:sz w:val="20"/>
                 <w:szCs w:val="20"/>
               </w:rPr>
-              <w:t>10</w:t>
+              <w:t>17</w:t>
             </w:r>
             <w:r>
               <w:rPr>
@@ -25564,7 +25574,7 @@
                 <w:sz w:val="20"/>
                 <w:szCs w:val="20"/>
               </w:rPr>
-              <w:t>11</w:t>
+              <w:t>18</w:t>
             </w:r>
             <w:r>
               <w:rPr>
@@ -25740,7 +25750,7 @@
                 <w:sz w:val="20"/>
                 <w:szCs w:val="20"/>
               </w:rPr>
-              <w:t>12</w:t>
+              <w:t>19</w:t>
             </w:r>
             <w:r>
               <w:rPr>
@@ -25916,7 +25926,7 @@
                 <w:sz w:val="20"/>
                 <w:szCs w:val="20"/>
               </w:rPr>
-              <w:t>13</w:t>
+              <w:t>20</w:t>
             </w:r>
             <w:r>
               <w:rPr>
@@ -26092,7 +26102,7 @@
                 <w:sz w:val="20"/>
                 <w:szCs w:val="20"/>
               </w:rPr>
-              <w:t>14</w:t>
+              <w:t>21</w:t>
             </w:r>
             <w:r>
               <w:rPr>
@@ -27113,7 +27123,7 @@
           </mc:Choice>
           <mc:Fallback>
             <w:pict>
-              <v:line w14:anchorId="46AE85EA" id="直線接點 6" o:spid="_x0000_s1026" style="position:absolute;z-index:251670016;visibility:visible;mso-wrap-style:square;mso-width-percent:0;mso-height-percent:0;mso-wrap-distance-left:9pt;mso-wrap-distance-top:0;mso-wrap-distance-right:9pt;mso-wrap-distance-bottom:0;mso-position-horizontal:absolute;mso-position-horizontal-relative:page;mso-position-vertical:absolute;mso-position-vertical-relative:page;mso-width-percent:0;mso-height-percent:0;mso-width-relative:margin;mso-height-relative:margin" from="343.9pt,19.85pt" to="345.05pt,710.95pt" o:gfxdata="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" strokecolor="black [3213]" strokeweight=".5pt">
+              <v:line w14:anchorId="4E440262" id="直線接點 6" o:spid="_x0000_s1026" style="position:absolute;z-index:251670016;visibility:visible;mso-wrap-style:square;mso-width-percent:0;mso-height-percent:0;mso-wrap-distance-left:9pt;mso-wrap-distance-top:0;mso-wrap-distance-right:9pt;mso-wrap-distance-bottom:0;mso-position-horizontal:absolute;mso-position-horizontal-relative:page;mso-position-vertical:absolute;mso-position-vertical-relative:page;mso-width-percent:0;mso-height-percent:0;mso-width-relative:margin;mso-height-relative:margin" from="343.9pt,19.85pt" to="345.05pt,710.95pt" o:gfxdata="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" strokecolor="black [3213]" strokeweight=".5pt">
                 <v:stroke dashstyle="3 1" joinstyle="miter"/>
                 <w10:wrap anchorx="page" anchory="page"/>
               </v:line>
@@ -27190,7 +27200,7 @@
           </mc:Choice>
           <mc:Fallback>
             <w:pict>
-              <v:line w14:anchorId="72979696" id="直線接點 4" o:spid="_x0000_s1026" style="position:absolute;z-index:251661824;visibility:visible;mso-wrap-style:square;mso-width-percent:0;mso-height-percent:0;mso-wrap-distance-left:9pt;mso-wrap-distance-top:0;mso-wrap-distance-right:9pt;mso-wrap-distance-bottom:0;mso-position-horizontal:absolute;mso-position-horizontal-relative:page;mso-position-vertical:absolute;mso-position-vertical-relative:page;mso-width-percent:0;mso-height-percent:0;mso-width-relative:margin;mso-height-relative:margin" from="343.9pt,19.85pt" to="345.05pt,710.95pt" o:gfxdata="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" strokecolor="black [3213]" strokeweight=".5pt">
+              <v:line w14:anchorId="5D9B8903" id="直線接點 4" o:spid="_x0000_s1026" style="position:absolute;z-index:251661824;visibility:visible;mso-wrap-style:square;mso-width-percent:0;mso-height-percent:0;mso-wrap-distance-left:9pt;mso-wrap-distance-top:0;mso-wrap-distance-right:9pt;mso-wrap-distance-bottom:0;mso-position-horizontal:absolute;mso-position-horizontal-relative:page;mso-position-vertical:absolute;mso-position-vertical-relative:page;mso-width-percent:0;mso-height-percent:0;mso-width-relative:margin;mso-height-relative:margin" from="343.9pt,19.85pt" to="345.05pt,710.95pt" o:gfxdata="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" strokecolor="black [3213]" strokeweight=".5pt">
                 <v:stroke dashstyle="3 1" joinstyle="miter"/>
                 <w10:wrap anchorx="page" anchory="page"/>
               </v:line>
@@ -27340,7 +27350,7 @@
           <w:rFonts w:ascii="Barlow Condensed Medium" w:eastAsia="華康正顏楷體W9" w:hAnsi="Barlow Condensed Medium" w:cstheme="minorHAnsi"/>
           <w:noProof/>
         </w:rPr>
-        <w:t>08</w:t>
+        <w:t>15</w:t>
       </w:r>
       <w:r>
         <w:rPr>
@@ -27811,7 +27821,7 @@
 </file>
 
 <file path=word/endnotes.xml><?xml version="1.0" encoding="utf-8"?>
-<w:endnotes xmlns:wpc="http://schemas.microsoft.com/office/word/2010/wordprocessingCanvas" xmlns:mc="http://schemas.openxmlformats.org/markup-compatibility/2006" xmlns:o="urn:schemas-microsoft-com:office:office" xmlns:r="http://schemas.openxmlformats.org/officeDocument/2006/relationships" xmlns:m="http://schemas.openxmlformats.org/officeDocument/2006/math" xmlns:v="urn:schemas-microsoft-com:vml" xmlns:wp14="http://schemas.microsoft.com/office/word/2010/wordprocessingDrawing" xmlns:wp="http://schemas.openxmlformats.org/drawingml/2006/wordprocessingDrawing" xmlns:w10="urn:schemas-microsoft-com:office:word" xmlns:w="http://schemas.openxmlformats.org/wordprocessingml/2006/main" xmlns:w14="http://schemas.microsoft.com/office/word/2010/wordml" xmlns:w15="http://schemas.microsoft.com/office/word/2012/wordml" xmlns:wpg="http://schemas.microsoft.com/office/word/2010/wordprocessingGroup" xmlns:wpi="http://schemas.microsoft.com/office/word/2010/wordprocessingInk" xmlns:wne="http://schemas.microsoft.com/office/word/2006/wordml" xmlns:wps="http://schemas.microsoft.com/office/word/2010/wordprocessingShape" mc:Ignorable="w14 w15 wp14">
+<w:endnotes xmlns:wpc="http://schemas.microsoft.com/office/word/2010/wordprocessingCanvas" xmlns:cx="http://schemas.microsoft.com/office/drawing/2014/chartex" xmlns:cx1="http://schemas.microsoft.com/office/drawing/2015/9/8/chartex" xmlns:cx2="http://schemas.microsoft.com/office/drawing/2015/10/21/chartex" xmlns:cx3="http://schemas.microsoft.com/office/drawing/2016/5/9/chartex" xmlns:cx4="http://schemas.microsoft.com/office/drawing/2016/5/10/chartex" xmlns:cx5="http://schemas.microsoft.com/office/drawing/2016/5/11/chartex" xmlns:cx6="http://schemas.microsoft.com/office/drawing/2016/5/12/chartex" xmlns:cx7="http://schemas.microsoft.com/office/drawing/2016/5/13/chartex" xmlns:cx8="http://schemas.microsoft.com/office/drawing/2016/5/14/chartex" xmlns:mc="http://schemas.openxmlformats.org/markup-compatibility/2006" xmlns:aink="http://schemas.microsoft.com/office/drawing/2016/ink" xmlns:am3d="http://schemas.microsoft.com/office/drawing/2017/model3d" xmlns:o="urn:schemas-microsoft-com:office:office" xmlns:oel="http://schemas.microsoft.com/office/2019/extlst" xmlns:r="http://schemas.openxmlformats.org/officeDocument/2006/relationships" xmlns:m="http://schemas.openxmlformats.org/officeDocument/2006/math" xmlns:v="urn:schemas-microsoft-com:vml" xmlns:wp14="http://schemas.microsoft.com/office/word/2010/wordprocessingDrawing" xmlns:wp="http://schemas.openxmlformats.org/drawingml/2006/wordprocessingDrawing" xmlns:w10="urn:schemas-microsoft-com:office:word" xmlns:w="http://schemas.openxmlformats.org/wordprocessingml/2006/main" xmlns:w14="http://schemas.microsoft.com/office/word/2010/wordml" xmlns:w15="http://schemas.microsoft.com/office/word/2012/wordml" xmlns:w16cex="http://schemas.microsoft.com/office/word/2018/wordml/cex" xmlns:w16cid="http://schemas.microsoft.com/office/word/2016/wordml/cid" xmlns:w16="http://schemas.microsoft.com/office/word/2018/wordml" xmlns:w16sdtdh="http://schemas.microsoft.com/office/word/2020/wordml/sdtdatahash" xmlns:w16se="http://schemas.microsoft.com/office/word/2015/wordml/symex" xmlns:wpg="http://schemas.microsoft.com/office/word/2010/wordprocessingGroup" xmlns:wpi="http://schemas.microsoft.com/office/word/2010/wordprocessingInk" xmlns:wne="http://schemas.microsoft.com/office/word/2006/wordml" xmlns:wps="http://schemas.microsoft.com/office/word/2010/wordprocessingShape" mc:Ignorable="w14 w15 w16se w16cid w16 w16cex w16sdtdh wp14">
   <w:endnote w:type="separator" w:id="-1">
     <w:p>
       <w:r>
@@ -27830,7 +27840,7 @@
 </file>
 
 <file path=word/footnotes.xml><?xml version="1.0" encoding="utf-8"?>
-<w:footnotes xmlns:wpc="http://schemas.microsoft.com/office/word/2010/wordprocessingCanvas" xmlns:mc="http://schemas.openxmlformats.org/markup-compatibility/2006" xmlns:o="urn:schemas-microsoft-com:office:office" xmlns:r="http://schemas.openxmlformats.org/officeDocument/2006/relationships" xmlns:m="http://schemas.openxmlformats.org/officeDocument/2006/math" xmlns:v="urn:schemas-microsoft-com:vml" xmlns:wp14="http://schemas.microsoft.com/office/word/2010/wordprocessingDrawing" xmlns:wp="http://schemas.openxmlformats.org/drawingml/2006/wordprocessingDrawing" xmlns:w10="urn:schemas-microsoft-com:office:word" xmlns:w="http://schemas.openxmlformats.org/wordprocessingml/2006/main" xmlns:w14="http://schemas.microsoft.com/office/word/2010/wordml" xmlns:w15="http://schemas.microsoft.com/office/word/2012/wordml" xmlns:wpg="http://schemas.microsoft.com/office/word/2010/wordprocessingGroup" xmlns:wpi="http://schemas.microsoft.com/office/word/2010/wordprocessingInk" xmlns:wne="http://schemas.microsoft.com/office/word/2006/wordml" xmlns:wps="http://schemas.microsoft.com/office/word/2010/wordprocessingShape" mc:Ignorable="w14 w15 wp14">
+<w:footnotes xmlns:wpc="http://schemas.microsoft.com/office/word/2010/wordprocessingCanvas" xmlns:cx="http://schemas.microsoft.com/office/drawing/2014/chartex" xmlns:cx1="http://schemas.microsoft.com/office/drawing/2015/9/8/chartex" xmlns:cx2="http://schemas.microsoft.com/office/drawing/2015/10/21/chartex" xmlns:cx3="http://schemas.microsoft.com/office/drawing/2016/5/9/chartex" xmlns:cx4="http://schemas.microsoft.com/office/drawing/2016/5/10/chartex" xmlns:cx5="http://schemas.microsoft.com/office/drawing/2016/5/11/chartex" xmlns:cx6="http://schemas.microsoft.com/office/drawing/2016/5/12/chartex" xmlns:cx7="http://schemas.microsoft.com/office/drawing/2016/5/13/chartex" xmlns:cx8="http://schemas.microsoft.com/office/drawing/2016/5/14/chartex" xmlns:mc="http://schemas.openxmlformats.org/markup-compatibility/2006" xmlns:aink="http://schemas.microsoft.com/office/drawing/2016/ink" xmlns:am3d="http://schemas.microsoft.com/office/drawing/2017/model3d" xmlns:o="urn:schemas-microsoft-com:office:office" xmlns:oel="http://schemas.microsoft.com/office/2019/extlst" xmlns:r="http://schemas.openxmlformats.org/officeDocument/2006/relationships" xmlns:m="http://schemas.openxmlformats.org/officeDocument/2006/math" xmlns:v="urn:schemas-microsoft-com:vml" xmlns:wp14="http://schemas.microsoft.com/office/word/2010/wordprocessingDrawing" xmlns:wp="http://schemas.openxmlformats.org/drawingml/2006/wordprocessingDrawing" xmlns:w10="urn:schemas-microsoft-com:office:word" xmlns:w="http://schemas.openxmlformats.org/wordprocessingml/2006/main" xmlns:w14="http://schemas.microsoft.com/office/word/2010/wordml" xmlns:w15="http://schemas.microsoft.com/office/word/2012/wordml" xmlns:w16cex="http://schemas.microsoft.com/office/word/2018/wordml/cex" xmlns:w16cid="http://schemas.microsoft.com/office/word/2016/wordml/cid" xmlns:w16="http://schemas.microsoft.com/office/word/2018/wordml" xmlns:w16sdtdh="http://schemas.microsoft.com/office/word/2020/wordml/sdtdatahash" xmlns:w16se="http://schemas.microsoft.com/office/word/2015/wordml/symex" xmlns:wpg="http://schemas.microsoft.com/office/word/2010/wordprocessingGroup" xmlns:wpi="http://schemas.microsoft.com/office/word/2010/wordprocessingInk" xmlns:wne="http://schemas.microsoft.com/office/word/2006/wordml" xmlns:wps="http://schemas.microsoft.com/office/word/2010/wordprocessingShape" mc:Ignorable="w14 w15 w16se w16cid w16 w16cex w16sdtdh wp14">
   <w:footnote w:type="separator" w:id="-1">
     <w:p>
       <w:r>
@@ -27849,7 +27859,7 @@
 </file>
 
 <file path=word/header1.xml><?xml version="1.0" encoding="utf-8"?>
-<w:hdr xmlns:wpc="http://schemas.microsoft.com/office/word/2010/wordprocessingCanvas" xmlns:mc="http://schemas.openxmlformats.org/markup-compatibility/2006" xmlns:o="urn:schemas-microsoft-com:office:office" xmlns:r="http://schemas.openxmlformats.org/officeDocument/2006/relationships" xmlns:m="http://schemas.openxmlformats.org/officeDocument/2006/math" xmlns:v="urn:schemas-microsoft-com:vml" xmlns:wp14="http://schemas.microsoft.com/office/word/2010/wordprocessingDrawing" xmlns:wp="http://schemas.openxmlformats.org/drawingml/2006/wordprocessingDrawing" xmlns:w10="urn:schemas-microsoft-com:office:word" xmlns:w="http://schemas.openxmlformats.org/wordprocessingml/2006/main" xmlns:w14="http://schemas.microsoft.com/office/word/2010/wordml" xmlns:w15="http://schemas.microsoft.com/office/word/2012/wordml" xmlns:wpg="http://schemas.microsoft.com/office/word/2010/wordprocessingGroup" xmlns:wpi="http://schemas.microsoft.com/office/word/2010/wordprocessingInk" xmlns:wne="http://schemas.microsoft.com/office/word/2006/wordml" xmlns:wps="http://schemas.microsoft.com/office/word/2010/wordprocessingShape" mc:Ignorable="w14 w15 wp14">
+<w:hdr xmlns:wpc="http://schemas.microsoft.com/office/word/2010/wordprocessingCanvas" xmlns:cx="http://schemas.microsoft.com/office/drawing/2014/chartex" xmlns:cx1="http://schemas.microsoft.com/office/drawing/2015/9/8/chartex" xmlns:cx2="http://schemas.microsoft.com/office/drawing/2015/10/21/chartex" xmlns:cx3="http://schemas.microsoft.com/office/drawing/2016/5/9/chartex" xmlns:cx4="http://schemas.microsoft.com/office/drawing/2016/5/10/chartex" xmlns:cx5="http://schemas.microsoft.com/office/drawing/2016/5/11/chartex" xmlns:cx6="http://schemas.microsoft.com/office/drawing/2016/5/12/chartex" xmlns:cx7="http://schemas.microsoft.com/office/drawing/2016/5/13/chartex" xmlns:cx8="http://schemas.microsoft.com/office/drawing/2016/5/14/chartex" xmlns:mc="http://schemas.openxmlformats.org/markup-compatibility/2006" xmlns:aink="http://schemas.microsoft.com/office/drawing/2016/ink" xmlns:am3d="http://schemas.microsoft.com/office/drawing/2017/model3d" xmlns:o="urn:schemas-microsoft-com:office:office" xmlns:oel="http://schemas.microsoft.com/office/2019/extlst" xmlns:r="http://schemas.openxmlformats.org/officeDocument/2006/relationships" xmlns:m="http://schemas.openxmlformats.org/officeDocument/2006/math" xmlns:v="urn:schemas-microsoft-com:vml" xmlns:wp14="http://schemas.microsoft.com/office/word/2010/wordprocessingDrawing" xmlns:wp="http://schemas.openxmlformats.org/drawingml/2006/wordprocessingDrawing" xmlns:w10="urn:schemas-microsoft-com:office:word" xmlns:w="http://schemas.openxmlformats.org/wordprocessingml/2006/main" xmlns:w14="http://schemas.microsoft.com/office/word/2010/wordml" xmlns:w15="http://schemas.microsoft.com/office/word/2012/wordml" xmlns:w16cex="http://schemas.microsoft.com/office/word/2018/wordml/cex" xmlns:w16cid="http://schemas.microsoft.com/office/word/2016/wordml/cid" xmlns:w16="http://schemas.microsoft.com/office/word/2018/wordml" xmlns:w16sdtdh="http://schemas.microsoft.com/office/word/2020/wordml/sdtdatahash" xmlns:w16se="http://schemas.microsoft.com/office/word/2015/wordml/symex" xmlns:wpg="http://schemas.microsoft.com/office/word/2010/wordprocessingGroup" xmlns:wpi="http://schemas.microsoft.com/office/word/2010/wordprocessingInk" xmlns:wne="http://schemas.microsoft.com/office/word/2006/wordml" xmlns:wps="http://schemas.microsoft.com/office/word/2010/wordprocessingShape" mc:Ignorable="w14 w15 w16se w16cid w16 w16cex w16sdtdh wp14">
   <w:p>
     <w:pPr>
       <w:pStyle w:val="a4"/>
@@ -28307,7 +28317,7 @@
 </file>
 
 <file path=word/header2.xml><?xml version="1.0" encoding="utf-8"?>
-<w:hdr xmlns:wpc="http://schemas.microsoft.com/office/word/2010/wordprocessingCanvas" xmlns:mc="http://schemas.openxmlformats.org/markup-compatibility/2006" xmlns:o="urn:schemas-microsoft-com:office:office" xmlns:r="http://schemas.openxmlformats.org/officeDocument/2006/relationships" xmlns:m="http://schemas.openxmlformats.org/officeDocument/2006/math" xmlns:v="urn:schemas-microsoft-com:vml" xmlns:wp14="http://schemas.microsoft.com/office/word/2010/wordprocessingDrawing" xmlns:wp="http://schemas.openxmlformats.org/drawingml/2006/wordprocessingDrawing" xmlns:w10="urn:schemas-microsoft-com:office:word" xmlns:w="http://schemas.openxmlformats.org/wordprocessingml/2006/main" xmlns:w14="http://schemas.microsoft.com/office/word/2010/wordml" xmlns:w15="http://schemas.microsoft.com/office/word/2012/wordml" xmlns:wpg="http://schemas.microsoft.com/office/word/2010/wordprocessingGroup" xmlns:wpi="http://schemas.microsoft.com/office/word/2010/wordprocessingInk" xmlns:wne="http://schemas.microsoft.com/office/word/2006/wordml" xmlns:wps="http://schemas.microsoft.com/office/word/2010/wordprocessingShape" mc:Ignorable="w14 w15 wp14">
+<w:hdr xmlns:wpc="http://schemas.microsoft.com/office/word/2010/wordprocessingCanvas" xmlns:cx="http://schemas.microsoft.com/office/drawing/2014/chartex" xmlns:cx1="http://schemas.microsoft.com/office/drawing/2015/9/8/chartex" xmlns:cx2="http://schemas.microsoft.com/office/drawing/2015/10/21/chartex" xmlns:cx3="http://schemas.microsoft.com/office/drawing/2016/5/9/chartex" xmlns:cx4="http://schemas.microsoft.com/office/drawing/2016/5/10/chartex" xmlns:cx5="http://schemas.microsoft.com/office/drawing/2016/5/11/chartex" xmlns:cx6="http://schemas.microsoft.com/office/drawing/2016/5/12/chartex" xmlns:cx7="http://schemas.microsoft.com/office/drawing/2016/5/13/chartex" xmlns:cx8="http://schemas.microsoft.com/office/drawing/2016/5/14/chartex" xmlns:mc="http://schemas.openxmlformats.org/markup-compatibility/2006" xmlns:aink="http://schemas.microsoft.com/office/drawing/2016/ink" xmlns:am3d="http://schemas.microsoft.com/office/drawing/2017/model3d" xmlns:o="urn:schemas-microsoft-com:office:office" xmlns:oel="http://schemas.microsoft.com/office/2019/extlst" xmlns:r="http://schemas.openxmlformats.org/officeDocument/2006/relationships" xmlns:m="http://schemas.openxmlformats.org/officeDocument/2006/math" xmlns:v="urn:schemas-microsoft-com:vml" xmlns:wp14="http://schemas.microsoft.com/office/word/2010/wordprocessingDrawing" xmlns:wp="http://schemas.openxmlformats.org/drawingml/2006/wordprocessingDrawing" xmlns:w10="urn:schemas-microsoft-com:office:word" xmlns:w="http://schemas.openxmlformats.org/wordprocessingml/2006/main" xmlns:w14="http://schemas.microsoft.com/office/word/2010/wordml" xmlns:w15="http://schemas.microsoft.com/office/word/2012/wordml" xmlns:w16cex="http://schemas.microsoft.com/office/word/2018/wordml/cex" xmlns:w16cid="http://schemas.microsoft.com/office/word/2016/wordml/cid" xmlns:w16="http://schemas.microsoft.com/office/word/2018/wordml" xmlns:w16sdtdh="http://schemas.microsoft.com/office/word/2020/wordml/sdtdatahash" xmlns:w16se="http://schemas.microsoft.com/office/word/2015/wordml/symex" xmlns:wpg="http://schemas.microsoft.com/office/word/2010/wordprocessingGroup" xmlns:wpi="http://schemas.microsoft.com/office/word/2010/wordprocessingInk" xmlns:wne="http://schemas.microsoft.com/office/word/2006/wordml" xmlns:wps="http://schemas.microsoft.com/office/word/2010/wordprocessingShape" mc:Ignorable="w14 w15 w16se w16cid w16 w16cex w16sdtdh wp14">
   <w:p>
     <w:pPr>
       <w:pStyle w:val="a4"/>
@@ -28379,7 +28389,7 @@
         <w:b/>
         <w:noProof/>
       </w:rPr>
-      <w:t>2610</w:t>
+      <w:t>2611</w:t>
     </w:r>
     <w:r>
       <w:rPr>
@@ -28516,7 +28526,7 @@
         <w:b/>
         <w:noProof/>
       </w:rPr>
-      <w:t>08</w:t>
+      <w:t>15</w:t>
     </w:r>
     <w:r>
       <w:rPr>
@@ -28588,7 +28598,7 @@
         <w:b/>
         <w:noProof/>
       </w:rPr>
-      <w:t>2610</w:t>
+      <w:t>2611</w:t>
     </w:r>
     <w:r>
       <w:rPr>
@@ -28725,7 +28735,7 @@
         <w:b/>
         <w:noProof/>
       </w:rPr>
-      <w:t>08</w:t>
+      <w:t>15</w:t>
     </w:r>
     <w:r>
       <w:rPr>
@@ -28765,7 +28775,7 @@
 </file>
 
 <file path=word/header3.xml><?xml version="1.0" encoding="utf-8"?>
-<w:hdr xmlns:wpc="http://schemas.microsoft.com/office/word/2010/wordprocessingCanvas" xmlns:mc="http://schemas.openxmlformats.org/markup-compatibility/2006" xmlns:o="urn:schemas-microsoft-com:office:office" xmlns:r="http://schemas.openxmlformats.org/officeDocument/2006/relationships" xmlns:m="http://schemas.openxmlformats.org/officeDocument/2006/math" xmlns:v="urn:schemas-microsoft-com:vml" xmlns:wp14="http://schemas.microsoft.com/office/word/2010/wordprocessingDrawing" xmlns:wp="http://schemas.openxmlformats.org/drawingml/2006/wordprocessingDrawing" xmlns:w10="urn:schemas-microsoft-com:office:word" xmlns:w="http://schemas.openxmlformats.org/wordprocessingml/2006/main" xmlns:w14="http://schemas.microsoft.com/office/word/2010/wordml" xmlns:w15="http://schemas.microsoft.com/office/word/2012/wordml" xmlns:wpg="http://schemas.microsoft.com/office/word/2010/wordprocessingGroup" xmlns:wpi="http://schemas.microsoft.com/office/word/2010/wordprocessingInk" xmlns:wne="http://schemas.microsoft.com/office/word/2006/wordml" xmlns:wps="http://schemas.microsoft.com/office/word/2010/wordprocessingShape" mc:Ignorable="w14 w15 wp14">
+<w:hdr xmlns:wpc="http://schemas.microsoft.com/office/word/2010/wordprocessingCanvas" xmlns:cx="http://schemas.microsoft.com/office/drawing/2014/chartex" xmlns:cx1="http://schemas.microsoft.com/office/drawing/2015/9/8/chartex" xmlns:cx2="http://schemas.microsoft.com/office/drawing/2015/10/21/chartex" xmlns:cx3="http://schemas.microsoft.com/office/drawing/2016/5/9/chartex" xmlns:cx4="http://schemas.microsoft.com/office/drawing/2016/5/10/chartex" xmlns:cx5="http://schemas.microsoft.com/office/drawing/2016/5/11/chartex" xmlns:cx6="http://schemas.microsoft.com/office/drawing/2016/5/12/chartex" xmlns:cx7="http://schemas.microsoft.com/office/drawing/2016/5/13/chartex" xmlns:cx8="http://schemas.microsoft.com/office/drawing/2016/5/14/chartex" xmlns:mc="http://schemas.openxmlformats.org/markup-compatibility/2006" xmlns:aink="http://schemas.microsoft.com/office/drawing/2016/ink" xmlns:am3d="http://schemas.microsoft.com/office/drawing/2017/model3d" xmlns:o="urn:schemas-microsoft-com:office:office" xmlns:oel="http://schemas.microsoft.com/office/2019/extlst" xmlns:r="http://schemas.openxmlformats.org/officeDocument/2006/relationships" xmlns:m="http://schemas.openxmlformats.org/officeDocument/2006/math" xmlns:v="urn:schemas-microsoft-com:vml" xmlns:wp14="http://schemas.microsoft.com/office/word/2010/wordprocessingDrawing" xmlns:wp="http://schemas.openxmlformats.org/drawingml/2006/wordprocessingDrawing" xmlns:w10="urn:schemas-microsoft-com:office:word" xmlns:w="http://schemas.openxmlformats.org/wordprocessingml/2006/main" xmlns:w14="http://schemas.microsoft.com/office/word/2010/wordml" xmlns:w15="http://schemas.microsoft.com/office/word/2012/wordml" xmlns:w16cex="http://schemas.microsoft.com/office/word/2018/wordml/cex" xmlns:w16cid="http://schemas.microsoft.com/office/word/2016/wordml/cid" xmlns:w16="http://schemas.microsoft.com/office/word/2018/wordml" xmlns:w16sdtdh="http://schemas.microsoft.com/office/word/2020/wordml/sdtdatahash" xmlns:w16se="http://schemas.microsoft.com/office/word/2015/wordml/symex" xmlns:wpg="http://schemas.microsoft.com/office/word/2010/wordprocessingGroup" xmlns:wpi="http://schemas.microsoft.com/office/word/2010/wordprocessingInk" xmlns:wne="http://schemas.microsoft.com/office/word/2006/wordml" xmlns:wps="http://schemas.microsoft.com/office/word/2010/wordprocessingShape" mc:Ignorable="w14 w15 w16se w16cid w16 w16cex w16sdtdh wp14">
   <w:p>
     <w:pPr>
       <w:pStyle w:val="a4"/>
@@ -28837,7 +28847,7 @@
         <w:b/>
         <w:noProof/>
       </w:rPr>
-      <w:t>2610</w:t>
+      <w:t>2611</w:t>
     </w:r>
     <w:r>
       <w:rPr>
@@ -28974,7 +28984,7 @@
         <w:b/>
         <w:noProof/>
       </w:rPr>
-      <w:t>08</w:t>
+      <w:t>15</w:t>
     </w:r>
     <w:r>
       <w:rPr>
@@ -29046,7 +29056,7 @@
         <w:b/>
         <w:noProof/>
       </w:rPr>
-      <w:t>2610</w:t>
+      <w:t>2611</w:t>
     </w:r>
     <w:r>
       <w:rPr>
@@ -29183,7 +29193,7 @@
         <w:b/>
         <w:noProof/>
       </w:rPr>
-      <w:t>08</w:t>
+      <w:t>15</w:t>
     </w:r>
     <w:r>
       <w:rPr>
@@ -29223,7 +29233,7 @@
 </file>
 
 <file path=word/header4.xml><?xml version="1.0" encoding="utf-8"?>
-<w:hdr xmlns:wpc="http://schemas.microsoft.com/office/word/2010/wordprocessingCanvas" xmlns:mc="http://schemas.openxmlformats.org/markup-compatibility/2006" xmlns:o="urn:schemas-microsoft-com:office:office" xmlns:r="http://schemas.openxmlformats.org/officeDocument/2006/relationships" xmlns:m="http://schemas.openxmlformats.org/officeDocument/2006/math" xmlns:v="urn:schemas-microsoft-com:vml" xmlns:wp14="http://schemas.microsoft.com/office/word/2010/wordprocessingDrawing" xmlns:wp="http://schemas.openxmlformats.org/drawingml/2006/wordprocessingDrawing" xmlns:w10="urn:schemas-microsoft-com:office:word" xmlns:w="http://schemas.openxmlformats.org/wordprocessingml/2006/main" xmlns:w14="http://schemas.microsoft.com/office/word/2010/wordml" xmlns:w15="http://schemas.microsoft.com/office/word/2012/wordml" xmlns:wpg="http://schemas.microsoft.com/office/word/2010/wordprocessingGroup" xmlns:wpi="http://schemas.microsoft.com/office/word/2010/wordprocessingInk" xmlns:wne="http://schemas.microsoft.com/office/word/2006/wordml" xmlns:wps="http://schemas.microsoft.com/office/word/2010/wordprocessingShape" mc:Ignorable="w14 w15 wp14">
+<w:hdr xmlns:wpc="http://schemas.microsoft.com/office/word/2010/wordprocessingCanvas" xmlns:cx="http://schemas.microsoft.com/office/drawing/2014/chartex" xmlns:cx1="http://schemas.microsoft.com/office/drawing/2015/9/8/chartex" xmlns:cx2="http://schemas.microsoft.com/office/drawing/2015/10/21/chartex" xmlns:cx3="http://schemas.microsoft.com/office/drawing/2016/5/9/chartex" xmlns:cx4="http://schemas.microsoft.com/office/drawing/2016/5/10/chartex" xmlns:cx5="http://schemas.microsoft.com/office/drawing/2016/5/11/chartex" xmlns:cx6="http://schemas.microsoft.com/office/drawing/2016/5/12/chartex" xmlns:cx7="http://schemas.microsoft.com/office/drawing/2016/5/13/chartex" xmlns:cx8="http://schemas.microsoft.com/office/drawing/2016/5/14/chartex" xmlns:mc="http://schemas.openxmlformats.org/markup-compatibility/2006" xmlns:aink="http://schemas.microsoft.com/office/drawing/2016/ink" xmlns:am3d="http://schemas.microsoft.com/office/drawing/2017/model3d" xmlns:o="urn:schemas-microsoft-com:office:office" xmlns:oel="http://schemas.microsoft.com/office/2019/extlst" xmlns:r="http://schemas.openxmlformats.org/officeDocument/2006/relationships" xmlns:m="http://schemas.openxmlformats.org/officeDocument/2006/math" xmlns:v="urn:schemas-microsoft-com:vml" xmlns:wp14="http://schemas.microsoft.com/office/word/2010/wordprocessingDrawing" xmlns:wp="http://schemas.openxmlformats.org/drawingml/2006/wordprocessingDrawing" xmlns:w10="urn:schemas-microsoft-com:office:word" xmlns:w="http://schemas.openxmlformats.org/wordprocessingml/2006/main" xmlns:w14="http://schemas.microsoft.com/office/word/2010/wordml" xmlns:w15="http://schemas.microsoft.com/office/word/2012/wordml" xmlns:w16cex="http://schemas.microsoft.com/office/word/2018/wordml/cex" xmlns:w16cid="http://schemas.microsoft.com/office/word/2016/wordml/cid" xmlns:w16="http://schemas.microsoft.com/office/word/2018/wordml" xmlns:w16sdtdh="http://schemas.microsoft.com/office/word/2020/wordml/sdtdatahash" xmlns:w16se="http://schemas.microsoft.com/office/word/2015/wordml/symex" xmlns:wpg="http://schemas.microsoft.com/office/word/2010/wordprocessingGroup" xmlns:wpi="http://schemas.microsoft.com/office/word/2010/wordprocessingInk" xmlns:wne="http://schemas.microsoft.com/office/word/2006/wordml" xmlns:wps="http://schemas.microsoft.com/office/word/2010/wordprocessingShape" mc:Ignorable="w14 w15 w16se w16cid w16 w16cex w16sdtdh wp14">
   <w:p>
     <w:pPr>
       <w:pStyle w:val="a4"/>
@@ -29681,7 +29691,7 @@
 </file>
 
 <file path=word/numbering.xml><?xml version="1.0" encoding="utf-8"?>
-<w:numbering xmlns:wpc="http://schemas.microsoft.com/office/word/2010/wordprocessingCanvas" xmlns:mc="http://schemas.openxmlformats.org/markup-compatibility/2006" xmlns:o="urn:schemas-microsoft-com:office:office" xmlns:r="http://schemas.openxmlformats.org/officeDocument/2006/relationships" xmlns:m="http://schemas.openxmlformats.org/officeDocument/2006/math" xmlns:v="urn:schemas-microsoft-com:vml" xmlns:wp14="http://schemas.microsoft.com/office/word/2010/wordprocessingDrawing" xmlns:wp="http://schemas.openxmlformats.org/drawingml/2006/wordprocessingDrawing" xmlns:w10="urn:schemas-microsoft-com:office:word" xmlns:w="http://schemas.openxmlformats.org/wordprocessingml/2006/main" xmlns:w14="http://schemas.microsoft.com/office/word/2010/wordml" xmlns:w15="http://schemas.microsoft.com/office/word/2012/wordml" xmlns:wpg="http://schemas.microsoft.com/office/word/2010/wordprocessingGroup" xmlns:wpi="http://schemas.microsoft.com/office/word/2010/wordprocessingInk" xmlns:wne="http://schemas.microsoft.com/office/word/2006/wordml" xmlns:wps="http://schemas.microsoft.com/office/word/2010/wordprocessingShape" mc:Ignorable="w14 w15 wp14">
+<w:numbering xmlns:wpc="http://schemas.microsoft.com/office/word/2010/wordprocessingCanvas" xmlns:cx="http://schemas.microsoft.com/office/drawing/2014/chartex" xmlns:cx1="http://schemas.microsoft.com/office/drawing/2015/9/8/chartex" xmlns:cx2="http://schemas.microsoft.com/office/drawing/2015/10/21/chartex" xmlns:cx3="http://schemas.microsoft.com/office/drawing/2016/5/9/chartex" xmlns:cx4="http://schemas.microsoft.com/office/drawing/2016/5/10/chartex" xmlns:cx5="http://schemas.microsoft.com/office/drawing/2016/5/11/chartex" xmlns:cx6="http://schemas.microsoft.com/office/drawing/2016/5/12/chartex" xmlns:cx7="http://schemas.microsoft.com/office/drawing/2016/5/13/chartex" xmlns:cx8="http://schemas.microsoft.com/office/drawing/2016/5/14/chartex" xmlns:mc="http://schemas.openxmlformats.org/markup-compatibility/2006" xmlns:aink="http://schemas.microsoft.com/office/drawing/2016/ink" xmlns:am3d="http://schemas.microsoft.com/office/drawing/2017/model3d" xmlns:o="urn:schemas-microsoft-com:office:office" xmlns:oel="http://schemas.microsoft.com/office/2019/extlst" xmlns:r="http://schemas.openxmlformats.org/officeDocument/2006/relationships" xmlns:m="http://schemas.openxmlformats.org/officeDocument/2006/math" xmlns:v="urn:schemas-microsoft-com:vml" xmlns:wp14="http://schemas.microsoft.com/office/word/2010/wordprocessingDrawing" xmlns:wp="http://schemas.openxmlformats.org/drawingml/2006/wordprocessingDrawing" xmlns:w10="urn:schemas-microsoft-com:office:word" xmlns:w="http://schemas.openxmlformats.org/wordprocessingml/2006/main" xmlns:w14="http://schemas.microsoft.com/office/word/2010/wordml" xmlns:w15="http://schemas.microsoft.com/office/word/2012/wordml" xmlns:w16cex="http://schemas.microsoft.com/office/word/2018/wordml/cex" xmlns:w16cid="http://schemas.microsoft.com/office/word/2016/wordml/cid" xmlns:w16="http://schemas.microsoft.com/office/word/2018/wordml" xmlns:w16sdtdh="http://schemas.microsoft.com/office/word/2020/wordml/sdtdatahash" xmlns:w16se="http://schemas.microsoft.com/office/word/2015/wordml/symex" xmlns:wpg="http://schemas.microsoft.com/office/word/2010/wordprocessingGroup" xmlns:wpi="http://schemas.microsoft.com/office/word/2010/wordprocessingInk" xmlns:wne="http://schemas.microsoft.com/office/word/2006/wordml" xmlns:wps="http://schemas.microsoft.com/office/word/2010/wordprocessingShape" mc:Ignorable="w14 w15 w16se w16cid w16 w16cex w16sdtdh wp14">
   <w:abstractNum w:abstractNumId="0" w15:restartNumberingAfterBreak="0">
     <w:nsid w:val="0397573A"/>
     <w:multiLevelType w:val="hybridMultilevel"/>
@@ -31106,59 +31116,59 @@
       </w:pPr>
     </w:lvl>
   </w:abstractNum>
-  <w:num w:numId="1">
+  <w:num w:numId="1" w16cid:durableId="827483048">
     <w:abstractNumId w:val="15"/>
   </w:num>
-  <w:num w:numId="2">
+  <w:num w:numId="2" w16cid:durableId="1904948542">
     <w:abstractNumId w:val="5"/>
   </w:num>
-  <w:num w:numId="3">
+  <w:num w:numId="3" w16cid:durableId="1982929532">
     <w:abstractNumId w:val="7"/>
   </w:num>
-  <w:num w:numId="4">
+  <w:num w:numId="4" w16cid:durableId="252125027">
     <w:abstractNumId w:val="3"/>
   </w:num>
-  <w:num w:numId="5">
+  <w:num w:numId="5" w16cid:durableId="1193035186">
     <w:abstractNumId w:val="8"/>
   </w:num>
-  <w:num w:numId="6">
+  <w:num w:numId="6" w16cid:durableId="1561819061">
     <w:abstractNumId w:val="14"/>
   </w:num>
-  <w:num w:numId="7">
+  <w:num w:numId="7" w16cid:durableId="201552180">
     <w:abstractNumId w:val="13"/>
   </w:num>
-  <w:num w:numId="8">
+  <w:num w:numId="8" w16cid:durableId="1099057988">
     <w:abstractNumId w:val="6"/>
   </w:num>
-  <w:num w:numId="9">
+  <w:num w:numId="9" w16cid:durableId="648637812">
     <w:abstractNumId w:val="12"/>
   </w:num>
-  <w:num w:numId="10">
+  <w:num w:numId="10" w16cid:durableId="1673869775">
     <w:abstractNumId w:val="4"/>
   </w:num>
-  <w:num w:numId="11">
+  <w:num w:numId="11" w16cid:durableId="507140268">
     <w:abstractNumId w:val="9"/>
   </w:num>
-  <w:num w:numId="12">
+  <w:num w:numId="12" w16cid:durableId="138159729">
     <w:abstractNumId w:val="2"/>
   </w:num>
-  <w:num w:numId="13">
+  <w:num w:numId="13" w16cid:durableId="969894148">
     <w:abstractNumId w:val="10"/>
   </w:num>
-  <w:num w:numId="14">
+  <w:num w:numId="14" w16cid:durableId="553737968">
     <w:abstractNumId w:val="11"/>
   </w:num>
-  <w:num w:numId="15">
+  <w:num w:numId="15" w16cid:durableId="1016271012">
     <w:abstractNumId w:val="1"/>
   </w:num>
-  <w:num w:numId="16">
+  <w:num w:numId="16" w16cid:durableId="697974225">
     <w:abstractNumId w:val="0"/>
   </w:num>
 </w:numbering>
 </file>
 
 <file path=word/styles.xml><?xml version="1.0" encoding="utf-8"?>
-<w:styles xmlns:mc="http://schemas.openxmlformats.org/markup-compatibility/2006" xmlns:r="http://schemas.openxmlformats.org/officeDocument/2006/relationships" xmlns:w="http://schemas.openxmlformats.org/wordprocessingml/2006/main" xmlns:w14="http://schemas.microsoft.com/office/word/2010/wordml" xmlns:w15="http://schemas.microsoft.com/office/word/2012/wordml" mc:Ignorable="w14 w15">
+<w:styles xmlns:mc="http://schemas.openxmlformats.org/markup-compatibility/2006" xmlns:r="http://schemas.openxmlformats.org/officeDocument/2006/relationships" xmlns:w="http://schemas.openxmlformats.org/wordprocessingml/2006/main" xmlns:w14="http://schemas.microsoft.com/office/word/2010/wordml" xmlns:w15="http://schemas.microsoft.com/office/word/2012/wordml" xmlns:w16cex="http://schemas.microsoft.com/office/word/2018/wordml/cex" xmlns:w16cid="http://schemas.microsoft.com/office/word/2016/wordml/cid" xmlns:w16="http://schemas.microsoft.com/office/word/2018/wordml" xmlns:w16sdtdh="http://schemas.microsoft.com/office/word/2020/wordml/sdtdatahash" xmlns:w16se="http://schemas.microsoft.com/office/word/2015/wordml/symex" mc:Ignorable="w14 w15 w16se w16cid w16 w16cex w16sdtdh">
   <w:docDefaults>
     <w:rPrDefault>
       <w:rPr>
@@ -31171,7 +31181,7 @@
     </w:rPrDefault>
     <w:pPrDefault/>
   </w:docDefaults>
-  <w:latentStyles w:defLockedState="0" w:defUIPriority="99" w:defSemiHidden="0" w:defUnhideWhenUsed="0" w:defQFormat="0" w:count="371">
+  <w:latentStyles w:defLockedState="0" w:defUIPriority="99" w:defSemiHidden="0" w:defUnhideWhenUsed="0" w:defQFormat="0" w:count="376">
     <w:lsdException w:name="Normal" w:uiPriority="0" w:qFormat="1"/>
     <w:lsdException w:name="heading 1" w:uiPriority="9" w:qFormat="1"/>
     <w:lsdException w:name="heading 2" w:semiHidden="1" w:uiPriority="9" w:unhideWhenUsed="1" w:qFormat="1"/>
@@ -31543,6 +31553,11 @@
     <w:lsdException w:name="List Table 5 Dark Accent 6" w:uiPriority="50"/>
     <w:lsdException w:name="List Table 6 Colorful Accent 6" w:uiPriority="51"/>
     <w:lsdException w:name="List Table 7 Colorful Accent 6" w:uiPriority="52"/>
+    <w:lsdException w:name="Mention" w:semiHidden="1" w:unhideWhenUsed="1"/>
+    <w:lsdException w:name="Smart Hyperlink" w:semiHidden="1" w:unhideWhenUsed="1"/>
+    <w:lsdException w:name="Hashtag" w:semiHidden="1" w:unhideWhenUsed="1"/>
+    <w:lsdException w:name="Unresolved Mention" w:semiHidden="1" w:unhideWhenUsed="1"/>
+    <w:lsdException w:name="Smart Link" w:semiHidden="1" w:unhideWhenUsed="1"/>
   </w:latentStyles>
   <w:style w:type="paragraph" w:default="1" w:styleId="a">
     <w:name w:val="Normal"/>

--- a/新泰週報20260315[2611]B4F.docx
+++ b/新泰週報20260315[2611]B4F.docx
@@ -1,6 +1,6 @@
 
 <file path=word/document.xml><?xml version="1.0" encoding="utf-8"?>
-<w:document xmlns:wpc="http://schemas.microsoft.com/office/word/2010/wordprocessingCanvas" xmlns:cx="http://schemas.microsoft.com/office/drawing/2014/chartex" xmlns:cx1="http://schemas.microsoft.com/office/drawing/2015/9/8/chartex" xmlns:cx2="http://schemas.microsoft.com/office/drawing/2015/10/21/chartex" xmlns:cx3="http://schemas.microsoft.com/office/drawing/2016/5/9/chartex" xmlns:cx4="http://schemas.microsoft.com/office/drawing/2016/5/10/chartex" xmlns:cx5="http://schemas.microsoft.com/office/drawing/2016/5/11/chartex" xmlns:cx6="http://schemas.microsoft.com/office/drawing/2016/5/12/chartex" xmlns:cx7="http://schemas.microsoft.com/office/drawing/2016/5/13/chartex" xmlns:cx8="http://schemas.microsoft.com/office/drawing/2016/5/14/chartex" xmlns:mc="http://schemas.openxmlformats.org/markup-compatibility/2006" xmlns:aink="http://schemas.microsoft.com/office/drawing/2016/ink" xmlns:am3d="http://schemas.microsoft.com/office/drawing/2017/model3d" xmlns:o="urn:schemas-microsoft-com:office:office" xmlns:oel="http://schemas.microsoft.com/office/2019/extlst" xmlns:r="http://schemas.openxmlformats.org/officeDocument/2006/relationships" xmlns:m="http://schemas.openxmlformats.org/officeDocument/2006/math" xmlns:v="urn:schemas-microsoft-com:vml" xmlns:wp14="http://schemas.microsoft.com/office/word/2010/wordprocessingDrawing" xmlns:wp="http://schemas.openxmlformats.org/drawingml/2006/wordprocessingDrawing" xmlns:w10="urn:schemas-microsoft-com:office:word" xmlns:w="http://schemas.openxmlformats.org/wordprocessingml/2006/main" xmlns:w14="http://schemas.microsoft.com/office/word/2010/wordml" xmlns:w15="http://schemas.microsoft.com/office/word/2012/wordml" xmlns:w16cex="http://schemas.microsoft.com/office/word/2018/wordml/cex" xmlns:w16cid="http://schemas.microsoft.com/office/word/2016/wordml/cid" xmlns:w16="http://schemas.microsoft.com/office/word/2018/wordml" xmlns:w16sdtdh="http://schemas.microsoft.com/office/word/2020/wordml/sdtdatahash" xmlns:w16se="http://schemas.microsoft.com/office/word/2015/wordml/symex" xmlns:wpg="http://schemas.microsoft.com/office/word/2010/wordprocessingGroup" xmlns:wpi="http://schemas.microsoft.com/office/word/2010/wordprocessingInk" xmlns:wne="http://schemas.microsoft.com/office/word/2006/wordml" xmlns:wps="http://schemas.microsoft.com/office/word/2010/wordprocessingShape" mc:Ignorable="w14 w15 w16se w16cid w16 w16cex w16sdtdh wp14">
+<w:document xmlns:wpc="http://schemas.microsoft.com/office/word/2010/wordprocessingCanvas" xmlns:mc="http://schemas.openxmlformats.org/markup-compatibility/2006" xmlns:o="urn:schemas-microsoft-com:office:office" xmlns:r="http://schemas.openxmlformats.org/officeDocument/2006/relationships" xmlns:m="http://schemas.openxmlformats.org/officeDocument/2006/math" xmlns:v="urn:schemas-microsoft-com:vml" xmlns:wp14="http://schemas.microsoft.com/office/word/2010/wordprocessingDrawing" xmlns:wp="http://schemas.openxmlformats.org/drawingml/2006/wordprocessingDrawing" xmlns:w10="urn:schemas-microsoft-com:office:word" xmlns:w="http://schemas.openxmlformats.org/wordprocessingml/2006/main" xmlns:w14="http://schemas.microsoft.com/office/word/2010/wordml" xmlns:w15="http://schemas.microsoft.com/office/word/2012/wordml" xmlns:wpg="http://schemas.microsoft.com/office/word/2010/wordprocessingGroup" xmlns:wpi="http://schemas.microsoft.com/office/word/2010/wordprocessingInk" xmlns:wne="http://schemas.microsoft.com/office/word/2006/wordml" xmlns:wps="http://schemas.microsoft.com/office/word/2010/wordprocessingShape" mc:Ignorable="w14 w15 wp14">
   <w:body>
     <w:p>
       <w:pPr>
@@ -605,6 +605,15 @@
             </w:pPr>
             <w:r>
               <w:rPr>
+                <w:rFonts w:ascii="Segoe UI Symbol" w:eastAsia="標楷體" w:hAnsi="Segoe UI Symbol" w:cs="Segoe UI Symbol"/>
+                <w:w w:val="90"/>
+                <w:sz w:val="26"/>
+                <w:szCs w:val="26"/>
+              </w:rPr>
+              <w:t>★</w:t>
+            </w:r>
+            <w:r>
+              <w:rPr>
                 <w:rFonts w:ascii="Barlow Condensed Medium" w:eastAsia="標楷體" w:hAnsi="Barlow Condensed Medium" w:cs="Segoe UI Symbol" w:hint="eastAsia"/>
                 <w:noProof/>
                 <w:w w:val="90"/>
@@ -612,7 +621,7 @@
                 <w:szCs w:val="26"/>
                 <w:lang w:bidi="he-IL"/>
               </w:rPr>
-              <w:t>中會松年部主辨「日本關東</w:t>
+              <w:t>台北中會簿冊檢查第四場</w:t>
             </w:r>
             <w:r>
               <w:rPr>
@@ -623,7 +632,7 @@
                 <w:szCs w:val="26"/>
                 <w:lang w:bidi="he-IL"/>
               </w:rPr>
-              <w:t>5</w:t>
+              <w:t>3/21(</w:t>
             </w:r>
             <w:r>
               <w:rPr>
@@ -634,7 +643,7 @@
                 <w:szCs w:val="26"/>
                 <w:lang w:bidi="he-IL"/>
               </w:rPr>
-              <w:t>日遊」在</w:t>
+              <w:t>六</w:t>
             </w:r>
             <w:r>
               <w:rPr>
@@ -645,7 +654,7 @@
                 <w:szCs w:val="26"/>
                 <w:lang w:bidi="he-IL"/>
               </w:rPr>
-              <w:t>5/18-22(</w:t>
+              <w:t>)</w:t>
             </w:r>
             <w:r>
               <w:rPr>
@@ -656,95 +665,7 @@
                 <w:szCs w:val="26"/>
                 <w:lang w:bidi="he-IL"/>
               </w:rPr>
-              <w:t>一</w:t>
-            </w:r>
-            <w:r>
-              <w:rPr>
-                <w:rFonts w:ascii="Barlow Condensed Medium" w:eastAsia="標楷體" w:hAnsi="Barlow Condensed Medium" w:cs="Segoe UI Symbol" w:hint="eastAsia"/>
-                <w:noProof/>
-                <w:w w:val="90"/>
-                <w:sz w:val="26"/>
-                <w:szCs w:val="26"/>
-                <w:lang w:bidi="he-IL"/>
-              </w:rPr>
-              <w:t>~</w:t>
-            </w:r>
-            <w:r>
-              <w:rPr>
-                <w:rFonts w:ascii="Barlow Condensed Medium" w:eastAsia="標楷體" w:hAnsi="Barlow Condensed Medium" w:cs="Segoe UI Symbol" w:hint="eastAsia"/>
-                <w:noProof/>
-                <w:w w:val="90"/>
-                <w:sz w:val="26"/>
-                <w:szCs w:val="26"/>
-                <w:lang w:bidi="he-IL"/>
-              </w:rPr>
-              <w:t>五</w:t>
-            </w:r>
-            <w:r>
-              <w:rPr>
-                <w:rFonts w:ascii="Barlow Condensed Medium" w:eastAsia="標楷體" w:hAnsi="Barlow Condensed Medium" w:cs="Segoe UI Symbol" w:hint="eastAsia"/>
-                <w:noProof/>
-                <w:w w:val="90"/>
-                <w:sz w:val="26"/>
-                <w:szCs w:val="26"/>
-                <w:lang w:bidi="he-IL"/>
-              </w:rPr>
-              <w:t>)</w:t>
-            </w:r>
-            <w:r>
-              <w:rPr>
-                <w:rFonts w:ascii="Barlow Condensed Medium" w:eastAsia="標楷體" w:hAnsi="Barlow Condensed Medium" w:cs="Segoe UI Symbol" w:hint="eastAsia"/>
-                <w:noProof/>
-                <w:w w:val="90"/>
-                <w:sz w:val="26"/>
-                <w:szCs w:val="26"/>
-                <w:lang w:bidi="he-IL"/>
-              </w:rPr>
-              <w:t>，報名至</w:t>
-            </w:r>
-            <w:r>
-              <w:rPr>
-                <w:rFonts w:ascii="Barlow Condensed Medium" w:eastAsia="標楷體" w:hAnsi="Barlow Condensed Medium" w:cs="Segoe UI Symbol" w:hint="eastAsia"/>
-                <w:noProof/>
-                <w:w w:val="90"/>
-                <w:sz w:val="26"/>
-                <w:szCs w:val="26"/>
-                <w:lang w:bidi="he-IL"/>
-              </w:rPr>
-              <w:t>3/15(</w:t>
-            </w:r>
-            <w:r>
-              <w:rPr>
-                <w:rFonts w:ascii="Barlow Condensed Medium" w:eastAsia="標楷體" w:hAnsi="Barlow Condensed Medium" w:cs="Segoe UI Symbol" w:hint="eastAsia"/>
-                <w:noProof/>
-                <w:w w:val="90"/>
-                <w:sz w:val="26"/>
-                <w:szCs w:val="26"/>
-                <w:lang w:bidi="he-IL"/>
-              </w:rPr>
-              <w:t>日</w:t>
-            </w:r>
-            <w:r>
-              <w:rPr>
-                <w:rFonts w:ascii="Barlow Condensed Medium" w:eastAsia="標楷體" w:hAnsi="Barlow Condensed Medium" w:cs="Segoe UI Symbol" w:hint="eastAsia"/>
-                <w:noProof/>
-                <w:w w:val="90"/>
-                <w:sz w:val="26"/>
-                <w:szCs w:val="26"/>
-                <w:lang w:bidi="he-IL"/>
-              </w:rPr>
-              <w:t>)</w:t>
-            </w:r>
-            <w:r>
-              <w:rPr>
-                <w:rFonts w:ascii="Barlow Condensed Medium" w:eastAsia="標楷體" w:hAnsi="Barlow Condensed Medium" w:cs="Segoe UI Symbol" w:hint="eastAsia"/>
-                <w:noProof/>
-                <w:w w:val="90"/>
-                <w:sz w:val="26"/>
-                <w:szCs w:val="26"/>
-                <w:lang w:bidi="he-IL"/>
-              </w:rPr>
-              <w:t>，額滿為止。詳見公佈欄。</w:t>
+              <w:t>在艋舺教會辦理。</w:t>
             </w:r>
           </w:p>
         </w:tc>
@@ -819,15 +740,6 @@
             </w:pPr>
             <w:r>
               <w:rPr>
-                <w:rFonts w:ascii="Segoe UI Symbol" w:eastAsia="標楷體" w:hAnsi="Segoe UI Symbol" w:cs="Segoe UI Symbol"/>
-                <w:w w:val="90"/>
-                <w:sz w:val="26"/>
-                <w:szCs w:val="26"/>
-              </w:rPr>
-              <w:t>★</w:t>
-            </w:r>
-            <w:r>
-              <w:rPr>
                 <w:rFonts w:ascii="Barlow Condensed Medium" w:eastAsia="標楷體" w:hAnsi="Barlow Condensed Medium" w:cs="Segoe UI Symbol" w:hint="eastAsia"/>
                 <w:noProof/>
                 <w:w w:val="90"/>
@@ -835,7 +747,7 @@
                 <w:szCs w:val="26"/>
                 <w:lang w:bidi="he-IL"/>
               </w:rPr>
-              <w:t>台北中會簿冊檢查第</w:t>
+              <w:t>艋舺教會設教</w:t>
             </w:r>
             <w:r>
               <w:rPr>
@@ -846,7 +758,7 @@
                 <w:szCs w:val="26"/>
                 <w:lang w:bidi="he-IL"/>
               </w:rPr>
-              <w:t>三</w:t>
+              <w:t>150</w:t>
             </w:r>
             <w:r>
               <w:rPr>
@@ -857,7 +769,7 @@
                 <w:szCs w:val="26"/>
                 <w:lang w:bidi="he-IL"/>
               </w:rPr>
-              <w:t>場</w:t>
+              <w:t>週年運動會暨野外禮拜邀請子會參加。運動會自</w:t>
             </w:r>
             <w:r>
               <w:rPr>
@@ -868,7 +780,7 @@
                 <w:szCs w:val="26"/>
                 <w:lang w:bidi="he-IL"/>
               </w:rPr>
-              <w:t>3</w:t>
+              <w:t>6/14</w:t>
             </w:r>
             <w:r>
               <w:rPr>
@@ -879,7 +791,7 @@
                 <w:szCs w:val="26"/>
                 <w:lang w:bidi="he-IL"/>
               </w:rPr>
-              <w:t>/</w:t>
+              <w:t>至</w:t>
             </w:r>
             <w:r>
               <w:rPr>
@@ -890,7 +802,7 @@
                 <w:szCs w:val="26"/>
                 <w:lang w:bidi="he-IL"/>
               </w:rPr>
-              <w:t>14</w:t>
+              <w:t>9/20</w:t>
             </w:r>
             <w:r>
               <w:rPr>
@@ -901,7 +813,7 @@
                 <w:szCs w:val="26"/>
                 <w:lang w:bidi="he-IL"/>
               </w:rPr>
-              <w:t>(</w:t>
+              <w:t>時間分散，趣味競賽和野外禮拜則於</w:t>
             </w:r>
             <w:r>
               <w:rPr>
@@ -912,7 +824,7 @@
                 <w:szCs w:val="26"/>
                 <w:lang w:bidi="he-IL"/>
               </w:rPr>
-              <w:t>六</w:t>
+              <w:t>9/20</w:t>
             </w:r>
             <w:r>
               <w:rPr>
@@ -923,7 +835,7 @@
                 <w:szCs w:val="26"/>
                 <w:lang w:bidi="he-IL"/>
               </w:rPr>
-              <w:t>)</w:t>
+              <w:t>在中原大學舉行。球類報名至</w:t>
             </w:r>
             <w:r>
               <w:rPr>
@@ -934,7 +846,7 @@
                 <w:szCs w:val="26"/>
                 <w:lang w:bidi="he-IL"/>
               </w:rPr>
-              <w:t>在</w:t>
+              <w:t>3/31(</w:t>
             </w:r>
             <w:r>
               <w:rPr>
@@ -945,7 +857,7 @@
                 <w:szCs w:val="26"/>
                 <w:lang w:bidi="he-IL"/>
               </w:rPr>
-              <w:t>三重埔</w:t>
+              <w:t>二</w:t>
             </w:r>
             <w:r>
               <w:rPr>
@@ -956,7 +868,62 @@
                 <w:szCs w:val="26"/>
                 <w:lang w:bidi="he-IL"/>
               </w:rPr>
-              <w:t>教會辦理。</w:t>
+              <w:t>)</w:t>
+            </w:r>
+            <w:r>
+              <w:rPr>
+                <w:rFonts w:ascii="Barlow Condensed Medium" w:eastAsia="標楷體" w:hAnsi="Barlow Condensed Medium" w:cs="Segoe UI Symbol" w:hint="eastAsia"/>
+                <w:noProof/>
+                <w:w w:val="90"/>
+                <w:sz w:val="26"/>
+                <w:szCs w:val="26"/>
+                <w:lang w:bidi="he-IL"/>
+              </w:rPr>
+              <w:t>，野外禮拜至</w:t>
+            </w:r>
+            <w:r>
+              <w:rPr>
+                <w:rFonts w:ascii="Barlow Condensed Medium" w:eastAsia="標楷體" w:hAnsi="Barlow Condensed Medium" w:cs="Segoe UI Symbol" w:hint="eastAsia"/>
+                <w:noProof/>
+                <w:w w:val="90"/>
+                <w:sz w:val="26"/>
+                <w:szCs w:val="26"/>
+                <w:lang w:bidi="he-IL"/>
+              </w:rPr>
+              <w:t>7/20(</w:t>
+            </w:r>
+            <w:r>
+              <w:rPr>
+                <w:rFonts w:ascii="Barlow Condensed Medium" w:eastAsia="標楷體" w:hAnsi="Barlow Condensed Medium" w:cs="Segoe UI Symbol" w:hint="eastAsia"/>
+                <w:noProof/>
+                <w:w w:val="90"/>
+                <w:sz w:val="26"/>
+                <w:szCs w:val="26"/>
+                <w:lang w:bidi="he-IL"/>
+              </w:rPr>
+              <w:t>一</w:t>
+            </w:r>
+            <w:r>
+              <w:rPr>
+                <w:rFonts w:ascii="Barlow Condensed Medium" w:eastAsia="標楷體" w:hAnsi="Barlow Condensed Medium" w:cs="Segoe UI Symbol" w:hint="eastAsia"/>
+                <w:noProof/>
+                <w:w w:val="90"/>
+                <w:sz w:val="26"/>
+                <w:szCs w:val="26"/>
+                <w:lang w:bidi="he-IL"/>
+              </w:rPr>
+              <w:t>)</w:t>
+            </w:r>
+            <w:r>
+              <w:rPr>
+                <w:rFonts w:ascii="Barlow Condensed Medium" w:eastAsia="標楷體" w:hAnsi="Barlow Condensed Medium" w:cs="Segoe UI Symbol" w:hint="eastAsia"/>
+                <w:noProof/>
+                <w:w w:val="90"/>
+                <w:sz w:val="26"/>
+                <w:szCs w:val="26"/>
+                <w:lang w:bidi="he-IL"/>
+              </w:rPr>
+              <w:t>截止。詳見公佈欄。</w:t>
             </w:r>
           </w:p>
         </w:tc>
@@ -1031,6 +998,15 @@
             </w:pPr>
             <w:r>
               <w:rPr>
+                <w:rFonts w:ascii="Segoe UI Symbol" w:eastAsia="標楷體" w:hAnsi="Segoe UI Symbol" w:cs="Segoe UI Symbol"/>
+                <w:w w:val="90"/>
+                <w:sz w:val="26"/>
+                <w:szCs w:val="26"/>
+              </w:rPr>
+              <w:t>★</w:t>
+            </w:r>
+            <w:r>
+              <w:rPr>
                 <w:rFonts w:ascii="Barlow Condensed Medium" w:eastAsia="標楷體" w:hAnsi="Barlow Condensed Medium" w:cs="Segoe UI Symbol" w:hint="eastAsia"/>
                 <w:noProof/>
                 <w:w w:val="90"/>
@@ -1038,7 +1014,7 @@
                 <w:szCs w:val="26"/>
                 <w:lang w:bidi="he-IL"/>
               </w:rPr>
-              <w:t>艋舺教會設教</w:t>
+              <w:t>總會平安基金會基礎志工訓練將於</w:t>
             </w:r>
             <w:r>
               <w:rPr>
@@ -1049,7 +1025,7 @@
                 <w:szCs w:val="26"/>
                 <w:lang w:bidi="he-IL"/>
               </w:rPr>
-              <w:t>150</w:t>
+              <w:t>4/18,25(</w:t>
             </w:r>
             <w:r>
               <w:rPr>
@@ -1060,7 +1036,7 @@
                 <w:szCs w:val="26"/>
                 <w:lang w:bidi="he-IL"/>
               </w:rPr>
-              <w:t>週年運動會暨野外禮拜邀請子會參加。運動會自</w:t>
+              <w:t>六</w:t>
             </w:r>
             <w:r>
               <w:rPr>
@@ -1071,7 +1047,7 @@
                 <w:szCs w:val="26"/>
                 <w:lang w:bidi="he-IL"/>
               </w:rPr>
-              <w:t>6/14</w:t>
+              <w:t>)8:10-17:30</w:t>
             </w:r>
             <w:r>
               <w:rPr>
@@ -1082,7 +1058,7 @@
                 <w:szCs w:val="26"/>
                 <w:lang w:bidi="he-IL"/>
               </w:rPr>
-              <w:t>至</w:t>
+              <w:t>在北中三光教會舉行，報名至</w:t>
             </w:r>
             <w:r>
               <w:rPr>
@@ -1093,7 +1069,7 @@
                 <w:szCs w:val="26"/>
                 <w:lang w:bidi="he-IL"/>
               </w:rPr>
-              <w:t>9/20</w:t>
+              <w:t>4/7(</w:t>
             </w:r>
             <w:r>
               <w:rPr>
@@ -1104,7 +1080,7 @@
                 <w:szCs w:val="26"/>
                 <w:lang w:bidi="he-IL"/>
               </w:rPr>
-              <w:t>時間分散，趣味競賽和野外禮拜則於</w:t>
+              <w:t>二</w:t>
             </w:r>
             <w:r>
               <w:rPr>
@@ -1115,7 +1091,7 @@
                 <w:szCs w:val="26"/>
                 <w:lang w:bidi="he-IL"/>
               </w:rPr>
-              <w:t>9/20</w:t>
+              <w:t>)</w:t>
             </w:r>
             <w:r>
               <w:rPr>
@@ -1126,95 +1102,7 @@
                 <w:szCs w:val="26"/>
                 <w:lang w:bidi="he-IL"/>
               </w:rPr>
-              <w:t>在中原大學舉行。球類報名至</w:t>
-            </w:r>
-            <w:r>
-              <w:rPr>
-                <w:rFonts w:ascii="Barlow Condensed Medium" w:eastAsia="標楷體" w:hAnsi="Barlow Condensed Medium" w:cs="Segoe UI Symbol" w:hint="eastAsia"/>
-                <w:noProof/>
-                <w:w w:val="90"/>
-                <w:sz w:val="26"/>
-                <w:szCs w:val="26"/>
-                <w:lang w:bidi="he-IL"/>
-              </w:rPr>
-              <w:t>3/31(</w:t>
-            </w:r>
-            <w:r>
-              <w:rPr>
-                <w:rFonts w:ascii="Barlow Condensed Medium" w:eastAsia="標楷體" w:hAnsi="Barlow Condensed Medium" w:cs="Segoe UI Symbol" w:hint="eastAsia"/>
-                <w:noProof/>
-                <w:w w:val="90"/>
-                <w:sz w:val="26"/>
-                <w:szCs w:val="26"/>
-                <w:lang w:bidi="he-IL"/>
-              </w:rPr>
-              <w:t>二</w:t>
-            </w:r>
-            <w:r>
-              <w:rPr>
-                <w:rFonts w:ascii="Barlow Condensed Medium" w:eastAsia="標楷體" w:hAnsi="Barlow Condensed Medium" w:cs="Segoe UI Symbol" w:hint="eastAsia"/>
-                <w:noProof/>
-                <w:w w:val="90"/>
-                <w:sz w:val="26"/>
-                <w:szCs w:val="26"/>
-                <w:lang w:bidi="he-IL"/>
-              </w:rPr>
-              <w:t>)</w:t>
-            </w:r>
-            <w:r>
-              <w:rPr>
-                <w:rFonts w:ascii="Barlow Condensed Medium" w:eastAsia="標楷體" w:hAnsi="Barlow Condensed Medium" w:cs="Segoe UI Symbol" w:hint="eastAsia"/>
-                <w:noProof/>
-                <w:w w:val="90"/>
-                <w:sz w:val="26"/>
-                <w:szCs w:val="26"/>
-                <w:lang w:bidi="he-IL"/>
-              </w:rPr>
-              <w:t>，野外禮拜至</w:t>
-            </w:r>
-            <w:r>
-              <w:rPr>
-                <w:rFonts w:ascii="Barlow Condensed Medium" w:eastAsia="標楷體" w:hAnsi="Barlow Condensed Medium" w:cs="Segoe UI Symbol" w:hint="eastAsia"/>
-                <w:noProof/>
-                <w:w w:val="90"/>
-                <w:sz w:val="26"/>
-                <w:szCs w:val="26"/>
-                <w:lang w:bidi="he-IL"/>
-              </w:rPr>
-              <w:t>7/20(</w:t>
-            </w:r>
-            <w:r>
-              <w:rPr>
-                <w:rFonts w:ascii="Barlow Condensed Medium" w:eastAsia="標楷體" w:hAnsi="Barlow Condensed Medium" w:cs="Segoe UI Symbol" w:hint="eastAsia"/>
-                <w:noProof/>
-                <w:w w:val="90"/>
-                <w:sz w:val="26"/>
-                <w:szCs w:val="26"/>
-                <w:lang w:bidi="he-IL"/>
-              </w:rPr>
-              <w:t>一</w:t>
-            </w:r>
-            <w:r>
-              <w:rPr>
-                <w:rFonts w:ascii="Barlow Condensed Medium" w:eastAsia="標楷體" w:hAnsi="Barlow Condensed Medium" w:cs="Segoe UI Symbol" w:hint="eastAsia"/>
-                <w:noProof/>
-                <w:w w:val="90"/>
-                <w:sz w:val="26"/>
-                <w:szCs w:val="26"/>
-                <w:lang w:bidi="he-IL"/>
-              </w:rPr>
-              <w:t>)</w:t>
-            </w:r>
-            <w:r>
-              <w:rPr>
-                <w:rFonts w:ascii="Barlow Condensed Medium" w:eastAsia="標楷體" w:hAnsi="Barlow Condensed Medium" w:cs="Segoe UI Symbol" w:hint="eastAsia"/>
-                <w:noProof/>
-                <w:w w:val="90"/>
-                <w:sz w:val="26"/>
-                <w:szCs w:val="26"/>
-                <w:lang w:bidi="he-IL"/>
-              </w:rPr>
-              <w:t>截止。詳見公佈欄。</w:t>
+              <w:t>，詳見公佈欄。</w:t>
             </w:r>
           </w:p>
         </w:tc>
@@ -1254,7 +1142,16 @@
                 <w:sz w:val="26"/>
                 <w:szCs w:val="26"/>
               </w:rPr>
-              <w:t>4.</w:t>
+              <w:t>4</w:t>
+            </w:r>
+            <w:r>
+              <w:rPr>
+                <w:rFonts w:ascii="Barlow Condensed Medium" w:eastAsia="華康細黑體" w:hAnsi="Barlow Condensed Medium" w:hint="eastAsia"/>
+                <w:w w:val="90"/>
+                <w:sz w:val="26"/>
+                <w:szCs w:val="26"/>
+              </w:rPr>
+              <w:t>.</w:t>
             </w:r>
           </w:p>
         </w:tc>
@@ -1289,320 +1186,12 @@
             </w:pPr>
             <w:r>
               <w:rPr>
-                <w:rFonts w:ascii="Segoe UI Symbol" w:eastAsia="標楷體" w:hAnsi="Segoe UI Symbol" w:cs="Segoe UI Symbol"/>
-                <w:w w:val="90"/>
-                <w:sz w:val="26"/>
-                <w:szCs w:val="26"/>
-              </w:rPr>
-              <w:t>★</w:t>
-            </w:r>
-            <w:r>
-              <w:rPr>
-                <w:rFonts w:ascii="Barlow Condensed Medium" w:eastAsia="標楷體" w:hAnsi="Barlow Condensed Medium" w:cs="Segoe UI Symbol" w:hint="eastAsia"/>
-                <w:noProof/>
-                <w:w w:val="90"/>
-                <w:sz w:val="26"/>
-                <w:szCs w:val="26"/>
-                <w:lang w:bidi="he-IL"/>
-              </w:rPr>
-              <w:t>總會平安基金會基礎志工訓練</w:t>
-            </w:r>
-            <w:r>
-              <w:rPr>
-                <w:rFonts w:ascii="Barlow Condensed Medium" w:eastAsia="標楷體" w:hAnsi="Barlow Condensed Medium" w:cs="Segoe UI Symbol" w:hint="eastAsia"/>
-                <w:noProof/>
-                <w:w w:val="90"/>
-                <w:sz w:val="26"/>
-                <w:szCs w:val="26"/>
-                <w:lang w:bidi="he-IL"/>
-              </w:rPr>
-              <w:t>將於</w:t>
-            </w:r>
-            <w:r>
-              <w:rPr>
-                <w:rFonts w:ascii="Barlow Condensed Medium" w:eastAsia="標楷體" w:hAnsi="Barlow Condensed Medium" w:cs="Segoe UI Symbol" w:hint="eastAsia"/>
-                <w:noProof/>
-                <w:w w:val="90"/>
-                <w:sz w:val="26"/>
-                <w:szCs w:val="26"/>
-                <w:lang w:bidi="he-IL"/>
-              </w:rPr>
-              <w:t>4</w:t>
-            </w:r>
-            <w:r>
-              <w:rPr>
-                <w:rFonts w:ascii="Barlow Condensed Medium" w:eastAsia="標楷體" w:hAnsi="Barlow Condensed Medium" w:cs="Segoe UI Symbol" w:hint="eastAsia"/>
-                <w:noProof/>
-                <w:w w:val="90"/>
-                <w:sz w:val="26"/>
-                <w:szCs w:val="26"/>
-                <w:lang w:bidi="he-IL"/>
-              </w:rPr>
-              <w:t>/</w:t>
-            </w:r>
-            <w:r>
-              <w:rPr>
-                <w:rFonts w:ascii="Barlow Condensed Medium" w:eastAsia="標楷體" w:hAnsi="Barlow Condensed Medium" w:cs="Segoe UI Symbol" w:hint="eastAsia"/>
-                <w:noProof/>
-                <w:w w:val="90"/>
-                <w:sz w:val="26"/>
-                <w:szCs w:val="26"/>
-                <w:lang w:bidi="he-IL"/>
-              </w:rPr>
-              <w:t>1</w:t>
-            </w:r>
-            <w:r>
-              <w:rPr>
-                <w:rFonts w:ascii="Barlow Condensed Medium" w:eastAsia="標楷體" w:hAnsi="Barlow Condensed Medium" w:cs="Segoe UI Symbol" w:hint="eastAsia"/>
-                <w:noProof/>
-                <w:w w:val="90"/>
-                <w:sz w:val="26"/>
-                <w:szCs w:val="26"/>
-                <w:lang w:bidi="he-IL"/>
-              </w:rPr>
-              <w:t>8</w:t>
-            </w:r>
-            <w:r>
-              <w:rPr>
-                <w:rFonts w:ascii="Barlow Condensed Medium" w:eastAsia="標楷體" w:hAnsi="Barlow Condensed Medium" w:cs="Segoe UI Symbol" w:hint="eastAsia"/>
-                <w:noProof/>
-                <w:w w:val="90"/>
-                <w:sz w:val="26"/>
-                <w:szCs w:val="26"/>
-                <w:lang w:bidi="he-IL"/>
-              </w:rPr>
-              <w:t>,25</w:t>
-            </w:r>
-            <w:r>
-              <w:rPr>
-                <w:rFonts w:ascii="Barlow Condensed Medium" w:eastAsia="標楷體" w:hAnsi="Barlow Condensed Medium" w:cs="Segoe UI Symbol" w:hint="eastAsia"/>
-                <w:noProof/>
-                <w:w w:val="90"/>
-                <w:sz w:val="26"/>
-                <w:szCs w:val="26"/>
-                <w:lang w:bidi="he-IL"/>
-              </w:rPr>
-              <w:t>(</w:t>
-            </w:r>
-            <w:r>
-              <w:rPr>
-                <w:rFonts w:ascii="Barlow Condensed Medium" w:eastAsia="標楷體" w:hAnsi="Barlow Condensed Medium" w:cs="Segoe UI Symbol" w:hint="eastAsia"/>
-                <w:noProof/>
-                <w:w w:val="90"/>
-                <w:sz w:val="26"/>
-                <w:szCs w:val="26"/>
-                <w:lang w:bidi="he-IL"/>
-              </w:rPr>
-              <w:t>六</w:t>
-            </w:r>
-            <w:r>
-              <w:rPr>
-                <w:rFonts w:ascii="Barlow Condensed Medium" w:eastAsia="標楷體" w:hAnsi="Barlow Condensed Medium" w:cs="Segoe UI Symbol" w:hint="eastAsia"/>
-                <w:noProof/>
-                <w:w w:val="90"/>
-                <w:sz w:val="26"/>
-                <w:szCs w:val="26"/>
-                <w:lang w:bidi="he-IL"/>
-              </w:rPr>
-              <w:t>)8:1</w:t>
-            </w:r>
-            <w:r>
-              <w:rPr>
-                <w:rFonts w:ascii="Barlow Condensed Medium" w:eastAsia="標楷體" w:hAnsi="Barlow Condensed Medium" w:cs="Segoe UI Symbol" w:hint="eastAsia"/>
-                <w:noProof/>
-                <w:w w:val="90"/>
-                <w:sz w:val="26"/>
-                <w:szCs w:val="26"/>
-                <w:lang w:bidi="he-IL"/>
-              </w:rPr>
-              <w:t>0</w:t>
-            </w:r>
-            <w:r>
-              <w:rPr>
-                <w:rFonts w:ascii="Barlow Condensed Medium" w:eastAsia="標楷體" w:hAnsi="Barlow Condensed Medium" w:cs="Segoe UI Symbol" w:hint="eastAsia"/>
-                <w:noProof/>
-                <w:w w:val="90"/>
-                <w:sz w:val="26"/>
-                <w:szCs w:val="26"/>
-                <w:lang w:bidi="he-IL"/>
-              </w:rPr>
-              <w:t>-17:30</w:t>
-            </w:r>
-            <w:r>
-              <w:rPr>
-                <w:rFonts w:ascii="Barlow Condensed Medium" w:eastAsia="標楷體" w:hAnsi="Barlow Condensed Medium" w:cs="Segoe UI Symbol" w:hint="eastAsia"/>
-                <w:noProof/>
-                <w:w w:val="90"/>
-                <w:sz w:val="26"/>
-                <w:szCs w:val="26"/>
-                <w:lang w:bidi="he-IL"/>
-              </w:rPr>
-              <w:t>在北中三光教會</w:t>
-            </w:r>
-            <w:r>
-              <w:rPr>
-                <w:rFonts w:ascii="Barlow Condensed Medium" w:eastAsia="標楷體" w:hAnsi="Barlow Condensed Medium" w:cs="Segoe UI Symbol" w:hint="eastAsia"/>
-                <w:noProof/>
-                <w:w w:val="90"/>
-                <w:sz w:val="26"/>
-                <w:szCs w:val="26"/>
-                <w:lang w:bidi="he-IL"/>
-              </w:rPr>
-              <w:t>舉行</w:t>
-            </w:r>
-            <w:r>
-              <w:rPr>
-                <w:rFonts w:ascii="Barlow Condensed Medium" w:eastAsia="標楷體" w:hAnsi="Barlow Condensed Medium" w:cs="Segoe UI Symbol" w:hint="eastAsia"/>
-                <w:noProof/>
-                <w:w w:val="90"/>
-                <w:sz w:val="26"/>
-                <w:szCs w:val="26"/>
-                <w:lang w:bidi="he-IL"/>
-              </w:rPr>
-              <w:t>，報名至</w:t>
-            </w:r>
-            <w:r>
-              <w:rPr>
-                <w:rFonts w:ascii="Barlow Condensed Medium" w:eastAsia="標楷體" w:hAnsi="Barlow Condensed Medium" w:cs="Segoe UI Symbol" w:hint="eastAsia"/>
-                <w:noProof/>
-                <w:w w:val="90"/>
-                <w:sz w:val="26"/>
-                <w:szCs w:val="26"/>
-                <w:lang w:bidi="he-IL"/>
-              </w:rPr>
-              <w:t>4/7(</w:t>
-            </w:r>
-            <w:r>
-              <w:rPr>
-                <w:rFonts w:ascii="Barlow Condensed Medium" w:eastAsia="標楷體" w:hAnsi="Barlow Condensed Medium" w:cs="Segoe UI Symbol" w:hint="eastAsia"/>
-                <w:noProof/>
-                <w:w w:val="90"/>
-                <w:sz w:val="26"/>
-                <w:szCs w:val="26"/>
-                <w:lang w:bidi="he-IL"/>
-              </w:rPr>
-              <w:t>二</w:t>
-            </w:r>
-            <w:r>
-              <w:rPr>
-                <w:rFonts w:ascii="Barlow Condensed Medium" w:eastAsia="標楷體" w:hAnsi="Barlow Condensed Medium" w:cs="Segoe UI Symbol" w:hint="eastAsia"/>
-                <w:noProof/>
-                <w:w w:val="90"/>
-                <w:sz w:val="26"/>
-                <w:szCs w:val="26"/>
-                <w:lang w:bidi="he-IL"/>
-              </w:rPr>
-              <w:t>)</w:t>
-            </w:r>
-            <w:r>
-              <w:rPr>
-                <w:rFonts w:ascii="Barlow Condensed Medium" w:eastAsia="標楷體" w:hAnsi="Barlow Condensed Medium" w:cs="Segoe UI Symbol" w:hint="eastAsia"/>
-                <w:noProof/>
-                <w:w w:val="90"/>
-                <w:sz w:val="26"/>
-                <w:szCs w:val="26"/>
-                <w:lang w:bidi="he-IL"/>
-              </w:rPr>
-              <w:t>，詳見公佈欄</w:t>
-            </w:r>
-            <w:r>
-              <w:rPr>
-                <w:rFonts w:ascii="Barlow Condensed Medium" w:eastAsia="標楷體" w:hAnsi="Barlow Condensed Medium" w:cs="Segoe UI Symbol" w:hint="eastAsia"/>
-                <w:noProof/>
-                <w:w w:val="90"/>
-                <w:sz w:val="26"/>
-                <w:szCs w:val="26"/>
-                <w:lang w:bidi="he-IL"/>
-              </w:rPr>
-              <w:t>。</w:t>
-            </w:r>
-          </w:p>
-        </w:tc>
-      </w:tr>
-      <w:tr>
-        <w:tc>
-          <w:tcPr>
-            <w:tcW w:w="299" w:type="dxa"/>
-            <w:tcBorders>
-              <w:top w:val="nil"/>
-              <w:left w:val="nil"/>
-              <w:bottom w:val="nil"/>
-              <w:right w:val="nil"/>
-            </w:tcBorders>
-            <w:tcMar>
-              <w:left w:w="28" w:type="dxa"/>
-              <w:right w:w="28" w:type="dxa"/>
-            </w:tcMar>
-          </w:tcPr>
-          <w:p>
-            <w:pPr>
-              <w:snapToGrid w:val="0"/>
-              <w:spacing w:line="300" w:lineRule="exact"/>
-              <w:ind w:rightChars="11" w:right="26"/>
-              <w:jc w:val="right"/>
-              <w:rPr>
-                <w:rFonts w:ascii="Barlow Condensed Medium" w:eastAsia="華康細黑體" w:hAnsi="Barlow Condensed Medium"/>
-                <w:w w:val="90"/>
-                <w:sz w:val="26"/>
-                <w:szCs w:val="26"/>
-              </w:rPr>
-            </w:pPr>
-            <w:r>
-              <w:rPr>
-                <w:rFonts w:ascii="Barlow Condensed Medium" w:eastAsia="華康細黑體" w:hAnsi="Barlow Condensed Medium" w:hint="eastAsia"/>
-                <w:w w:val="90"/>
-                <w:sz w:val="26"/>
-                <w:szCs w:val="26"/>
-              </w:rPr>
-              <w:t>5</w:t>
-            </w:r>
-            <w:r>
-              <w:rPr>
-                <w:rFonts w:ascii="Barlow Condensed Medium" w:eastAsia="華康細黑體" w:hAnsi="Barlow Condensed Medium" w:hint="eastAsia"/>
-                <w:w w:val="90"/>
-                <w:sz w:val="26"/>
-                <w:szCs w:val="26"/>
-              </w:rPr>
-              <w:t>.</w:t>
-            </w:r>
-          </w:p>
-        </w:tc>
-        <w:tc>
-          <w:tcPr>
-            <w:tcW w:w="5622" w:type="dxa"/>
-            <w:tcBorders>
-              <w:top w:val="nil"/>
-              <w:left w:val="nil"/>
-              <w:bottom w:val="nil"/>
-              <w:right w:val="nil"/>
-            </w:tcBorders>
-            <w:tcMar>
-              <w:left w:w="28" w:type="dxa"/>
-              <w:right w:w="28" w:type="dxa"/>
-            </w:tcMar>
-          </w:tcPr>
-          <w:p>
-            <w:pPr>
-              <w:kinsoku w:val="0"/>
-              <w:snapToGrid w:val="0"/>
-              <w:spacing w:line="300" w:lineRule="exact"/>
-              <w:jc w:val="both"/>
-              <w:rPr>
                 <w:rFonts w:ascii="Barlow Condensed Medium" w:eastAsia="標楷體" w:hAnsi="Barlow Condensed Medium" w:cs="Segoe UI Symbol"/>
                 <w:noProof/>
                 <w:w w:val="90"/>
                 <w:sz w:val="26"/>
                 <w:szCs w:val="26"/>
                 <w:lang w:bidi="he-IL"/>
-              </w:rPr>
-            </w:pPr>
-            <w:r>
-              <w:rPr>
-                <w:rFonts w:ascii="Barlow Condensed Medium" w:eastAsia="標楷體" w:hAnsi="Barlow Condensed Medium" w:cs="Segoe UI Symbol"/>
-                <w:noProof/>
-                <w:w w:val="90"/>
-                <w:sz w:val="26"/>
-                <w:szCs w:val="26"/>
               </w:rPr>
               <w:drawing>
                 <wp:anchor distT="0" distB="0" distL="114300" distR="114300" simplePos="0" relativeHeight="251677184" behindDoc="0" locked="0" layoutInCell="1" allowOverlap="1" wp14:anchorId="77C17976" wp14:editId="0BFFD581">
@@ -1815,6 +1404,163 @@
           </w:p>
         </w:tc>
       </w:tr>
+      <w:tr>
+        <w:tc>
+          <w:tcPr>
+            <w:tcW w:w="299" w:type="dxa"/>
+            <w:tcBorders>
+              <w:top w:val="nil"/>
+              <w:left w:val="nil"/>
+              <w:bottom w:val="nil"/>
+              <w:right w:val="nil"/>
+            </w:tcBorders>
+            <w:tcMar>
+              <w:left w:w="28" w:type="dxa"/>
+              <w:right w:w="28" w:type="dxa"/>
+            </w:tcMar>
+          </w:tcPr>
+          <w:p>
+            <w:pPr>
+              <w:snapToGrid w:val="0"/>
+              <w:spacing w:line="300" w:lineRule="exact"/>
+              <w:ind w:rightChars="11" w:right="26"/>
+              <w:jc w:val="right"/>
+              <w:rPr>
+                <w:rFonts w:ascii="Barlow Condensed Medium" w:eastAsia="華康細黑體" w:hAnsi="Barlow Condensed Medium"/>
+                <w:w w:val="90"/>
+                <w:sz w:val="26"/>
+                <w:szCs w:val="26"/>
+              </w:rPr>
+            </w:pPr>
+            <w:r>
+              <w:rPr>
+                <w:rFonts w:ascii="Barlow Condensed Medium" w:eastAsia="華康細黑體" w:hAnsi="Barlow Condensed Medium" w:hint="eastAsia"/>
+                <w:w w:val="90"/>
+                <w:sz w:val="26"/>
+                <w:szCs w:val="26"/>
+              </w:rPr>
+              <w:t>5.</w:t>
+            </w:r>
+          </w:p>
+        </w:tc>
+        <w:tc>
+          <w:tcPr>
+            <w:tcW w:w="5622" w:type="dxa"/>
+            <w:tcBorders>
+              <w:top w:val="nil"/>
+              <w:left w:val="nil"/>
+              <w:bottom w:val="nil"/>
+              <w:right w:val="nil"/>
+            </w:tcBorders>
+            <w:tcMar>
+              <w:left w:w="28" w:type="dxa"/>
+              <w:right w:w="28" w:type="dxa"/>
+            </w:tcMar>
+          </w:tcPr>
+          <w:p>
+            <w:pPr>
+              <w:kinsoku w:val="0"/>
+              <w:snapToGrid w:val="0"/>
+              <w:spacing w:line="300" w:lineRule="exact"/>
+              <w:jc w:val="both"/>
+              <w:rPr>
+                <w:rFonts w:ascii="Barlow Condensed Medium" w:eastAsia="標楷體" w:hAnsi="Barlow Condensed Medium" w:cs="Segoe UI Symbol"/>
+                <w:noProof/>
+                <w:w w:val="90"/>
+                <w:sz w:val="26"/>
+                <w:szCs w:val="26"/>
+                <w:lang w:bidi="he-IL"/>
+              </w:rPr>
+            </w:pPr>
+            <w:r>
+              <w:rPr>
+                <w:rFonts w:ascii="Segoe UI Symbol" w:eastAsia="標楷體" w:hAnsi="Segoe UI Symbol" w:cs="Segoe UI Symbol"/>
+                <w:w w:val="90"/>
+                <w:sz w:val="26"/>
+                <w:szCs w:val="26"/>
+              </w:rPr>
+              <w:t>★</w:t>
+            </w:r>
+            <w:r>
+              <w:rPr>
+                <w:rFonts w:ascii="Barlow Condensed Medium" w:eastAsia="標楷體" w:hAnsi="Barlow Condensed Medium" w:cs="Segoe UI Symbol" w:hint="eastAsia"/>
+                <w:noProof/>
+                <w:w w:val="90"/>
+                <w:sz w:val="26"/>
+                <w:szCs w:val="26"/>
+                <w:lang w:bidi="he-IL"/>
+              </w:rPr>
+              <w:t>淡水國語禮拜堂將於</w:t>
+            </w:r>
+            <w:r>
+              <w:rPr>
+                <w:rFonts w:ascii="Barlow Condensed Medium" w:eastAsia="標楷體" w:hAnsi="Barlow Condensed Medium" w:cs="Segoe UI Symbol" w:hint="eastAsia"/>
+                <w:noProof/>
+                <w:w w:val="90"/>
+                <w:sz w:val="26"/>
+                <w:szCs w:val="26"/>
+                <w:lang w:bidi="he-IL"/>
+              </w:rPr>
+              <w:t>3/22(</w:t>
+            </w:r>
+            <w:r>
+              <w:rPr>
+                <w:rFonts w:ascii="Barlow Condensed Medium" w:eastAsia="標楷體" w:hAnsi="Barlow Condensed Medium" w:cs="Segoe UI Symbol" w:hint="eastAsia"/>
+                <w:noProof/>
+                <w:w w:val="90"/>
+                <w:sz w:val="26"/>
+                <w:szCs w:val="26"/>
+                <w:lang w:bidi="he-IL"/>
+              </w:rPr>
+              <w:t>主日</w:t>
+            </w:r>
+            <w:r>
+              <w:rPr>
+                <w:rFonts w:ascii="Barlow Condensed Medium" w:eastAsia="標楷體" w:hAnsi="Barlow Condensed Medium" w:cs="Segoe UI Symbol" w:hint="eastAsia"/>
+                <w:noProof/>
+                <w:w w:val="90"/>
+                <w:sz w:val="26"/>
+                <w:szCs w:val="26"/>
+                <w:lang w:bidi="he-IL"/>
+              </w:rPr>
+              <w:t>)</w:t>
+            </w:r>
+            <w:r>
+              <w:rPr>
+                <w:rFonts w:ascii="Barlow Condensed Medium" w:eastAsia="標楷體" w:hAnsi="Barlow Condensed Medium" w:cs="Segoe UI Symbol" w:hint="eastAsia"/>
+                <w:noProof/>
+                <w:w w:val="90"/>
+                <w:sz w:val="26"/>
+                <w:szCs w:val="26"/>
+                <w:lang w:bidi="he-IL"/>
+              </w:rPr>
+              <w:t>下午</w:t>
+            </w:r>
+            <w:r>
+              <w:rPr>
+                <w:rFonts w:ascii="Barlow Condensed Medium" w:eastAsia="標楷體" w:hAnsi="Barlow Condensed Medium" w:cs="Segoe UI Symbol" w:hint="eastAsia"/>
+                <w:noProof/>
+                <w:w w:val="90"/>
+                <w:sz w:val="26"/>
+                <w:szCs w:val="26"/>
+                <w:lang w:bidi="he-IL"/>
+              </w:rPr>
+              <w:t>3:30</w:t>
+            </w:r>
+            <w:r>
+              <w:rPr>
+                <w:rFonts w:ascii="Barlow Condensed Medium" w:eastAsia="標楷體" w:hAnsi="Barlow Condensed Medium" w:cs="Segoe UI Symbol" w:hint="eastAsia"/>
+                <w:noProof/>
+                <w:w w:val="90"/>
+                <w:sz w:val="26"/>
+                <w:szCs w:val="26"/>
+                <w:lang w:bidi="he-IL"/>
+              </w:rPr>
+              <w:t>舉行蕭聰穎牧師盡程退休感恩禮拜。</w:t>
+            </w:r>
+          </w:p>
+        </w:tc>
+      </w:tr>
     </w:tbl>
     <w:p>
       <w:pPr>
@@ -1927,7 +1673,43 @@
                 <w:sz w:val="26"/>
                 <w:szCs w:val="26"/>
               </w:rPr>
-              <w:t>今天為婦女節，願　神祝福我們的姊妹們和你們的家。</w:t>
+              <w:t>本主日</w:t>
+            </w:r>
+            <w:r>
+              <w:rPr>
+                <w:rFonts w:ascii="Barlow Condensed Medium" w:eastAsia="標楷體" w:hAnsi="Barlow Condensed Medium" w:cs="Segoe UI Symbol" w:hint="eastAsia"/>
+                <w:w w:val="90"/>
+                <w:sz w:val="26"/>
+                <w:szCs w:val="26"/>
+              </w:rPr>
+              <w:t>(3/15)</w:t>
+            </w:r>
+            <w:r>
+              <w:rPr>
+                <w:rFonts w:ascii="Barlow Condensed Medium" w:eastAsia="標楷體" w:hAnsi="Barlow Condensed Medium" w:cs="Segoe UI Symbol" w:hint="eastAsia"/>
+                <w:w w:val="90"/>
+                <w:sz w:val="26"/>
+                <w:szCs w:val="26"/>
+              </w:rPr>
+              <w:t>為台南神學院奉獻主日，本會與民安教會交換講台。感謝魏榮光牧師前來請安和證道</w:t>
+            </w:r>
+            <w:r>
+              <w:rPr>
+                <w:rFonts w:ascii="Barlow Condensed Medium" w:eastAsia="標楷體" w:hAnsi="Barlow Condensed Medium" w:cs="Segoe UI Symbol" w:hint="eastAsia"/>
+                <w:w w:val="90"/>
+                <w:sz w:val="26"/>
+                <w:szCs w:val="26"/>
+              </w:rPr>
+              <w:t>。</w:t>
+            </w:r>
+            <w:r>
+              <w:rPr>
+                <w:rFonts w:ascii="Barlow Condensed Medium" w:eastAsia="標楷體" w:hAnsi="Barlow Condensed Medium" w:cs="Segoe UI Symbol" w:hint="eastAsia"/>
+                <w:w w:val="90"/>
+                <w:sz w:val="26"/>
+                <w:szCs w:val="26"/>
+              </w:rPr>
+              <w:t>華語禮拜暫停乙次。</w:t>
             </w:r>
           </w:p>
         </w:tc>
@@ -2003,7 +1785,7 @@
                 <w:sz w:val="26"/>
                 <w:szCs w:val="26"/>
               </w:rPr>
-              <w:t>下主日</w:t>
+              <w:t>本週六</w:t>
             </w:r>
             <w:r>
               <w:rPr>
@@ -2012,7 +1794,7 @@
                 <w:sz w:val="26"/>
                 <w:szCs w:val="26"/>
               </w:rPr>
-              <w:t>(3/15)</w:t>
+              <w:t>(3/21</w:t>
             </w:r>
             <w:r>
               <w:rPr>
@@ -2021,7 +1803,43 @@
                 <w:sz w:val="26"/>
                 <w:szCs w:val="26"/>
               </w:rPr>
-              <w:t>為台南神學院奉獻主日，本會與民安教會交換講台。</w:t>
+              <w:t>)</w:t>
+            </w:r>
+            <w:r>
+              <w:rPr>
+                <w:rFonts w:ascii="Barlow Condensed Medium" w:eastAsia="標楷體" w:hAnsi="Barlow Condensed Medium" w:cs="Segoe UI Symbol" w:hint="eastAsia"/>
+                <w:w w:val="90"/>
+                <w:sz w:val="26"/>
+                <w:szCs w:val="26"/>
+              </w:rPr>
+              <w:t>上午</w:t>
+            </w:r>
+            <w:r>
+              <w:rPr>
+                <w:rFonts w:ascii="Barlow Condensed Medium" w:eastAsia="標楷體" w:hAnsi="Barlow Condensed Medium" w:cs="Segoe UI Symbol" w:hint="eastAsia"/>
+                <w:w w:val="90"/>
+                <w:sz w:val="26"/>
+                <w:szCs w:val="26"/>
+              </w:rPr>
+              <w:t>10:00</w:t>
+            </w:r>
+            <w:r>
+              <w:rPr>
+                <w:rFonts w:ascii="Barlow Condensed Medium" w:eastAsia="標楷體" w:hAnsi="Barlow Condensed Medium" w:cs="Segoe UI Symbol" w:hint="eastAsia"/>
+                <w:w w:val="90"/>
+                <w:sz w:val="26"/>
+                <w:szCs w:val="26"/>
+              </w:rPr>
+              <w:t>於禮拜堂教室召開定期長執會，請長執撥冗出席</w:t>
+            </w:r>
+            <w:r>
+              <w:rPr>
+                <w:rFonts w:ascii="Barlow Condensed Medium" w:eastAsia="標楷體" w:hAnsi="Barlow Condensed Medium" w:cs="Segoe UI Symbol" w:hint="eastAsia"/>
+                <w:w w:val="90"/>
+                <w:sz w:val="26"/>
+                <w:szCs w:val="26"/>
+              </w:rPr>
+              <w:t>。</w:t>
             </w:r>
           </w:p>
         </w:tc>
@@ -2930,7 +2748,16 @@
                 <w:sz w:val="26"/>
                 <w:szCs w:val="26"/>
               </w:rPr>
-              <w:t>5.</w:t>
+              <w:t>5</w:t>
+            </w:r>
+            <w:r>
+              <w:rPr>
+                <w:rFonts w:ascii="Barlow Condensed Medium" w:eastAsia="標楷體" w:hAnsi="Barlow Condensed Medium" w:cstheme="minorHAnsi" w:hint="eastAsia"/>
+                <w:w w:val="90"/>
+                <w:sz w:val="26"/>
+                <w:szCs w:val="26"/>
+              </w:rPr>
+              <w:t>.</w:t>
             </w:r>
           </w:p>
         </w:tc>
@@ -2954,88 +2781,6 @@
                 <w:szCs w:val="26"/>
               </w:rPr>
             </w:pPr>
-            <w:r>
-              <w:rPr>
-                <w:rFonts w:ascii="Barlow Condensed Medium" w:eastAsia="標楷體" w:hAnsi="Barlow Condensed Medium" w:cstheme="minorHAnsi" w:hint="eastAsia"/>
-                <w:w w:val="90"/>
-                <w:sz w:val="26"/>
-                <w:szCs w:val="26"/>
-              </w:rPr>
-              <w:t>為本會參加今年會考、學測、統測的學子代禱。</w:t>
-            </w:r>
-          </w:p>
-        </w:tc>
-      </w:tr>
-      <w:tr>
-        <w:tc>
-          <w:tcPr>
-            <w:tcW w:w="266" w:type="dxa"/>
-            <w:tcMar>
-              <w:left w:w="28" w:type="dxa"/>
-              <w:right w:w="28" w:type="dxa"/>
-            </w:tcMar>
-          </w:tcPr>
-          <w:p>
-            <w:pPr>
-              <w:snapToGrid w:val="0"/>
-              <w:spacing w:line="300" w:lineRule="exact"/>
-              <w:jc w:val="right"/>
-              <w:rPr>
-                <w:rFonts w:ascii="Barlow Condensed Medium" w:eastAsia="標楷體" w:hAnsi="Barlow Condensed Medium" w:cstheme="minorHAnsi"/>
-                <w:w w:val="90"/>
-                <w:sz w:val="26"/>
-                <w:szCs w:val="26"/>
-              </w:rPr>
-            </w:pPr>
-            <w:r>
-              <w:rPr>
-                <w:rFonts w:ascii="Barlow Condensed Medium" w:eastAsia="標楷體" w:hAnsi="Barlow Condensed Medium" w:cstheme="minorHAnsi" w:hint="eastAsia"/>
-                <w:w w:val="90"/>
-                <w:sz w:val="26"/>
-                <w:szCs w:val="26"/>
-              </w:rPr>
-              <w:t>6</w:t>
-            </w:r>
-            <w:r>
-              <w:rPr>
-                <w:rFonts w:ascii="Barlow Condensed Medium" w:eastAsia="標楷體" w:hAnsi="Barlow Condensed Medium" w:cstheme="minorHAnsi" w:hint="eastAsia"/>
-                <w:w w:val="90"/>
-                <w:sz w:val="26"/>
-                <w:szCs w:val="26"/>
-              </w:rPr>
-              <w:t>.</w:t>
-            </w:r>
-          </w:p>
-        </w:tc>
-        <w:tc>
-          <w:tcPr>
-            <w:tcW w:w="5669" w:type="dxa"/>
-            <w:tcMar>
-              <w:left w:w="28" w:type="dxa"/>
-              <w:right w:w="28" w:type="dxa"/>
-            </w:tcMar>
-          </w:tcPr>
-          <w:p>
-            <w:pPr>
-              <w:snapToGrid w:val="0"/>
-              <w:spacing w:line="300" w:lineRule="exact"/>
-              <w:jc w:val="both"/>
-              <w:rPr>
-                <w:rFonts w:ascii="Barlow Condensed Medium" w:eastAsia="標楷體" w:hAnsi="Barlow Condensed Medium" w:cstheme="minorHAnsi"/>
-                <w:w w:val="90"/>
-                <w:sz w:val="26"/>
-                <w:szCs w:val="26"/>
-              </w:rPr>
-            </w:pPr>
-            <w:r>
-              <w:rPr>
-                <w:rFonts w:ascii="Segoe UI Symbol" w:eastAsia="標楷體" w:hAnsi="Segoe UI Symbol" w:cs="Segoe UI Symbol"/>
-                <w:w w:val="90"/>
-                <w:sz w:val="26"/>
-                <w:szCs w:val="26"/>
-              </w:rPr>
-              <w:t>★</w:t>
-            </w:r>
             <w:r>
               <w:rPr>
                 <w:rFonts w:ascii="Barlow Condensed Medium" w:eastAsia="標楷體" w:hAnsi="Barlow Condensed Medium" w:cstheme="minorHAnsi" w:hint="eastAsia"/>
@@ -4056,7 +3801,6 @@
         </w:rPr>
         <w:t>當我行人生路途，我</w:t>
       </w:r>
-      <w:proofErr w:type="spellStart"/>
       <w:r>
         <w:rPr>
           <w:rFonts w:ascii="Barlow Condensed Medium" w:eastAsia="標楷體" w:hAnsi="Barlow Condensed Medium" w:cs="Arial"/>
@@ -4066,19 +3810,7 @@
           <w:sz w:val="26"/>
           <w:szCs w:val="26"/>
         </w:rPr>
-        <w:t>böe</w:t>
-      </w:r>
-      <w:proofErr w:type="spellEnd"/>
-      <w:r>
-        <w:rPr>
-          <w:rFonts w:ascii="Barlow Condensed Medium" w:eastAsia="標楷體" w:hAnsi="Barlow Condensed Medium" w:cs="Arial"/>
-          <w:bCs/>
-          <w:w w:val="72"/>
-          <w:kern w:val="0"/>
-          <w:sz w:val="26"/>
-          <w:szCs w:val="26"/>
-        </w:rPr>
-        <w:t xml:space="preserve"> </w:t>
+        <w:t xml:space="preserve">böe </w:t>
       </w:r>
       <w:r>
         <w:rPr>
@@ -4275,6 +4007,7 @@
       <w:r>
         <w:rPr>
           <w:noProof/>
+          <w:lang w:bidi="he-IL"/>
         </w:rPr>
         <mc:AlternateContent>
           <mc:Choice Requires="wpg">
@@ -4436,7 +4169,7 @@
           </mc:Choice>
           <mc:Fallback>
             <w:pict>
-              <v:group w14:anchorId="789743EB" id="群組 21" o:spid="_x0000_s1026" style="position:absolute;margin-left:538.15pt;margin-top:28.9pt;width:134.65pt;height:261.65pt;z-index:251667968;mso-position-horizontal-relative:page;mso-position-vertical-relative:page;mso-width-relative:margin;mso-height-relative:margin" coordsize="17094,33223" o:gfxdata="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">
+              <v:group w14:anchorId="789743EB" id="群組 21" o:spid="_x0000_s1026" style="position:absolute;margin-left:538.15pt;margin-top:28.9pt;width:134.65pt;height:261.65pt;z-index:251667968;mso-position-horizontal-relative:page;mso-position-vertical-relative:page;mso-width-relative:margin;mso-height-relative:margin" coordsize="17094,33223" o:gfxdata="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">
                 <v:shapetype id="_x0000_t75" coordsize="21600,21600" o:spt="75" o:preferrelative="t" path="m@4@5l@4@11@9@11@9@5xe" filled="f" stroked="f">
                   <v:stroke joinstyle="miter"/>
                   <v:formulas>
@@ -4456,10 +4189,11 @@
                   <v:path o:extrusionok="f" gradientshapeok="t" o:connecttype="rect"/>
                   <o:lock v:ext="edit" aspectratio="t"/>
                 </v:shapetype>
-                <v:shape id="圖片 18" o:spid="_x0000_s1027" type="#_x0000_t75" style="position:absolute;left:-8065;top:8065;width:33223;height:17094;rotation:90;visibility:visible;mso-wrap-style:square" o:gfxdata="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">
+                <v:shape id="圖片 18" o:spid="_x0000_s1027" type="#_x0000_t75" style="position:absolute;left:-8065;top:8065;width:33223;height:17094;rotation:90;visibility:visible;mso-wrap-style:square" o:gfxdata="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">
                   <v:imagedata r:id="rId10" o:title=""/>
+                  <v:path arrowok="t"/>
                 </v:shape>
-                <v:roundrect id="圓角矩形 7" o:spid="_x0000_s1028" style="position:absolute;left:1666;top:2875;width:14086;height:28296;visibility:visible;mso-wrap-style:square;v-text-anchor:top" arcsize="3131f" o:gfxdata="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" filled="f" stroked="f" strokeweight="2.5pt">
+                <v:roundrect id="圓角矩形 7" o:spid="_x0000_s1028" style="position:absolute;left:1666;top:2875;width:14086;height:28296;visibility:visible;mso-wrap-style:square;v-text-anchor:top" arcsize="3131f" o:gfxdata="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" filled="f" stroked="f" strokeweight="2.5pt">
                   <v:stroke joinstyle="miter"/>
                   <v:textbox style="layout-flow:vertical-ideographic" inset="1mm,1mm,1mm,1mm">
                     <w:txbxContent>
@@ -4519,6 +4253,7 @@
       <w:r>
         <w:rPr>
           <w:noProof/>
+          <w:lang w:bidi="he-IL"/>
         </w:rPr>
         <w:drawing>
           <wp:anchor distT="0" distB="0" distL="114300" distR="114300" simplePos="0" relativeHeight="251659776" behindDoc="0" locked="0" layoutInCell="1" allowOverlap="1" wp14:anchorId="0030E694" wp14:editId="2B371668">
@@ -4579,6 +4314,7 @@
       <w:r>
         <w:rPr>
           <w:noProof/>
+          <w:lang w:bidi="he-IL"/>
         </w:rPr>
         <w:drawing>
           <wp:anchor distT="0" distB="0" distL="114300" distR="114300" simplePos="0" relativeHeight="251652608" behindDoc="0" locked="0" layoutInCell="1" allowOverlap="1" wp14:anchorId="7EAAEB92" wp14:editId="295EDA5B">
@@ -4659,6 +4395,7 @@
       <w:r>
         <w:rPr>
           <w:noProof/>
+          <w:lang w:bidi="he-IL"/>
         </w:rPr>
         <mc:AlternateContent>
           <mc:Choice Requires="wpg">
@@ -6463,12 +6200,12 @@
           </mc:Choice>
           <mc:Fallback>
             <w:pict>
-              <v:group w14:anchorId="5DF93223" id="群組 24" o:spid="_x0000_s1029" style="position:absolute;margin-left:533.85pt;margin-top:298.55pt;width:140.3pt;height:259.35pt;z-index:251663872;mso-position-horizontal-relative:page;mso-position-vertical-relative:page;mso-width-relative:margin;mso-height-relative:margin" coordsize="17818,32941" o:gfxdata="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">
+              <v:group w14:anchorId="5DF93223" id="群組 24" o:spid="_x0000_s1029" style="position:absolute;margin-left:533.85pt;margin-top:298.55pt;width:140.3pt;height:259.35pt;z-index:251663872;mso-position-horizontal-relative:page;mso-position-vertical-relative:page;mso-width-relative:margin;mso-height-relative:margin" coordsize="17818,32941" o:gfxdata="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">
                 <v:shapetype id="_x0000_t202" coordsize="21600,21600" o:spt="202" path="m,l,21600r21600,l21600,xe">
                   <v:stroke joinstyle="miter"/>
                   <v:path gradientshapeok="t" o:connecttype="rect"/>
                 </v:shapetype>
-                <v:shape id="_x0000_s1030" type="#_x0000_t202" style="position:absolute;left:351;top:293;width:17279;height:32590;visibility:visible;mso-wrap-style:square;v-text-anchor:top" o:gfxdata="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" stroked="f">
+                <v:shape id="_x0000_s1030" type="#_x0000_t202" style="position:absolute;left:351;top:293;width:17279;height:32590;visibility:visible;mso-wrap-style:square;v-text-anchor:top" o:gfxdata="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" stroked="f">
                   <v:textbox inset="0,0,0,0">
                     <w:txbxContent>
                       <w:p>
@@ -8158,7 +7895,7 @@
                     </w:txbxContent>
                   </v:textbox>
                 </v:shape>
-                <v:roundrect id="圓角矩形 5" o:spid="_x0000_s1031" style="position:absolute;width:17818;height:32941;visibility:visible;mso-wrap-style:square;v-text-anchor:middle" arcsize="2169f" o:gfxdata="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" filled="f" strokecolor="#5a5a5a [2109]" strokeweight="2.5pt">
+                <v:roundrect id="圓角矩形 5" o:spid="_x0000_s1031" style="position:absolute;width:17818;height:32941;visibility:visible;mso-wrap-style:square;v-text-anchor:middle" arcsize="2169f" o:gfxdata="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" filled="f" strokecolor="#5a5a5a [2109]" strokeweight="2.5pt">
                   <v:stroke joinstyle="miter"/>
                 </v:roundrect>
                 <w10:wrap anchorx="page" anchory="page"/>
@@ -8215,6 +7952,7 @@
         <w:rPr>
           <w:rFonts w:ascii="Barlow Condensed Medium" w:hAnsi="Barlow Condensed Medium"/>
           <w:noProof/>
+          <w:lang w:bidi="he-IL"/>
         </w:rPr>
         <mc:AlternateContent>
           <mc:Choice Requires="wpg">
@@ -9177,8 +8915,8 @@
           </mc:Choice>
           <mc:Fallback>
             <w:pict>
-              <v:group w14:anchorId="0AB0FEB2" id="群組 19" o:spid="_x0000_s1032" style="position:absolute;left:0;text-align:left;margin-left:534.4pt;margin-top:567.3pt;width:140.6pt;height:130.1pt;z-index:251646464;mso-position-horizontal-relative:page;mso-position-vertical-relative:page;mso-width-relative:margin;mso-height-relative:margin" coordorigin="108" coordsize="17868,16510" o:gfxdata="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">
-                <v:shape id="_x0000_s1033" type="#_x0000_t202" style="position:absolute;left:317;top:444;width:17634;height:15621;visibility:visible;mso-wrap-style:square;v-text-anchor:top" o:gfxdata="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" stroked="f">
+              <v:group w14:anchorId="0AB0FEB2" id="群組 19" o:spid="_x0000_s1032" style="position:absolute;left:0;text-align:left;margin-left:534.4pt;margin-top:567.3pt;width:140.6pt;height:130.1pt;z-index:251646464;mso-position-horizontal-relative:page;mso-position-vertical-relative:page;mso-width-relative:margin;mso-height-relative:margin" coordorigin="108" coordsize="17868,16510" o:gfxdata="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">
+                <v:shape id="_x0000_s1033" type="#_x0000_t202" style="position:absolute;left:317;top:444;width:17634;height:15621;visibility:visible;mso-wrap-style:square;v-text-anchor:top" o:gfxdata="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" stroked="f">
                   <v:textbox inset="0,0,0,0">
                     <w:txbxContent>
                       <w:p>
@@ -10026,7 +9764,7 @@
                     </w:txbxContent>
                   </v:textbox>
                 </v:shape>
-                <v:roundrect id="圓角矩形 25" o:spid="_x0000_s1034" style="position:absolute;left:108;width:17869;height:16510;visibility:visible;mso-wrap-style:square;v-text-anchor:middle" arcsize="4542f" o:gfxdata="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" filled="f" strokecolor="#5a5a5a [2109]" strokeweight="2.5pt">
+                <v:roundrect id="圓角矩形 25" o:spid="_x0000_s1034" style="position:absolute;left:108;width:17869;height:16510;visibility:visible;mso-wrap-style:square;v-text-anchor:middle" arcsize="4542f" o:gfxdata="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" filled="f" strokecolor="#5a5a5a [2109]" strokeweight="2.5pt">
                   <v:stroke joinstyle="miter"/>
                 </v:roundrect>
                 <w10:wrap anchorx="page" anchory="page"/>
@@ -10073,6 +9811,7 @@
         <w:rPr>
           <w:rFonts w:ascii="Barlow Condensed Medium" w:hAnsi="Barlow Condensed Medium"/>
           <w:noProof/>
+          <w:lang w:bidi="he-IL"/>
         </w:rPr>
         <mc:AlternateContent>
           <mc:Choice Requires="wps">
@@ -10194,7 +9933,7 @@
           </mc:Choice>
           <mc:Fallback>
             <w:pict>
-              <v:shape w14:anchorId="76BD7DFF" id="文字方塊 2" o:spid="_x0000_s1035" type="#_x0000_t202" style="position:absolute;margin-left:31.4pt;margin-top:-54.1pt;width:109.8pt;height:110.6pt;z-index:251674112;visibility:visible;mso-wrap-style:square;mso-width-percent:0;mso-height-percent:200;mso-wrap-distance-left:9pt;mso-wrap-distance-top:3.6pt;mso-wrap-distance-right:9pt;mso-wrap-distance-bottom:3.6pt;mso-position-horizontal:absolute;mso-position-horizontal-relative:text;mso-position-vertical:absolute;mso-position-vertical-relative:text;mso-width-percent:0;mso-height-percent:200;mso-width-relative:margin;mso-height-relative:margin;v-text-anchor:top" o:gfxdata="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" filled="f" stroked="f">
+              <v:shape w14:anchorId="76BD7DFF" id="文字方塊 2" o:spid="_x0000_s1035" type="#_x0000_t202" style="position:absolute;margin-left:31.4pt;margin-top:-54.1pt;width:109.8pt;height:110.6pt;z-index:251674112;visibility:visible;mso-wrap-style:square;mso-width-percent:0;mso-height-percent:200;mso-wrap-distance-left:9pt;mso-wrap-distance-top:3.6pt;mso-wrap-distance-right:9pt;mso-wrap-distance-bottom:3.6pt;mso-position-horizontal:absolute;mso-position-horizontal-relative:text;mso-position-vertical:absolute;mso-position-vertical-relative:text;mso-width-percent:0;mso-height-percent:200;mso-width-relative:margin;mso-height-relative:margin;v-text-anchor:top" o:gfxdata="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" filled="f" stroked="f">
                 <v:textbox style="mso-fit-shape-to-text:t" inset="1mm,1mm,1mm,1mm">
                   <w:txbxContent>
                     <w:p>
@@ -10295,6 +10034,7 @@
         <w:rPr>
           <w:rFonts w:ascii="Barlow Condensed Medium" w:hAnsi="Barlow Condensed Medium"/>
           <w:noProof/>
+          <w:lang w:bidi="he-IL"/>
         </w:rPr>
         <mc:AlternateContent>
           <mc:Choice Requires="wps">
@@ -10393,7 +10133,7 @@
           </mc:Choice>
           <mc:Fallback>
             <w:pict>
-              <v:roundrect w14:anchorId="4775AEF3" id="圓角矩形 12" o:spid="_x0000_s1036" style="position:absolute;margin-left:-.9pt;margin-top:16.35pt;width:49.3pt;height:15.45pt;z-index:251638272;visibility:visible;mso-wrap-style:square;mso-width-percent:0;mso-height-percent:0;mso-wrap-distance-left:9pt;mso-wrap-distance-top:0;mso-wrap-distance-right:9pt;mso-wrap-distance-bottom:0;mso-position-horizontal:absolute;mso-position-horizontal-relative:text;mso-position-vertical:absolute;mso-position-vertical-relative:text;mso-width-percent:0;mso-height-percent:0;mso-width-relative:margin;mso-height-relative:margin;v-text-anchor:middle" arcsize="10923f" o:gfxdata="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" fillcolor="#5a5a5a [2109]" stroked="f" strokeweight="1pt">
+              <v:roundrect w14:anchorId="4775AEF3" id="圓角矩形 12" o:spid="_x0000_s1036" style="position:absolute;margin-left:-.9pt;margin-top:16.35pt;width:49.3pt;height:15.45pt;z-index:251638272;visibility:visible;mso-wrap-style:square;mso-width-percent:0;mso-height-percent:0;mso-wrap-distance-left:9pt;mso-wrap-distance-top:0;mso-wrap-distance-right:9pt;mso-wrap-distance-bottom:0;mso-position-horizontal:absolute;mso-position-horizontal-relative:text;mso-position-vertical:absolute;mso-position-vertical-relative:text;mso-width-percent:0;mso-height-percent:0;mso-width-relative:margin;mso-height-relative:margin;v-text-anchor:middle" arcsize="10923f" o:gfxdata="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" fillcolor="#5a5a5a [2109]" stroked="f" strokeweight="1pt">
                 <v:stroke joinstyle="miter"/>
                 <v:textbox inset=".5mm,0,.5mm,0">
                   <w:txbxContent>
@@ -10435,6 +10175,7 @@
         <w:rPr>
           <w:rFonts w:ascii="Barlow Condensed Medium" w:hAnsi="Barlow Condensed Medium"/>
           <w:noProof/>
+          <w:lang w:bidi="he-IL"/>
         </w:rPr>
         <mc:AlternateContent>
           <mc:Choice Requires="wps">
@@ -10533,7 +10274,7 @@
           </mc:Choice>
           <mc:Fallback>
             <w:pict>
-              <v:roundrect w14:anchorId="196DC3BF" id="圓角矩形 14" o:spid="_x0000_s1037" style="position:absolute;margin-left:-1.25pt;margin-top:16.7pt;width:83.6pt;height:15.3pt;z-index:251640320;visibility:visible;mso-wrap-style:square;mso-width-percent:0;mso-height-percent:0;mso-wrap-distance-left:9pt;mso-wrap-distance-top:0;mso-wrap-distance-right:9pt;mso-wrap-distance-bottom:0;mso-position-horizontal:absolute;mso-position-horizontal-relative:text;mso-position-vertical:absolute;mso-position-vertical-relative:text;mso-width-percent:0;mso-height-percent:0;mso-width-relative:margin;mso-height-relative:margin;v-text-anchor:middle" arcsize="10923f" o:gfxdata="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" fillcolor="#5a5a5a [2109]" stroked="f" strokeweight="1pt">
+              <v:roundrect w14:anchorId="196DC3BF" id="圓角矩形 14" o:spid="_x0000_s1037" style="position:absolute;margin-left:-1.25pt;margin-top:16.7pt;width:83.6pt;height:15.3pt;z-index:251640320;visibility:visible;mso-wrap-style:square;mso-width-percent:0;mso-height-percent:0;mso-wrap-distance-left:9pt;mso-wrap-distance-top:0;mso-wrap-distance-right:9pt;mso-wrap-distance-bottom:0;mso-position-horizontal:absolute;mso-position-horizontal-relative:text;mso-position-vertical:absolute;mso-position-vertical-relative:text;mso-width-percent:0;mso-height-percent:0;mso-width-relative:margin;mso-height-relative:margin;v-text-anchor:middle" arcsize="10923f" o:gfxdata="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" fillcolor="#5a5a5a [2109]" stroked="f" strokeweight="1pt">
                 <v:stroke joinstyle="miter"/>
                 <v:textbox inset=".5mm,0,.5mm,0">
                   <w:txbxContent>
@@ -10631,6 +10372,7 @@
         <w:rPr>
           <w:rFonts w:ascii="Barlow Condensed Medium" w:hAnsi="Barlow Condensed Medium"/>
           <w:noProof/>
+          <w:lang w:bidi="he-IL"/>
         </w:rPr>
         <mc:AlternateContent>
           <mc:Choice Requires="wps">
@@ -10729,7 +10471,7 @@
           </mc:Choice>
           <mc:Fallback>
             <w:pict>
-              <v:roundrect w14:anchorId="1A4DC044" id="圓角矩形 9" o:spid="_x0000_s1038" style="position:absolute;margin-left:-.6pt;margin-top:16.6pt;width:30.35pt;height:15.3pt;z-index:251642368;visibility:visible;mso-wrap-style:square;mso-width-percent:0;mso-height-percent:0;mso-wrap-distance-left:9pt;mso-wrap-distance-top:0;mso-wrap-distance-right:9pt;mso-wrap-distance-bottom:0;mso-position-horizontal:absolute;mso-position-horizontal-relative:text;mso-position-vertical:absolute;mso-position-vertical-relative:text;mso-width-percent:0;mso-height-percent:0;mso-width-relative:margin;mso-height-relative:margin;v-text-anchor:middle" arcsize="10923f" o:gfxdata="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" fillcolor="#5a5a5a [2109]" stroked="f" strokeweight="1pt">
+              <v:roundrect w14:anchorId="1A4DC044" id="圓角矩形 9" o:spid="_x0000_s1038" style="position:absolute;margin-left:-.6pt;margin-top:16.6pt;width:30.35pt;height:15.3pt;z-index:251642368;visibility:visible;mso-wrap-style:square;mso-width-percent:0;mso-height-percent:0;mso-wrap-distance-left:9pt;mso-wrap-distance-top:0;mso-wrap-distance-right:9pt;mso-wrap-distance-bottom:0;mso-position-horizontal:absolute;mso-position-horizontal-relative:text;mso-position-vertical:absolute;mso-position-vertical-relative:text;mso-width-percent:0;mso-height-percent:0;mso-width-relative:margin;mso-height-relative:margin;v-text-anchor:middle" arcsize="10923f" o:gfxdata="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" fillcolor="#5a5a5a [2109]" stroked="f" strokeweight="1pt">
                 <v:stroke joinstyle="miter"/>
                 <v:textbox inset=".5mm,0,.5mm,0">
                   <w:txbxContent>
@@ -10827,6 +10569,7 @@
         <w:rPr>
           <w:rFonts w:ascii="Barlow Condensed Medium" w:hAnsi="Barlow Condensed Medium"/>
           <w:noProof/>
+          <w:lang w:bidi="he-IL"/>
         </w:rPr>
         <w:drawing>
           <wp:anchor distT="0" distB="0" distL="114300" distR="114300" simplePos="0" relativeHeight="251650560" behindDoc="1" locked="0" layoutInCell="1" allowOverlap="1" wp14:anchorId="2AA2D55C" wp14:editId="75CAAA53">
@@ -10895,6 +10638,7 @@
         <w:rPr>
           <w:rFonts w:ascii="Barlow Condensed Medium" w:hAnsi="Barlow Condensed Medium"/>
           <w:noProof/>
+          <w:lang w:bidi="he-IL"/>
         </w:rPr>
         <mc:AlternateContent>
           <mc:Choice Requires="wps">
@@ -10993,7 +10737,7 @@
           </mc:Choice>
           <mc:Fallback>
             <w:pict>
-              <v:roundrect w14:anchorId="03BFD3A3" id="圓角矩形 13" o:spid="_x0000_s1039" style="position:absolute;margin-left:-.4pt;margin-top:16.65pt;width:49.3pt;height:15.3pt;z-index:251644416;visibility:visible;mso-wrap-style:square;mso-width-percent:0;mso-height-percent:0;mso-wrap-distance-left:9pt;mso-wrap-distance-top:0;mso-wrap-distance-right:9pt;mso-wrap-distance-bottom:0;mso-position-horizontal:absolute;mso-position-horizontal-relative:text;mso-position-vertical:absolute;mso-position-vertical-relative:text;mso-width-percent:0;mso-height-percent:0;mso-width-relative:margin;mso-height-relative:margin;v-text-anchor:middle" arcsize="10923f" o:gfxdata="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" fillcolor="#5a5a5a [2109]" stroked="f" strokeweight="1pt">
+              <v:roundrect w14:anchorId="03BFD3A3" id="圓角矩形 13" o:spid="_x0000_s1039" style="position:absolute;margin-left:-.4pt;margin-top:16.65pt;width:49.3pt;height:15.3pt;z-index:251644416;visibility:visible;mso-wrap-style:square;mso-width-percent:0;mso-height-percent:0;mso-wrap-distance-left:9pt;mso-wrap-distance-top:0;mso-wrap-distance-right:9pt;mso-wrap-distance-bottom:0;mso-position-horizontal:absolute;mso-position-horizontal-relative:text;mso-position-vertical:absolute;mso-position-vertical-relative:text;mso-width-percent:0;mso-height-percent:0;mso-width-relative:margin;mso-height-relative:margin;v-text-anchor:middle" arcsize="10923f" o:gfxdata="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" fillcolor="#5a5a5a [2109]" stroked="f" strokeweight="1pt">
                 <v:stroke joinstyle="miter"/>
                 <v:textbox inset=".5mm,0,.5mm,0">
                   <w:txbxContent>
@@ -11129,6 +10873,7 @@
           <w:rFonts w:ascii="Barlow Condensed Medium" w:eastAsia="華康儷中黑" w:hAnsi="Barlow Condensed Medium"/>
           <w:noProof/>
           <w:w w:val="80"/>
+          <w:lang w:bidi="he-IL"/>
         </w:rPr>
         <mc:AlternateContent>
           <mc:Choice Requires="wps">
@@ -11229,7 +10974,7 @@
           </mc:Choice>
           <mc:Fallback>
             <w:pict>
-              <v:shape w14:anchorId="77C1E33A" id="_x0000_s1040" type="#_x0000_t202" style="position:absolute;margin-left:107.25pt;margin-top:6.2pt;width:125.55pt;height:16.3pt;z-index:251672064;visibility:visible;mso-wrap-style:square;mso-width-percent:0;mso-height-percent:0;mso-wrap-distance-left:9pt;mso-wrap-distance-top:3.6pt;mso-wrap-distance-right:9pt;mso-wrap-distance-bottom:3.6pt;mso-position-horizontal:absolute;mso-position-horizontal-relative:text;mso-position-vertical:absolute;mso-position-vertical-relative:text;mso-width-percent:0;mso-height-percent:0;mso-width-relative:margin;mso-height-relative:margin;v-text-anchor:top" o:gfxdata="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" filled="f" stroked="f">
+              <v:shape w14:anchorId="77C1E33A" id="_x0000_s1040" type="#_x0000_t202" style="position:absolute;margin-left:107.25pt;margin-top:6.2pt;width:125.55pt;height:16.3pt;z-index:251672064;visibility:visible;mso-wrap-style:square;mso-width-percent:0;mso-height-percent:0;mso-wrap-distance-left:9pt;mso-wrap-distance-top:3.6pt;mso-wrap-distance-right:9pt;mso-wrap-distance-bottom:3.6pt;mso-position-horizontal:absolute;mso-position-horizontal-relative:text;mso-position-vertical:absolute;mso-position-vertical-relative:text;mso-width-percent:0;mso-height-percent:0;mso-width-relative:margin;mso-height-relative:margin;v-text-anchor:top" o:gfxdata="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" filled="f" stroked="f">
                 <v:textbox inset="0,0,0,0">
                   <w:txbxContent>
                     <w:p>
@@ -12094,6 +11839,7 @@
                 <w:color w:val="000000" w:themeColor="text1"/>
                 <w:sz w:val="18"/>
                 <w:szCs w:val="18"/>
+                <w:lang w:bidi="he-IL"/>
               </w:rPr>
               <mc:AlternateContent>
                 <mc:Choice Requires="wps">
@@ -12193,7 +11939,7 @@
                 </mc:Choice>
                 <mc:Fallback>
                   <w:pict>
-                    <v:rect w14:anchorId="343BC9BA" id="矩形 8" o:spid="_x0000_s1041" style="position:absolute;left:0;text-align:left;margin-left:-.7pt;margin-top:2.7pt;width:18.75pt;height:92.3pt;z-index:251665920;visibility:visible;mso-wrap-style:square;mso-width-percent:0;mso-height-percent:0;mso-wrap-distance-left:9pt;mso-wrap-distance-top:0;mso-wrap-distance-right:9pt;mso-wrap-distance-bottom:0;mso-position-horizontal:absolute;mso-position-horizontal-relative:text;mso-position-vertical:absolute;mso-position-vertical-relative:text;mso-width-percent:0;mso-height-percent:0;mso-width-relative:margin;mso-height-relative:margin;v-text-anchor:middle" o:gfxdata="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" fillcolor="#5a5a5a [2109]" stroked="f" strokeweight="1pt">
+                    <v:rect w14:anchorId="343BC9BA" id="矩形 8" o:spid="_x0000_s1041" style="position:absolute;left:0;text-align:left;margin-left:-.7pt;margin-top:2.7pt;width:18.75pt;height:92.3pt;z-index:251665920;visibility:visible;mso-wrap-style:square;mso-width-percent:0;mso-height-percent:0;mso-wrap-distance-left:9pt;mso-wrap-distance-top:0;mso-wrap-distance-right:9pt;mso-wrap-distance-bottom:0;mso-position-horizontal:absolute;mso-position-horizontal-relative:text;mso-position-vertical:absolute;mso-position-vertical-relative:text;mso-width-percent:0;mso-height-percent:0;mso-width-relative:margin;mso-height-relative:margin;v-text-anchor:middle" o:gfxdata="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" fillcolor="#5a5a5a [2109]" stroked="f" strokeweight="1pt">
                       <v:textbox style="layout-flow:vertical-ideographic" inset="1mm,1mm,1mm,1mm">
                         <w:txbxContent>
                           <w:p>
@@ -13156,6 +12902,7 @@
                 <w:color w:val="000000" w:themeColor="text1"/>
                 <w:sz w:val="18"/>
                 <w:szCs w:val="18"/>
+                <w:lang w:bidi="he-IL"/>
               </w:rPr>
               <mc:AlternateContent>
                 <mc:Choice Requires="wps">
@@ -13255,7 +13002,7 @@
                 </mc:Choice>
                 <mc:Fallback>
                   <w:pict>
-                    <v:rect w14:anchorId="363672F5" id="矩形 10" o:spid="_x0000_s1042" style="position:absolute;left:0;text-align:left;margin-left:-.7pt;margin-top:12.9pt;width:19.25pt;height:42.9pt;z-index:251655680;visibility:visible;mso-wrap-style:square;mso-width-percent:0;mso-height-percent:0;mso-wrap-distance-left:9pt;mso-wrap-distance-top:0;mso-wrap-distance-right:9pt;mso-wrap-distance-bottom:0;mso-position-horizontal:absolute;mso-position-horizontal-relative:text;mso-position-vertical:absolute;mso-position-vertical-relative:text;mso-width-percent:0;mso-height-percent:0;mso-width-relative:margin;mso-height-relative:margin;v-text-anchor:middle" o:gfxdata="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" fillcolor="#5a5a5a [2109]" stroked="f" strokeweight="1pt">
+                    <v:rect w14:anchorId="363672F5" id="矩形 10" o:spid="_x0000_s1042" style="position:absolute;left:0;text-align:left;margin-left:-.7pt;margin-top:12.9pt;width:19.25pt;height:42.9pt;z-index:251655680;visibility:visible;mso-wrap-style:square;mso-width-percent:0;mso-height-percent:0;mso-wrap-distance-left:9pt;mso-wrap-distance-top:0;mso-wrap-distance-right:9pt;mso-wrap-distance-bottom:0;mso-position-horizontal:absolute;mso-position-horizontal-relative:text;mso-position-vertical:absolute;mso-position-vertical-relative:text;mso-width-percent:0;mso-height-percent:0;mso-width-relative:margin;mso-height-relative:margin;v-text-anchor:middle" o:gfxdata="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" fillcolor="#5a5a5a [2109]" stroked="f" strokeweight="1pt">
                       <v:textbox style="layout-flow:vertical-ideographic" inset="1mm,1mm,1mm,1mm">
                         <w:txbxContent>
                           <w:p>
@@ -13892,6 +13639,7 @@
                 <w:color w:val="000000" w:themeColor="text1"/>
                 <w:sz w:val="18"/>
                 <w:szCs w:val="18"/>
+                <w:lang w:bidi="he-IL"/>
               </w:rPr>
               <mc:AlternateContent>
                 <mc:Choice Requires="wps">
@@ -13999,7 +13747,7 @@
                 </mc:Choice>
                 <mc:Fallback>
                   <w:pict>
-                    <v:rect w14:anchorId="4D37C684" id="矩形 11" o:spid="_x0000_s1043" style="position:absolute;left:0;text-align:left;margin-left:-.7pt;margin-top:1.65pt;width:19.25pt;height:111.25pt;z-index:251657728;visibility:visible;mso-wrap-style:square;mso-width-percent:0;mso-height-percent:0;mso-wrap-distance-left:9pt;mso-wrap-distance-top:0;mso-wrap-distance-right:9pt;mso-wrap-distance-bottom:0;mso-position-horizontal:absolute;mso-position-horizontal-relative:text;mso-position-vertical:absolute;mso-position-vertical-relative:text;mso-width-percent:0;mso-height-percent:0;mso-width-relative:margin;mso-height-relative:margin;v-text-anchor:middle" o:gfxdata="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" fillcolor="#5a5a5a [2109]" stroked="f" strokeweight="1pt">
+                    <v:rect w14:anchorId="4D37C684" id="矩形 11" o:spid="_x0000_s1043" style="position:absolute;left:0;text-align:left;margin-left:-.7pt;margin-top:1.65pt;width:19.25pt;height:111.25pt;z-index:251657728;visibility:visible;mso-wrap-style:square;mso-width-percent:0;mso-height-percent:0;mso-wrap-distance-left:9pt;mso-wrap-distance-top:0;mso-wrap-distance-right:9pt;mso-wrap-distance-bottom:0;mso-position-horizontal:absolute;mso-position-horizontal-relative:text;mso-position-vertical:absolute;mso-position-vertical-relative:text;mso-width-percent:0;mso-height-percent:0;mso-width-relative:margin;mso-height-relative:margin;v-text-anchor:middle" o:gfxdata="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" fillcolor="#5a5a5a [2109]" stroked="f" strokeweight="1pt">
                       <v:textbox style="layout-flow:vertical-ideographic" inset="1mm,1mm,1mm,1mm">
                         <w:txbxContent>
                           <w:p>
@@ -15693,6 +15441,7 @@
         <w:rPr>
           <w:rFonts w:ascii="Bahnschrift SemiBold Condensed" w:eastAsia="華康細黑體" w:hAnsi="Bahnschrift SemiBold Condensed"/>
           <w:noProof/>
+          <w:lang w:bidi="he-IL"/>
         </w:rPr>
         <mc:AlternateContent>
           <mc:Choice Requires="wps">
@@ -15755,7 +15504,7 @@
           </mc:Choice>
           <mc:Fallback>
             <w:pict>
-              <v:line w14:anchorId="3DA7B64A" id="直線接點 2" o:spid="_x0000_s1026" style="position:absolute;z-index:251648512;visibility:visible;mso-wrap-style:square;mso-height-percent:0;mso-wrap-distance-left:9pt;mso-wrap-distance-top:0;mso-wrap-distance-right:9pt;mso-wrap-distance-bottom:0;mso-position-horizontal:absolute;mso-position-horizontal-relative:page;mso-position-vertical:absolute;mso-position-vertical-relative:page;mso-height-percent:0;mso-height-relative:margin" from="687.75pt,19.85pt" to="687.75pt,709.8pt" o:gfxdata="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" strokecolor="black [3213]" strokeweight=".5pt">
+              <v:line w14:anchorId="50976092" id="直線接點 2" o:spid="_x0000_s1026" style="position:absolute;z-index:251648512;visibility:visible;mso-wrap-style:square;mso-height-percent:0;mso-wrap-distance-left:9pt;mso-wrap-distance-top:0;mso-wrap-distance-right:9pt;mso-wrap-distance-bottom:0;mso-position-horizontal:absolute;mso-position-horizontal-relative:page;mso-position-vertical:absolute;mso-position-vertical-relative:page;mso-height-percent:0;mso-height-relative:margin" from="687.75pt,19.85pt" to="687.75pt,709.8pt" o:gfxdata="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" strokecolor="black [3213]" strokeweight=".5pt">
                 <v:stroke dashstyle="3 1" joinstyle="miter"/>
                 <w10:wrap anchorx="page" anchory="page"/>
               </v:line>
@@ -16999,7 +16748,7 @@
                 <w:rFonts w:ascii="Barlow Condensed Medium" w:eastAsia="標楷體" w:hAnsi="Barlow Condensed Medium" w:cstheme="minorHAnsi" w:hint="eastAsia"/>
                 <w:w w:val="80"/>
               </w:rPr>
-              <w:t>60</w:t>
+              <w:t>64</w:t>
             </w:r>
           </w:p>
         </w:tc>
@@ -17280,7 +17029,7 @@
                 <w:rFonts w:ascii="Barlow Condensed Medium" w:eastAsia="標楷體" w:hAnsi="Barlow Condensed Medium" w:cstheme="minorHAnsi" w:hint="eastAsia"/>
                 <w:w w:val="80"/>
               </w:rPr>
-              <w:t>19</w:t>
+              <w:t>17</w:t>
             </w:r>
           </w:p>
         </w:tc>
@@ -17554,7 +17303,7 @@
                 <w:rFonts w:ascii="Barlow Condensed Medium" w:eastAsia="標楷體" w:hAnsi="Barlow Condensed Medium" w:cstheme="minorHAnsi" w:hint="eastAsia"/>
                 <w:w w:val="80"/>
               </w:rPr>
-              <w:t>10</w:t>
+              <w:t>8</w:t>
             </w:r>
           </w:p>
         </w:tc>
@@ -17836,7 +17585,7 @@
                 <w:rFonts w:ascii="Barlow Condensed Medium" w:eastAsia="標楷體" w:hAnsi="Barlow Condensed Medium" w:cstheme="minorHAnsi" w:hint="eastAsia"/>
                 <w:w w:val="80"/>
               </w:rPr>
-              <w:t>--</w:t>
+              <w:t>13</w:t>
             </w:r>
           </w:p>
         </w:tc>
@@ -18112,7 +17861,7 @@
                 <w:rFonts w:ascii="Barlow Condensed Medium" w:eastAsia="標楷體" w:hAnsi="Barlow Condensed Medium" w:cstheme="minorHAnsi" w:hint="eastAsia"/>
                 <w:w w:val="80"/>
               </w:rPr>
-              <w:t>16</w:t>
+              <w:t>--</w:t>
             </w:r>
           </w:p>
         </w:tc>
@@ -18381,7 +18130,7 @@
                 <w:rFonts w:ascii="Barlow Condensed Medium" w:eastAsia="標楷體" w:hAnsi="Barlow Condensed Medium" w:cstheme="minorHAnsi" w:hint="eastAsia"/>
                 <w:w w:val="80"/>
               </w:rPr>
-              <w:t>15</w:t>
+              <w:t>14</w:t>
             </w:r>
           </w:p>
         </w:tc>
@@ -18499,7 +18248,7 @@
               <w:rPr>
                 <w:rFonts w:ascii="標楷體" w:eastAsia="標楷體" w:hAnsi="標楷體" w:hint="eastAsia"/>
               </w:rPr>
-              <w:t>宋素珠</w:t>
+              <w:t>游富宗</w:t>
             </w:r>
           </w:p>
         </w:tc>
@@ -18836,8 +18585,10 @@
                 <w:rFonts w:ascii="Barlow Condensed Medium" w:eastAsia="標楷體" w:hAnsi="Barlow Condensed Medium" w:cstheme="minorHAnsi" w:hint="eastAsia"/>
                 <w:w w:val="80"/>
               </w:rPr>
-              <w:t>5</w:t>
-            </w:r>
+              <w:t>--</w:t>
+            </w:r>
+            <w:bookmarkStart w:id="6" w:name="_GoBack"/>
+            <w:bookmarkEnd w:id="6"/>
           </w:p>
         </w:tc>
         <w:tc>
@@ -18948,7 +18699,7 @@
               <w:rPr>
                 <w:rFonts w:ascii="標楷體" w:eastAsia="標楷體" w:hAnsi="標楷體" w:hint="eastAsia"/>
               </w:rPr>
-              <w:t>游富宗</w:t>
+              <w:t>宋素珠</w:t>
             </w:r>
           </w:p>
         </w:tc>
@@ -19139,7 +18890,7 @@
                 <w:rFonts w:ascii="Barlow Condensed Medium" w:eastAsia="標楷體" w:hAnsi="Barlow Condensed Medium" w:cstheme="minorHAnsi" w:hint="eastAsia"/>
                 <w:w w:val="80"/>
               </w:rPr>
-              <w:t>6</w:t>
+              <w:t>5</w:t>
             </w:r>
           </w:p>
         </w:tc>
@@ -19974,7 +19725,7 @@
                 <w:rFonts w:ascii="Barlow Condensed Medium" w:eastAsia="標楷體" w:hAnsi="Barlow Condensed Medium" w:cstheme="minorHAnsi" w:hint="eastAsia"/>
                 <w:w w:val="80"/>
               </w:rPr>
-              <w:t>--</w:t>
+              <w:t>12</w:t>
             </w:r>
           </w:p>
         </w:tc>
@@ -20829,7 +20580,7 @@
                 <w:rFonts w:ascii="Barlow Condensed Medium" w:eastAsia="標楷體" w:hAnsi="Barlow Condensed Medium" w:cstheme="minorHAnsi" w:hint="eastAsia"/>
                 <w:w w:val="80"/>
               </w:rPr>
-              <w:t>--</w:t>
+              <w:t>5</w:t>
             </w:r>
           </w:p>
         </w:tc>
@@ -21593,7 +21344,6 @@
                 <w:rFonts w:ascii="Barlow Condensed Medium" w:eastAsia="華康中黑體" w:hAnsi="Barlow Condensed Medium" w:cs="Times New Roman"/>
                 <w:w w:val="80"/>
                 <w:szCs w:val="24"/>
-                <w:highlight w:val="yellow"/>
               </w:rPr>
             </w:pPr>
             <w:r>
@@ -21601,7 +21351,6 @@
                 <w:rFonts w:ascii="Barlow Condensed Medium" w:eastAsia="華康中黑體" w:hAnsi="Barlow Condensed Medium" w:cstheme="minorHAnsi"/>
                 <w:w w:val="80"/>
                 <w:szCs w:val="24"/>
-                <w:highlight w:val="yellow"/>
               </w:rPr>
               <w:sym w:font="Wingdings 2" w:char="F0AE"/>
             </w:r>
@@ -21610,7 +21359,6 @@
                 <w:rFonts w:ascii="Barlow Condensed Medium" w:eastAsia="華康中黑體" w:hAnsi="Barlow Condensed Medium" w:cstheme="minorHAnsi"/>
                 <w:w w:val="80"/>
                 <w:szCs w:val="24"/>
-                <w:highlight w:val="yellow"/>
               </w:rPr>
               <w:t>華語</w:t>
             </w:r>
@@ -21619,7 +21367,6 @@
                 <w:rFonts w:ascii="Barlow Condensed Medium" w:eastAsia="華康中黑體" w:hAnsi="Barlow Condensed Medium" w:cs="Times New Roman"/>
                 <w:w w:val="80"/>
                 <w:szCs w:val="24"/>
-                <w:highlight w:val="yellow"/>
               </w:rPr>
               <w:t>禮拜奉獻</w:t>
             </w:r>
@@ -21628,7 +21375,6 @@
                 <w:rFonts w:ascii="Barlow Condensed Medium" w:eastAsia="華康中黑體" w:hAnsi="Barlow Condensed Medium" w:cs="Times New Roman"/>
                 <w:w w:val="80"/>
                 <w:szCs w:val="24"/>
-                <w:highlight w:val="yellow"/>
               </w:rPr>
               <w:t>:</w:t>
             </w:r>
@@ -21650,7 +21396,6 @@
                 <w:rFonts w:ascii="Barlow Condensed Medium" w:eastAsia="華康中黑體" w:hAnsi="Barlow Condensed Medium" w:cs="Times New Roman"/>
                 <w:w w:val="80"/>
                 <w:szCs w:val="24"/>
-                <w:highlight w:val="yellow"/>
               </w:rPr>
             </w:pPr>
             <w:r>
@@ -21658,7 +21403,6 @@
                 <w:rFonts w:ascii="Barlow Condensed Medium" w:eastAsia="華康中黑體" w:hAnsi="Barlow Condensed Medium" w:cs="Times New Roman" w:hint="eastAsia"/>
                 <w:w w:val="80"/>
                 <w:szCs w:val="24"/>
-                <w:highlight w:val="yellow"/>
               </w:rPr>
               <w:t xml:space="preserve"> </w:t>
             </w:r>
@@ -21682,7 +21426,6 @@
                 <w:rFonts w:ascii="Barlow Condensed Medium" w:eastAsia="華康中黑體" w:hAnsi="Barlow Condensed Medium" w:cs="Times New Roman"/>
                 <w:w w:val="80"/>
                 <w:szCs w:val="24"/>
-                <w:highlight w:val="yellow"/>
               </w:rPr>
             </w:pPr>
             <w:r>
@@ -21690,7 +21433,6 @@
                 <w:rFonts w:ascii="Barlow Condensed Medium" w:eastAsia="華康中黑體" w:hAnsi="Barlow Condensed Medium" w:cstheme="minorHAnsi"/>
                 <w:w w:val="80"/>
                 <w:szCs w:val="24"/>
-                <w:highlight w:val="yellow"/>
               </w:rPr>
               <w:sym w:font="Wingdings 2" w:char="F0AE"/>
             </w:r>
@@ -21699,7 +21441,6 @@
                 <w:rFonts w:ascii="Barlow Condensed Medium" w:eastAsia="華康中黑體" w:hAnsi="Barlow Condensed Medium" w:cstheme="minorHAnsi" w:hint="eastAsia"/>
                 <w:w w:val="80"/>
                 <w:szCs w:val="24"/>
-                <w:highlight w:val="yellow"/>
               </w:rPr>
               <w:t>台語禮拜奉</w:t>
             </w:r>
@@ -21708,7 +21449,6 @@
                 <w:rFonts w:ascii="Barlow Condensed Medium" w:eastAsia="華康中黑體" w:hAnsi="Barlow Condensed Medium" w:cs="Times New Roman"/>
                 <w:w w:val="80"/>
                 <w:szCs w:val="24"/>
-                <w:highlight w:val="yellow"/>
               </w:rPr>
               <w:t>獻</w:t>
             </w:r>
@@ -21717,7 +21457,6 @@
                 <w:rFonts w:ascii="Barlow Condensed Medium" w:eastAsia="華康中黑體" w:hAnsi="Barlow Condensed Medium" w:cs="Times New Roman"/>
                 <w:w w:val="80"/>
                 <w:szCs w:val="24"/>
-                <w:highlight w:val="yellow"/>
               </w:rPr>
               <w:t>:</w:t>
             </w:r>
@@ -21740,7 +21479,6 @@
                 <w:rFonts w:ascii="Barlow Condensed Medium" w:eastAsia="華康中黑體" w:hAnsi="Barlow Condensed Medium" w:cs="Times New Roman"/>
                 <w:w w:val="80"/>
                 <w:szCs w:val="24"/>
-                <w:highlight w:val="yellow"/>
               </w:rPr>
             </w:pPr>
             <w:r>
@@ -21748,7 +21486,6 @@
                 <w:rFonts w:ascii="Barlow Condensed Medium" w:eastAsia="華康中黑體" w:hAnsi="Barlow Condensed Medium" w:cs="Times New Roman" w:hint="eastAsia"/>
                 <w:w w:val="80"/>
                 <w:szCs w:val="24"/>
-                <w:highlight w:val="yellow"/>
               </w:rPr>
               <w:t>7,930</w:t>
             </w:r>
@@ -21771,7 +21508,6 @@
                 <w:rFonts w:ascii="Barlow Condensed Medium" w:eastAsia="華康中黑體" w:hAnsi="Barlow Condensed Medium" w:cs="Times New Roman"/>
                 <w:w w:val="80"/>
                 <w:szCs w:val="24"/>
-                <w:highlight w:val="yellow"/>
               </w:rPr>
             </w:pPr>
           </w:p>
@@ -21794,7 +21530,6 @@
                 <w:rFonts w:ascii="Barlow Condensed Medium" w:eastAsia="華康中黑體" w:hAnsi="Barlow Condensed Medium" w:cs="Times New Roman"/>
                 <w:w w:val="80"/>
                 <w:szCs w:val="24"/>
-                <w:highlight w:val="yellow"/>
               </w:rPr>
             </w:pPr>
           </w:p>
@@ -21820,7 +21555,6 @@
                 <w:rFonts w:ascii="Barlow Condensed Medium" w:eastAsia="華康中黑體" w:hAnsi="Barlow Condensed Medium" w:cstheme="minorHAnsi"/>
                 <w:w w:val="80"/>
                 <w:szCs w:val="24"/>
-                <w:highlight w:val="yellow"/>
               </w:rPr>
             </w:pPr>
             <w:r>
@@ -21828,7 +21562,6 @@
                 <w:rFonts w:ascii="Barlow Condensed Medium" w:eastAsia="華康中黑體" w:hAnsi="Barlow Condensed Medium" w:cstheme="minorHAnsi"/>
                 <w:w w:val="80"/>
                 <w:szCs w:val="24"/>
-                <w:highlight w:val="yellow"/>
               </w:rPr>
               <w:sym w:font="Wingdings 2" w:char="F0AE"/>
             </w:r>
@@ -21837,7 +21570,6 @@
                 <w:rFonts w:ascii="Barlow Condensed Medium" w:eastAsia="華康中黑體" w:hAnsi="Barlow Condensed Medium" w:cstheme="minorHAnsi" w:hint="eastAsia"/>
                 <w:w w:val="80"/>
                 <w:szCs w:val="24"/>
-                <w:highlight w:val="yellow"/>
                 <w:lang w:eastAsia="zh-HK"/>
               </w:rPr>
               <w:t>月定</w:t>
@@ -21847,7 +21579,6 @@
                 <w:rFonts w:ascii="Barlow Condensed Medium" w:eastAsia="華康中黑體" w:hAnsi="Barlow Condensed Medium" w:cstheme="minorHAnsi"/>
                 <w:w w:val="80"/>
                 <w:szCs w:val="24"/>
-                <w:highlight w:val="yellow"/>
               </w:rPr>
               <w:t>奉獻</w:t>
             </w:r>
@@ -21856,7 +21587,6 @@
                 <w:rFonts w:ascii="Barlow Condensed Medium" w:eastAsia="華康中黑體" w:hAnsi="Barlow Condensed Medium" w:cstheme="minorHAnsi"/>
                 <w:w w:val="80"/>
                 <w:szCs w:val="24"/>
-                <w:highlight w:val="yellow"/>
               </w:rPr>
               <w:t>:</w:t>
             </w:r>
@@ -21879,7 +21609,6 @@
                 <w:rFonts w:ascii="Barlow Condensed Medium" w:eastAsia="標楷體" w:hAnsi="Barlow Condensed Medium" w:cstheme="minorHAnsi"/>
                 <w:w w:val="80"/>
                 <w:szCs w:val="24"/>
-                <w:highlight w:val="yellow"/>
               </w:rPr>
             </w:pPr>
             <w:r>
@@ -21887,7 +21616,6 @@
                 <w:rFonts w:ascii="Barlow Condensed Medium" w:eastAsia="標楷體" w:hAnsi="Barlow Condensed Medium" w:cstheme="minorHAnsi" w:hint="eastAsia"/>
                 <w:w w:val="80"/>
                 <w:szCs w:val="24"/>
-                <w:highlight w:val="yellow"/>
               </w:rPr>
               <w:t>7</w:t>
             </w:r>
@@ -21896,7 +21624,6 @@
                 <w:rFonts w:ascii="Barlow Condensed Medium" w:eastAsia="標楷體" w:hAnsi="Barlow Condensed Medium" w:cstheme="minorHAnsi" w:hint="eastAsia"/>
                 <w:w w:val="80"/>
                 <w:szCs w:val="24"/>
-                <w:highlight w:val="yellow"/>
                 <w:lang w:eastAsia="zh-HK"/>
               </w:rPr>
               <w:t>號</w:t>
@@ -21920,7 +21647,6 @@
                 <w:rFonts w:ascii="Barlow Condensed Medium" w:eastAsia="標楷體" w:hAnsi="Barlow Condensed Medium" w:cstheme="minorHAnsi"/>
                 <w:w w:val="80"/>
                 <w:szCs w:val="24"/>
-                <w:highlight w:val="yellow"/>
               </w:rPr>
             </w:pPr>
             <w:r>
@@ -21928,7 +21654,6 @@
                 <w:rFonts w:ascii="Barlow Condensed Medium" w:eastAsia="標楷體" w:hAnsi="Barlow Condensed Medium" w:cstheme="minorHAnsi"/>
                 <w:w w:val="80"/>
                 <w:szCs w:val="24"/>
-                <w:highlight w:val="yellow"/>
               </w:rPr>
               <w:t>9</w:t>
             </w:r>
@@ -21937,7 +21662,6 @@
                 <w:rFonts w:ascii="Barlow Condensed Medium" w:eastAsia="標楷體" w:hAnsi="Barlow Condensed Medium" w:cstheme="minorHAnsi"/>
                 <w:w w:val="80"/>
                 <w:szCs w:val="24"/>
-                <w:highlight w:val="yellow"/>
               </w:rPr>
               <w:t>,</w:t>
             </w:r>
@@ -21946,7 +21670,6 @@
                 <w:rFonts w:ascii="Barlow Condensed Medium" w:eastAsia="標楷體" w:hAnsi="Barlow Condensed Medium" w:cstheme="minorHAnsi"/>
                 <w:w w:val="80"/>
                 <w:szCs w:val="24"/>
-                <w:highlight w:val="yellow"/>
               </w:rPr>
               <w:t>0</w:t>
             </w:r>
@@ -21955,7 +21678,6 @@
                 <w:rFonts w:ascii="Barlow Condensed Medium" w:eastAsia="標楷體" w:hAnsi="Barlow Condensed Medium" w:cstheme="minorHAnsi"/>
                 <w:w w:val="80"/>
                 <w:szCs w:val="24"/>
-                <w:highlight w:val="yellow"/>
               </w:rPr>
               <w:t>00</w:t>
             </w:r>
@@ -21978,7 +21700,6 @@
                 <w:rFonts w:ascii="Barlow Condensed Medium" w:eastAsia="標楷體" w:hAnsi="Barlow Condensed Medium" w:cstheme="minorHAnsi"/>
                 <w:w w:val="80"/>
                 <w:szCs w:val="24"/>
-                <w:highlight w:val="yellow"/>
               </w:rPr>
             </w:pPr>
             <w:r>
@@ -21986,7 +21707,6 @@
                 <w:rFonts w:ascii="Barlow Condensed Medium" w:eastAsia="標楷體" w:hAnsi="Barlow Condensed Medium" w:cstheme="minorHAnsi" w:hint="eastAsia"/>
                 <w:w w:val="80"/>
                 <w:szCs w:val="24"/>
-                <w:highlight w:val="yellow"/>
               </w:rPr>
               <w:t>7-1</w:t>
             </w:r>
@@ -21995,7 +21715,6 @@
                 <w:rFonts w:ascii="Barlow Condensed Medium" w:eastAsia="標楷體" w:hAnsi="Barlow Condensed Medium" w:cstheme="minorHAnsi" w:hint="eastAsia"/>
                 <w:w w:val="80"/>
                 <w:szCs w:val="24"/>
-                <w:highlight w:val="yellow"/>
                 <w:lang w:eastAsia="zh-HK"/>
               </w:rPr>
               <w:t>號</w:t>
@@ -22019,7 +21738,6 @@
                 <w:rFonts w:ascii="Barlow Condensed Medium" w:eastAsia="標楷體" w:hAnsi="Barlow Condensed Medium" w:cstheme="minorHAnsi"/>
                 <w:w w:val="80"/>
                 <w:szCs w:val="24"/>
-                <w:highlight w:val="yellow"/>
               </w:rPr>
             </w:pPr>
             <w:r>
@@ -22027,7 +21745,6 @@
                 <w:rFonts w:ascii="Barlow Condensed Medium" w:eastAsia="標楷體" w:hAnsi="Barlow Condensed Medium" w:cstheme="minorHAnsi"/>
                 <w:w w:val="80"/>
                 <w:szCs w:val="24"/>
-                <w:highlight w:val="yellow"/>
               </w:rPr>
               <w:t>5,6</w:t>
             </w:r>
@@ -22036,7 +21753,6 @@
                 <w:rFonts w:ascii="Barlow Condensed Medium" w:eastAsia="標楷體" w:hAnsi="Barlow Condensed Medium" w:cstheme="minorHAnsi"/>
                 <w:w w:val="80"/>
                 <w:szCs w:val="24"/>
-                <w:highlight w:val="yellow"/>
               </w:rPr>
               <w:t>0</w:t>
             </w:r>
@@ -22045,7 +21761,6 @@
                 <w:rFonts w:ascii="Barlow Condensed Medium" w:eastAsia="標楷體" w:hAnsi="Barlow Condensed Medium" w:cstheme="minorHAnsi" w:hint="eastAsia"/>
                 <w:w w:val="80"/>
                 <w:szCs w:val="24"/>
-                <w:highlight w:val="yellow"/>
               </w:rPr>
               <w:t>0</w:t>
             </w:r>
@@ -22069,7 +21784,6 @@
                 <w:rFonts w:ascii="Barlow Condensed Medium" w:eastAsia="標楷體" w:hAnsi="Barlow Condensed Medium" w:cstheme="minorHAnsi"/>
                 <w:w w:val="80"/>
                 <w:szCs w:val="24"/>
-                <w:highlight w:val="yellow"/>
               </w:rPr>
             </w:pPr>
             <w:r>
@@ -22077,7 +21791,6 @@
                 <w:rFonts w:ascii="Barlow Condensed Medium" w:eastAsia="標楷體" w:hAnsi="Barlow Condensed Medium" w:cstheme="minorHAnsi" w:hint="eastAsia"/>
                 <w:w w:val="80"/>
                 <w:szCs w:val="24"/>
-                <w:highlight w:val="yellow"/>
               </w:rPr>
               <w:t>20</w:t>
             </w:r>
@@ -22086,7 +21799,6 @@
                 <w:rFonts w:ascii="Barlow Condensed Medium" w:eastAsia="標楷體" w:hAnsi="Barlow Condensed Medium" w:cstheme="minorHAnsi" w:hint="eastAsia"/>
                 <w:w w:val="80"/>
                 <w:szCs w:val="24"/>
-                <w:highlight w:val="yellow"/>
                 <w:lang w:eastAsia="zh-HK"/>
               </w:rPr>
               <w:t>號</w:t>
@@ -22109,7 +21821,6 @@
                 <w:rFonts w:ascii="Barlow Condensed Medium" w:eastAsia="標楷體" w:hAnsi="Barlow Condensed Medium" w:cstheme="minorHAnsi"/>
                 <w:w w:val="80"/>
                 <w:szCs w:val="24"/>
-                <w:highlight w:val="yellow"/>
               </w:rPr>
             </w:pPr>
             <w:r>
@@ -22117,7 +21828,6 @@
                 <w:rFonts w:ascii="Barlow Condensed Medium" w:eastAsia="標楷體" w:hAnsi="Barlow Condensed Medium" w:cstheme="minorHAnsi"/>
                 <w:w w:val="80"/>
                 <w:szCs w:val="24"/>
-                <w:highlight w:val="yellow"/>
               </w:rPr>
               <w:t>3</w:t>
             </w:r>
@@ -22126,7 +21836,6 @@
                 <w:rFonts w:ascii="Barlow Condensed Medium" w:eastAsia="標楷體" w:hAnsi="Barlow Condensed Medium" w:cstheme="minorHAnsi"/>
                 <w:w w:val="80"/>
                 <w:szCs w:val="24"/>
-                <w:highlight w:val="yellow"/>
               </w:rPr>
               <w:t>,</w:t>
             </w:r>
@@ -22135,7 +21844,6 @@
                 <w:rFonts w:ascii="Barlow Condensed Medium" w:eastAsia="標楷體" w:hAnsi="Barlow Condensed Medium" w:cstheme="minorHAnsi"/>
                 <w:w w:val="80"/>
                 <w:szCs w:val="24"/>
-                <w:highlight w:val="yellow"/>
               </w:rPr>
               <w:t>0</w:t>
             </w:r>
@@ -22144,7 +21852,6 @@
                 <w:rFonts w:ascii="Barlow Condensed Medium" w:eastAsia="標楷體" w:hAnsi="Barlow Condensed Medium" w:cstheme="minorHAnsi"/>
                 <w:w w:val="80"/>
                 <w:szCs w:val="24"/>
-                <w:highlight w:val="yellow"/>
               </w:rPr>
               <w:t>0</w:t>
             </w:r>
@@ -22153,7 +21860,6 @@
                 <w:rFonts w:ascii="Barlow Condensed Medium" w:eastAsia="標楷體" w:hAnsi="Barlow Condensed Medium" w:cstheme="minorHAnsi"/>
                 <w:w w:val="80"/>
                 <w:szCs w:val="24"/>
-                <w:highlight w:val="yellow"/>
               </w:rPr>
               <w:t>0</w:t>
             </w:r>
@@ -22180,7 +21886,6 @@
                 <w:rFonts w:ascii="Barlow Condensed Medium" w:eastAsia="華康中黑體" w:hAnsi="Barlow Condensed Medium" w:cstheme="minorHAnsi"/>
                 <w:w w:val="80"/>
                 <w:szCs w:val="24"/>
-                <w:highlight w:val="yellow"/>
               </w:rPr>
             </w:pPr>
           </w:p>
@@ -22202,7 +21907,6 @@
                 <w:rFonts w:ascii="Barlow Condensed Medium" w:eastAsia="標楷體" w:hAnsi="Barlow Condensed Medium" w:cstheme="minorHAnsi"/>
                 <w:w w:val="80"/>
                 <w:szCs w:val="24"/>
-                <w:highlight w:val="yellow"/>
               </w:rPr>
             </w:pPr>
             <w:r>
@@ -22210,7 +21914,6 @@
                 <w:rFonts w:ascii="Barlow Condensed Medium" w:eastAsia="標楷體" w:hAnsi="Barlow Condensed Medium" w:cstheme="minorHAnsi" w:hint="eastAsia"/>
                 <w:w w:val="80"/>
                 <w:szCs w:val="24"/>
-                <w:highlight w:val="yellow"/>
               </w:rPr>
               <w:t>23</w:t>
             </w:r>
@@ -22219,7 +21922,6 @@
                 <w:rFonts w:ascii="Barlow Condensed Medium" w:eastAsia="標楷體" w:hAnsi="Barlow Condensed Medium" w:cstheme="minorHAnsi" w:hint="eastAsia"/>
                 <w:w w:val="80"/>
                 <w:szCs w:val="24"/>
-                <w:highlight w:val="yellow"/>
                 <w:lang w:eastAsia="zh-HK"/>
               </w:rPr>
               <w:t>號</w:t>
@@ -22243,7 +21945,6 @@
                 <w:rFonts w:ascii="Barlow Condensed Medium" w:eastAsia="標楷體" w:hAnsi="Barlow Condensed Medium" w:cstheme="minorHAnsi"/>
                 <w:w w:val="80"/>
                 <w:szCs w:val="24"/>
-                <w:highlight w:val="yellow"/>
               </w:rPr>
             </w:pPr>
             <w:r>
@@ -22251,7 +21952,6 @@
                 <w:rFonts w:ascii="Barlow Condensed Medium" w:eastAsia="標楷體" w:hAnsi="Barlow Condensed Medium" w:cstheme="minorHAnsi"/>
                 <w:w w:val="80"/>
                 <w:szCs w:val="24"/>
-                <w:highlight w:val="yellow"/>
               </w:rPr>
               <w:t>3</w:t>
             </w:r>
@@ -22260,7 +21960,6 @@
                 <w:rFonts w:ascii="Barlow Condensed Medium" w:eastAsia="標楷體" w:hAnsi="Barlow Condensed Medium" w:cstheme="minorHAnsi"/>
                 <w:w w:val="80"/>
                 <w:szCs w:val="24"/>
-                <w:highlight w:val="yellow"/>
               </w:rPr>
               <w:t>,0</w:t>
             </w:r>
@@ -22269,7 +21968,6 @@
                 <w:rFonts w:ascii="Barlow Condensed Medium" w:eastAsia="標楷體" w:hAnsi="Barlow Condensed Medium" w:cstheme="minorHAnsi"/>
                 <w:w w:val="80"/>
                 <w:szCs w:val="24"/>
-                <w:highlight w:val="yellow"/>
               </w:rPr>
               <w:t>00</w:t>
             </w:r>
@@ -22292,7 +21990,6 @@
                 <w:rFonts w:ascii="Barlow Condensed Medium" w:eastAsia="標楷體" w:hAnsi="Barlow Condensed Medium" w:cstheme="minorHAnsi"/>
                 <w:w w:val="80"/>
                 <w:szCs w:val="24"/>
-                <w:highlight w:val="yellow"/>
               </w:rPr>
             </w:pPr>
             <w:r>
@@ -22300,7 +21997,6 @@
                 <w:rFonts w:ascii="Barlow Condensed Medium" w:eastAsia="標楷體" w:hAnsi="Barlow Condensed Medium" w:cstheme="minorHAnsi" w:hint="eastAsia"/>
                 <w:w w:val="80"/>
                 <w:szCs w:val="24"/>
-                <w:highlight w:val="yellow"/>
               </w:rPr>
               <w:t>58</w:t>
             </w:r>
@@ -22309,7 +22005,6 @@
                 <w:rFonts w:ascii="Barlow Condensed Medium" w:eastAsia="標楷體" w:hAnsi="Barlow Condensed Medium" w:cstheme="minorHAnsi" w:hint="eastAsia"/>
                 <w:w w:val="80"/>
                 <w:szCs w:val="24"/>
-                <w:highlight w:val="yellow"/>
                 <w:lang w:eastAsia="zh-HK"/>
               </w:rPr>
               <w:t>號</w:t>
@@ -22333,7 +22028,6 @@
                 <w:rFonts w:ascii="Barlow Condensed Medium" w:eastAsia="標楷體" w:hAnsi="Barlow Condensed Medium" w:cstheme="minorHAnsi"/>
                 <w:w w:val="80"/>
                 <w:szCs w:val="24"/>
-                <w:highlight w:val="yellow"/>
               </w:rPr>
             </w:pPr>
             <w:r>
@@ -22341,7 +22035,6 @@
                 <w:rFonts w:ascii="Barlow Condensed Medium" w:eastAsia="標楷體" w:hAnsi="Barlow Condensed Medium" w:cstheme="minorHAnsi"/>
                 <w:w w:val="80"/>
                 <w:szCs w:val="24"/>
-                <w:highlight w:val="yellow"/>
               </w:rPr>
               <w:t>7</w:t>
             </w:r>
@@ -22350,7 +22043,6 @@
                 <w:rFonts w:ascii="Barlow Condensed Medium" w:eastAsia="標楷體" w:hAnsi="Barlow Condensed Medium" w:cstheme="minorHAnsi"/>
                 <w:w w:val="80"/>
                 <w:szCs w:val="24"/>
-                <w:highlight w:val="yellow"/>
               </w:rPr>
               <w:t>,000</w:t>
             </w:r>
@@ -22374,7 +22066,6 @@
                 <w:rFonts w:ascii="Barlow Condensed Medium" w:eastAsia="標楷體" w:hAnsi="Barlow Condensed Medium" w:cstheme="minorHAnsi"/>
                 <w:w w:val="80"/>
                 <w:szCs w:val="24"/>
-                <w:highlight w:val="yellow"/>
               </w:rPr>
             </w:pPr>
             <w:r>
@@ -22382,7 +22073,6 @@
                 <w:rFonts w:ascii="Barlow Condensed Medium" w:eastAsia="標楷體" w:hAnsi="Barlow Condensed Medium" w:cstheme="minorHAnsi" w:hint="eastAsia"/>
                 <w:w w:val="80"/>
                 <w:szCs w:val="24"/>
-                <w:highlight w:val="yellow"/>
               </w:rPr>
               <w:t>67</w:t>
             </w:r>
@@ -22391,7 +22081,6 @@
                 <w:rFonts w:ascii="Barlow Condensed Medium" w:eastAsia="標楷體" w:hAnsi="Barlow Condensed Medium" w:cstheme="minorHAnsi" w:hint="eastAsia"/>
                 <w:w w:val="80"/>
                 <w:szCs w:val="24"/>
-                <w:highlight w:val="yellow"/>
                 <w:lang w:eastAsia="zh-HK"/>
               </w:rPr>
               <w:t>號</w:t>
@@ -22414,7 +22103,6 @@
                 <w:rFonts w:ascii="Barlow Condensed Medium" w:eastAsia="標楷體" w:hAnsi="Barlow Condensed Medium" w:cstheme="minorHAnsi"/>
                 <w:w w:val="80"/>
                 <w:szCs w:val="24"/>
-                <w:highlight w:val="yellow"/>
               </w:rPr>
             </w:pPr>
             <w:r>
@@ -22422,7 +22110,6 @@
                 <w:rFonts w:ascii="Barlow Condensed Medium" w:eastAsia="標楷體" w:hAnsi="Barlow Condensed Medium" w:cstheme="minorHAnsi"/>
                 <w:w w:val="80"/>
                 <w:szCs w:val="24"/>
-                <w:highlight w:val="yellow"/>
               </w:rPr>
               <w:t>3</w:t>
             </w:r>
@@ -22431,7 +22118,6 @@
                 <w:rFonts w:ascii="Barlow Condensed Medium" w:eastAsia="標楷體" w:hAnsi="Barlow Condensed Medium" w:cstheme="minorHAnsi"/>
                 <w:w w:val="80"/>
                 <w:szCs w:val="24"/>
-                <w:highlight w:val="yellow"/>
               </w:rPr>
               <w:t>,000</w:t>
             </w:r>
@@ -22458,7 +22144,6 @@
                 <w:rFonts w:ascii="Barlow Condensed Medium" w:eastAsia="華康中黑體" w:hAnsi="Barlow Condensed Medium" w:cstheme="minorHAnsi"/>
                 <w:w w:val="80"/>
                 <w:szCs w:val="24"/>
-                <w:highlight w:val="yellow"/>
               </w:rPr>
             </w:pPr>
           </w:p>
@@ -22480,7 +22165,6 @@
                 <w:rFonts w:ascii="Barlow Condensed Medium" w:eastAsia="標楷體" w:hAnsi="Barlow Condensed Medium" w:cstheme="minorHAnsi"/>
                 <w:w w:val="80"/>
                 <w:szCs w:val="24"/>
-                <w:highlight w:val="yellow"/>
               </w:rPr>
             </w:pPr>
           </w:p>
@@ -22502,7 +22186,6 @@
                 <w:rFonts w:ascii="Barlow Condensed Medium" w:eastAsia="標楷體" w:hAnsi="Barlow Condensed Medium" w:cstheme="minorHAnsi"/>
                 <w:w w:val="80"/>
                 <w:szCs w:val="24"/>
-                <w:highlight w:val="yellow"/>
               </w:rPr>
             </w:pPr>
           </w:p>
@@ -22524,7 +22207,6 @@
                 <w:rFonts w:ascii="Barlow Condensed Medium" w:eastAsia="標楷體" w:hAnsi="Barlow Condensed Medium" w:cstheme="minorHAnsi"/>
                 <w:w w:val="80"/>
                 <w:szCs w:val="24"/>
-                <w:highlight w:val="yellow"/>
               </w:rPr>
             </w:pPr>
           </w:p>
@@ -22546,7 +22228,6 @@
                 <w:rFonts w:ascii="Barlow Condensed Medium" w:eastAsia="標楷體" w:hAnsi="Barlow Condensed Medium" w:cstheme="minorHAnsi"/>
                 <w:w w:val="80"/>
                 <w:szCs w:val="24"/>
-                <w:highlight w:val="yellow"/>
               </w:rPr>
             </w:pPr>
           </w:p>
@@ -22569,7 +22250,6 @@
                 <w:rFonts w:ascii="Barlow Condensed Medium" w:eastAsia="標楷體" w:hAnsi="Barlow Condensed Medium" w:cstheme="minorHAnsi"/>
                 <w:w w:val="80"/>
                 <w:szCs w:val="24"/>
-                <w:highlight w:val="yellow"/>
               </w:rPr>
             </w:pPr>
           </w:p>
@@ -22590,7 +22270,6 @@
                 <w:rFonts w:ascii="Barlow Condensed Medium" w:eastAsia="標楷體" w:hAnsi="Barlow Condensed Medium" w:cstheme="minorHAnsi"/>
                 <w:w w:val="80"/>
                 <w:szCs w:val="24"/>
-                <w:highlight w:val="yellow"/>
               </w:rPr>
             </w:pPr>
           </w:p>
@@ -22616,7 +22295,6 @@
                 <w:rFonts w:ascii="Barlow Condensed Medium" w:eastAsia="華康中黑體" w:hAnsi="Barlow Condensed Medium" w:cstheme="minorHAnsi"/>
                 <w:w w:val="80"/>
                 <w:szCs w:val="24"/>
-                <w:highlight w:val="yellow"/>
               </w:rPr>
             </w:pPr>
             <w:r>
@@ -22624,7 +22302,6 @@
                 <w:rFonts w:ascii="Barlow Condensed Medium" w:eastAsia="華康中黑體" w:hAnsi="Barlow Condensed Medium" w:cstheme="minorHAnsi"/>
                 <w:w w:val="80"/>
                 <w:szCs w:val="24"/>
-                <w:highlight w:val="yellow"/>
               </w:rPr>
               <w:sym w:font="Wingdings 2" w:char="F0AE"/>
             </w:r>
@@ -22633,7 +22310,6 @@
                 <w:rFonts w:ascii="Barlow Condensed Medium" w:eastAsia="華康中黑體" w:hAnsi="Barlow Condensed Medium" w:cstheme="minorHAnsi" w:hint="eastAsia"/>
                 <w:w w:val="80"/>
                 <w:szCs w:val="24"/>
-                <w:highlight w:val="yellow"/>
                 <w:lang w:eastAsia="zh-HK"/>
               </w:rPr>
               <w:t>感恩</w:t>
@@ -22643,7 +22319,6 @@
                 <w:rFonts w:ascii="Barlow Condensed Medium" w:eastAsia="華康中黑體" w:hAnsi="Barlow Condensed Medium" w:cstheme="minorHAnsi"/>
                 <w:w w:val="80"/>
                 <w:szCs w:val="24"/>
-                <w:highlight w:val="yellow"/>
               </w:rPr>
               <w:t>奉獻</w:t>
             </w:r>
@@ -22652,7 +22327,6 @@
                 <w:rFonts w:ascii="Barlow Condensed Medium" w:eastAsia="華康中黑體" w:hAnsi="Barlow Condensed Medium" w:cstheme="minorHAnsi"/>
                 <w:w w:val="80"/>
                 <w:szCs w:val="24"/>
-                <w:highlight w:val="yellow"/>
               </w:rPr>
               <w:t>:</w:t>
             </w:r>
@@ -22675,7 +22349,6 @@
                 <w:rFonts w:ascii="Barlow Condensed Medium" w:eastAsia="標楷體" w:hAnsi="Barlow Condensed Medium" w:cstheme="minorHAnsi"/>
                 <w:w w:val="80"/>
                 <w:szCs w:val="24"/>
-                <w:highlight w:val="yellow"/>
               </w:rPr>
             </w:pPr>
             <w:r>
@@ -22683,7 +22356,6 @@
                 <w:rFonts w:ascii="Barlow Condensed Medium" w:eastAsia="標楷體" w:hAnsi="Barlow Condensed Medium" w:cstheme="minorHAnsi" w:hint="eastAsia"/>
                 <w:w w:val="80"/>
                 <w:szCs w:val="24"/>
-                <w:highlight w:val="yellow"/>
               </w:rPr>
               <w:t>1-1</w:t>
             </w:r>
@@ -22692,7 +22364,6 @@
                 <w:rFonts w:ascii="Barlow Condensed Medium" w:eastAsia="標楷體" w:hAnsi="Barlow Condensed Medium" w:cstheme="minorHAnsi" w:hint="eastAsia"/>
                 <w:w w:val="80"/>
                 <w:szCs w:val="24"/>
-                <w:highlight w:val="yellow"/>
                 <w:lang w:eastAsia="zh-HK"/>
               </w:rPr>
               <w:t>號</w:t>
@@ -22716,7 +22387,6 @@
                 <w:rFonts w:ascii="Barlow Condensed Medium" w:eastAsia="標楷體" w:hAnsi="Barlow Condensed Medium" w:cstheme="minorHAnsi"/>
                 <w:w w:val="80"/>
                 <w:szCs w:val="24"/>
-                <w:highlight w:val="yellow"/>
               </w:rPr>
             </w:pPr>
             <w:r>
@@ -22724,7 +22394,6 @@
                 <w:rFonts w:ascii="Barlow Condensed Medium" w:eastAsia="標楷體" w:hAnsi="Barlow Condensed Medium" w:cstheme="minorHAnsi"/>
                 <w:w w:val="80"/>
                 <w:szCs w:val="24"/>
-                <w:highlight w:val="yellow"/>
               </w:rPr>
               <w:t>1,0</w:t>
             </w:r>
@@ -22733,7 +22402,6 @@
                 <w:rFonts w:ascii="Barlow Condensed Medium" w:eastAsia="標楷體" w:hAnsi="Barlow Condensed Medium" w:cstheme="minorHAnsi" w:hint="eastAsia"/>
                 <w:w w:val="80"/>
                 <w:szCs w:val="24"/>
-                <w:highlight w:val="yellow"/>
               </w:rPr>
               <w:t>00</w:t>
             </w:r>
@@ -22756,7 +22424,6 @@
                 <w:rFonts w:ascii="Barlow Condensed Medium" w:eastAsia="標楷體" w:hAnsi="Barlow Condensed Medium" w:cstheme="minorHAnsi"/>
                 <w:w w:val="80"/>
                 <w:szCs w:val="24"/>
-                <w:highlight w:val="yellow"/>
               </w:rPr>
             </w:pPr>
             <w:r>
@@ -22764,7 +22431,6 @@
                 <w:rFonts w:ascii="Barlow Condensed Medium" w:eastAsia="標楷體" w:hAnsi="Barlow Condensed Medium" w:cstheme="minorHAnsi" w:hint="eastAsia"/>
                 <w:w w:val="80"/>
                 <w:szCs w:val="24"/>
-                <w:highlight w:val="yellow"/>
               </w:rPr>
               <w:t>7</w:t>
             </w:r>
@@ -22773,7 +22439,6 @@
                 <w:rFonts w:ascii="Barlow Condensed Medium" w:eastAsia="標楷體" w:hAnsi="Barlow Condensed Medium" w:cstheme="minorHAnsi" w:hint="eastAsia"/>
                 <w:w w:val="80"/>
                 <w:szCs w:val="24"/>
-                <w:highlight w:val="yellow"/>
                 <w:lang w:eastAsia="zh-HK"/>
               </w:rPr>
               <w:t>號</w:t>
@@ -22797,7 +22462,6 @@
                 <w:rFonts w:ascii="Barlow Condensed Medium" w:eastAsia="標楷體" w:hAnsi="Barlow Condensed Medium" w:cstheme="minorHAnsi"/>
                 <w:w w:val="80"/>
                 <w:szCs w:val="24"/>
-                <w:highlight w:val="yellow"/>
               </w:rPr>
             </w:pPr>
             <w:r>
@@ -22805,7 +22469,6 @@
                 <w:rFonts w:ascii="Barlow Condensed Medium" w:eastAsia="標楷體" w:hAnsi="Barlow Condensed Medium" w:cstheme="minorHAnsi"/>
                 <w:w w:val="80"/>
                 <w:szCs w:val="24"/>
-                <w:highlight w:val="yellow"/>
               </w:rPr>
               <w:t>2,</w:t>
             </w:r>
@@ -22814,7 +22477,6 @@
                 <w:rFonts w:ascii="Barlow Condensed Medium" w:eastAsia="標楷體" w:hAnsi="Barlow Condensed Medium" w:cstheme="minorHAnsi" w:hint="eastAsia"/>
                 <w:w w:val="80"/>
                 <w:szCs w:val="24"/>
-                <w:highlight w:val="yellow"/>
               </w:rPr>
               <w:t>0</w:t>
             </w:r>
@@ -22823,7 +22485,6 @@
                 <w:rFonts w:ascii="Barlow Condensed Medium" w:eastAsia="標楷體" w:hAnsi="Barlow Condensed Medium" w:cstheme="minorHAnsi"/>
                 <w:w w:val="80"/>
                 <w:szCs w:val="24"/>
-                <w:highlight w:val="yellow"/>
               </w:rPr>
               <w:t>00</w:t>
             </w:r>
@@ -22847,7 +22508,6 @@
                 <w:rFonts w:ascii="Barlow Condensed Medium" w:eastAsia="標楷體" w:hAnsi="Barlow Condensed Medium" w:cstheme="minorHAnsi"/>
                 <w:w w:val="80"/>
                 <w:szCs w:val="24"/>
-                <w:highlight w:val="yellow"/>
               </w:rPr>
             </w:pPr>
             <w:r>
@@ -22855,7 +22515,6 @@
                 <w:rFonts w:ascii="Barlow Condensed Medium" w:eastAsia="標楷體" w:hAnsi="Barlow Condensed Medium" w:cstheme="minorHAnsi" w:hint="eastAsia"/>
                 <w:w w:val="80"/>
                 <w:szCs w:val="24"/>
-                <w:highlight w:val="yellow"/>
               </w:rPr>
               <w:t>7-1</w:t>
             </w:r>
@@ -22864,7 +22523,6 @@
                 <w:rFonts w:ascii="Barlow Condensed Medium" w:eastAsia="標楷體" w:hAnsi="Barlow Condensed Medium" w:cstheme="minorHAnsi" w:hint="eastAsia"/>
                 <w:w w:val="80"/>
                 <w:szCs w:val="24"/>
-                <w:highlight w:val="yellow"/>
                 <w:lang w:eastAsia="zh-HK"/>
               </w:rPr>
               <w:t>號</w:t>
@@ -22887,7 +22545,6 @@
                 <w:rFonts w:ascii="Barlow Condensed Medium" w:eastAsia="標楷體" w:hAnsi="Barlow Condensed Medium" w:cstheme="minorHAnsi"/>
                 <w:w w:val="80"/>
                 <w:szCs w:val="24"/>
-                <w:highlight w:val="yellow"/>
               </w:rPr>
             </w:pPr>
             <w:r>
@@ -22895,7 +22552,6 @@
                 <w:rFonts w:ascii="Barlow Condensed Medium" w:eastAsia="標楷體" w:hAnsi="Barlow Condensed Medium" w:cstheme="minorHAnsi"/>
                 <w:w w:val="80"/>
                 <w:szCs w:val="24"/>
-                <w:highlight w:val="yellow"/>
               </w:rPr>
               <w:t>1,000</w:t>
             </w:r>
@@ -22922,7 +22578,6 @@
                 <w:rFonts w:ascii="Barlow Condensed Medium" w:eastAsia="華康中黑體" w:hAnsi="Barlow Condensed Medium" w:cstheme="minorHAnsi"/>
                 <w:w w:val="80"/>
                 <w:szCs w:val="24"/>
-                <w:highlight w:val="yellow"/>
               </w:rPr>
             </w:pPr>
           </w:p>
@@ -22944,7 +22599,6 @@
                 <w:rFonts w:ascii="Barlow Condensed Medium" w:eastAsia="標楷體" w:hAnsi="Barlow Condensed Medium" w:cstheme="minorHAnsi"/>
                 <w:w w:val="80"/>
                 <w:szCs w:val="24"/>
-                <w:highlight w:val="yellow"/>
               </w:rPr>
             </w:pPr>
             <w:r>
@@ -22952,7 +22606,6 @@
                 <w:rFonts w:ascii="Barlow Condensed Medium" w:eastAsia="標楷體" w:hAnsi="Barlow Condensed Medium" w:cstheme="minorHAnsi" w:hint="eastAsia"/>
                 <w:w w:val="80"/>
                 <w:szCs w:val="24"/>
-                <w:highlight w:val="yellow"/>
               </w:rPr>
               <w:t>23</w:t>
             </w:r>
@@ -22961,7 +22614,6 @@
                 <w:rFonts w:ascii="Barlow Condensed Medium" w:eastAsia="標楷體" w:hAnsi="Barlow Condensed Medium" w:cstheme="minorHAnsi" w:hint="eastAsia"/>
                 <w:w w:val="80"/>
                 <w:szCs w:val="24"/>
-                <w:highlight w:val="yellow"/>
                 <w:lang w:eastAsia="zh-HK"/>
               </w:rPr>
               <w:t>號</w:t>
@@ -22985,7 +22637,6 @@
                 <w:rFonts w:ascii="Barlow Condensed Medium" w:eastAsia="標楷體" w:hAnsi="Barlow Condensed Medium" w:cstheme="minorHAnsi"/>
                 <w:w w:val="80"/>
                 <w:szCs w:val="24"/>
-                <w:highlight w:val="yellow"/>
               </w:rPr>
             </w:pPr>
             <w:r>
@@ -22993,7 +22644,6 @@
                 <w:rFonts w:ascii="Barlow Condensed Medium" w:eastAsia="標楷體" w:hAnsi="Barlow Condensed Medium" w:cstheme="minorHAnsi"/>
                 <w:w w:val="80"/>
                 <w:szCs w:val="24"/>
-                <w:highlight w:val="yellow"/>
               </w:rPr>
               <w:t>2,000</w:t>
             </w:r>
@@ -23016,7 +22666,6 @@
                 <w:rFonts w:ascii="Barlow Condensed Medium" w:eastAsia="標楷體" w:hAnsi="Barlow Condensed Medium" w:cstheme="minorHAnsi"/>
                 <w:w w:val="80"/>
                 <w:szCs w:val="24"/>
-                <w:highlight w:val="yellow"/>
               </w:rPr>
             </w:pPr>
             <w:r>
@@ -23024,7 +22673,6 @@
                 <w:rFonts w:ascii="Barlow Condensed Medium" w:eastAsia="標楷體" w:hAnsi="Barlow Condensed Medium" w:cstheme="minorHAnsi" w:hint="eastAsia"/>
                 <w:w w:val="80"/>
                 <w:szCs w:val="24"/>
-                <w:highlight w:val="yellow"/>
               </w:rPr>
               <w:t>31-1</w:t>
             </w:r>
@@ -23033,7 +22681,6 @@
                 <w:rFonts w:ascii="Barlow Condensed Medium" w:eastAsia="標楷體" w:hAnsi="Barlow Condensed Medium" w:cstheme="minorHAnsi" w:hint="eastAsia"/>
                 <w:w w:val="80"/>
                 <w:szCs w:val="24"/>
-                <w:highlight w:val="yellow"/>
                 <w:lang w:eastAsia="zh-HK"/>
               </w:rPr>
               <w:t>號</w:t>
@@ -23057,7 +22704,6 @@
                 <w:rFonts w:ascii="Barlow Condensed Medium" w:eastAsia="標楷體" w:hAnsi="Barlow Condensed Medium" w:cstheme="minorHAnsi"/>
                 <w:w w:val="80"/>
                 <w:szCs w:val="24"/>
-                <w:highlight w:val="yellow"/>
               </w:rPr>
             </w:pPr>
             <w:r>
@@ -23065,7 +22711,6 @@
                 <w:rFonts w:ascii="Barlow Condensed Medium" w:eastAsia="標楷體" w:hAnsi="Barlow Condensed Medium" w:cstheme="minorHAnsi"/>
                 <w:w w:val="80"/>
                 <w:szCs w:val="24"/>
-                <w:highlight w:val="yellow"/>
               </w:rPr>
               <w:t>500</w:t>
             </w:r>
@@ -23089,7 +22734,6 @@
                 <w:rFonts w:ascii="Barlow Condensed Medium" w:eastAsia="標楷體" w:hAnsi="Barlow Condensed Medium" w:cstheme="minorHAnsi"/>
                 <w:w w:val="80"/>
                 <w:szCs w:val="24"/>
-                <w:highlight w:val="yellow"/>
               </w:rPr>
             </w:pPr>
             <w:r>
@@ -23097,7 +22741,6 @@
                 <w:rFonts w:ascii="Barlow Condensed Medium" w:eastAsia="標楷體" w:hAnsi="Barlow Condensed Medium" w:cstheme="minorHAnsi" w:hint="eastAsia"/>
                 <w:w w:val="80"/>
                 <w:szCs w:val="24"/>
-                <w:highlight w:val="yellow"/>
               </w:rPr>
               <w:t>45-1</w:t>
             </w:r>
@@ -23106,7 +22749,6 @@
                 <w:rFonts w:ascii="Barlow Condensed Medium" w:eastAsia="標楷體" w:hAnsi="Barlow Condensed Medium" w:cstheme="minorHAnsi" w:hint="eastAsia"/>
                 <w:w w:val="80"/>
                 <w:szCs w:val="24"/>
-                <w:highlight w:val="yellow"/>
                 <w:lang w:eastAsia="zh-HK"/>
               </w:rPr>
               <w:t>號</w:t>
@@ -23129,7 +22771,6 @@
                 <w:rFonts w:ascii="Barlow Condensed Medium" w:eastAsia="標楷體" w:hAnsi="Barlow Condensed Medium" w:cstheme="minorHAnsi"/>
                 <w:w w:val="80"/>
                 <w:szCs w:val="24"/>
-                <w:highlight w:val="yellow"/>
               </w:rPr>
             </w:pPr>
             <w:r>
@@ -23137,7 +22778,6 @@
                 <w:rFonts w:ascii="Barlow Condensed Medium" w:eastAsia="標楷體" w:hAnsi="Barlow Condensed Medium" w:cstheme="minorHAnsi"/>
                 <w:w w:val="80"/>
                 <w:szCs w:val="24"/>
-                <w:highlight w:val="yellow"/>
               </w:rPr>
               <w:t>3,600</w:t>
             </w:r>
@@ -23164,7 +22804,6 @@
                 <w:rFonts w:ascii="Barlow Condensed Medium" w:eastAsia="華康中黑體" w:hAnsi="Barlow Condensed Medium" w:cstheme="minorHAnsi"/>
                 <w:w w:val="80"/>
                 <w:szCs w:val="24"/>
-                <w:highlight w:val="yellow"/>
               </w:rPr>
             </w:pPr>
           </w:p>
@@ -23187,7 +22826,6 @@
                 <w:rFonts w:ascii="Barlow Condensed Medium" w:eastAsia="標楷體" w:hAnsi="Barlow Condensed Medium" w:cstheme="minorHAnsi"/>
                 <w:w w:val="80"/>
                 <w:szCs w:val="24"/>
-                <w:highlight w:val="yellow"/>
               </w:rPr>
             </w:pPr>
             <w:r>
@@ -23195,7 +22833,6 @@
                 <w:rFonts w:ascii="Barlow Condensed Medium" w:eastAsia="標楷體" w:hAnsi="Barlow Condensed Medium" w:cstheme="minorHAnsi" w:hint="eastAsia"/>
                 <w:w w:val="80"/>
                 <w:szCs w:val="24"/>
-                <w:highlight w:val="yellow"/>
               </w:rPr>
               <w:t>50</w:t>
             </w:r>
@@ -23204,7 +22841,6 @@
                 <w:rFonts w:ascii="Barlow Condensed Medium" w:eastAsia="標楷體" w:hAnsi="Barlow Condensed Medium" w:cstheme="minorHAnsi" w:hint="eastAsia"/>
                 <w:w w:val="80"/>
                 <w:szCs w:val="24"/>
-                <w:highlight w:val="yellow"/>
                 <w:lang w:eastAsia="zh-HK"/>
               </w:rPr>
               <w:t>號</w:t>
@@ -23228,7 +22864,6 @@
                 <w:rFonts w:ascii="Barlow Condensed Medium" w:eastAsia="標楷體" w:hAnsi="Barlow Condensed Medium" w:cstheme="minorHAnsi"/>
                 <w:w w:val="80"/>
                 <w:szCs w:val="24"/>
-                <w:highlight w:val="yellow"/>
               </w:rPr>
             </w:pPr>
             <w:r>
@@ -23236,7 +22871,6 @@
                 <w:rFonts w:ascii="Barlow Condensed Medium" w:eastAsia="標楷體" w:hAnsi="Barlow Condensed Medium" w:cstheme="minorHAnsi"/>
                 <w:w w:val="80"/>
                 <w:szCs w:val="24"/>
-                <w:highlight w:val="yellow"/>
               </w:rPr>
               <w:t>4,500</w:t>
             </w:r>
@@ -23259,7 +22893,6 @@
                 <w:rFonts w:ascii="Barlow Condensed Medium" w:eastAsia="標楷體" w:hAnsi="Barlow Condensed Medium" w:cstheme="minorHAnsi"/>
                 <w:w w:val="80"/>
                 <w:szCs w:val="24"/>
-                <w:highlight w:val="yellow"/>
               </w:rPr>
             </w:pPr>
             <w:r>
@@ -23267,7 +22900,6 @@
                 <w:rFonts w:ascii="Barlow Condensed Medium" w:eastAsia="標楷體" w:hAnsi="Barlow Condensed Medium" w:cstheme="minorHAnsi" w:hint="eastAsia"/>
                 <w:w w:val="80"/>
                 <w:szCs w:val="24"/>
-                <w:highlight w:val="yellow"/>
               </w:rPr>
               <w:t>58</w:t>
             </w:r>
@@ -23276,7 +22908,6 @@
                 <w:rFonts w:ascii="Barlow Condensed Medium" w:eastAsia="標楷體" w:hAnsi="Barlow Condensed Medium" w:cstheme="minorHAnsi" w:hint="eastAsia"/>
                 <w:w w:val="80"/>
                 <w:szCs w:val="24"/>
-                <w:highlight w:val="yellow"/>
                 <w:lang w:eastAsia="zh-HK"/>
               </w:rPr>
               <w:t>號</w:t>
@@ -23300,7 +22931,6 @@
                 <w:rFonts w:ascii="Barlow Condensed Medium" w:eastAsia="標楷體" w:hAnsi="Barlow Condensed Medium" w:cstheme="minorHAnsi"/>
                 <w:w w:val="80"/>
                 <w:szCs w:val="24"/>
-                <w:highlight w:val="yellow"/>
               </w:rPr>
             </w:pPr>
             <w:r>
@@ -23308,7 +22938,6 @@
                 <w:rFonts w:ascii="Barlow Condensed Medium" w:eastAsia="標楷體" w:hAnsi="Barlow Condensed Medium" w:cstheme="minorHAnsi"/>
                 <w:w w:val="80"/>
                 <w:szCs w:val="24"/>
-                <w:highlight w:val="yellow"/>
               </w:rPr>
               <w:t>1,000</w:t>
             </w:r>
@@ -23332,7 +22961,6 @@
                 <w:rFonts w:ascii="Barlow Condensed Medium" w:eastAsia="標楷體" w:hAnsi="Barlow Condensed Medium" w:cstheme="minorHAnsi"/>
                 <w:w w:val="80"/>
                 <w:szCs w:val="24"/>
-                <w:highlight w:val="yellow"/>
               </w:rPr>
             </w:pPr>
             <w:r>
@@ -23340,7 +22968,6 @@
                 <w:rFonts w:ascii="Barlow Condensed Medium" w:eastAsia="標楷體" w:hAnsi="Barlow Condensed Medium" w:cstheme="minorHAnsi" w:hint="eastAsia"/>
                 <w:w w:val="80"/>
                 <w:szCs w:val="24"/>
-                <w:highlight w:val="yellow"/>
               </w:rPr>
               <w:t>有志</w:t>
             </w:r>
@@ -23362,7 +22989,6 @@
                 <w:rFonts w:ascii="Barlow Condensed Medium" w:eastAsia="標楷體" w:hAnsi="Barlow Condensed Medium" w:cstheme="minorHAnsi"/>
                 <w:w w:val="80"/>
                 <w:szCs w:val="24"/>
-                <w:highlight w:val="yellow"/>
               </w:rPr>
             </w:pPr>
             <w:r>
@@ -23370,7 +22996,6 @@
                 <w:rFonts w:ascii="Barlow Condensed Medium" w:eastAsia="標楷體" w:hAnsi="Barlow Condensed Medium" w:cstheme="minorHAnsi" w:hint="eastAsia"/>
                 <w:w w:val="80"/>
                 <w:szCs w:val="24"/>
-                <w:highlight w:val="yellow"/>
               </w:rPr>
               <w:t>100</w:t>
             </w:r>
@@ -23397,7 +23022,6 @@
                 <w:rFonts w:ascii="Barlow Condensed Medium" w:eastAsia="華康中黑體" w:hAnsi="Barlow Condensed Medium" w:cstheme="minorHAnsi"/>
                 <w:w w:val="80"/>
                 <w:szCs w:val="24"/>
-                <w:highlight w:val="yellow"/>
               </w:rPr>
             </w:pPr>
           </w:p>
@@ -23419,7 +23043,6 @@
                 <w:rFonts w:ascii="Barlow Condensed Medium" w:eastAsia="標楷體" w:hAnsi="Barlow Condensed Medium" w:cstheme="minorHAnsi"/>
                 <w:w w:val="80"/>
                 <w:szCs w:val="24"/>
-                <w:highlight w:val="yellow"/>
               </w:rPr>
             </w:pPr>
           </w:p>
@@ -23441,7 +23064,6 @@
                 <w:rFonts w:ascii="Barlow Condensed Medium" w:eastAsia="標楷體" w:hAnsi="Barlow Condensed Medium" w:cstheme="minorHAnsi"/>
                 <w:w w:val="80"/>
                 <w:szCs w:val="24"/>
-                <w:highlight w:val="yellow"/>
               </w:rPr>
             </w:pPr>
           </w:p>
@@ -23463,7 +23085,6 @@
                 <w:rFonts w:ascii="Barlow Condensed Medium" w:eastAsia="標楷體" w:hAnsi="Barlow Condensed Medium" w:cstheme="minorHAnsi"/>
                 <w:w w:val="80"/>
                 <w:szCs w:val="24"/>
-                <w:highlight w:val="yellow"/>
               </w:rPr>
             </w:pPr>
           </w:p>
@@ -23485,7 +23106,6 @@
                 <w:rFonts w:ascii="Barlow Condensed Medium" w:eastAsia="標楷體" w:hAnsi="Barlow Condensed Medium" w:cstheme="minorHAnsi"/>
                 <w:w w:val="80"/>
                 <w:szCs w:val="24"/>
-                <w:highlight w:val="yellow"/>
               </w:rPr>
             </w:pPr>
           </w:p>
@@ -23508,7 +23128,6 @@
                 <w:rFonts w:ascii="Barlow Condensed Medium" w:eastAsia="標楷體" w:hAnsi="Barlow Condensed Medium" w:cstheme="minorHAnsi"/>
                 <w:w w:val="80"/>
                 <w:szCs w:val="24"/>
-                <w:highlight w:val="yellow"/>
               </w:rPr>
             </w:pPr>
           </w:p>
@@ -23529,7 +23148,6 @@
                 <w:rFonts w:ascii="Barlow Condensed Medium" w:eastAsia="標楷體" w:hAnsi="Barlow Condensed Medium" w:cstheme="minorHAnsi"/>
                 <w:w w:val="80"/>
                 <w:szCs w:val="24"/>
-                <w:highlight w:val="yellow"/>
               </w:rPr>
             </w:pPr>
           </w:p>
@@ -23555,7 +23173,6 @@
                 <w:rFonts w:ascii="Barlow Condensed Medium" w:eastAsia="華康中黑體" w:hAnsi="Barlow Condensed Medium" w:cstheme="minorHAnsi"/>
                 <w:w w:val="80"/>
                 <w:szCs w:val="24"/>
-                <w:highlight w:val="yellow"/>
               </w:rPr>
             </w:pPr>
             <w:r>
@@ -23563,7 +23180,6 @@
                 <w:rFonts w:ascii="Barlow Condensed Medium" w:eastAsia="華康中黑體" w:hAnsi="Barlow Condensed Medium" w:cstheme="minorHAnsi"/>
                 <w:w w:val="80"/>
                 <w:szCs w:val="24"/>
-                <w:highlight w:val="yellow"/>
               </w:rPr>
               <w:sym w:font="Wingdings 2" w:char="F0AE"/>
             </w:r>
@@ -23572,7 +23188,6 @@
                 <w:rFonts w:ascii="Barlow Condensed Medium" w:eastAsia="華康中黑體" w:hAnsi="Barlow Condensed Medium" w:cstheme="minorHAnsi" w:hint="eastAsia"/>
                 <w:w w:val="80"/>
                 <w:szCs w:val="24"/>
-                <w:highlight w:val="yellow"/>
                 <w:lang w:eastAsia="zh-HK"/>
               </w:rPr>
               <w:t>為主日獻花奉</w:t>
@@ -23582,7 +23197,6 @@
                 <w:rFonts w:ascii="Barlow Condensed Medium" w:eastAsia="華康中黑體" w:hAnsi="Barlow Condensed Medium" w:cstheme="minorHAnsi"/>
                 <w:w w:val="80"/>
                 <w:szCs w:val="24"/>
-                <w:highlight w:val="yellow"/>
               </w:rPr>
               <w:t>獻</w:t>
             </w:r>
@@ -23591,7 +23205,6 @@
                 <w:rFonts w:ascii="Barlow Condensed Medium" w:eastAsia="華康中黑體" w:hAnsi="Barlow Condensed Medium" w:cstheme="minorHAnsi"/>
                 <w:w w:val="80"/>
                 <w:szCs w:val="24"/>
-                <w:highlight w:val="yellow"/>
               </w:rPr>
               <w:t>:</w:t>
             </w:r>
@@ -23614,7 +23227,6 @@
                 <w:rFonts w:ascii="Barlow Condensed Medium" w:eastAsia="標楷體" w:hAnsi="Barlow Condensed Medium" w:cstheme="minorHAnsi"/>
                 <w:w w:val="80"/>
                 <w:szCs w:val="24"/>
-                <w:highlight w:val="yellow"/>
               </w:rPr>
             </w:pPr>
             <w:r>
@@ -23622,7 +23234,6 @@
                 <w:rFonts w:ascii="Barlow Condensed Medium" w:eastAsia="標楷體" w:hAnsi="Barlow Condensed Medium" w:cstheme="minorHAnsi" w:hint="eastAsia"/>
                 <w:w w:val="80"/>
                 <w:szCs w:val="24"/>
-                <w:highlight w:val="yellow"/>
                 <w:lang w:eastAsia="zh-HK"/>
               </w:rPr>
               <w:t>45-1</w:t>
@@ -23632,7 +23243,6 @@
                 <w:rFonts w:ascii="Barlow Condensed Medium" w:eastAsia="標楷體" w:hAnsi="Barlow Condensed Medium" w:cstheme="minorHAnsi" w:hint="eastAsia"/>
                 <w:w w:val="80"/>
                 <w:szCs w:val="24"/>
-                <w:highlight w:val="yellow"/>
                 <w:lang w:eastAsia="zh-HK"/>
               </w:rPr>
               <w:t>號</w:t>
@@ -23656,7 +23266,6 @@
                 <w:rFonts w:ascii="Barlow Condensed Medium" w:eastAsia="標楷體" w:hAnsi="Barlow Condensed Medium" w:cstheme="minorHAnsi"/>
                 <w:w w:val="80"/>
                 <w:szCs w:val="24"/>
-                <w:highlight w:val="yellow"/>
               </w:rPr>
             </w:pPr>
             <w:r>
@@ -23664,7 +23273,6 @@
                 <w:rFonts w:ascii="Barlow Condensed Medium" w:eastAsia="標楷體" w:hAnsi="Barlow Condensed Medium" w:cstheme="minorHAnsi"/>
                 <w:w w:val="80"/>
                 <w:szCs w:val="24"/>
-                <w:highlight w:val="yellow"/>
               </w:rPr>
               <w:t>1,000</w:t>
             </w:r>
@@ -23687,7 +23295,6 @@
                 <w:rFonts w:ascii="Barlow Condensed Medium" w:eastAsia="標楷體" w:hAnsi="Barlow Condensed Medium" w:cstheme="minorHAnsi"/>
                 <w:w w:val="80"/>
                 <w:szCs w:val="24"/>
-                <w:highlight w:val="yellow"/>
               </w:rPr>
             </w:pPr>
           </w:p>
@@ -23709,7 +23316,6 @@
                 <w:rFonts w:ascii="Barlow Condensed Medium" w:eastAsia="標楷體" w:hAnsi="Barlow Condensed Medium" w:cstheme="minorHAnsi"/>
                 <w:w w:val="80"/>
                 <w:szCs w:val="24"/>
-                <w:highlight w:val="yellow"/>
               </w:rPr>
             </w:pPr>
           </w:p>
@@ -23732,7 +23338,6 @@
                 <w:rFonts w:ascii="Barlow Condensed Medium" w:eastAsia="標楷體" w:hAnsi="Barlow Condensed Medium" w:cstheme="minorHAnsi"/>
                 <w:w w:val="80"/>
                 <w:szCs w:val="24"/>
-                <w:highlight w:val="yellow"/>
               </w:rPr>
             </w:pPr>
           </w:p>
@@ -23753,7 +23358,6 @@
                 <w:rFonts w:ascii="Barlow Condensed Medium" w:eastAsia="標楷體" w:hAnsi="Barlow Condensed Medium" w:cstheme="minorHAnsi"/>
                 <w:w w:val="80"/>
                 <w:szCs w:val="24"/>
-                <w:highlight w:val="yellow"/>
               </w:rPr>
             </w:pPr>
           </w:p>
@@ -23779,7 +23383,6 @@
                 <w:rFonts w:ascii="Barlow Condensed Medium" w:eastAsia="華康中黑體" w:hAnsi="Barlow Condensed Medium" w:cstheme="minorHAnsi"/>
                 <w:w w:val="80"/>
                 <w:szCs w:val="24"/>
-                <w:highlight w:val="yellow"/>
               </w:rPr>
             </w:pPr>
           </w:p>
@@ -23801,7 +23404,6 @@
                 <w:rFonts w:ascii="Barlow Condensed Medium" w:eastAsia="標楷體" w:hAnsi="Barlow Condensed Medium" w:cstheme="minorHAnsi"/>
                 <w:w w:val="80"/>
                 <w:szCs w:val="24"/>
-                <w:highlight w:val="yellow"/>
               </w:rPr>
             </w:pPr>
           </w:p>
@@ -23823,7 +23425,6 @@
                 <w:rFonts w:ascii="Barlow Condensed Medium" w:eastAsia="標楷體" w:hAnsi="Barlow Condensed Medium" w:cstheme="minorHAnsi"/>
                 <w:w w:val="80"/>
                 <w:szCs w:val="24"/>
-                <w:highlight w:val="yellow"/>
               </w:rPr>
             </w:pPr>
           </w:p>
@@ -23845,7 +23446,6 @@
                 <w:rFonts w:ascii="Barlow Condensed Medium" w:eastAsia="標楷體" w:hAnsi="Barlow Condensed Medium" w:cstheme="minorHAnsi"/>
                 <w:w w:val="80"/>
                 <w:szCs w:val="24"/>
-                <w:highlight w:val="yellow"/>
               </w:rPr>
             </w:pPr>
           </w:p>
@@ -23867,7 +23467,6 @@
                 <w:rFonts w:ascii="Barlow Condensed Medium" w:eastAsia="標楷體" w:hAnsi="Barlow Condensed Medium" w:cstheme="minorHAnsi"/>
                 <w:w w:val="80"/>
                 <w:szCs w:val="24"/>
-                <w:highlight w:val="yellow"/>
               </w:rPr>
             </w:pPr>
           </w:p>
@@ -23891,7 +23490,6 @@
                 <w:rFonts w:ascii="Barlow Condensed Medium" w:eastAsia="標楷體" w:hAnsi="Barlow Condensed Medium" w:cstheme="minorHAnsi"/>
                 <w:w w:val="80"/>
                 <w:szCs w:val="24"/>
-                <w:highlight w:val="yellow"/>
               </w:rPr>
             </w:pPr>
           </w:p>
@@ -23912,7 +23510,6 @@
                 <w:rFonts w:ascii="Barlow Condensed Medium" w:eastAsia="標楷體" w:hAnsi="Barlow Condensed Medium" w:cstheme="minorHAnsi"/>
                 <w:w w:val="80"/>
                 <w:szCs w:val="24"/>
-                <w:highlight w:val="yellow"/>
               </w:rPr>
             </w:pPr>
           </w:p>
@@ -23938,7 +23535,6 @@
                 <w:rFonts w:ascii="Barlow Condensed Medium" w:eastAsia="華康中黑體" w:hAnsi="Barlow Condensed Medium" w:cstheme="minorHAnsi"/>
                 <w:w w:val="80"/>
                 <w:szCs w:val="24"/>
-                <w:highlight w:val="yellow"/>
               </w:rPr>
             </w:pPr>
             <w:r>
@@ -23946,7 +23542,6 @@
                 <w:rFonts w:ascii="Barlow Condensed Medium" w:eastAsia="華康中黑體" w:hAnsi="Barlow Condensed Medium" w:cstheme="minorHAnsi"/>
                 <w:w w:val="80"/>
                 <w:szCs w:val="24"/>
-                <w:highlight w:val="yellow"/>
               </w:rPr>
               <w:sym w:font="Wingdings 2" w:char="F0AE"/>
             </w:r>
@@ -23955,46 +23550,23 @@
                 <w:rFonts w:ascii="Barlow Condensed Medium" w:eastAsia="華康中黑體" w:hAnsi="Barlow Condensed Medium" w:cstheme="minorHAnsi" w:hint="eastAsia"/>
                 <w:w w:val="80"/>
                 <w:szCs w:val="24"/>
-                <w:highlight w:val="yellow"/>
                 <w:lang w:eastAsia="zh-HK"/>
               </w:rPr>
-              <w:t>為</w:t>
-            </w:r>
-            <w:r>
-              <w:rPr>
-                <w:rFonts w:ascii="Barlow Condensed Medium" w:eastAsia="華康中黑體" w:hAnsi="Barlow Condensed Medium" w:cstheme="minorHAnsi" w:hint="eastAsia"/>
+              <w:t>為聖歌隊奉</w:t>
+            </w:r>
+            <w:r>
+              <w:rPr>
+                <w:rFonts w:ascii="Barlow Condensed Medium" w:eastAsia="華康中黑體" w:hAnsi="Barlow Condensed Medium" w:cstheme="minorHAnsi"/>
                 <w:w w:val="80"/>
                 <w:szCs w:val="24"/>
-                <w:highlight w:val="yellow"/>
-                <w:lang w:eastAsia="zh-HK"/>
-              </w:rPr>
-              <w:t>聖歌隊</w:t>
-            </w:r>
-            <w:r>
-              <w:rPr>
-                <w:rFonts w:ascii="Barlow Condensed Medium" w:eastAsia="華康中黑體" w:hAnsi="Barlow Condensed Medium" w:cstheme="minorHAnsi" w:hint="eastAsia"/>
+              </w:rPr>
+              <w:t>獻</w:t>
+            </w:r>
+            <w:r>
+              <w:rPr>
+                <w:rFonts w:ascii="Barlow Condensed Medium" w:eastAsia="華康中黑體" w:hAnsi="Barlow Condensed Medium" w:cstheme="minorHAnsi"/>
                 <w:w w:val="80"/>
                 <w:szCs w:val="24"/>
-                <w:highlight w:val="yellow"/>
-                <w:lang w:eastAsia="zh-HK"/>
-              </w:rPr>
-              <w:t>奉</w:t>
-            </w:r>
-            <w:r>
-              <w:rPr>
-                <w:rFonts w:ascii="Barlow Condensed Medium" w:eastAsia="華康中黑體" w:hAnsi="Barlow Condensed Medium" w:cstheme="minorHAnsi"/>
-                <w:w w:val="80"/>
-                <w:szCs w:val="24"/>
-                <w:highlight w:val="yellow"/>
-              </w:rPr>
-              <w:t>獻</w:t>
-            </w:r>
-            <w:r>
-              <w:rPr>
-                <w:rFonts w:ascii="Barlow Condensed Medium" w:eastAsia="華康中黑體" w:hAnsi="Barlow Condensed Medium" w:cstheme="minorHAnsi"/>
-                <w:w w:val="80"/>
-                <w:szCs w:val="24"/>
-                <w:highlight w:val="yellow"/>
               </w:rPr>
               <w:t>:</w:t>
             </w:r>
@@ -24017,7 +23589,6 @@
                 <w:rFonts w:ascii="Barlow Condensed Medium" w:eastAsia="標楷體" w:hAnsi="Barlow Condensed Medium" w:cstheme="minorHAnsi"/>
                 <w:w w:val="80"/>
                 <w:szCs w:val="24"/>
-                <w:highlight w:val="yellow"/>
               </w:rPr>
             </w:pPr>
             <w:r>
@@ -24025,27 +23596,15 @@
                 <w:rFonts w:ascii="Barlow Condensed Medium" w:eastAsia="標楷體" w:hAnsi="Barlow Condensed Medium" w:cstheme="minorHAnsi" w:hint="eastAsia"/>
                 <w:w w:val="80"/>
                 <w:szCs w:val="24"/>
-                <w:highlight w:val="yellow"/>
                 <w:lang w:eastAsia="zh-HK"/>
               </w:rPr>
-              <w:t>45-</w:t>
+              <w:t>45-1</w:t>
             </w:r>
             <w:r>
               <w:rPr>
                 <w:rFonts w:ascii="Barlow Condensed Medium" w:eastAsia="標楷體" w:hAnsi="Barlow Condensed Medium" w:cstheme="minorHAnsi" w:hint="eastAsia"/>
                 <w:w w:val="80"/>
                 <w:szCs w:val="24"/>
-                <w:highlight w:val="yellow"/>
-                <w:lang w:eastAsia="zh-HK"/>
-              </w:rPr>
-              <w:t>1</w:t>
-            </w:r>
-            <w:r>
-              <w:rPr>
-                <w:rFonts w:ascii="Barlow Condensed Medium" w:eastAsia="標楷體" w:hAnsi="Barlow Condensed Medium" w:cstheme="minorHAnsi" w:hint="eastAsia"/>
-                <w:w w:val="80"/>
-                <w:szCs w:val="24"/>
-                <w:highlight w:val="yellow"/>
                 <w:lang w:eastAsia="zh-HK"/>
               </w:rPr>
               <w:t>號</w:t>
@@ -24069,7 +23628,6 @@
                 <w:rFonts w:ascii="Barlow Condensed Medium" w:eastAsia="標楷體" w:hAnsi="Barlow Condensed Medium" w:cstheme="minorHAnsi"/>
                 <w:w w:val="80"/>
                 <w:szCs w:val="24"/>
-                <w:highlight w:val="yellow"/>
               </w:rPr>
             </w:pPr>
             <w:r>
@@ -24077,18 +23635,8 @@
                 <w:rFonts w:ascii="Barlow Condensed Medium" w:eastAsia="標楷體" w:hAnsi="Barlow Condensed Medium" w:cstheme="minorHAnsi"/>
                 <w:w w:val="80"/>
                 <w:szCs w:val="24"/>
-                <w:highlight w:val="yellow"/>
-              </w:rPr>
-              <w:t>2</w:t>
-            </w:r>
-            <w:r>
-              <w:rPr>
-                <w:rFonts w:ascii="Barlow Condensed Medium" w:eastAsia="標楷體" w:hAnsi="Barlow Condensed Medium" w:cstheme="minorHAnsi"/>
-                <w:w w:val="80"/>
-                <w:szCs w:val="24"/>
-                <w:highlight w:val="yellow"/>
-              </w:rPr>
-              <w:t>,000</w:t>
+              </w:rPr>
+              <w:t>2,000</w:t>
             </w:r>
           </w:p>
         </w:tc>
@@ -24109,7 +23657,6 @@
                 <w:rFonts w:ascii="Barlow Condensed Medium" w:eastAsia="標楷體" w:hAnsi="Barlow Condensed Medium" w:cstheme="minorHAnsi"/>
                 <w:w w:val="80"/>
                 <w:szCs w:val="24"/>
-                <w:highlight w:val="yellow"/>
               </w:rPr>
             </w:pPr>
           </w:p>
@@ -24131,7 +23678,6 @@
                 <w:rFonts w:ascii="Barlow Condensed Medium" w:eastAsia="標楷體" w:hAnsi="Barlow Condensed Medium" w:cstheme="minorHAnsi"/>
                 <w:w w:val="80"/>
                 <w:szCs w:val="24"/>
-                <w:highlight w:val="yellow"/>
               </w:rPr>
             </w:pPr>
           </w:p>
@@ -24154,7 +23700,6 @@
                 <w:rFonts w:ascii="Barlow Condensed Medium" w:eastAsia="標楷體" w:hAnsi="Barlow Condensed Medium" w:cstheme="minorHAnsi"/>
                 <w:w w:val="80"/>
                 <w:szCs w:val="24"/>
-                <w:highlight w:val="yellow"/>
               </w:rPr>
             </w:pPr>
           </w:p>
@@ -24175,7 +23720,6 @@
                 <w:rFonts w:ascii="Barlow Condensed Medium" w:eastAsia="標楷體" w:hAnsi="Barlow Condensed Medium" w:cstheme="minorHAnsi"/>
                 <w:w w:val="80"/>
                 <w:szCs w:val="24"/>
-                <w:highlight w:val="yellow"/>
               </w:rPr>
             </w:pPr>
           </w:p>
@@ -25085,7 +24629,7 @@
                 <w:sz w:val="20"/>
                 <w:szCs w:val="20"/>
               </w:rPr>
-              <w:t>13:11-34(32)</w:t>
+              <w:t>19*(8)</w:t>
             </w:r>
           </w:p>
         </w:tc>
@@ -25270,7 +24814,7 @@
                 <w:sz w:val="20"/>
                 <w:szCs w:val="20"/>
               </w:rPr>
-              <w:t>14:1-28(13)</w:t>
+              <w:t>20:1-25(11)</w:t>
             </w:r>
           </w:p>
         </w:tc>
@@ -25446,7 +24990,7 @@
                 <w:sz w:val="20"/>
                 <w:szCs w:val="20"/>
               </w:rPr>
-              <w:t>14:29-15:24(15:17)</w:t>
+              <w:t>20:26-21:4(20:40)</w:t>
             </w:r>
           </w:p>
         </w:tc>
@@ -25622,7 +25166,7 @@
                 <w:sz w:val="20"/>
                 <w:szCs w:val="20"/>
               </w:rPr>
-              <w:t>15:25-16:20(16:15)</w:t>
+              <w:t>21:5-29(25)</w:t>
             </w:r>
           </w:p>
         </w:tc>
@@ -25798,7 +25342,7 @@
                 <w:sz w:val="20"/>
                 <w:szCs w:val="20"/>
               </w:rPr>
-              <w:t>16:21-17:16(17:14)</w:t>
+              <w:t>22:1-28(16)</w:t>
             </w:r>
           </w:p>
         </w:tc>
@@ -25974,7 +25518,7 @@
                 <w:sz w:val="20"/>
                 <w:szCs w:val="20"/>
               </w:rPr>
-              <w:t>17:17-18:19(18:18)</w:t>
+              <w:t>22:29-53(34)</w:t>
             </w:r>
           </w:p>
         </w:tc>
@@ -26150,7 +25694,18 @@
                 <w:sz w:val="20"/>
                 <w:szCs w:val="20"/>
               </w:rPr>
-              <w:t>18:20-46(37-38)</w:t>
+              <w:t>王下</w:t>
+            </w:r>
+            <w:r>
+              <w:rPr>
+                <w:rFonts w:ascii="Yanone Kaffeesatz Regular" w:eastAsia="華康儷中黑" w:hAnsi="Yanone Kaffeesatz Regular" w:cs="DaunPenh"/>
+                <w:b/>
+                <w:bCs/>
+                <w:w w:val="125"/>
+                <w:sz w:val="20"/>
+                <w:szCs w:val="20"/>
+              </w:rPr>
+              <w:t>1*(16)</w:t>
             </w:r>
           </w:p>
         </w:tc>
@@ -26175,6 +25730,7 @@
           <w:w w:val="60"/>
           <w:sz w:val="26"/>
           <w:szCs w:val="26"/>
+          <w:lang w:bidi="he-IL"/>
         </w:rPr>
         <w:drawing>
           <wp:anchor distT="0" distB="0" distL="114300" distR="114300" simplePos="0" relativeHeight="251676160" behindDoc="1" locked="0" layoutInCell="1" allowOverlap="1" wp14:anchorId="433B7986" wp14:editId="02C8A8D7">
@@ -26558,7 +26114,7 @@
           <w:sz w:val="26"/>
           <w:szCs w:val="26"/>
         </w:rPr>
-        <w:t xml:space="preserve">　神的話必定應驗</w:t>
+        <w:t>走到　神的山</w:t>
       </w:r>
       <w:r>
         <w:rPr>
@@ -26579,7 +26135,7 @@
           <w:rFonts w:ascii="華康古印體" w:eastAsia="華康古印體" w:hAnsi="Barlow Condensed Medium" w:cs="Arial"/>
           <w:b/>
           <w:bCs/>
-          <w:w w:val="70"/>
+          <w:w w:val="75"/>
           <w:sz w:val="26"/>
           <w:szCs w:val="26"/>
         </w:rPr>
@@ -26611,23 +26167,8 @@
           <w:sz w:val="26"/>
           <w:szCs w:val="26"/>
         </w:rPr>
-        <w:t>因為他遵照耶和華的話，指著伯特利的壇和撒瑪利亞各城丘壇神殿所宣告的話必定應驗。</w:t>
+        <w:t>他就起來吃了喝了，仗著這飲食的力走了四十晝夜，到了神的山，就是何烈山。</w:t>
       </w:r>
-    </w:p>
-    <w:p>
-      <w:pPr>
-        <w:kinsoku w:val="0"/>
-        <w:snapToGrid w:val="0"/>
-        <w:spacing w:line="300" w:lineRule="exact"/>
-        <w:rPr>
-          <w:rFonts w:ascii="華康古印體" w:eastAsia="華康古印體" w:hAnsi="Barlow Condensed Medium" w:cs="Arial"/>
-          <w:b/>
-          <w:bCs/>
-          <w:w w:val="75"/>
-          <w:sz w:val="26"/>
-          <w:szCs w:val="26"/>
-        </w:rPr>
-      </w:pPr>
       <w:r>
         <w:rPr>
           <w:rFonts w:ascii="Barlow Condensed Medium" w:eastAsia="華康儷中黑" w:hAnsi="Barlow Condensed Medium" w:cs="Calibri"/>
@@ -26636,6 +26177,16 @@
           <w:sz w:val="26"/>
           <w:szCs w:val="26"/>
         </w:rPr>
+        <w:t xml:space="preserve"> </w:t>
+      </w:r>
+      <w:r>
+        <w:rPr>
+          <w:rFonts w:ascii="Barlow Condensed Medium" w:eastAsia="華康儷中黑" w:hAnsi="Barlow Condensed Medium" w:cs="Calibri"/>
+          <w:bCs/>
+          <w:w w:val="70"/>
+          <w:sz w:val="26"/>
+          <w:szCs w:val="26"/>
+        </w:rPr>
         <w:t>(</w:t>
       </w:r>
       <w:r>
@@ -26656,7 +26207,17 @@
           <w:sz w:val="26"/>
           <w:szCs w:val="26"/>
         </w:rPr>
-        <w:t>13:32</w:t>
+        <w:t>1</w:t>
+      </w:r>
+      <w:r>
+        <w:rPr>
+          <w:rFonts w:ascii="Barlow Condensed Medium" w:eastAsia="華康儷中黑" w:hAnsi="Barlow Condensed Medium" w:cs="Calibri" w:hint="eastAsia"/>
+          <w:bCs/>
+          <w:w w:val="70"/>
+          <w:sz w:val="26"/>
+          <w:szCs w:val="26"/>
+        </w:rPr>
+        <w:t>9:8</w:t>
       </w:r>
       <w:r>
         <w:rPr>
@@ -26778,7 +26339,7 @@
                 <w:sz w:val="26"/>
                 <w:szCs w:val="26"/>
               </w:rPr>
-              <w:t>預言應驗證明了什麼</w:t>
+              <w:t>義人被追殺，　神為何沉默</w:t>
             </w:r>
             <w:r>
               <w:rPr>
@@ -26850,7 +26411,7 @@
                 <w:sz w:val="26"/>
                 <w:szCs w:val="26"/>
               </w:rPr>
-              <w:t>為何北國老先知要說謊</w:t>
+              <w:t xml:space="preserve">　神為何第二次問以利亞相同的問題</w:t>
             </w:r>
             <w:r>
               <w:rPr>
@@ -26922,7 +26483,7 @@
                 <w:sz w:val="26"/>
                 <w:szCs w:val="26"/>
               </w:rPr>
-              <w:t>南國神人的死有何意義</w:t>
+              <w:t>人心如何安靜在　神面前</w:t>
             </w:r>
             <w:r>
               <w:rPr>
@@ -27003,7 +26564,25 @@
                 <w:sz w:val="26"/>
                 <w:szCs w:val="26"/>
               </w:rPr>
-              <w:t>為何　神的話必定要應驗</w:t>
+              <w:t xml:space="preserve">　神差先知說</w:t>
+            </w:r>
+            <w:r>
+              <w:rPr>
+                <w:rFonts w:ascii="Barlow Condensed Medium" w:eastAsia="華康中黑體" w:hAnsi="Barlow Condensed Medium" w:cs="Arial" w:hint="eastAsia"/>
+                <w:w w:val="75"/>
+                <w:sz w:val="26"/>
+                <w:szCs w:val="26"/>
+              </w:rPr>
+              <w:t>預言</w:t>
+            </w:r>
+            <w:r>
+              <w:rPr>
+                <w:rFonts w:ascii="Barlow Condensed Medium" w:eastAsia="華康中黑體" w:hAnsi="Barlow Condensed Medium" w:cs="Arial" w:hint="eastAsia"/>
+                <w:w w:val="75"/>
+                <w:sz w:val="26"/>
+                <w:szCs w:val="26"/>
+              </w:rPr>
+              <w:t>的目的</w:t>
             </w:r>
             <w:r>
               <w:rPr>
@@ -27058,6 +26637,7 @@
         <w:rPr>
           <w:rFonts w:ascii="Barlow Condensed Medium" w:hAnsi="Barlow Condensed Medium"/>
           <w:noProof/>
+          <w:lang w:bidi="he-IL"/>
         </w:rPr>
         <mc:AlternateContent>
           <mc:Choice Requires="wps">
@@ -27123,7 +26703,7 @@
           </mc:Choice>
           <mc:Fallback>
             <w:pict>
-              <v:line w14:anchorId="4E440262" id="直線接點 6" o:spid="_x0000_s1026" style="position:absolute;z-index:251670016;visibility:visible;mso-wrap-style:square;mso-width-percent:0;mso-height-percent:0;mso-wrap-distance-left:9pt;mso-wrap-distance-top:0;mso-wrap-distance-right:9pt;mso-wrap-distance-bottom:0;mso-position-horizontal:absolute;mso-position-horizontal-relative:page;mso-position-vertical:absolute;mso-position-vertical-relative:page;mso-width-percent:0;mso-height-percent:0;mso-width-relative:margin;mso-height-relative:margin" from="343.9pt,19.85pt" to="345.05pt,710.95pt" o:gfxdata="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" strokecolor="black [3213]" strokeweight=".5pt">
+              <v:line w14:anchorId="53761423" id="直線接點 6" o:spid="_x0000_s1026" style="position:absolute;z-index:251670016;visibility:visible;mso-wrap-style:square;mso-width-percent:0;mso-height-percent:0;mso-wrap-distance-left:9pt;mso-wrap-distance-top:0;mso-wrap-distance-right:9pt;mso-wrap-distance-bottom:0;mso-position-horizontal:absolute;mso-position-horizontal-relative:page;mso-position-vertical:absolute;mso-position-vertical-relative:page;mso-width-percent:0;mso-height-percent:0;mso-width-relative:margin;mso-height-relative:margin" from="343.9pt,19.85pt" to="345.05pt,710.95pt" o:gfxdata="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" strokecolor="black [3213]" strokeweight=".5pt">
                 <v:stroke dashstyle="3 1" joinstyle="miter"/>
                 <w10:wrap anchorx="page" anchory="page"/>
               </v:line>
@@ -27135,6 +26715,7 @@
         <w:rPr>
           <w:rFonts w:ascii="Barlow Condensed Medium" w:hAnsi="Barlow Condensed Medium"/>
           <w:noProof/>
+          <w:lang w:bidi="he-IL"/>
         </w:rPr>
         <mc:AlternateContent>
           <mc:Choice Requires="wps">
@@ -27200,7 +26781,7 @@
           </mc:Choice>
           <mc:Fallback>
             <w:pict>
-              <v:line w14:anchorId="5D9B8903" id="直線接點 4" o:spid="_x0000_s1026" style="position:absolute;z-index:251661824;visibility:visible;mso-wrap-style:square;mso-width-percent:0;mso-height-percent:0;mso-wrap-distance-left:9pt;mso-wrap-distance-top:0;mso-wrap-distance-right:9pt;mso-wrap-distance-bottom:0;mso-position-horizontal:absolute;mso-position-horizontal-relative:page;mso-position-vertical:absolute;mso-position-vertical-relative:page;mso-width-percent:0;mso-height-percent:0;mso-width-relative:margin;mso-height-relative:margin" from="343.9pt,19.85pt" to="345.05pt,710.95pt" o:gfxdata="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" strokecolor="black [3213]" strokeweight=".5pt">
+              <v:line w14:anchorId="25ABF7BC" id="直線接點 4" o:spid="_x0000_s1026" style="position:absolute;z-index:251661824;visibility:visible;mso-wrap-style:square;mso-width-percent:0;mso-height-percent:0;mso-wrap-distance-left:9pt;mso-wrap-distance-top:0;mso-wrap-distance-right:9pt;mso-wrap-distance-bottom:0;mso-position-horizontal:absolute;mso-position-horizontal-relative:page;mso-position-vertical:absolute;mso-position-vertical-relative:page;mso-width-percent:0;mso-height-percent:0;mso-width-relative:margin;mso-height-relative:margin" from="343.9pt,19.85pt" to="345.05pt,710.95pt" o:gfxdata="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" strokecolor="black [3213]" strokeweight=".5pt">
                 <v:stroke dashstyle="3 1" joinstyle="miter"/>
                 <w10:wrap anchorx="page" anchory="page"/>
               </v:line>
@@ -27392,7 +26973,7 @@
           <w:sz w:val="26"/>
           <w:szCs w:val="26"/>
         </w:rPr>
-        <w:t xml:space="preserve">　神的話必定應驗</w:t>
+        <w:t>走到　神的山</w:t>
       </w:r>
       <w:r>
         <w:rPr>
@@ -27483,7 +27064,7 @@
                 <w:sz w:val="26"/>
                 <w:szCs w:val="26"/>
               </w:rPr>
-              <w:t>13:2, 20-25, 30-34</w:t>
+              <w:t>19:3-18</w:t>
             </w:r>
           </w:p>
         </w:tc>
@@ -27536,7 +27117,7 @@
           <w:sz w:val="26"/>
           <w:szCs w:val="26"/>
         </w:rPr>
-        <w:t xml:space="preserve">　神的預言應驗就是要證明　神的真實和大能。今日伯特利的壇破裂，灰傾倒，耶羅波安的手枯乾又復原，以及南國神人的死，都為證明三百年後這壇要被廢。</w:t>
+        <w:t>迦密山事件，證明了耶和華才是真神，導致人民暴動殺死四百五十個假神巴力的先知。算是償還了王后耶洗殺害耶和華的先知的血，但是以利亞為何要逃亡？</w:t>
       </w:r>
       <w:r>
         <w:rPr>
@@ -27545,7 +27126,43 @@
           <w:sz w:val="26"/>
           <w:szCs w:val="26"/>
         </w:rPr>
-        <w:t>如何在這個被科學無神論所洗腦的世界找到　神和確信祂存在，正考驗著我們。首先要破解科學主義，它基於懷疑論，卻被誤解為，沒有證據的事物是不足為信。其實懷疑是對有疑問的舊思維進行反省，進而找出證據，重建真理。這個相信證據存在而不斷追尋的過程就是信心，不是等找到證據才信，是不得不要信。也就是說你要等到　神的審判降臨才要相信就太遲了。就像耶羅波安不信南國神人所說　神耶和華的預言，反而要逮捕他，結果　神使他伸出來的手枯乾了。這時他就非信不可。他因為離棄　神的命令，私設金牛犢和丘壇，使用非利未人作祭司向耶和華獻祭。因此，這些壇注定被毀，只是時間在　神手中。</w:t>
+        <w:t>利亞雖然是以色列人的大先知，　神藉他所行的神蹟極大，但是他似乎對　神作為有些困惑和抱怨。首先，三年的乾旱，是對北國以色列整體背叛　神去追隨偶像的集體懲罰，但是為什麼義人仍然受逼迫。其次是，獻祭的考驗，明明以利亞一人勝過四百五</w:t>
+      </w:r>
+      <w:r>
+        <w:rPr>
+          <w:rFonts w:ascii="Barlow Condensed Medium" w:eastAsia="華康細黑體" w:hAnsi="Barlow Condensed Medium" w:cs="微軟正黑體" w:hint="eastAsia"/>
+          <w:w w:val="72"/>
+          <w:sz w:val="26"/>
+          <w:szCs w:val="26"/>
+        </w:rPr>
+        <w:t>十</w:t>
+      </w:r>
+      <w:r>
+        <w:rPr>
+          <w:rFonts w:ascii="Barlow Condensed Medium" w:eastAsia="華康細黑體" w:hAnsi="Barlow Condensed Medium" w:cs="微軟正黑體" w:hint="eastAsia"/>
+          <w:w w:val="72"/>
+          <w:sz w:val="26"/>
+          <w:szCs w:val="26"/>
+        </w:rPr>
+        <w:t>位巴力先知，但是百姓和執政者只是驚恐，卻沒有悔改。反而是他要被王后耶洗別追殺。他不明白，作了這麼多，北國以色列為什麼沒改變。他需要一個答案，所以他不只是逃亡，而是打算去找　神理論。同樣的事，發生在每個時代。就是當惡人橫行，公義被扭曲，或是天災地變。人就質疑</w:t>
+      </w:r>
+      <w:r>
+        <w:rPr>
+          <w:rFonts w:ascii="Barlow Condensed Medium" w:eastAsia="華康細黑體" w:hAnsi="Barlow Condensed Medium" w:cs="微軟正黑體" w:hint="eastAsia"/>
+          <w:w w:val="72"/>
+          <w:sz w:val="26"/>
+          <w:szCs w:val="26"/>
+        </w:rPr>
+        <w:t xml:space="preserve"> </w:t>
+      </w:r>
+      <w:r>
+        <w:rPr>
+          <w:rFonts w:ascii="Barlow Condensed Medium" w:eastAsia="華康細黑體" w:hAnsi="Barlow Condensed Medium" w:cs="微軟正黑體" w:hint="eastAsia"/>
+          <w:w w:val="72"/>
+          <w:sz w:val="26"/>
+          <w:szCs w:val="26"/>
+        </w:rPr>
+        <w:t>神的存在，說：若真有　神，為什麼會讓壞事發生，卻不阻止？為什麼好人不長命，禍害遺千年？總體來說，這是　神容許人的自由意志，選擇信或不信祂，行善或行惡。這讓　神在審判時可以分辨義人和惡人。但是義人受苦的事仍然沒有解答，這正是以利亞的困惑，和無言的抗議。</w:t>
       </w:r>
     </w:p>
     <w:p>
@@ -27568,7 +27185,7 @@
           <w:sz w:val="26"/>
           <w:szCs w:val="26"/>
         </w:rPr>
-        <w:t>令人匪夷所思的是，南國　神人竟被北國先知所騙，而受　神的刑罰。答案就在一開始　神為何要從南國派神人，因為偶像使北國的一切被玷污，包括先知。</w:t>
+        <w:t>以利亞想死，　神卻差天使養活他。以利亞就專程往何烈山去找　神理論，為何讓祂的先知受苦。　神卻問他二次到這裡作什麼，又將他沒見到的事告訴他。</w:t>
       </w:r>
       <w:r>
         <w:rPr>
@@ -27577,7 +27194,7 @@
           <w:sz w:val="26"/>
           <w:szCs w:val="26"/>
         </w:rPr>
-        <w:t>為何用謊言挽留南國神人吃飯？由老先知的行為推想他的心態，可能一半是出於惡的嫉妒，就是想認識且試試這個南國的神人，因為　神已不向他說話。又另一半是出於想試探　神心意是否有回轉的空間。一是沒想到南國神人輕忽了違背　神的話的嚴重性，因為過於信任藉　神的名義說話的人，同時也表示他沒有真正明白為何不能吃北國的食物。因此，他沒有通過老先知的試探。又</w:t>
+        <w:t>以利亞逃進南國猶大，耶洗別就無法再追殺他。他將門徒安置在別示巴，就向南出發去找他的</w:t>
       </w:r>
       <w:r>
         <w:rPr>
@@ -27586,7 +27203,106 @@
           <w:sz w:val="26"/>
           <w:szCs w:val="26"/>
         </w:rPr>
-        <w:t>老先知想試探　神有沒有赦免北國的可能。因為，　神聽了神人的禱告，治好了耶羅波安的手，是不是連預言的咒詛也被取消了呢？而在古代接受筵席款待是代表雙方達成和解。神人先拒絕耶羅波安款待，表示　神不願和解。而他騙神人留下來吃飯，就是要強求　神的和解。沒想要　神的話立刻臨到他，南方的神人必須死，因為這種在敬拜和獻祭的事上褻瀆　神的事，是明知故犯無法赦免的。</w:t>
+        <w:t xml:space="preserve">　</w:t>
+      </w:r>
+      <w:r>
+        <w:rPr>
+          <w:rFonts w:ascii="Barlow Condensed Medium" w:eastAsia="華康細黑體" w:hAnsi="Barlow Condensed Medium" w:cs="微軟正黑體" w:hint="eastAsia"/>
+          <w:w w:val="72"/>
+          <w:sz w:val="26"/>
+          <w:szCs w:val="26"/>
+        </w:rPr>
+        <w:t>神。要見　神何其容易，他想死是最快的方法。但是，</w:t>
+      </w:r>
+      <w:r>
+        <w:rPr>
+          <w:rFonts w:ascii="Barlow Condensed Medium" w:eastAsia="華康細黑體" w:hAnsi="Barlow Condensed Medium" w:cs="微軟正黑體" w:hint="eastAsia"/>
+          <w:w w:val="72"/>
+          <w:sz w:val="26"/>
+          <w:szCs w:val="26"/>
+        </w:rPr>
+        <w:t xml:space="preserve"> </w:t>
+      </w:r>
+      <w:r>
+        <w:rPr>
+          <w:rFonts w:ascii="Barlow Condensed Medium" w:eastAsia="華康細黑體" w:hAnsi="Barlow Condensed Medium" w:cs="微軟正黑體" w:hint="eastAsia"/>
+          <w:w w:val="72"/>
+          <w:sz w:val="26"/>
+          <w:szCs w:val="26"/>
+        </w:rPr>
+        <w:t>神沒有准他死。我們知道後來也沒有，他是活著，直接去見</w:t>
+      </w:r>
+      <w:r>
+        <w:rPr>
+          <w:rFonts w:ascii="Barlow Condensed Medium" w:eastAsia="華康細黑體" w:hAnsi="Barlow Condensed Medium" w:cs="微軟正黑體" w:hint="eastAsia"/>
+          <w:w w:val="72"/>
+          <w:sz w:val="26"/>
+          <w:szCs w:val="26"/>
+        </w:rPr>
+        <w:t xml:space="preserve">　</w:t>
+      </w:r>
+      <w:r>
+        <w:rPr>
+          <w:rFonts w:ascii="Barlow Condensed Medium" w:eastAsia="華康細黑體" w:hAnsi="Barlow Condensed Medium" w:cs="微軟正黑體" w:hint="eastAsia"/>
+          <w:w w:val="72"/>
+          <w:sz w:val="26"/>
+          <w:szCs w:val="26"/>
+        </w:rPr>
+        <w:t>神的第二人。既然死不了，他就決心往　神的山，何烈山，就是西乃山去找　神。走了四十天，到了　神的山，進入一個洞。有人說是早先摩西遇見</w:t>
+      </w:r>
+      <w:r>
+        <w:rPr>
+          <w:rFonts w:ascii="Barlow Condensed Medium" w:eastAsia="華康細黑體" w:hAnsi="Barlow Condensed Medium" w:cs="微軟正黑體" w:hint="eastAsia"/>
+          <w:w w:val="72"/>
+          <w:sz w:val="26"/>
+          <w:szCs w:val="26"/>
+        </w:rPr>
+        <w:t xml:space="preserve">　</w:t>
+      </w:r>
+      <w:r>
+        <w:rPr>
+          <w:rFonts w:ascii="Barlow Condensed Medium" w:eastAsia="華康細黑體" w:hAnsi="Barlow Condensed Medium" w:cs="微軟正黑體" w:hint="eastAsia"/>
+          <w:w w:val="72"/>
+          <w:sz w:val="26"/>
+          <w:szCs w:val="26"/>
+        </w:rPr>
+        <w:t>神和躲藏的洞，這使他的地位和摩西一樣。然而，</w:t>
+      </w:r>
+      <w:r>
+        <w:rPr>
+          <w:rFonts w:ascii="Barlow Condensed Medium" w:eastAsia="華康細黑體" w:hAnsi="Barlow Condensed Medium" w:cs="微軟正黑體" w:hint="eastAsia"/>
+          <w:w w:val="72"/>
+          <w:sz w:val="26"/>
+          <w:szCs w:val="26"/>
+        </w:rPr>
+        <w:t xml:space="preserve">　</w:t>
+      </w:r>
+      <w:r>
+        <w:rPr>
+          <w:rFonts w:ascii="Barlow Condensed Medium" w:eastAsia="華康細黑體" w:hAnsi="Barlow Condensed Medium" w:cs="微軟正黑體" w:hint="eastAsia"/>
+          <w:w w:val="72"/>
+          <w:sz w:val="26"/>
+          <w:szCs w:val="26"/>
+        </w:rPr>
+        <w:t>神卻問他在這裡作什麼。表示不是　神叫他來，是他不請自來。以利亞將心中的不平和困惑都說了一遍。然後　神現身出場，要他站出來說話。又問了他一次相同的問題。以利亞又回答相同的話，其實　神已經回答了，答案就在他心裡，因為是　神救了他。接下來　神立刻把祂全盤計劃，就是把未來要成就的事先告訴他。差遣他去膏三位領袖，讓他明白，殺巴力的先知只是第一步，讓耶洗別失去迷惑百姓的</w:t>
+      </w:r>
+      <w:r>
+        <w:rPr>
+          <w:rFonts w:ascii="Barlow Condensed Medium" w:eastAsia="華康細黑體" w:hAnsi="Barlow Condensed Medium" w:cs="微軟正黑體" w:hint="eastAsia"/>
+          <w:w w:val="72"/>
+          <w:sz w:val="26"/>
+          <w:szCs w:val="26"/>
+        </w:rPr>
+        <w:t>僕從</w:t>
+      </w:r>
+      <w:r>
+        <w:rPr>
+          <w:rFonts w:ascii="Barlow Condensed Medium" w:eastAsia="華康細黑體" w:hAnsi="Barlow Condensed Medium" w:cs="微軟正黑體" w:hint="eastAsia"/>
+          <w:w w:val="72"/>
+          <w:sz w:val="26"/>
+          <w:szCs w:val="26"/>
+        </w:rPr>
+        <w:t>，接著要奪去她的勢力，就是用另一個人的勢力取代它。又告訴他有七千個未和巴力親嘴的以色列人，他就是其中一個吧。不是　神不作為，而是　神掌管歷史，卻不操控人的國度和勢力。　神有自己的國度，祂關心和保守那些真正追尋和敬畏祂的人，就是祂的百姓。　神分享了祂全知的眼光，安慰了以利亞的心。</w:t>
       </w:r>
     </w:p>
     <w:p>
@@ -27609,7 +27325,7 @@
           <w:sz w:val="26"/>
           <w:szCs w:val="26"/>
         </w:rPr>
-        <w:t>南國神人之死，非己之罪，是過於信任人，又不知北國背棄　神的嚴重性。反而是北國的老先知，正真明白了，北國和他自己的罪，　神的刑罰都要成真。</w:t>
+        <w:t xml:space="preserve">　神從大風、地震和烈火中經過，卻不在其中，最後卻用微小的聲音向以利亞說話。讓他明白　神有大能可以勝過大國，但只有溫柔的聲音才能使人心回轉。</w:t>
       </w:r>
       <w:r>
         <w:rPr>
@@ -27618,7 +27334,25 @@
           <w:sz w:val="26"/>
           <w:szCs w:val="26"/>
         </w:rPr>
-        <w:t>北國老先知趕去為南國神人收屍，發現咬死他的獅子和他的驢子都還站在那裡不動。獅子沒有吃了屍體，也沒有咬驢子。讓他可用驢子駝屍體，帶回來安葬。這是　神最後的答案和給人的證據。　神讓南國神人來警告北國所有丘壇的預言都必應驗。又把那神人安葬在自己的墓，表示老先知自知對他的死有責任。只是南國神人的枉死令人悲嘆。也是叫人要謹慎分辨　神的話。像最近的新聞，伊朗駐南非大使館主動聯繫烏克蘭方，希望他們派代表前往使館，在已故最高領袖哈米尼及軍政高層的弔唁簿上簽名。本是一場例行性的外交禮儀，但是烏克蘭大使卻公開地回絕說：「這些人的手上，沾滿了成千上萬烏克蘭人的鮮血。他沒辨法出席一個他並不為他的死而難過的人的哀悼會。」還有，最近韓國政府解散統一教和清算財產，我們聽了也不會難過。因為這些人把自己當作　神的代言人，只為了權力，讓人民或信徒臣服於他。</w:t>
+        <w:t>說到　神現身在以利亞面前，以利亞卻無法看見祂。因為在那時代，看見和知道一個人的名字，就等於能掌控一</w:t>
+      </w:r>
+      <w:r>
+        <w:rPr>
+          <w:rFonts w:ascii="Barlow Condensed Medium" w:eastAsia="華康細黑體" w:hAnsi="Barlow Condensed Medium" w:cs="微軟正黑體" w:hint="eastAsia"/>
+          <w:w w:val="72"/>
+          <w:sz w:val="26"/>
+          <w:szCs w:val="26"/>
+        </w:rPr>
+        <w:t>個</w:t>
+      </w:r>
+      <w:r>
+        <w:rPr>
+          <w:rFonts w:ascii="Barlow Condensed Medium" w:eastAsia="華康細黑體" w:hAnsi="Barlow Condensed Medium" w:cs="微軟正黑體" w:hint="eastAsia"/>
+          <w:w w:val="72"/>
+          <w:sz w:val="26"/>
+          <w:szCs w:val="26"/>
+        </w:rPr>
+        <w:t>人。而　神卻是人不能掌控的。聽說，伊朗高層被團滅之後，中國就關閉了所有監控人民的監視器。這些獨裁者開始怕自己的行蹤被看見，就會掌控他們的生死。又到底這位有大能卻看不見的　神讓以利亞明白了什麼。就是這些驚人的大能力可以征服任何世間的國度，但是只有微小和安慰人的聲音能征服和挽回人的心。　神不需要世間的權勢，也不缺敬拜祂的人，祂只想拯救人，免於人滅亡在自己的罪中。以利亞終於明白，人心回轉才是真正的拯救。</w:t>
       </w:r>
     </w:p>
     <w:p>
@@ -27649,7 +27383,7 @@
           <w:sz w:val="26"/>
           <w:szCs w:val="26"/>
         </w:rPr>
-        <w:t>遠見</w:t>
+        <w:t>沉默的　神</w:t>
       </w:r>
       <w:r>
         <w:rPr>
@@ -27667,7 +27401,7 @@
           <w:sz w:val="26"/>
           <w:szCs w:val="26"/>
         </w:rPr>
-        <w:t>上述預言全在列王下卷</w:t>
+        <w:t>詩人說：「我的心默默無聲，專等候神。」</w:t>
       </w:r>
       <w:r>
         <w:rPr>
@@ -27676,7 +27410,7 @@
           <w:sz w:val="26"/>
           <w:szCs w:val="26"/>
         </w:rPr>
-        <w:t>23</w:t>
+        <w:t>(</w:t>
       </w:r>
       <w:r>
         <w:rPr>
@@ -27685,7 +27419,7 @@
           <w:sz w:val="26"/>
           <w:szCs w:val="26"/>
         </w:rPr>
-        <w:t>章應驗了，包括北國老先知交帶將自己要與那南國神人同睡，使得他的骨骸一起被保全，不被挖出來撒在丘壇上。這是順應　神的預言的遠見。對　神的話而生的遠見就是信心。比如說，我們為什麼相信暴政必亡，獨裁者必死於他自己所行，且無人紀念。正是因為我們對良善有信心。都什麼時代了，　神的兒子耶穌對願意為了世人而犧牲自己的生命了，我們怎麼會相信下令屠殺四萬個上街頭抗議政權墮落的平民百姓是出於　神</w:t>
+        <w:t>詩篇</w:t>
       </w:r>
       <w:r>
         <w:rPr>
@@ -27694,7 +27428,7 @@
           <w:sz w:val="26"/>
           <w:szCs w:val="26"/>
         </w:rPr>
-        <w:t>(</w:t>
+        <w:t>62:1)</w:t>
       </w:r>
       <w:r>
         <w:rPr>
@@ -27703,61 +27437,7 @@
           <w:sz w:val="26"/>
           <w:szCs w:val="26"/>
         </w:rPr>
-        <w:t>阿拉</w:t>
-      </w:r>
-      <w:r>
-        <w:rPr>
-          <w:rFonts w:ascii="Cambria" w:eastAsia="華康細黑體" w:hAnsi="Cambria" w:cs="Cambria" w:hint="eastAsia"/>
-          <w:w w:val="72"/>
-          <w:sz w:val="26"/>
-          <w:szCs w:val="26"/>
-        </w:rPr>
-        <w:t>)</w:t>
-      </w:r>
-      <w:r>
-        <w:rPr>
-          <w:rFonts w:ascii="Cambria" w:eastAsia="華康細黑體" w:hAnsi="Cambria" w:cs="Cambria" w:hint="eastAsia"/>
-          <w:w w:val="72"/>
-          <w:sz w:val="26"/>
-          <w:szCs w:val="26"/>
-        </w:rPr>
-        <w:t>的旨意呢？愛和公義已經是一個國家和社會有遠見的引導，就是敬畏　神和蒙祝福的記號。又為什麼攻打伊朗的行動叫作「史詩怒火」</w:t>
-      </w:r>
-      <w:r>
-        <w:rPr>
-          <w:rFonts w:ascii="Cambria" w:eastAsia="華康細黑體" w:hAnsi="Cambria" w:cs="Cambria" w:hint="eastAsia"/>
-          <w:w w:val="72"/>
-          <w:sz w:val="26"/>
-          <w:szCs w:val="26"/>
-        </w:rPr>
-        <w:t>(</w:t>
-      </w:r>
-      <w:r>
-        <w:rPr>
-          <w:rFonts w:ascii="Cambria" w:eastAsia="華康細黑體" w:hAnsi="Cambria" w:cs="Cambria"/>
-          <w:w w:val="72"/>
-          <w:sz w:val="26"/>
-          <w:szCs w:val="26"/>
-        </w:rPr>
-        <w:t>Epic Fury</w:t>
-      </w:r>
-      <w:r>
-        <w:rPr>
-          <w:rFonts w:ascii="Cambria" w:eastAsia="華康細黑體" w:hAnsi="Cambria" w:cs="Cambria" w:hint="eastAsia"/>
-          <w:w w:val="72"/>
-          <w:sz w:val="26"/>
-          <w:szCs w:val="26"/>
-        </w:rPr>
-        <w:t>)</w:t>
-      </w:r>
-      <w:r>
-        <w:rPr>
-          <w:rFonts w:ascii="Cambria" w:eastAsia="華康細黑體" w:hAnsi="Cambria" w:cs="Cambria" w:hint="eastAsia"/>
-          <w:w w:val="72"/>
-          <w:sz w:val="26"/>
-          <w:szCs w:val="26"/>
-        </w:rPr>
-        <w:t>。史詩就是比最高等級低一點點的意思，要永遠在歷史中流傳。就差點沒說是最高等級「　神的怒火」而已。人必須明白我們只是　神的工具，寧可被　神所用，也不可被假裝是　神的代言人的人牽著鼻子走。人有遠見和信心，卻要懂得敬畏　神，因為最後判斷人的行為的乃是神。</w:t>
+        <w:t>不是　神沉默不語，而是人的心充滿了太多聲音，有自己的執著、害怕和憂慮，有世界的誘惑、意識型態和謊言，甚至是懷疑　神的聲音，這些聲音讓我們聽不見　神的聲音。又人往往只關心自己想要的答案，卻故意聽不見　神的答案。只有當這些聲音在人的心中停止了，　神的聲音，甚至沉默才會被聽見。沉默也能說話，因為行動替它說話。特別是在苦難之中，　神默默無語，卻陪伴人或代替人承受苦難，無需言語和任何合理的解釋，這超乎言語的能力就是愛。</w:t>
       </w:r>
     </w:p>
     <w:p>
@@ -27780,7 +27460,7 @@
           <w:sz w:val="26"/>
           <w:szCs w:val="26"/>
         </w:rPr>
-        <w:t>南國神人的死，正是見證北國的一切都已不潔淨，而　神的話是要除去這不潔淨，不能經任何人傳話而更改。　神要耶羅波安作王和潔淨北國的祭壇都必應驗。</w:t>
+        <w:t xml:space="preserve">　神在乎人回轉得救，卻不在乎國度權勢。所以有七千人是祂所保守的，但是人的國度，祂要交給薛哈、耶戶和以利沙去處理。以利亞從　神的山看到未來。</w:t>
       </w:r>
       <w:r>
         <w:rPr>
@@ -27789,7 +27469,7 @@
           <w:sz w:val="26"/>
           <w:szCs w:val="26"/>
         </w:rPr>
-        <w:t>有可能這些預言是出於約西亞王時代，發現律法書重建經文時的產物。這是科學實證主義者的想法，但是相信　神是愛、公義和良善的遠見告訴敬畏　神的人，這一切若不是神從一開始就定下的計劃和旨意，現在就不會發生。這是基於　神存在形式的認識，因為　神的全在，已經預見歷史的全貌，對　神來說，祂的話和預言是必然應驗且已經應驗的事。</w:t>
+        <w:t>所以，在　神的山上，以利亞看見了拯救，是人心回轉，不是國度權勢；看見了七千人得救，不是只有他一人；　神讓他看見了未來。耶穌、摩西和以利亞也在山上開過一次會，是關於耶穌上耶路撒冷的事，也是關於新的救恩和人類世界的未來。在今日，　神的聖靈在耶穌基督的肢體裡，延續這個在　神的山上的高峰會。延續　神拯救人歸向祂和參與在祂所要成就的未來的這個先知傳統。</w:t>
       </w:r>
       <w:r>
         <w:rPr>
@@ -27821,7 +27501,7 @@
 </file>
 
 <file path=word/endnotes.xml><?xml version="1.0" encoding="utf-8"?>
-<w:endnotes xmlns:wpc="http://schemas.microsoft.com/office/word/2010/wordprocessingCanvas" xmlns:cx="http://schemas.microsoft.com/office/drawing/2014/chartex" xmlns:cx1="http://schemas.microsoft.com/office/drawing/2015/9/8/chartex" xmlns:cx2="http://schemas.microsoft.com/office/drawing/2015/10/21/chartex" xmlns:cx3="http://schemas.microsoft.com/office/drawing/2016/5/9/chartex" xmlns:cx4="http://schemas.microsoft.com/office/drawing/2016/5/10/chartex" xmlns:cx5="http://schemas.microsoft.com/office/drawing/2016/5/11/chartex" xmlns:cx6="http://schemas.microsoft.com/office/drawing/2016/5/12/chartex" xmlns:cx7="http://schemas.microsoft.com/office/drawing/2016/5/13/chartex" xmlns:cx8="http://schemas.microsoft.com/office/drawing/2016/5/14/chartex" xmlns:mc="http://schemas.openxmlformats.org/markup-compatibility/2006" xmlns:aink="http://schemas.microsoft.com/office/drawing/2016/ink" xmlns:am3d="http://schemas.microsoft.com/office/drawing/2017/model3d" xmlns:o="urn:schemas-microsoft-com:office:office" xmlns:oel="http://schemas.microsoft.com/office/2019/extlst" xmlns:r="http://schemas.openxmlformats.org/officeDocument/2006/relationships" xmlns:m="http://schemas.openxmlformats.org/officeDocument/2006/math" xmlns:v="urn:schemas-microsoft-com:vml" xmlns:wp14="http://schemas.microsoft.com/office/word/2010/wordprocessingDrawing" xmlns:wp="http://schemas.openxmlformats.org/drawingml/2006/wordprocessingDrawing" xmlns:w10="urn:schemas-microsoft-com:office:word" xmlns:w="http://schemas.openxmlformats.org/wordprocessingml/2006/main" xmlns:w14="http://schemas.microsoft.com/office/word/2010/wordml" xmlns:w15="http://schemas.microsoft.com/office/word/2012/wordml" xmlns:w16cex="http://schemas.microsoft.com/office/word/2018/wordml/cex" xmlns:w16cid="http://schemas.microsoft.com/office/word/2016/wordml/cid" xmlns:w16="http://schemas.microsoft.com/office/word/2018/wordml" xmlns:w16sdtdh="http://schemas.microsoft.com/office/word/2020/wordml/sdtdatahash" xmlns:w16se="http://schemas.microsoft.com/office/word/2015/wordml/symex" xmlns:wpg="http://schemas.microsoft.com/office/word/2010/wordprocessingGroup" xmlns:wpi="http://schemas.microsoft.com/office/word/2010/wordprocessingInk" xmlns:wne="http://schemas.microsoft.com/office/word/2006/wordml" xmlns:wps="http://schemas.microsoft.com/office/word/2010/wordprocessingShape" mc:Ignorable="w14 w15 w16se w16cid w16 w16cex w16sdtdh wp14">
+<w:endnotes xmlns:wpc="http://schemas.microsoft.com/office/word/2010/wordprocessingCanvas" xmlns:mc="http://schemas.openxmlformats.org/markup-compatibility/2006" xmlns:o="urn:schemas-microsoft-com:office:office" xmlns:r="http://schemas.openxmlformats.org/officeDocument/2006/relationships" xmlns:m="http://schemas.openxmlformats.org/officeDocument/2006/math" xmlns:v="urn:schemas-microsoft-com:vml" xmlns:wp14="http://schemas.microsoft.com/office/word/2010/wordprocessingDrawing" xmlns:wp="http://schemas.openxmlformats.org/drawingml/2006/wordprocessingDrawing" xmlns:w10="urn:schemas-microsoft-com:office:word" xmlns:w="http://schemas.openxmlformats.org/wordprocessingml/2006/main" xmlns:w14="http://schemas.microsoft.com/office/word/2010/wordml" xmlns:w15="http://schemas.microsoft.com/office/word/2012/wordml" xmlns:wpg="http://schemas.microsoft.com/office/word/2010/wordprocessingGroup" xmlns:wpi="http://schemas.microsoft.com/office/word/2010/wordprocessingInk" xmlns:wne="http://schemas.microsoft.com/office/word/2006/wordml" xmlns:wps="http://schemas.microsoft.com/office/word/2010/wordprocessingShape" mc:Ignorable="w14 w15 wp14">
   <w:endnote w:type="separator" w:id="-1">
     <w:p>
       <w:r>
@@ -27840,7 +27520,7 @@
 </file>
 
 <file path=word/footnotes.xml><?xml version="1.0" encoding="utf-8"?>
-<w:footnotes xmlns:wpc="http://schemas.microsoft.com/office/word/2010/wordprocessingCanvas" xmlns:cx="http://schemas.microsoft.com/office/drawing/2014/chartex" xmlns:cx1="http://schemas.microsoft.com/office/drawing/2015/9/8/chartex" xmlns:cx2="http://schemas.microsoft.com/office/drawing/2015/10/21/chartex" xmlns:cx3="http://schemas.microsoft.com/office/drawing/2016/5/9/chartex" xmlns:cx4="http://schemas.microsoft.com/office/drawing/2016/5/10/chartex" xmlns:cx5="http://schemas.microsoft.com/office/drawing/2016/5/11/chartex" xmlns:cx6="http://schemas.microsoft.com/office/drawing/2016/5/12/chartex" xmlns:cx7="http://schemas.microsoft.com/office/drawing/2016/5/13/chartex" xmlns:cx8="http://schemas.microsoft.com/office/drawing/2016/5/14/chartex" xmlns:mc="http://schemas.openxmlformats.org/markup-compatibility/2006" xmlns:aink="http://schemas.microsoft.com/office/drawing/2016/ink" xmlns:am3d="http://schemas.microsoft.com/office/drawing/2017/model3d" xmlns:o="urn:schemas-microsoft-com:office:office" xmlns:oel="http://schemas.microsoft.com/office/2019/extlst" xmlns:r="http://schemas.openxmlformats.org/officeDocument/2006/relationships" xmlns:m="http://schemas.openxmlformats.org/officeDocument/2006/math" xmlns:v="urn:schemas-microsoft-com:vml" xmlns:wp14="http://schemas.microsoft.com/office/word/2010/wordprocessingDrawing" xmlns:wp="http://schemas.openxmlformats.org/drawingml/2006/wordprocessingDrawing" xmlns:w10="urn:schemas-microsoft-com:office:word" xmlns:w="http://schemas.openxmlformats.org/wordprocessingml/2006/main" xmlns:w14="http://schemas.microsoft.com/office/word/2010/wordml" xmlns:w15="http://schemas.microsoft.com/office/word/2012/wordml" xmlns:w16cex="http://schemas.microsoft.com/office/word/2018/wordml/cex" xmlns:w16cid="http://schemas.microsoft.com/office/word/2016/wordml/cid" xmlns:w16="http://schemas.microsoft.com/office/word/2018/wordml" xmlns:w16sdtdh="http://schemas.microsoft.com/office/word/2020/wordml/sdtdatahash" xmlns:w16se="http://schemas.microsoft.com/office/word/2015/wordml/symex" xmlns:wpg="http://schemas.microsoft.com/office/word/2010/wordprocessingGroup" xmlns:wpi="http://schemas.microsoft.com/office/word/2010/wordprocessingInk" xmlns:wne="http://schemas.microsoft.com/office/word/2006/wordml" xmlns:wps="http://schemas.microsoft.com/office/word/2010/wordprocessingShape" mc:Ignorable="w14 w15 w16se w16cid w16 w16cex w16sdtdh wp14">
+<w:footnotes xmlns:wpc="http://schemas.microsoft.com/office/word/2010/wordprocessingCanvas" xmlns:mc="http://schemas.openxmlformats.org/markup-compatibility/2006" xmlns:o="urn:schemas-microsoft-com:office:office" xmlns:r="http://schemas.openxmlformats.org/officeDocument/2006/relationships" xmlns:m="http://schemas.openxmlformats.org/officeDocument/2006/math" xmlns:v="urn:schemas-microsoft-com:vml" xmlns:wp14="http://schemas.microsoft.com/office/word/2010/wordprocessingDrawing" xmlns:wp="http://schemas.openxmlformats.org/drawingml/2006/wordprocessingDrawing" xmlns:w10="urn:schemas-microsoft-com:office:word" xmlns:w="http://schemas.openxmlformats.org/wordprocessingml/2006/main" xmlns:w14="http://schemas.microsoft.com/office/word/2010/wordml" xmlns:w15="http://schemas.microsoft.com/office/word/2012/wordml" xmlns:wpg="http://schemas.microsoft.com/office/word/2010/wordprocessingGroup" xmlns:wpi="http://schemas.microsoft.com/office/word/2010/wordprocessingInk" xmlns:wne="http://schemas.microsoft.com/office/word/2006/wordml" xmlns:wps="http://schemas.microsoft.com/office/word/2010/wordprocessingShape" mc:Ignorable="w14 w15 wp14">
   <w:footnote w:type="separator" w:id="-1">
     <w:p>
       <w:r>
@@ -27859,7 +27539,7 @@
 </file>
 
 <file path=word/header1.xml><?xml version="1.0" encoding="utf-8"?>
-<w:hdr xmlns:wpc="http://schemas.microsoft.com/office/word/2010/wordprocessingCanvas" xmlns:cx="http://schemas.microsoft.com/office/drawing/2014/chartex" xmlns:cx1="http://schemas.microsoft.com/office/drawing/2015/9/8/chartex" xmlns:cx2="http://schemas.microsoft.com/office/drawing/2015/10/21/chartex" xmlns:cx3="http://schemas.microsoft.com/office/drawing/2016/5/9/chartex" xmlns:cx4="http://schemas.microsoft.com/office/drawing/2016/5/10/chartex" xmlns:cx5="http://schemas.microsoft.com/office/drawing/2016/5/11/chartex" xmlns:cx6="http://schemas.microsoft.com/office/drawing/2016/5/12/chartex" xmlns:cx7="http://schemas.microsoft.com/office/drawing/2016/5/13/chartex" xmlns:cx8="http://schemas.microsoft.com/office/drawing/2016/5/14/chartex" xmlns:mc="http://schemas.openxmlformats.org/markup-compatibility/2006" xmlns:aink="http://schemas.microsoft.com/office/drawing/2016/ink" xmlns:am3d="http://schemas.microsoft.com/office/drawing/2017/model3d" xmlns:o="urn:schemas-microsoft-com:office:office" xmlns:oel="http://schemas.microsoft.com/office/2019/extlst" xmlns:r="http://schemas.openxmlformats.org/officeDocument/2006/relationships" xmlns:m="http://schemas.openxmlformats.org/officeDocument/2006/math" xmlns:v="urn:schemas-microsoft-com:vml" xmlns:wp14="http://schemas.microsoft.com/office/word/2010/wordprocessingDrawing" xmlns:wp="http://schemas.openxmlformats.org/drawingml/2006/wordprocessingDrawing" xmlns:w10="urn:schemas-microsoft-com:office:word" xmlns:w="http://schemas.openxmlformats.org/wordprocessingml/2006/main" xmlns:w14="http://schemas.microsoft.com/office/word/2010/wordml" xmlns:w15="http://schemas.microsoft.com/office/word/2012/wordml" xmlns:w16cex="http://schemas.microsoft.com/office/word/2018/wordml/cex" xmlns:w16cid="http://schemas.microsoft.com/office/word/2016/wordml/cid" xmlns:w16="http://schemas.microsoft.com/office/word/2018/wordml" xmlns:w16sdtdh="http://schemas.microsoft.com/office/word/2020/wordml/sdtdatahash" xmlns:w16se="http://schemas.microsoft.com/office/word/2015/wordml/symex" xmlns:wpg="http://schemas.microsoft.com/office/word/2010/wordprocessingGroup" xmlns:wpi="http://schemas.microsoft.com/office/word/2010/wordprocessingInk" xmlns:wne="http://schemas.microsoft.com/office/word/2006/wordml" xmlns:wps="http://schemas.microsoft.com/office/word/2010/wordprocessingShape" mc:Ignorable="w14 w15 w16se w16cid w16 w16cex w16sdtdh wp14">
+<w:hdr xmlns:wpc="http://schemas.microsoft.com/office/word/2010/wordprocessingCanvas" xmlns:mc="http://schemas.openxmlformats.org/markup-compatibility/2006" xmlns:o="urn:schemas-microsoft-com:office:office" xmlns:r="http://schemas.openxmlformats.org/officeDocument/2006/relationships" xmlns:m="http://schemas.openxmlformats.org/officeDocument/2006/math" xmlns:v="urn:schemas-microsoft-com:vml" xmlns:wp14="http://schemas.microsoft.com/office/word/2010/wordprocessingDrawing" xmlns:wp="http://schemas.openxmlformats.org/drawingml/2006/wordprocessingDrawing" xmlns:w10="urn:schemas-microsoft-com:office:word" xmlns:w="http://schemas.openxmlformats.org/wordprocessingml/2006/main" xmlns:w14="http://schemas.microsoft.com/office/word/2010/wordml" xmlns:w15="http://schemas.microsoft.com/office/word/2012/wordml" xmlns:wpg="http://schemas.microsoft.com/office/word/2010/wordprocessingGroup" xmlns:wpi="http://schemas.microsoft.com/office/word/2010/wordprocessingInk" xmlns:wne="http://schemas.microsoft.com/office/word/2006/wordml" xmlns:wps="http://schemas.microsoft.com/office/word/2010/wordprocessingShape" mc:Ignorable="w14 w15 wp14">
   <w:p>
     <w:pPr>
       <w:pStyle w:val="a4"/>
@@ -28317,7 +27997,7 @@
 </file>
 
 <file path=word/header2.xml><?xml version="1.0" encoding="utf-8"?>
-<w:hdr xmlns:wpc="http://schemas.microsoft.com/office/word/2010/wordprocessingCanvas" xmlns:cx="http://schemas.microsoft.com/office/drawing/2014/chartex" xmlns:cx1="http://schemas.microsoft.com/office/drawing/2015/9/8/chartex" xmlns:cx2="http://schemas.microsoft.com/office/drawing/2015/10/21/chartex" xmlns:cx3="http://schemas.microsoft.com/office/drawing/2016/5/9/chartex" xmlns:cx4="http://schemas.microsoft.com/office/drawing/2016/5/10/chartex" xmlns:cx5="http://schemas.microsoft.com/office/drawing/2016/5/11/chartex" xmlns:cx6="http://schemas.microsoft.com/office/drawing/2016/5/12/chartex" xmlns:cx7="http://schemas.microsoft.com/office/drawing/2016/5/13/chartex" xmlns:cx8="http://schemas.microsoft.com/office/drawing/2016/5/14/chartex" xmlns:mc="http://schemas.openxmlformats.org/markup-compatibility/2006" xmlns:aink="http://schemas.microsoft.com/office/drawing/2016/ink" xmlns:am3d="http://schemas.microsoft.com/office/drawing/2017/model3d" xmlns:o="urn:schemas-microsoft-com:office:office" xmlns:oel="http://schemas.microsoft.com/office/2019/extlst" xmlns:r="http://schemas.openxmlformats.org/officeDocument/2006/relationships" xmlns:m="http://schemas.openxmlformats.org/officeDocument/2006/math" xmlns:v="urn:schemas-microsoft-com:vml" xmlns:wp14="http://schemas.microsoft.com/office/word/2010/wordprocessingDrawing" xmlns:wp="http://schemas.openxmlformats.org/drawingml/2006/wordprocessingDrawing" xmlns:w10="urn:schemas-microsoft-com:office:word" xmlns:w="http://schemas.openxmlformats.org/wordprocessingml/2006/main" xmlns:w14="http://schemas.microsoft.com/office/word/2010/wordml" xmlns:w15="http://schemas.microsoft.com/office/word/2012/wordml" xmlns:w16cex="http://schemas.microsoft.com/office/word/2018/wordml/cex" xmlns:w16cid="http://schemas.microsoft.com/office/word/2016/wordml/cid" xmlns:w16="http://schemas.microsoft.com/office/word/2018/wordml" xmlns:w16sdtdh="http://schemas.microsoft.com/office/word/2020/wordml/sdtdatahash" xmlns:w16se="http://schemas.microsoft.com/office/word/2015/wordml/symex" xmlns:wpg="http://schemas.microsoft.com/office/word/2010/wordprocessingGroup" xmlns:wpi="http://schemas.microsoft.com/office/word/2010/wordprocessingInk" xmlns:wne="http://schemas.microsoft.com/office/word/2006/wordml" xmlns:wps="http://schemas.microsoft.com/office/word/2010/wordprocessingShape" mc:Ignorable="w14 w15 w16se w16cid w16 w16cex w16sdtdh wp14">
+<w:hdr xmlns:wpc="http://schemas.microsoft.com/office/word/2010/wordprocessingCanvas" xmlns:mc="http://schemas.openxmlformats.org/markup-compatibility/2006" xmlns:o="urn:schemas-microsoft-com:office:office" xmlns:r="http://schemas.openxmlformats.org/officeDocument/2006/relationships" xmlns:m="http://schemas.openxmlformats.org/officeDocument/2006/math" xmlns:v="urn:schemas-microsoft-com:vml" xmlns:wp14="http://schemas.microsoft.com/office/word/2010/wordprocessingDrawing" xmlns:wp="http://schemas.openxmlformats.org/drawingml/2006/wordprocessingDrawing" xmlns:w10="urn:schemas-microsoft-com:office:word" xmlns:w="http://schemas.openxmlformats.org/wordprocessingml/2006/main" xmlns:w14="http://schemas.microsoft.com/office/word/2010/wordml" xmlns:w15="http://schemas.microsoft.com/office/word/2012/wordml" xmlns:wpg="http://schemas.microsoft.com/office/word/2010/wordprocessingGroup" xmlns:wpi="http://schemas.microsoft.com/office/word/2010/wordprocessingInk" xmlns:wne="http://schemas.microsoft.com/office/word/2006/wordml" xmlns:wps="http://schemas.microsoft.com/office/word/2010/wordprocessingShape" mc:Ignorable="w14 w15 wp14">
   <w:p>
     <w:pPr>
       <w:pStyle w:val="a4"/>
@@ -28775,7 +28455,7 @@
 </file>
 
 <file path=word/header3.xml><?xml version="1.0" encoding="utf-8"?>
-<w:hdr xmlns:wpc="http://schemas.microsoft.com/office/word/2010/wordprocessingCanvas" xmlns:cx="http://schemas.microsoft.com/office/drawing/2014/chartex" xmlns:cx1="http://schemas.microsoft.com/office/drawing/2015/9/8/chartex" xmlns:cx2="http://schemas.microsoft.com/office/drawing/2015/10/21/chartex" xmlns:cx3="http://schemas.microsoft.com/office/drawing/2016/5/9/chartex" xmlns:cx4="http://schemas.microsoft.com/office/drawing/2016/5/10/chartex" xmlns:cx5="http://schemas.microsoft.com/office/drawing/2016/5/11/chartex" xmlns:cx6="http://schemas.microsoft.com/office/drawing/2016/5/12/chartex" xmlns:cx7="http://schemas.microsoft.com/office/drawing/2016/5/13/chartex" xmlns:cx8="http://schemas.microsoft.com/office/drawing/2016/5/14/chartex" xmlns:mc="http://schemas.openxmlformats.org/markup-compatibility/2006" xmlns:aink="http://schemas.microsoft.com/office/drawing/2016/ink" xmlns:am3d="http://schemas.microsoft.com/office/drawing/2017/model3d" xmlns:o="urn:schemas-microsoft-com:office:office" xmlns:oel="http://schemas.microsoft.com/office/2019/extlst" xmlns:r="http://schemas.openxmlformats.org/officeDocument/2006/relationships" xmlns:m="http://schemas.openxmlformats.org/officeDocument/2006/math" xmlns:v="urn:schemas-microsoft-com:vml" xmlns:wp14="http://schemas.microsoft.com/office/word/2010/wordprocessingDrawing" xmlns:wp="http://schemas.openxmlformats.org/drawingml/2006/wordprocessingDrawing" xmlns:w10="urn:schemas-microsoft-com:office:word" xmlns:w="http://schemas.openxmlformats.org/wordprocessingml/2006/main" xmlns:w14="http://schemas.microsoft.com/office/word/2010/wordml" xmlns:w15="http://schemas.microsoft.com/office/word/2012/wordml" xmlns:w16cex="http://schemas.microsoft.com/office/word/2018/wordml/cex" xmlns:w16cid="http://schemas.microsoft.com/office/word/2016/wordml/cid" xmlns:w16="http://schemas.microsoft.com/office/word/2018/wordml" xmlns:w16sdtdh="http://schemas.microsoft.com/office/word/2020/wordml/sdtdatahash" xmlns:w16se="http://schemas.microsoft.com/office/word/2015/wordml/symex" xmlns:wpg="http://schemas.microsoft.com/office/word/2010/wordprocessingGroup" xmlns:wpi="http://schemas.microsoft.com/office/word/2010/wordprocessingInk" xmlns:wne="http://schemas.microsoft.com/office/word/2006/wordml" xmlns:wps="http://schemas.microsoft.com/office/word/2010/wordprocessingShape" mc:Ignorable="w14 w15 w16se w16cid w16 w16cex w16sdtdh wp14">
+<w:hdr xmlns:wpc="http://schemas.microsoft.com/office/word/2010/wordprocessingCanvas" xmlns:mc="http://schemas.openxmlformats.org/markup-compatibility/2006" xmlns:o="urn:schemas-microsoft-com:office:office" xmlns:r="http://schemas.openxmlformats.org/officeDocument/2006/relationships" xmlns:m="http://schemas.openxmlformats.org/officeDocument/2006/math" xmlns:v="urn:schemas-microsoft-com:vml" xmlns:wp14="http://schemas.microsoft.com/office/word/2010/wordprocessingDrawing" xmlns:wp="http://schemas.openxmlformats.org/drawingml/2006/wordprocessingDrawing" xmlns:w10="urn:schemas-microsoft-com:office:word" xmlns:w="http://schemas.openxmlformats.org/wordprocessingml/2006/main" xmlns:w14="http://schemas.microsoft.com/office/word/2010/wordml" xmlns:w15="http://schemas.microsoft.com/office/word/2012/wordml" xmlns:wpg="http://schemas.microsoft.com/office/word/2010/wordprocessingGroup" xmlns:wpi="http://schemas.microsoft.com/office/word/2010/wordprocessingInk" xmlns:wne="http://schemas.microsoft.com/office/word/2006/wordml" xmlns:wps="http://schemas.microsoft.com/office/word/2010/wordprocessingShape" mc:Ignorable="w14 w15 wp14">
   <w:p>
     <w:pPr>
       <w:pStyle w:val="a4"/>
@@ -29233,7 +28913,7 @@
 </file>
 
 <file path=word/header4.xml><?xml version="1.0" encoding="utf-8"?>
-<w:hdr xmlns:wpc="http://schemas.microsoft.com/office/word/2010/wordprocessingCanvas" xmlns:cx="http://schemas.microsoft.com/office/drawing/2014/chartex" xmlns:cx1="http://schemas.microsoft.com/office/drawing/2015/9/8/chartex" xmlns:cx2="http://schemas.microsoft.com/office/drawing/2015/10/21/chartex" xmlns:cx3="http://schemas.microsoft.com/office/drawing/2016/5/9/chartex" xmlns:cx4="http://schemas.microsoft.com/office/drawing/2016/5/10/chartex" xmlns:cx5="http://schemas.microsoft.com/office/drawing/2016/5/11/chartex" xmlns:cx6="http://schemas.microsoft.com/office/drawing/2016/5/12/chartex" xmlns:cx7="http://schemas.microsoft.com/office/drawing/2016/5/13/chartex" xmlns:cx8="http://schemas.microsoft.com/office/drawing/2016/5/14/chartex" xmlns:mc="http://schemas.openxmlformats.org/markup-compatibility/2006" xmlns:aink="http://schemas.microsoft.com/office/drawing/2016/ink" xmlns:am3d="http://schemas.microsoft.com/office/drawing/2017/model3d" xmlns:o="urn:schemas-microsoft-com:office:office" xmlns:oel="http://schemas.microsoft.com/office/2019/extlst" xmlns:r="http://schemas.openxmlformats.org/officeDocument/2006/relationships" xmlns:m="http://schemas.openxmlformats.org/officeDocument/2006/math" xmlns:v="urn:schemas-microsoft-com:vml" xmlns:wp14="http://schemas.microsoft.com/office/word/2010/wordprocessingDrawing" xmlns:wp="http://schemas.openxmlformats.org/drawingml/2006/wordprocessingDrawing" xmlns:w10="urn:schemas-microsoft-com:office:word" xmlns:w="http://schemas.openxmlformats.org/wordprocessingml/2006/main" xmlns:w14="http://schemas.microsoft.com/office/word/2010/wordml" xmlns:w15="http://schemas.microsoft.com/office/word/2012/wordml" xmlns:w16cex="http://schemas.microsoft.com/office/word/2018/wordml/cex" xmlns:w16cid="http://schemas.microsoft.com/office/word/2016/wordml/cid" xmlns:w16="http://schemas.microsoft.com/office/word/2018/wordml" xmlns:w16sdtdh="http://schemas.microsoft.com/office/word/2020/wordml/sdtdatahash" xmlns:w16se="http://schemas.microsoft.com/office/word/2015/wordml/symex" xmlns:wpg="http://schemas.microsoft.com/office/word/2010/wordprocessingGroup" xmlns:wpi="http://schemas.microsoft.com/office/word/2010/wordprocessingInk" xmlns:wne="http://schemas.microsoft.com/office/word/2006/wordml" xmlns:wps="http://schemas.microsoft.com/office/word/2010/wordprocessingShape" mc:Ignorable="w14 w15 w16se w16cid w16 w16cex w16sdtdh wp14">
+<w:hdr xmlns:wpc="http://schemas.microsoft.com/office/word/2010/wordprocessingCanvas" xmlns:mc="http://schemas.openxmlformats.org/markup-compatibility/2006" xmlns:o="urn:schemas-microsoft-com:office:office" xmlns:r="http://schemas.openxmlformats.org/officeDocument/2006/relationships" xmlns:m="http://schemas.openxmlformats.org/officeDocument/2006/math" xmlns:v="urn:schemas-microsoft-com:vml" xmlns:wp14="http://schemas.microsoft.com/office/word/2010/wordprocessingDrawing" xmlns:wp="http://schemas.openxmlformats.org/drawingml/2006/wordprocessingDrawing" xmlns:w10="urn:schemas-microsoft-com:office:word" xmlns:w="http://schemas.openxmlformats.org/wordprocessingml/2006/main" xmlns:w14="http://schemas.microsoft.com/office/word/2010/wordml" xmlns:w15="http://schemas.microsoft.com/office/word/2012/wordml" xmlns:wpg="http://schemas.microsoft.com/office/word/2010/wordprocessingGroup" xmlns:wpi="http://schemas.microsoft.com/office/word/2010/wordprocessingInk" xmlns:wne="http://schemas.microsoft.com/office/word/2006/wordml" xmlns:wps="http://schemas.microsoft.com/office/word/2010/wordprocessingShape" mc:Ignorable="w14 w15 wp14">
   <w:p>
     <w:pPr>
       <w:pStyle w:val="a4"/>
@@ -29305,7 +28985,7 @@
         <w:b/>
         <w:noProof/>
       </w:rPr>
-      <w:t>2610</w:t>
+      <w:t>2611</w:t>
     </w:r>
     <w:r>
       <w:rPr>
@@ -29442,7 +29122,7 @@
         <w:b/>
         <w:noProof/>
       </w:rPr>
-      <w:t>08</w:t>
+      <w:t>15</w:t>
     </w:r>
     <w:r>
       <w:rPr>
@@ -29514,7 +29194,7 @@
         <w:b/>
         <w:noProof/>
       </w:rPr>
-      <w:t>2610</w:t>
+      <w:t>2611</w:t>
     </w:r>
     <w:r>
       <w:rPr>
@@ -29651,7 +29331,7 @@
         <w:b/>
         <w:noProof/>
       </w:rPr>
-      <w:t>08</w:t>
+      <w:t>15</w:t>
     </w:r>
     <w:r>
       <w:rPr>
@@ -29691,7 +29371,7 @@
 </file>
 
 <file path=word/numbering.xml><?xml version="1.0" encoding="utf-8"?>
-<w:numbering xmlns:wpc="http://schemas.microsoft.com/office/word/2010/wordprocessingCanvas" xmlns:cx="http://schemas.microsoft.com/office/drawing/2014/chartex" xmlns:cx1="http://schemas.microsoft.com/office/drawing/2015/9/8/chartex" xmlns:cx2="http://schemas.microsoft.com/office/drawing/2015/10/21/chartex" xmlns:cx3="http://schemas.microsoft.com/office/drawing/2016/5/9/chartex" xmlns:cx4="http://schemas.microsoft.com/office/drawing/2016/5/10/chartex" xmlns:cx5="http://schemas.microsoft.com/office/drawing/2016/5/11/chartex" xmlns:cx6="http://schemas.microsoft.com/office/drawing/2016/5/12/chartex" xmlns:cx7="http://schemas.microsoft.com/office/drawing/2016/5/13/chartex" xmlns:cx8="http://schemas.microsoft.com/office/drawing/2016/5/14/chartex" xmlns:mc="http://schemas.openxmlformats.org/markup-compatibility/2006" xmlns:aink="http://schemas.microsoft.com/office/drawing/2016/ink" xmlns:am3d="http://schemas.microsoft.com/office/drawing/2017/model3d" xmlns:o="urn:schemas-microsoft-com:office:office" xmlns:oel="http://schemas.microsoft.com/office/2019/extlst" xmlns:r="http://schemas.openxmlformats.org/officeDocument/2006/relationships" xmlns:m="http://schemas.openxmlformats.org/officeDocument/2006/math" xmlns:v="urn:schemas-microsoft-com:vml" xmlns:wp14="http://schemas.microsoft.com/office/word/2010/wordprocessingDrawing" xmlns:wp="http://schemas.openxmlformats.org/drawingml/2006/wordprocessingDrawing" xmlns:w10="urn:schemas-microsoft-com:office:word" xmlns:w="http://schemas.openxmlformats.org/wordprocessingml/2006/main" xmlns:w14="http://schemas.microsoft.com/office/word/2010/wordml" xmlns:w15="http://schemas.microsoft.com/office/word/2012/wordml" xmlns:w16cex="http://schemas.microsoft.com/office/word/2018/wordml/cex" xmlns:w16cid="http://schemas.microsoft.com/office/word/2016/wordml/cid" xmlns:w16="http://schemas.microsoft.com/office/word/2018/wordml" xmlns:w16sdtdh="http://schemas.microsoft.com/office/word/2020/wordml/sdtdatahash" xmlns:w16se="http://schemas.microsoft.com/office/word/2015/wordml/symex" xmlns:wpg="http://schemas.microsoft.com/office/word/2010/wordprocessingGroup" xmlns:wpi="http://schemas.microsoft.com/office/word/2010/wordprocessingInk" xmlns:wne="http://schemas.microsoft.com/office/word/2006/wordml" xmlns:wps="http://schemas.microsoft.com/office/word/2010/wordprocessingShape" mc:Ignorable="w14 w15 w16se w16cid w16 w16cex w16sdtdh wp14">
+<w:numbering xmlns:wpc="http://schemas.microsoft.com/office/word/2010/wordprocessingCanvas" xmlns:mc="http://schemas.openxmlformats.org/markup-compatibility/2006" xmlns:o="urn:schemas-microsoft-com:office:office" xmlns:r="http://schemas.openxmlformats.org/officeDocument/2006/relationships" xmlns:m="http://schemas.openxmlformats.org/officeDocument/2006/math" xmlns:v="urn:schemas-microsoft-com:vml" xmlns:wp14="http://schemas.microsoft.com/office/word/2010/wordprocessingDrawing" xmlns:wp="http://schemas.openxmlformats.org/drawingml/2006/wordprocessingDrawing" xmlns:w10="urn:schemas-microsoft-com:office:word" xmlns:w="http://schemas.openxmlformats.org/wordprocessingml/2006/main" xmlns:w14="http://schemas.microsoft.com/office/word/2010/wordml" xmlns:w15="http://schemas.microsoft.com/office/word/2012/wordml" xmlns:wpg="http://schemas.microsoft.com/office/word/2010/wordprocessingGroup" xmlns:wpi="http://schemas.microsoft.com/office/word/2010/wordprocessingInk" xmlns:wne="http://schemas.microsoft.com/office/word/2006/wordml" xmlns:wps="http://schemas.microsoft.com/office/word/2010/wordprocessingShape" mc:Ignorable="w14 w15 wp14">
   <w:abstractNum w:abstractNumId="0" w15:restartNumberingAfterBreak="0">
     <w:nsid w:val="0397573A"/>
     <w:multiLevelType w:val="hybridMultilevel"/>
@@ -31116,59 +30796,59 @@
       </w:pPr>
     </w:lvl>
   </w:abstractNum>
-  <w:num w:numId="1" w16cid:durableId="827483048">
+  <w:num w:numId="1">
     <w:abstractNumId w:val="15"/>
   </w:num>
-  <w:num w:numId="2" w16cid:durableId="1904948542">
+  <w:num w:numId="2">
     <w:abstractNumId w:val="5"/>
   </w:num>
-  <w:num w:numId="3" w16cid:durableId="1982929532">
+  <w:num w:numId="3">
     <w:abstractNumId w:val="7"/>
   </w:num>
-  <w:num w:numId="4" w16cid:durableId="252125027">
+  <w:num w:numId="4">
     <w:abstractNumId w:val="3"/>
   </w:num>
-  <w:num w:numId="5" w16cid:durableId="1193035186">
+  <w:num w:numId="5">
     <w:abstractNumId w:val="8"/>
   </w:num>
-  <w:num w:numId="6" w16cid:durableId="1561819061">
+  <w:num w:numId="6">
     <w:abstractNumId w:val="14"/>
   </w:num>
-  <w:num w:numId="7" w16cid:durableId="201552180">
+  <w:num w:numId="7">
     <w:abstractNumId w:val="13"/>
   </w:num>
-  <w:num w:numId="8" w16cid:durableId="1099057988">
+  <w:num w:numId="8">
     <w:abstractNumId w:val="6"/>
   </w:num>
-  <w:num w:numId="9" w16cid:durableId="648637812">
+  <w:num w:numId="9">
     <w:abstractNumId w:val="12"/>
   </w:num>
-  <w:num w:numId="10" w16cid:durableId="1673869775">
+  <w:num w:numId="10">
     <w:abstractNumId w:val="4"/>
   </w:num>
-  <w:num w:numId="11" w16cid:durableId="507140268">
+  <w:num w:numId="11">
     <w:abstractNumId w:val="9"/>
   </w:num>
-  <w:num w:numId="12" w16cid:durableId="138159729">
+  <w:num w:numId="12">
     <w:abstractNumId w:val="2"/>
   </w:num>
-  <w:num w:numId="13" w16cid:durableId="969894148">
+  <w:num w:numId="13">
     <w:abstractNumId w:val="10"/>
   </w:num>
-  <w:num w:numId="14" w16cid:durableId="553737968">
+  <w:num w:numId="14">
     <w:abstractNumId w:val="11"/>
   </w:num>
-  <w:num w:numId="15" w16cid:durableId="1016271012">
+  <w:num w:numId="15">
     <w:abstractNumId w:val="1"/>
   </w:num>
-  <w:num w:numId="16" w16cid:durableId="697974225">
+  <w:num w:numId="16">
     <w:abstractNumId w:val="0"/>
   </w:num>
 </w:numbering>
 </file>
 
 <file path=word/styles.xml><?xml version="1.0" encoding="utf-8"?>
-<w:styles xmlns:mc="http://schemas.openxmlformats.org/markup-compatibility/2006" xmlns:r="http://schemas.openxmlformats.org/officeDocument/2006/relationships" xmlns:w="http://schemas.openxmlformats.org/wordprocessingml/2006/main" xmlns:w14="http://schemas.microsoft.com/office/word/2010/wordml" xmlns:w15="http://schemas.microsoft.com/office/word/2012/wordml" xmlns:w16cex="http://schemas.microsoft.com/office/word/2018/wordml/cex" xmlns:w16cid="http://schemas.microsoft.com/office/word/2016/wordml/cid" xmlns:w16="http://schemas.microsoft.com/office/word/2018/wordml" xmlns:w16sdtdh="http://schemas.microsoft.com/office/word/2020/wordml/sdtdatahash" xmlns:w16se="http://schemas.microsoft.com/office/word/2015/wordml/symex" mc:Ignorable="w14 w15 w16se w16cid w16 w16cex w16sdtdh">
+<w:styles xmlns:mc="http://schemas.openxmlformats.org/markup-compatibility/2006" xmlns:r="http://schemas.openxmlformats.org/officeDocument/2006/relationships" xmlns:w="http://schemas.openxmlformats.org/wordprocessingml/2006/main" xmlns:w14="http://schemas.microsoft.com/office/word/2010/wordml" xmlns:w15="http://schemas.microsoft.com/office/word/2012/wordml" mc:Ignorable="w14 w15">
   <w:docDefaults>
     <w:rPrDefault>
       <w:rPr>
@@ -31181,7 +30861,7 @@
     </w:rPrDefault>
     <w:pPrDefault/>
   </w:docDefaults>
-  <w:latentStyles w:defLockedState="0" w:defUIPriority="99" w:defSemiHidden="0" w:defUnhideWhenUsed="0" w:defQFormat="0" w:count="376">
+  <w:latentStyles w:defLockedState="0" w:defUIPriority="99" w:defSemiHidden="0" w:defUnhideWhenUsed="0" w:defQFormat="0" w:count="371">
     <w:lsdException w:name="Normal" w:uiPriority="0" w:qFormat="1"/>
     <w:lsdException w:name="heading 1" w:uiPriority="9" w:qFormat="1"/>
     <w:lsdException w:name="heading 2" w:semiHidden="1" w:uiPriority="9" w:unhideWhenUsed="1" w:qFormat="1"/>
@@ -31553,11 +31233,6 @@
     <w:lsdException w:name="List Table 5 Dark Accent 6" w:uiPriority="50"/>
     <w:lsdException w:name="List Table 6 Colorful Accent 6" w:uiPriority="51"/>
     <w:lsdException w:name="List Table 7 Colorful Accent 6" w:uiPriority="52"/>
-    <w:lsdException w:name="Mention" w:semiHidden="1" w:unhideWhenUsed="1"/>
-    <w:lsdException w:name="Smart Hyperlink" w:semiHidden="1" w:unhideWhenUsed="1"/>
-    <w:lsdException w:name="Hashtag" w:semiHidden="1" w:unhideWhenUsed="1"/>
-    <w:lsdException w:name="Unresolved Mention" w:semiHidden="1" w:unhideWhenUsed="1"/>
-    <w:lsdException w:name="Smart Link" w:semiHidden="1" w:unhideWhenUsed="1"/>
   </w:latentStyles>
   <w:style w:type="paragraph" w:default="1" w:styleId="a">
     <w:name w:val="Normal"/>
@@ -32213,7 +31888,7 @@
 </file>
 
 <file path=customXml/itemProps1.xml><?xml version="1.0" encoding="utf-8"?>
-<ds:datastoreItem xmlns:ds="http://schemas.openxmlformats.org/officeDocument/2006/customXml" ds:itemID="{E14A4A51-E98C-46EF-9EEA-6A3B3BCCECEC}">
+<ds:datastoreItem xmlns:ds="http://schemas.openxmlformats.org/officeDocument/2006/customXml" ds:itemID="{47DB1C5D-105F-43FA-9695-72C8431F497E}">
   <ds:schemaRefs>
     <ds:schemaRef ds:uri="http://schemas.openxmlformats.org/officeDocument/2006/bibliography"/>
   </ds:schemaRefs>
